--- a/documents/Struktura_otdela_2026/Структура_отдела_ПБЭ.docx
+++ b/documents/Struktura_otdela_2026/Структура_отдела_ПБЭ.docx
@@ -1136,6 +1136,7 @@
               <w:bottom w:val="single" w:color="D9DEE3" w:sz="4"/>
               <w:right w:val="single" w:color="D9DEE3" w:sz="4"/>
             </w:tcBorders>
+            <w:shd w:fill="F0F3F7" w:color="auto" w:val="clear"/>
             <w:tcMar>
               <w:top w:type="dxa" w:w="70"/>
               <w:left w:type="dxa" w:w="110"/>
@@ -1169,27 +1170,28 @@
               <w:bottom w:val="single" w:color="D9DEE3" w:sz="4"/>
               <w:right w:val="single" w:color="D9DEE3" w:sz="4"/>
             </w:tcBorders>
-            <w:tcMar>
-              <w:top w:type="dxa" w:w="70"/>
-              <w:left w:type="dxa" w:w="110"/>
-              <w:bottom w:type="dxa" w:w="70"/>
-              <w:right w:type="dxa" w:w="110"/>
-            </w:tcMar>
-            <w:vAlign w:val="top"/>
-          </w:tcPr>
-          <w:p>
-            <w:pPr>
-              <w:spacing w:after="0" w:line="252"/>
-              <w:jc w:val="left"/>
-            </w:pPr>
-            <w:r>
-              <w:rPr>
-                <w:rFonts w:ascii="Arial" w:cs="Arial" w:eastAsia="Arial" w:hAnsi="Arial"/>
-                <w:color w:val="1B2229"/>
-                <w:sz w:val="19"/>
-                <w:szCs w:val="19"/>
-              </w:rPr>
-              <w:t xml:space="preserve">производство</w:t>
+            <w:shd w:fill="F0F3F7" w:color="auto" w:val="clear"/>
+            <w:tcMar>
+              <w:top w:type="dxa" w:w="70"/>
+              <w:left w:type="dxa" w:w="110"/>
+              <w:bottom w:type="dxa" w:w="70"/>
+              <w:right w:type="dxa" w:w="110"/>
+            </w:tcMar>
+            <w:vAlign w:val="top"/>
+          </w:tcPr>
+          <w:p>
+            <w:pPr>
+              <w:spacing w:after="0" w:line="252"/>
+              <w:jc w:val="left"/>
+            </w:pPr>
+            <w:r>
+              <w:rPr>
+                <w:rFonts w:ascii="Arial" w:cs="Arial" w:eastAsia="Arial" w:hAnsi="Arial"/>
+                <w:color w:val="1B2229"/>
+                <w:sz w:val="19"/>
+                <w:szCs w:val="19"/>
+              </w:rPr>
+              <w:t xml:space="preserve">работы на территории аэропорта</w:t>
             </w:r>
           </w:p>
         </w:tc>
@@ -1202,6 +1204,7 @@
               <w:bottom w:val="single" w:color="D9DEE3" w:sz="4"/>
               <w:right w:val="single" w:color="D9DEE3" w:sz="4"/>
             </w:tcBorders>
+            <w:shd w:fill="F0F3F7" w:color="auto" w:val="clear"/>
             <w:tcMar>
               <w:top w:type="dxa" w:w="70"/>
               <w:left w:type="dxa" w:w="110"/>
@@ -1235,6 +1238,7 @@
               <w:bottom w:val="single" w:color="D9DEE3" w:sz="4"/>
               <w:right w:val="single" w:color="D9DEE3" w:sz="4"/>
             </w:tcBorders>
+            <w:shd w:fill="F0F3F7" w:color="auto" w:val="clear"/>
             <w:tcMar>
               <w:top w:type="dxa" w:w="70"/>
               <w:left w:type="dxa" w:w="110"/>
@@ -1722,7 +1726,7 @@
           <w:sz w:val="21"/>
           <w:szCs w:val="21"/>
         </w:rPr>
-        <w:t xml:space="preserve">Собственное производство — три площадки Московского региона, их ведут штатные кураторы. В регионах своей производственной территории нет: работники трудятся на заводах-изготовителях, а в арендованных офисах сидят только ИТР. Штатные специалисты там не нужны. Регионы ведёт один специалист по ОТ из Москвы через ответственных лиц на местах и договорённости с заводами (раздел 4).</w:t>
+        <w:t xml:space="preserve">Собственная производственная территория — только Машково и Руднево, их ведут штатные кураторы. Во Внуково работы идут на территории аэропорта, в регионах — на заводах-изготовителях, а в арендованных офисах сидят только ИТР. Эти точки ведёт один специалист по ОТ из Москвы (раздел 4).</w:t>
       </w:r>
     </w:p>
     <w:p>
@@ -3584,7 +3588,7 @@
                 <w:sz w:val="15"/>
                 <w:szCs w:val="15"/>
               </w:rPr>
-              <w:t xml:space="preserve">площадки Московского региона</w:t>
+              <w:t xml:space="preserve">Машково, Руднево, офисы</w:t>
             </w:r>
           </w:p>
         </w:tc>
@@ -3923,7 +3927,7 @@
                 <w:sz w:val="15"/>
                 <w:szCs w:val="15"/>
               </w:rPr>
-              <w:t xml:space="preserve">куратор: Руднево, Внуково</w:t>
+              <w:t xml:space="preserve">куратор: Руднево</w:t>
             </w:r>
           </w:p>
         </w:tc>
@@ -4340,7 +4344,7 @@
                 <w:sz w:val="15"/>
                 <w:szCs w:val="15"/>
               </w:rPr>
-              <w:t xml:space="preserve">регионы, заводы-изготовители</w:t>
+              <w:t xml:space="preserve">Внуково и регионы</w:t>
             </w:r>
           </w:p>
         </w:tc>
@@ -4971,7 +4975,7 @@
                 <w:sz w:val="15"/>
                 <w:szCs w:val="15"/>
               </w:rPr>
-              <w:t xml:space="preserve">Московский регион — руководители площадок и участков · регионы — руководитель офиса, старший группы на заводе-изготовителе</w:t>
+              <w:t xml:space="preserve">Машково, Руднево — руководители участков · Внуково и регионы — старший группы, руководитель офиса</w:t>
             </w:r>
           </w:p>
         </w:tc>
@@ -5010,7 +5014,7 @@
           <w:sz w:val="21"/>
           <w:szCs w:val="21"/>
         </w:rPr>
-        <w:t xml:space="preserve">Каждая производственная площадка Московского региона закреплена за своим куратором по ОТ, обход — раз в 2 недели.</w:t>
+        <w:t xml:space="preserve">На каждой собственной площадке (Машково, Руднево) свой куратор по ОТ, который постоянно работает на площадке.</w:t>
       </w:r>
     </w:p>
     <w:p>
@@ -6813,7 +6817,7 @@
                 <w:sz w:val="15"/>
                 <w:szCs w:val="15"/>
               </w:rPr>
-              <w:t xml:space="preserve">куратор: Машково, Руднево, Внуково</w:t>
+              <w:t xml:space="preserve">куратор: Машково, Руднево</w:t>
             </w:r>
           </w:p>
         </w:tc>
@@ -7230,7 +7234,7 @@
                 <w:sz w:val="15"/>
                 <w:szCs w:val="15"/>
               </w:rPr>
-              <w:t xml:space="preserve">регионы, заводы-изготовители</w:t>
+              <w:t xml:space="preserve">Внуково и регионы</w:t>
             </w:r>
           </w:p>
         </w:tc>
@@ -7861,7 +7865,7 @@
                 <w:sz w:val="15"/>
                 <w:szCs w:val="15"/>
               </w:rPr>
-              <w:t xml:space="preserve">Московский регион — руководители площадок и участков · регионы — руководитель офиса, старший группы на заводе-изготовителе</w:t>
+              <w:t xml:space="preserve">Машково, Руднево — руководители участков · Внуково и регионы — старший группы, руководитель офиса</w:t>
             </w:r>
           </w:p>
         </w:tc>
@@ -8081,7 +8085,7 @@
                 <w:sz w:val="19"/>
                 <w:szCs w:val="19"/>
               </w:rPr>
-              <w:t xml:space="preserve">Один куратор на Машково, Руднево и Внуково</w:t>
+              <w:t xml:space="preserve">Один куратор на Машково и Руднево</w:t>
             </w:r>
           </w:p>
         </w:tc>
@@ -8114,7 +8118,7 @@
                 <w:sz w:val="19"/>
                 <w:szCs w:val="19"/>
               </w:rPr>
-              <w:t xml:space="preserve">Обход площадки раз в 3 недели вместо 2</w:t>
+              <w:t xml:space="preserve">Обход каждой площадки раз в неделю, а не постоянно</w:t>
             </w:r>
           </w:p>
         </w:tc>
@@ -8250,7 +8254,7 @@
           <w:sz w:val="26"/>
           <w:szCs w:val="26"/>
         </w:rPr>
-        <w:t xml:space="preserve">Регионы: работы на заводах-изготовителях</w:t>
+        <w:t xml:space="preserve">Работы на чужой территории: Внуково и регионы</w:t>
       </w:r>
     </w:p>
     <w:p>
@@ -8265,7 +8269,7 @@
           <w:sz w:val="21"/>
           <w:szCs w:val="21"/>
         </w:rPr>
-        <w:t xml:space="preserve">Работники трудятся на чужой территории, но обязанности работодателя по ОТ остаются у нас (ст. 214 ТК РФ):</w:t>
+        <w:t xml:space="preserve">Во Внуково принимающая сторона — аэропорт, в Воронеже, Казани и Ульяновске — заводы-изготовители. Обязанности работодателя по ОТ остаются у нас (ст. 214 ТК РФ):</w:t>
       </w:r>
     </w:p>
     <w:p>
@@ -8286,7 +8290,7 @@
           <w:sz w:val="21"/>
           <w:szCs w:val="21"/>
         </w:rPr>
-        <w:t xml:space="preserve">Договор с заводом. </w:t>
+        <w:t xml:space="preserve">Договор с принимающей стороной. </w:t>
       </w:r>
       <w:r>
         <w:rPr>
@@ -8295,7 +8299,7 @@
           <w:sz w:val="21"/>
           <w:szCs w:val="21"/>
         </w:rPr>
-        <w:t xml:space="preserve">В договор или отдельное соглашение включается порядок допуска: инструктажи, наряды-допуски, пропускной режим, действия при происшествиях, обмен информацией об опасностях.</w:t>
+        <w:t xml:space="preserve">В договор или соглашение включается порядок допуска: инструктажи, наряды-допуски, пропуска (в аэропорту — в контролируемую зону), действия при происшествиях, обмен информацией об опасностях.</w:t>
       </w:r>
     </w:p>
     <w:p>
@@ -8325,7 +8329,7 @@
           <w:sz w:val="21"/>
           <w:szCs w:val="21"/>
         </w:rPr>
-        <w:t xml:space="preserve">с нашим работником на заводе расследует комиссия завода с участием нашего представителя (ст. 229 ТК РФ). Порядок оповещения закрепляется заранее.</w:t>
+        <w:t xml:space="preserve">с нашим работником расследует комиссия принимающей стороны с участием нашего представителя (ст. 229 ТК РФ). Порядок оповещения закрепляется заранее.</w:t>
       </w:r>
     </w:p>
     <w:p>
@@ -8355,7 +8359,7 @@
           <w:sz w:val="21"/>
           <w:szCs w:val="21"/>
         </w:rPr>
-        <w:t xml:space="preserve">остаются за нами. Нормы СИЗ учитывают опасности конкретного цеха завода.</w:t>
+        <w:t xml:space="preserve">остаются за нами. Нормы СИЗ учитывают опасности конкретного цеха или ангара.</w:t>
       </w:r>
     </w:p>
     <w:p>
@@ -8376,7 +8380,7 @@
           <w:sz w:val="21"/>
           <w:szCs w:val="21"/>
         </w:rPr>
-        <w:t xml:space="preserve">Ответственный в каждом регионе </w:t>
+        <w:t xml:space="preserve">Ответственный на каждой точке </w:t>
       </w:r>
       <w:r>
         <w:rPr>
@@ -8385,7 +8389,7 @@
           <w:sz w:val="21"/>
           <w:szCs w:val="21"/>
         </w:rPr>
-        <w:t xml:space="preserve">— руководитель офиса или старший группы, назначенный приказом, с доплатой по ст. 60.2 ТК РФ. Проводит инструктажи, контролирует СИЗ, первым сообщает о происшествиях.</w:t>
+        <w:t xml:space="preserve">— руководитель офиса или старший группы, по приказу, с доплатой (ст. 60.2 ТК РФ): инструктажи, СИЗ, сообщение о происшествиях.</w:t>
       </w:r>
     </w:p>
     <w:p>
@@ -8445,7 +8449,7 @@
           <w:sz w:val="21"/>
           <w:szCs w:val="21"/>
         </w:rPr>
-        <w:t xml:space="preserve">выезжает в каждый регион не реже раза в квартал (около 12 командировок в год), между выездами контролирует удалённо: журналы, фотоотчёты, согласования с заводами.</w:t>
+        <w:t xml:space="preserve">бывает во Внуково еженедельно, в каждом регионе — не реже раза в квартал (около 12 командировок в год). Между выездами контролирует удалённо: журналы, фотоотчёты, согласования с принимающей стороной.</w:t>
       </w:r>
     </w:p>
     <w:p>
@@ -9225,7 +9229,7 @@
                 <w:sz w:val="19"/>
                 <w:szCs w:val="19"/>
               </w:rPr>
-              <w:t xml:space="preserve">Специалист по ОТ — регионы, заводы-изготовители</w:t>
+              <w:t xml:space="preserve">Специалист по ОТ — Внуково и регионы</w:t>
             </w:r>
           </w:p>
         </w:tc>
@@ -12135,7 +12139,7 @@
                 <w:sz w:val="19"/>
                 <w:szCs w:val="19"/>
               </w:rPr>
-              <w:t xml:space="preserve">Обходы площадок Московского региона, предписания, наряды-допуски, контроль СИЗ, ИОТ</w:t>
+              <w:t xml:space="preserve">Машково и Руднево: обходы, предписания, наряды-допуски, контроль СИЗ, ИОТ</w:t>
             </w:r>
           </w:p>
         </w:tc>
@@ -12173,7 +12177,7 @@
                 <w:sz w:val="19"/>
                 <w:szCs w:val="19"/>
               </w:rPr>
-              <w:t xml:space="preserve">Специалист по ОТ — регионы</w:t>
+              <w:t xml:space="preserve">Специалист по ОТ — Внуково и регионы</w:t>
             </w:r>
           </w:p>
         </w:tc>
@@ -12206,7 +12210,7 @@
                 <w:sz w:val="19"/>
                 <w:szCs w:val="19"/>
               </w:rPr>
-              <w:t xml:space="preserve">Соглашения с заводами-изготовителями по ОТ и ПБ, работа с ответственными в регионах, выезды раз в квартал, сопровождение расследований</w:t>
+              <w:t xml:space="preserve">Соглашения по ОТ и ПБ с аэропортом и заводами, работа с ответственными, выезды, сопровождение расследований</w:t>
             </w:r>
           </w:p>
         </w:tc>
@@ -12561,7 +12565,7 @@
                 <w:sz w:val="19"/>
                 <w:szCs w:val="19"/>
               </w:rPr>
-              <w:t xml:space="preserve">Объекты НВОС на производственных площадках, ПЭК, отчётность, отходы; при пике отчётности в I квартале — аутсорсинг</w:t>
+              <w:t xml:space="preserve">Объекты НВОС Машково и Руднево, ПЭК, отчётность, отходы; при пике отчётности в I квартале — аутсорсинг</w:t>
             </w:r>
           </w:p>
         </w:tc>

--- a/documents/Struktura_otdela_2026/Структура_отдела_ПБЭ.docx
+++ b/documents/Struktura_otdela_2026/Структура_отдела_ПБЭ.docx
@@ -7885,7 +7885,7 @@
           <w:sz w:val="17"/>
           <w:szCs w:val="17"/>
         </w:rPr>
-        <w:t xml:space="preserve">Схема 2. Вариант Б — минимально достаточный состав. Предлагается к согласованию.</w:t>
+        <w:t xml:space="preserve">Схема 2. Вариант Б — минимально достаточный состав.</w:t>
       </w:r>
     </w:p>
     <w:tbl>
@@ -8299,7 +8299,7 @@
           <w:sz w:val="21"/>
           <w:szCs w:val="21"/>
         </w:rPr>
-        <w:t xml:space="preserve">В договор или соглашение включается порядок допуска: инструктажи, наряды-допуски, пропуска (в аэропорту — в контролируемую зону), действия при происшествиях, обмен информацией об опасностях.</w:t>
+        <w:t xml:space="preserve">Порядок допуска: инструктажи, наряды-допуски, пропуска (в аэропорту — в контролируемую зону), действия при происшествиях.</w:t>
       </w:r>
     </w:p>
     <w:p>
@@ -8329,7 +8329,7 @@
           <w:sz w:val="21"/>
           <w:szCs w:val="21"/>
         </w:rPr>
-        <w:t xml:space="preserve">с нашим работником расследует комиссия принимающей стороны с участием нашего представителя (ст. 229 ТК РФ). Порядок оповещения закрепляется заранее.</w:t>
+        <w:t xml:space="preserve">расследует комиссия принимающей стороны с нашим представителем (ст. 229 ТК РФ).</w:t>
       </w:r>
     </w:p>
     <w:p>
@@ -8359,7 +8359,7 @@
           <w:sz w:val="21"/>
           <w:szCs w:val="21"/>
         </w:rPr>
-        <w:t xml:space="preserve">остаются за нами. Нормы СИЗ учитывают опасности конкретного цеха или ангара.</w:t>
+        <w:t xml:space="preserve">остаются за нами.</w:t>
       </w:r>
     </w:p>
     <w:p>
@@ -8449,7 +8449,7 @@
           <w:sz w:val="21"/>
           <w:szCs w:val="21"/>
         </w:rPr>
-        <w:t xml:space="preserve">бывает во Внуково еженедельно, в каждом регионе — не реже раза в квартал (около 12 командировок в год). Между выездами контролирует удалённо: журналы, фотоотчёты, согласования с принимающей стороной.</w:t>
+        <w:t xml:space="preserve">бывает во Внуково еженедельно, в регионах — раз в квартал (около 12 командировок в год), между выездами контролирует удалённо.</w:t>
       </w:r>
     </w:p>
     <w:p>
@@ -8716,8 +8716,8 @@
               <w:rPr>
                 <w:rFonts w:ascii="Arial" w:cs="Arial" w:eastAsia="Arial" w:hAnsi="Arial"/>
                 <w:color w:val="1B2229"/>
-                <w:sz w:val="19"/>
-                <w:szCs w:val="19"/>
+                <w:sz w:val="17"/>
+                <w:szCs w:val="17"/>
               </w:rPr>
               <w:t xml:space="preserve">Начальник отдела</w:t>
             </w:r>
@@ -8749,8 +8749,8 @@
               <w:rPr>
                 <w:rFonts w:ascii="Arial" w:cs="Arial" w:eastAsia="Arial" w:hAnsi="Arial"/>
                 <w:color w:val="1B2229"/>
-                <w:sz w:val="19"/>
-                <w:szCs w:val="19"/>
+                <w:sz w:val="17"/>
+                <w:szCs w:val="17"/>
               </w:rPr>
               <w:t xml:space="preserve">300</w:t>
             </w:r>
@@ -8782,8 +8782,8 @@
               <w:rPr>
                 <w:rFonts w:ascii="Arial" w:cs="Arial" w:eastAsia="Arial" w:hAnsi="Arial"/>
                 <w:color w:val="1B2229"/>
-                <w:sz w:val="19"/>
-                <w:szCs w:val="19"/>
+                <w:sz w:val="17"/>
+                <w:szCs w:val="17"/>
               </w:rPr>
               <w:t xml:space="preserve">300</w:t>
             </w:r>
@@ -8815,8 +8815,8 @@
               <w:rPr>
                 <w:rFonts w:ascii="Arial" w:cs="Arial" w:eastAsia="Arial" w:hAnsi="Arial"/>
                 <w:color w:val="1B2229"/>
-                <w:sz w:val="19"/>
-                <w:szCs w:val="19"/>
+                <w:sz w:val="17"/>
+                <w:szCs w:val="17"/>
               </w:rPr>
               <w:t xml:space="preserve">1</w:t>
             </w:r>
@@ -8848,8 +8848,8 @@
               <w:rPr>
                 <w:rFonts w:ascii="Arial" w:cs="Arial" w:eastAsia="Arial" w:hAnsi="Arial"/>
                 <w:color w:val="1B2229"/>
-                <w:sz w:val="19"/>
-                <w:szCs w:val="19"/>
+                <w:sz w:val="17"/>
+                <w:szCs w:val="17"/>
               </w:rPr>
               <w:t xml:space="preserve">1</w:t>
             </w:r>
@@ -8886,8 +8886,8 @@
               <w:rPr>
                 <w:rFonts w:ascii="Arial" w:cs="Arial" w:eastAsia="Arial" w:hAnsi="Arial"/>
                 <w:color w:val="1B2229"/>
-                <w:sz w:val="19"/>
-                <w:szCs w:val="19"/>
+                <w:sz w:val="17"/>
+                <w:szCs w:val="17"/>
               </w:rPr>
               <w:t xml:space="preserve">Ведущий специалист по ОТ (зам. начальника)</w:t>
             </w:r>
@@ -8919,8 +8919,8 @@
               <w:rPr>
                 <w:rFonts w:ascii="Arial" w:cs="Arial" w:eastAsia="Arial" w:hAnsi="Arial"/>
                 <w:color w:val="1B2229"/>
-                <w:sz w:val="19"/>
-                <w:szCs w:val="19"/>
+                <w:sz w:val="17"/>
+                <w:szCs w:val="17"/>
               </w:rPr>
               <w:t xml:space="preserve">170</w:t>
             </w:r>
@@ -8952,8 +8952,8 @@
               <w:rPr>
                 <w:rFonts w:ascii="Arial" w:cs="Arial" w:eastAsia="Arial" w:hAnsi="Arial"/>
                 <w:color w:val="1B2229"/>
-                <w:sz w:val="19"/>
-                <w:szCs w:val="19"/>
+                <w:sz w:val="17"/>
+                <w:szCs w:val="17"/>
               </w:rPr>
               <w:t xml:space="preserve">170</w:t>
             </w:r>
@@ -8985,8 +8985,8 @@
               <w:rPr>
                 <w:rFonts w:ascii="Arial" w:cs="Arial" w:eastAsia="Arial" w:hAnsi="Arial"/>
                 <w:color w:val="1B2229"/>
-                <w:sz w:val="19"/>
-                <w:szCs w:val="19"/>
+                <w:sz w:val="17"/>
+                <w:szCs w:val="17"/>
               </w:rPr>
               <w:t xml:space="preserve">1</w:t>
             </w:r>
@@ -9018,8 +9018,8 @@
               <w:rPr>
                 <w:rFonts w:ascii="Arial" w:cs="Arial" w:eastAsia="Arial" w:hAnsi="Arial"/>
                 <w:color w:val="1B2229"/>
-                <w:sz w:val="19"/>
-                <w:szCs w:val="19"/>
+                <w:sz w:val="17"/>
+                <w:szCs w:val="17"/>
               </w:rPr>
               <w:t xml:space="preserve">1</w:t>
             </w:r>
@@ -9056,8 +9056,8 @@
               <w:rPr>
                 <w:rFonts w:ascii="Arial" w:cs="Arial" w:eastAsia="Arial" w:hAnsi="Arial"/>
                 <w:color w:val="1B2229"/>
-                <w:sz w:val="19"/>
-                <w:szCs w:val="19"/>
+                <w:sz w:val="17"/>
+                <w:szCs w:val="17"/>
               </w:rPr>
               <w:t xml:space="preserve">Специалист по ОТ — куратор площадок</w:t>
             </w:r>
@@ -9089,8 +9089,8 @@
               <w:rPr>
                 <w:rFonts w:ascii="Arial" w:cs="Arial" w:eastAsia="Arial" w:hAnsi="Arial"/>
                 <w:color w:val="1B2229"/>
-                <w:sz w:val="19"/>
-                <w:szCs w:val="19"/>
+                <w:sz w:val="17"/>
+                <w:szCs w:val="17"/>
               </w:rPr>
               <w:t xml:space="preserve">130</w:t>
             </w:r>
@@ -9122,8 +9122,8 @@
               <w:rPr>
                 <w:rFonts w:ascii="Arial" w:cs="Arial" w:eastAsia="Arial" w:hAnsi="Arial"/>
                 <w:color w:val="1B2229"/>
-                <w:sz w:val="19"/>
-                <w:szCs w:val="19"/>
+                <w:sz w:val="17"/>
+                <w:szCs w:val="17"/>
               </w:rPr>
               <w:t xml:space="preserve">135</w:t>
             </w:r>
@@ -9155,8 +9155,8 @@
               <w:rPr>
                 <w:rFonts w:ascii="Arial" w:cs="Arial" w:eastAsia="Arial" w:hAnsi="Arial"/>
                 <w:color w:val="1B2229"/>
-                <w:sz w:val="19"/>
-                <w:szCs w:val="19"/>
+                <w:sz w:val="17"/>
+                <w:szCs w:val="17"/>
               </w:rPr>
               <w:t xml:space="preserve">2</w:t>
             </w:r>
@@ -9188,8 +9188,8 @@
               <w:rPr>
                 <w:rFonts w:ascii="Arial" w:cs="Arial" w:eastAsia="Arial" w:hAnsi="Arial"/>
                 <w:color w:val="1B2229"/>
-                <w:sz w:val="19"/>
-                <w:szCs w:val="19"/>
+                <w:sz w:val="17"/>
+                <w:szCs w:val="17"/>
               </w:rPr>
               <w:t xml:space="preserve">1</w:t>
             </w:r>
@@ -9226,8 +9226,8 @@
               <w:rPr>
                 <w:rFonts w:ascii="Arial" w:cs="Arial" w:eastAsia="Arial" w:hAnsi="Arial"/>
                 <w:color w:val="1B2229"/>
-                <w:sz w:val="19"/>
-                <w:szCs w:val="19"/>
+                <w:sz w:val="17"/>
+                <w:szCs w:val="17"/>
               </w:rPr>
               <w:t xml:space="preserve">Специалист по ОТ — Внуково и регионы</w:t>
             </w:r>
@@ -9259,8 +9259,8 @@
               <w:rPr>
                 <w:rFonts w:ascii="Arial" w:cs="Arial" w:eastAsia="Arial" w:hAnsi="Arial"/>
                 <w:color w:val="1B2229"/>
-                <w:sz w:val="19"/>
-                <w:szCs w:val="19"/>
+                <w:sz w:val="17"/>
+                <w:szCs w:val="17"/>
               </w:rPr>
               <w:t xml:space="preserve">140</w:t>
             </w:r>
@@ -9292,8 +9292,8 @@
               <w:rPr>
                 <w:rFonts w:ascii="Arial" w:cs="Arial" w:eastAsia="Arial" w:hAnsi="Arial"/>
                 <w:color w:val="1B2229"/>
-                <w:sz w:val="19"/>
-                <w:szCs w:val="19"/>
+                <w:sz w:val="17"/>
+                <w:szCs w:val="17"/>
               </w:rPr>
               <w:t xml:space="preserve">140</w:t>
             </w:r>
@@ -9325,8 +9325,8 @@
               <w:rPr>
                 <w:rFonts w:ascii="Arial" w:cs="Arial" w:eastAsia="Arial" w:hAnsi="Arial"/>
                 <w:color w:val="1B2229"/>
-                <w:sz w:val="19"/>
-                <w:szCs w:val="19"/>
+                <w:sz w:val="17"/>
+                <w:szCs w:val="17"/>
               </w:rPr>
               <w:t xml:space="preserve">1</w:t>
             </w:r>
@@ -9358,8 +9358,8 @@
               <w:rPr>
                 <w:rFonts w:ascii="Arial" w:cs="Arial" w:eastAsia="Arial" w:hAnsi="Arial"/>
                 <w:color w:val="1B2229"/>
-                <w:sz w:val="19"/>
-                <w:szCs w:val="19"/>
+                <w:sz w:val="17"/>
+                <w:szCs w:val="17"/>
               </w:rPr>
               <w:t xml:space="preserve">1</w:t>
             </w:r>
@@ -9396,8 +9396,8 @@
               <w:rPr>
                 <w:rFonts w:ascii="Arial" w:cs="Arial" w:eastAsia="Arial" w:hAnsi="Arial"/>
                 <w:color w:val="1B2229"/>
-                <w:sz w:val="19"/>
-                <w:szCs w:val="19"/>
+                <w:sz w:val="17"/>
+                <w:szCs w:val="17"/>
               </w:rPr>
               <w:t xml:space="preserve">Специалист по ОТ — обучение, СИЗ, медосмотры</w:t>
             </w:r>
@@ -9429,8 +9429,8 @@
               <w:rPr>
                 <w:rFonts w:ascii="Arial" w:cs="Arial" w:eastAsia="Arial" w:hAnsi="Arial"/>
                 <w:color w:val="1B2229"/>
-                <w:sz w:val="19"/>
-                <w:szCs w:val="19"/>
+                <w:sz w:val="17"/>
+                <w:szCs w:val="17"/>
               </w:rPr>
               <w:t xml:space="preserve">120</w:t>
             </w:r>
@@ -9462,8 +9462,8 @@
               <w:rPr>
                 <w:rFonts w:ascii="Arial" w:cs="Arial" w:eastAsia="Arial" w:hAnsi="Arial"/>
                 <w:color w:val="1B2229"/>
-                <w:sz w:val="19"/>
-                <w:szCs w:val="19"/>
+                <w:sz w:val="17"/>
+                <w:szCs w:val="17"/>
               </w:rPr>
               <w:t xml:space="preserve">120</w:t>
             </w:r>
@@ -9495,8 +9495,8 @@
               <w:rPr>
                 <w:rFonts w:ascii="Arial" w:cs="Arial" w:eastAsia="Arial" w:hAnsi="Arial"/>
                 <w:color w:val="1B2229"/>
-                <w:sz w:val="19"/>
-                <w:szCs w:val="19"/>
+                <w:sz w:val="17"/>
+                <w:szCs w:val="17"/>
               </w:rPr>
               <w:t xml:space="preserve">1</w:t>
             </w:r>
@@ -9528,8 +9528,8 @@
               <w:rPr>
                 <w:rFonts w:ascii="Arial" w:cs="Arial" w:eastAsia="Arial" w:hAnsi="Arial"/>
                 <w:color w:val="1B2229"/>
-                <w:sz w:val="19"/>
-                <w:szCs w:val="19"/>
+                <w:sz w:val="17"/>
+                <w:szCs w:val="17"/>
               </w:rPr>
               <w:t xml:space="preserve">1</w:t>
             </w:r>
@@ -9566,8 +9566,8 @@
               <w:rPr>
                 <w:rFonts w:ascii="Arial" w:cs="Arial" w:eastAsia="Arial" w:hAnsi="Arial"/>
                 <w:color w:val="1B2229"/>
-                <w:sz w:val="19"/>
-                <w:szCs w:val="19"/>
+                <w:sz w:val="17"/>
+                <w:szCs w:val="17"/>
               </w:rPr>
               <w:t xml:space="preserve">Ведущий инженер по ПБ</w:t>
             </w:r>
@@ -9599,8 +9599,8 @@
               <w:rPr>
                 <w:rFonts w:ascii="Arial" w:cs="Arial" w:eastAsia="Arial" w:hAnsi="Arial"/>
                 <w:color w:val="1B2229"/>
-                <w:sz w:val="19"/>
-                <w:szCs w:val="19"/>
+                <w:sz w:val="17"/>
+                <w:szCs w:val="17"/>
               </w:rPr>
               <w:t xml:space="preserve">155</w:t>
             </w:r>
@@ -9632,8 +9632,8 @@
               <w:rPr>
                 <w:rFonts w:ascii="Arial" w:cs="Arial" w:eastAsia="Arial" w:hAnsi="Arial"/>
                 <w:color w:val="1B2229"/>
-                <w:sz w:val="19"/>
-                <w:szCs w:val="19"/>
+                <w:sz w:val="17"/>
+                <w:szCs w:val="17"/>
               </w:rPr>
               <w:t xml:space="preserve">160</w:t>
             </w:r>
@@ -9665,8 +9665,8 @@
               <w:rPr>
                 <w:rFonts w:ascii="Arial" w:cs="Arial" w:eastAsia="Arial" w:hAnsi="Arial"/>
                 <w:color w:val="1B2229"/>
-                <w:sz w:val="19"/>
-                <w:szCs w:val="19"/>
+                <w:sz w:val="17"/>
+                <w:szCs w:val="17"/>
               </w:rPr>
               <w:t xml:space="preserve">1</w:t>
             </w:r>
@@ -9698,8 +9698,8 @@
               <w:rPr>
                 <w:rFonts w:ascii="Arial" w:cs="Arial" w:eastAsia="Arial" w:hAnsi="Arial"/>
                 <w:color w:val="1B2229"/>
-                <w:sz w:val="19"/>
-                <w:szCs w:val="19"/>
+                <w:sz w:val="17"/>
+                <w:szCs w:val="17"/>
               </w:rPr>
               <w:t xml:space="preserve">1</w:t>
             </w:r>
@@ -9736,8 +9736,8 @@
               <w:rPr>
                 <w:rFonts w:ascii="Arial" w:cs="Arial" w:eastAsia="Arial" w:hAnsi="Arial"/>
                 <w:color w:val="1B2229"/>
-                <w:sz w:val="19"/>
-                <w:szCs w:val="19"/>
+                <w:sz w:val="17"/>
+                <w:szCs w:val="17"/>
               </w:rPr>
               <w:t xml:space="preserve">Инженер по ПБ</w:t>
             </w:r>
@@ -9769,8 +9769,8 @@
               <w:rPr>
                 <w:rFonts w:ascii="Arial" w:cs="Arial" w:eastAsia="Arial" w:hAnsi="Arial"/>
                 <w:color w:val="1B2229"/>
-                <w:sz w:val="19"/>
-                <w:szCs w:val="19"/>
+                <w:sz w:val="17"/>
+                <w:szCs w:val="17"/>
               </w:rPr>
               <w:t xml:space="preserve">120</w:t>
             </w:r>
@@ -9802,8 +9802,8 @@
               <w:rPr>
                 <w:rFonts w:ascii="Arial" w:cs="Arial" w:eastAsia="Arial" w:hAnsi="Arial"/>
                 <w:color w:val="1B2229"/>
-                <w:sz w:val="19"/>
-                <w:szCs w:val="19"/>
+                <w:sz w:val="17"/>
+                <w:szCs w:val="17"/>
               </w:rPr>
               <w:t xml:space="preserve">—</w:t>
             </w:r>
@@ -9835,8 +9835,8 @@
               <w:rPr>
                 <w:rFonts w:ascii="Arial" w:cs="Arial" w:eastAsia="Arial" w:hAnsi="Arial"/>
                 <w:color w:val="1B2229"/>
-                <w:sz w:val="19"/>
-                <w:szCs w:val="19"/>
+                <w:sz w:val="17"/>
+                <w:szCs w:val="17"/>
               </w:rPr>
               <w:t xml:space="preserve">1</w:t>
             </w:r>
@@ -9868,8 +9868,8 @@
               <w:rPr>
                 <w:rFonts w:ascii="Arial" w:cs="Arial" w:eastAsia="Arial" w:hAnsi="Arial"/>
                 <w:color w:val="1B2229"/>
-                <w:sz w:val="19"/>
-                <w:szCs w:val="19"/>
+                <w:sz w:val="17"/>
+                <w:szCs w:val="17"/>
               </w:rPr>
               <w:t xml:space="preserve">—</w:t>
             </w:r>
@@ -9906,8 +9906,8 @@
               <w:rPr>
                 <w:rFonts w:ascii="Arial" w:cs="Arial" w:eastAsia="Arial" w:hAnsi="Arial"/>
                 <w:color w:val="1B2229"/>
-                <w:sz w:val="19"/>
-                <w:szCs w:val="19"/>
+                <w:sz w:val="17"/>
+                <w:szCs w:val="17"/>
               </w:rPr>
               <w:t xml:space="preserve">Ведущий специалист по ГО и ЧС</w:t>
             </w:r>
@@ -9939,8 +9939,8 @@
               <w:rPr>
                 <w:rFonts w:ascii="Arial" w:cs="Arial" w:eastAsia="Arial" w:hAnsi="Arial"/>
                 <w:color w:val="1B2229"/>
-                <w:sz w:val="19"/>
-                <w:szCs w:val="19"/>
+                <w:sz w:val="17"/>
+                <w:szCs w:val="17"/>
               </w:rPr>
               <w:t xml:space="preserve">130</w:t>
             </w:r>
@@ -9972,8 +9972,8 @@
               <w:rPr>
                 <w:rFonts w:ascii="Arial" w:cs="Arial" w:eastAsia="Arial" w:hAnsi="Arial"/>
                 <w:color w:val="1B2229"/>
-                <w:sz w:val="19"/>
-                <w:szCs w:val="19"/>
+                <w:sz w:val="17"/>
+                <w:szCs w:val="17"/>
               </w:rPr>
               <w:t xml:space="preserve">140</w:t>
             </w:r>
@@ -10005,8 +10005,8 @@
               <w:rPr>
                 <w:rFonts w:ascii="Arial" w:cs="Arial" w:eastAsia="Arial" w:hAnsi="Arial"/>
                 <w:color w:val="1B2229"/>
-                <w:sz w:val="19"/>
-                <w:szCs w:val="19"/>
+                <w:sz w:val="17"/>
+                <w:szCs w:val="17"/>
               </w:rPr>
               <w:t xml:space="preserve">1</w:t>
             </w:r>
@@ -10038,8 +10038,8 @@
               <w:rPr>
                 <w:rFonts w:ascii="Arial" w:cs="Arial" w:eastAsia="Arial" w:hAnsi="Arial"/>
                 <w:color w:val="1B2229"/>
-                <w:sz w:val="19"/>
-                <w:szCs w:val="19"/>
+                <w:sz w:val="17"/>
+                <w:szCs w:val="17"/>
               </w:rPr>
               <w:t xml:space="preserve">1</w:t>
             </w:r>
@@ -10076,8 +10076,8 @@
               <w:rPr>
                 <w:rFonts w:ascii="Arial" w:cs="Arial" w:eastAsia="Arial" w:hAnsi="Arial"/>
                 <w:color w:val="1B2229"/>
-                <w:sz w:val="19"/>
-                <w:szCs w:val="19"/>
+                <w:sz w:val="17"/>
+                <w:szCs w:val="17"/>
               </w:rPr>
               <w:t xml:space="preserve">Ведущий инженер по промышленной безопасности</w:t>
             </w:r>
@@ -10109,8 +10109,8 @@
               <w:rPr>
                 <w:rFonts w:ascii="Arial" w:cs="Arial" w:eastAsia="Arial" w:hAnsi="Arial"/>
                 <w:color w:val="1B2229"/>
-                <w:sz w:val="19"/>
-                <w:szCs w:val="19"/>
+                <w:sz w:val="17"/>
+                <w:szCs w:val="17"/>
               </w:rPr>
               <w:t xml:space="preserve">165</w:t>
             </w:r>
@@ -10142,8 +10142,8 @@
               <w:rPr>
                 <w:rFonts w:ascii="Arial" w:cs="Arial" w:eastAsia="Arial" w:hAnsi="Arial"/>
                 <w:color w:val="1B2229"/>
-                <w:sz w:val="19"/>
-                <w:szCs w:val="19"/>
+                <w:sz w:val="17"/>
+                <w:szCs w:val="17"/>
               </w:rPr>
               <w:t xml:space="preserve">165</w:t>
             </w:r>
@@ -10175,8 +10175,8 @@
               <w:rPr>
                 <w:rFonts w:ascii="Arial" w:cs="Arial" w:eastAsia="Arial" w:hAnsi="Arial"/>
                 <w:color w:val="1B2229"/>
-                <w:sz w:val="19"/>
-                <w:szCs w:val="19"/>
+                <w:sz w:val="17"/>
+                <w:szCs w:val="17"/>
               </w:rPr>
               <w:t xml:space="preserve">1</w:t>
             </w:r>
@@ -10208,8 +10208,8 @@
               <w:rPr>
                 <w:rFonts w:ascii="Arial" w:cs="Arial" w:eastAsia="Arial" w:hAnsi="Arial"/>
                 <w:color w:val="1B2229"/>
-                <w:sz w:val="19"/>
-                <w:szCs w:val="19"/>
+                <w:sz w:val="17"/>
+                <w:szCs w:val="17"/>
               </w:rPr>
               <w:t xml:space="preserve">1</w:t>
             </w:r>
@@ -10246,8 +10246,8 @@
               <w:rPr>
                 <w:rFonts w:ascii="Arial" w:cs="Arial" w:eastAsia="Arial" w:hAnsi="Arial"/>
                 <w:color w:val="1B2229"/>
-                <w:sz w:val="19"/>
-                <w:szCs w:val="19"/>
+                <w:sz w:val="17"/>
+                <w:szCs w:val="17"/>
               </w:rPr>
               <w:t xml:space="preserve">Ведущий инженер-эколог</w:t>
             </w:r>
@@ -10279,8 +10279,8 @@
               <w:rPr>
                 <w:rFonts w:ascii="Arial" w:cs="Arial" w:eastAsia="Arial" w:hAnsi="Arial"/>
                 <w:color w:val="1B2229"/>
-                <w:sz w:val="19"/>
-                <w:szCs w:val="19"/>
+                <w:sz w:val="17"/>
+                <w:szCs w:val="17"/>
               </w:rPr>
               <w:t xml:space="preserve">160</w:t>
             </w:r>
@@ -10312,8 +10312,8 @@
               <w:rPr>
                 <w:rFonts w:ascii="Arial" w:cs="Arial" w:eastAsia="Arial" w:hAnsi="Arial"/>
                 <w:color w:val="1B2229"/>
-                <w:sz w:val="19"/>
-                <w:szCs w:val="19"/>
+                <w:sz w:val="17"/>
+                <w:szCs w:val="17"/>
               </w:rPr>
               <w:t xml:space="preserve">160</w:t>
             </w:r>
@@ -10345,8 +10345,8 @@
               <w:rPr>
                 <w:rFonts w:ascii="Arial" w:cs="Arial" w:eastAsia="Arial" w:hAnsi="Arial"/>
                 <w:color w:val="1B2229"/>
-                <w:sz w:val="19"/>
-                <w:szCs w:val="19"/>
+                <w:sz w:val="17"/>
+                <w:szCs w:val="17"/>
               </w:rPr>
               <w:t xml:space="preserve">1</w:t>
             </w:r>
@@ -10378,8 +10378,8 @@
               <w:rPr>
                 <w:rFonts w:ascii="Arial" w:cs="Arial" w:eastAsia="Arial" w:hAnsi="Arial"/>
                 <w:color w:val="1B2229"/>
-                <w:sz w:val="19"/>
-                <w:szCs w:val="19"/>
+                <w:sz w:val="17"/>
+                <w:szCs w:val="17"/>
               </w:rPr>
               <w:t xml:space="preserve">1</w:t>
             </w:r>
@@ -10419,8 +10419,8 @@
                 <w:b/>
                 <w:bCs/>
                 <w:color w:val="1B2229"/>
-                <w:sz w:val="19"/>
-                <w:szCs w:val="19"/>
+                <w:sz w:val="17"/>
+                <w:szCs w:val="17"/>
               </w:rPr>
               <w:t xml:space="preserve">Штатных единиц</w:t>
             </w:r>
@@ -10455,8 +10455,8 @@
                 <w:b/>
                 <w:bCs/>
                 <w:color w:val="1B2229"/>
-                <w:sz w:val="19"/>
-                <w:szCs w:val="19"/>
+                <w:sz w:val="17"/>
+                <w:szCs w:val="17"/>
               </w:rPr>
               <w:t xml:space="preserve"/>
             </w:r>
@@ -10491,8 +10491,8 @@
                 <w:b/>
                 <w:bCs/>
                 <w:color w:val="1B2229"/>
-                <w:sz w:val="19"/>
-                <w:szCs w:val="19"/>
+                <w:sz w:val="17"/>
+                <w:szCs w:val="17"/>
               </w:rPr>
               <w:t xml:space="preserve"/>
             </w:r>
@@ -10527,8 +10527,8 @@
                 <w:b/>
                 <w:bCs/>
                 <w:color w:val="1B2229"/>
-                <w:sz w:val="19"/>
-                <w:szCs w:val="19"/>
+                <w:sz w:val="17"/>
+                <w:szCs w:val="17"/>
               </w:rPr>
               <w:t xml:space="preserve">11</w:t>
             </w:r>
@@ -10563,8 +10563,8 @@
                 <w:b/>
                 <w:bCs/>
                 <w:color w:val="1B2229"/>
-                <w:sz w:val="19"/>
-                <w:szCs w:val="19"/>
+                <w:sz w:val="17"/>
+                <w:szCs w:val="17"/>
               </w:rPr>
               <w:t xml:space="preserve">9</w:t>
             </w:r>
@@ -10604,8 +10604,8 @@
                 <w:b/>
                 <w:bCs/>
                 <w:color w:val="1B2229"/>
-                <w:sz w:val="19"/>
-                <w:szCs w:val="19"/>
+                <w:sz w:val="17"/>
+                <w:szCs w:val="17"/>
               </w:rPr>
               <w:t xml:space="preserve">ФОТ в месяц, тыс. ₽</w:t>
             </w:r>
@@ -10640,8 +10640,8 @@
                 <w:b/>
                 <w:bCs/>
                 <w:color w:val="1B2229"/>
-                <w:sz w:val="19"/>
-                <w:szCs w:val="19"/>
+                <w:sz w:val="17"/>
+                <w:szCs w:val="17"/>
               </w:rPr>
               <w:t xml:space="preserve"/>
             </w:r>
@@ -10676,8 +10676,8 @@
                 <w:b/>
                 <w:bCs/>
                 <w:color w:val="1B2229"/>
-                <w:sz w:val="19"/>
-                <w:szCs w:val="19"/>
+                <w:sz w:val="17"/>
+                <w:szCs w:val="17"/>
               </w:rPr>
               <w:t xml:space="preserve"/>
             </w:r>
@@ -10712,8 +10712,8 @@
                 <w:b/>
                 <w:bCs/>
                 <w:color w:val="1B2229"/>
-                <w:sz w:val="19"/>
-                <w:szCs w:val="19"/>
+                <w:sz w:val="17"/>
+                <w:szCs w:val="17"/>
               </w:rPr>
               <w:t xml:space="preserve">1 720</w:t>
             </w:r>
@@ -10748,8 +10748,8 @@
                 <w:b/>
                 <w:bCs/>
                 <w:color w:val="1B2229"/>
-                <w:sz w:val="19"/>
-                <w:szCs w:val="19"/>
+                <w:sz w:val="17"/>
+                <w:szCs w:val="17"/>
               </w:rPr>
               <w:t xml:space="preserve">1 490</w:t>
             </w:r>
@@ -10787,8 +10787,8 @@
               <w:rPr>
                 <w:rFonts w:ascii="Arial" w:cs="Arial" w:eastAsia="Arial" w:hAnsi="Arial"/>
                 <w:color w:val="1B2229"/>
-                <w:sz w:val="19"/>
-                <w:szCs w:val="19"/>
+                <w:sz w:val="17"/>
+                <w:szCs w:val="17"/>
               </w:rPr>
               <w:t xml:space="preserve">ФОТ в год, тыс. ₽</w:t>
             </w:r>
@@ -10821,8 +10821,8 @@
               <w:rPr>
                 <w:rFonts w:ascii="Arial" w:cs="Arial" w:eastAsia="Arial" w:hAnsi="Arial"/>
                 <w:color w:val="1B2229"/>
-                <w:sz w:val="19"/>
-                <w:szCs w:val="19"/>
+                <w:sz w:val="17"/>
+                <w:szCs w:val="17"/>
               </w:rPr>
               <w:t xml:space="preserve"/>
             </w:r>
@@ -10855,8 +10855,8 @@
               <w:rPr>
                 <w:rFonts w:ascii="Arial" w:cs="Arial" w:eastAsia="Arial" w:hAnsi="Arial"/>
                 <w:color w:val="1B2229"/>
-                <w:sz w:val="19"/>
-                <w:szCs w:val="19"/>
+                <w:sz w:val="17"/>
+                <w:szCs w:val="17"/>
               </w:rPr>
               <w:t xml:space="preserve"/>
             </w:r>
@@ -10889,8 +10889,8 @@
               <w:rPr>
                 <w:rFonts w:ascii="Arial" w:cs="Arial" w:eastAsia="Arial" w:hAnsi="Arial"/>
                 <w:color w:val="1B2229"/>
-                <w:sz w:val="19"/>
-                <w:szCs w:val="19"/>
+                <w:sz w:val="17"/>
+                <w:szCs w:val="17"/>
               </w:rPr>
               <w:t xml:space="preserve">20 640</w:t>
             </w:r>
@@ -10923,8 +10923,8 @@
               <w:rPr>
                 <w:rFonts w:ascii="Arial" w:cs="Arial" w:eastAsia="Arial" w:hAnsi="Arial"/>
                 <w:color w:val="1B2229"/>
-                <w:sz w:val="19"/>
-                <w:szCs w:val="19"/>
+                <w:sz w:val="17"/>
+                <w:szCs w:val="17"/>
               </w:rPr>
               <w:t xml:space="preserve">17 880</w:t>
             </w:r>
@@ -10962,8 +10962,8 @@
               <w:rPr>
                 <w:rFonts w:ascii="Arial" w:cs="Arial" w:eastAsia="Arial" w:hAnsi="Arial"/>
                 <w:color w:val="1B2229"/>
-                <w:sz w:val="19"/>
-                <w:szCs w:val="19"/>
+                <w:sz w:val="17"/>
+                <w:szCs w:val="17"/>
               </w:rPr>
               <w:t xml:space="preserve">Страховые взносы в год, ≈ тыс. ₽</w:t>
             </w:r>
@@ -10996,8 +10996,8 @@
               <w:rPr>
                 <w:rFonts w:ascii="Arial" w:cs="Arial" w:eastAsia="Arial" w:hAnsi="Arial"/>
                 <w:color w:val="1B2229"/>
-                <w:sz w:val="19"/>
-                <w:szCs w:val="19"/>
+                <w:sz w:val="17"/>
+                <w:szCs w:val="17"/>
               </w:rPr>
               <w:t xml:space="preserve"/>
             </w:r>
@@ -11030,8 +11030,8 @@
               <w:rPr>
                 <w:rFonts w:ascii="Arial" w:cs="Arial" w:eastAsia="Arial" w:hAnsi="Arial"/>
                 <w:color w:val="1B2229"/>
-                <w:sz w:val="19"/>
-                <w:szCs w:val="19"/>
+                <w:sz w:val="17"/>
+                <w:szCs w:val="17"/>
               </w:rPr>
               <w:t xml:space="preserve"/>
             </w:r>
@@ -11064,8 +11064,8 @@
               <w:rPr>
                 <w:rFonts w:ascii="Arial" w:cs="Arial" w:eastAsia="Arial" w:hAnsi="Arial"/>
                 <w:color w:val="1B2229"/>
-                <w:sz w:val="19"/>
-                <w:szCs w:val="19"/>
+                <w:sz w:val="17"/>
+                <w:szCs w:val="17"/>
               </w:rPr>
               <w:t xml:space="preserve">6 100</w:t>
             </w:r>
@@ -11098,8 +11098,8 @@
               <w:rPr>
                 <w:rFonts w:ascii="Arial" w:cs="Arial" w:eastAsia="Arial" w:hAnsi="Arial"/>
                 <w:color w:val="1B2229"/>
-                <w:sz w:val="19"/>
-                <w:szCs w:val="19"/>
+                <w:sz w:val="17"/>
+                <w:szCs w:val="17"/>
               </w:rPr>
               <w:t xml:space="preserve">5 270</w:t>
             </w:r>
@@ -11139,8 +11139,8 @@
                 <w:b/>
                 <w:bCs/>
                 <w:color w:val="1B2229"/>
-                <w:sz w:val="19"/>
-                <w:szCs w:val="19"/>
+                <w:sz w:val="17"/>
+                <w:szCs w:val="17"/>
               </w:rPr>
               <w:t xml:space="preserve">Всего расходов в год, ≈ тыс. ₽</w:t>
             </w:r>
@@ -11175,8 +11175,8 @@
                 <w:b/>
                 <w:bCs/>
                 <w:color w:val="1B2229"/>
-                <w:sz w:val="19"/>
-                <w:szCs w:val="19"/>
+                <w:sz w:val="17"/>
+                <w:szCs w:val="17"/>
               </w:rPr>
               <w:t xml:space="preserve"/>
             </w:r>
@@ -11211,8 +11211,8 @@
                 <w:b/>
                 <w:bCs/>
                 <w:color w:val="1B2229"/>
-                <w:sz w:val="19"/>
-                <w:szCs w:val="19"/>
+                <w:sz w:val="17"/>
+                <w:szCs w:val="17"/>
               </w:rPr>
               <w:t xml:space="preserve"/>
             </w:r>
@@ -11247,8 +11247,8 @@
                 <w:b/>
                 <w:bCs/>
                 <w:color w:val="1B2229"/>
-                <w:sz w:val="19"/>
-                <w:szCs w:val="19"/>
+                <w:sz w:val="17"/>
+                <w:szCs w:val="17"/>
               </w:rPr>
               <w:t xml:space="preserve">26 740</w:t>
             </w:r>
@@ -11283,8 +11283,8 @@
                 <w:b/>
                 <w:bCs/>
                 <w:color w:val="1B2229"/>
-                <w:sz w:val="19"/>
-                <w:szCs w:val="19"/>
+                <w:sz w:val="17"/>
+                <w:szCs w:val="17"/>
               </w:rPr>
               <w:t xml:space="preserve">23 150</w:t>
             </w:r>
@@ -11304,7 +11304,7 @@
           <w:sz w:val="17"/>
           <w:szCs w:val="17"/>
         </w:rPr>
-        <w:t xml:space="preserve">Доход — тыс. ₽ в месяц до НДФЛ (оклад и премия), рынок Москвы 2026 г.; в варианте Б выше там, где добавлены функции. Взносы — 30% до предельной базы, 15,1% сверх неё. Отдельно — командировки в регионы (≈ 0,5 млн ₽ в год) и доплаты ответственным. Сверить с грейдами.</w:t>
+        <w:t xml:space="preserve">Доход — тыс. ₽ в месяц до НДФЛ, рынок Москвы 2026 г. Взносы — 30% до предельной базы, 15,1% сверх. Отдельно — командировки (≈ 0,5 млн ₽ в год) и доплаты ответственным.</w:t>
       </w:r>
     </w:p>
     <w:p>
@@ -11350,490 +11350,6 @@
           <w:sz w:val="26"/>
           <w:szCs w:val="26"/>
         </w:rPr>
-        <w:t xml:space="preserve">Нормативные основания</w:t>
-      </w:r>
-    </w:p>
-    <w:tbl>
-      <w:tblPr>
-        <w:tblW w:type="dxa" w:w="9638"/>
-        <w:tblBorders>
-          <w:top w:val="single" w:color="auto" w:sz="4"/>
-          <w:left w:val="single" w:color="auto" w:sz="4"/>
-          <w:bottom w:val="single" w:color="auto" w:sz="4"/>
-          <w:right w:val="single" w:color="auto" w:sz="4"/>
-          <w:insideH w:val="single" w:color="auto" w:sz="4"/>
-          <w:insideV w:val="single" w:color="auto" w:sz="4"/>
-        </w:tblBorders>
-        <w:tblLayout w:type="fixed"/>
-      </w:tblPr>
-      <w:tblGrid>
-        <w:gridCol w:w="2300"/>
-        <w:gridCol w:w="7338"/>
-      </w:tblGrid>
-      <w:tr>
-        <w:trPr>
-          <w:tblHeader/>
-        </w:trPr>
-        <w:tc>
-          <w:tcPr>
-            <w:tcW w:type="dxa" w:w="2300"/>
-            <w:tcBorders>
-              <w:top w:val="single" w:color="D9DEE3" w:sz="4"/>
-              <w:left w:val="single" w:color="D9DEE3" w:sz="4"/>
-              <w:bottom w:val="single" w:color="D9DEE3" w:sz="4"/>
-              <w:right w:val="single" w:color="D9DEE3" w:sz="4"/>
-            </w:tcBorders>
-            <w:shd w:fill="23415E" w:color="auto" w:val="clear"/>
-            <w:tcMar>
-              <w:top w:type="dxa" w:w="70"/>
-              <w:left w:type="dxa" w:w="110"/>
-              <w:bottom w:type="dxa" w:w="70"/>
-              <w:right w:type="dxa" w:w="110"/>
-            </w:tcMar>
-            <w:vAlign w:val="top"/>
-          </w:tcPr>
-          <w:p>
-            <w:pPr>
-              <w:spacing w:after="0" w:line="252"/>
-              <w:jc w:val="left"/>
-            </w:pPr>
-            <w:r>
-              <w:rPr>
-                <w:rFonts w:ascii="Arial" w:cs="Arial" w:eastAsia="Arial" w:hAnsi="Arial"/>
-                <w:b/>
-                <w:bCs/>
-                <w:color w:val="FFFFFF"/>
-                <w:sz w:val="18"/>
-                <w:szCs w:val="18"/>
-              </w:rPr>
-              <w:t xml:space="preserve">Направление</w:t>
-            </w:r>
-          </w:p>
-        </w:tc>
-        <w:tc>
-          <w:tcPr>
-            <w:tcW w:type="dxa" w:w="7338"/>
-            <w:tcBorders>
-              <w:top w:val="single" w:color="D9DEE3" w:sz="4"/>
-              <w:left w:val="single" w:color="D9DEE3" w:sz="4"/>
-              <w:bottom w:val="single" w:color="D9DEE3" w:sz="4"/>
-              <w:right w:val="single" w:color="D9DEE3" w:sz="4"/>
-            </w:tcBorders>
-            <w:shd w:fill="23415E" w:color="auto" w:val="clear"/>
-            <w:tcMar>
-              <w:top w:type="dxa" w:w="70"/>
-              <w:left w:type="dxa" w:w="110"/>
-              <w:bottom w:type="dxa" w:w="70"/>
-              <w:right w:type="dxa" w:w="110"/>
-            </w:tcMar>
-            <w:vAlign w:val="top"/>
-          </w:tcPr>
-          <w:p>
-            <w:pPr>
-              <w:spacing w:after="0" w:line="252"/>
-              <w:jc w:val="left"/>
-            </w:pPr>
-            <w:r>
-              <w:rPr>
-                <w:rFonts w:ascii="Arial" w:cs="Arial" w:eastAsia="Arial" w:hAnsi="Arial"/>
-                <w:b/>
-                <w:bCs/>
-                <w:color w:val="FFFFFF"/>
-                <w:sz w:val="18"/>
-                <w:szCs w:val="18"/>
-              </w:rPr>
-              <w:t xml:space="preserve">Что требует закон</w:t>
-            </w:r>
-          </w:p>
-        </w:tc>
-      </w:tr>
-      <w:tr>
-        <w:trPr>
-          <w:cantSplit/>
-        </w:trPr>
-        <w:tc>
-          <w:tcPr>
-            <w:tcW w:type="dxa" w:w="2300"/>
-            <w:tcBorders>
-              <w:top w:val="single" w:color="D9DEE3" w:sz="4"/>
-              <w:left w:val="single" w:color="D9DEE3" w:sz="4"/>
-              <w:bottom w:val="single" w:color="D9DEE3" w:sz="4"/>
-              <w:right w:val="single" w:color="D9DEE3" w:sz="4"/>
-            </w:tcBorders>
-            <w:tcMar>
-              <w:top w:type="dxa" w:w="70"/>
-              <w:left w:type="dxa" w:w="110"/>
-              <w:bottom w:type="dxa" w:w="70"/>
-              <w:right w:type="dxa" w:w="110"/>
-            </w:tcMar>
-            <w:vAlign w:val="top"/>
-          </w:tcPr>
-          <w:p>
-            <w:pPr>
-              <w:spacing w:after="0"/>
-            </w:pPr>
-            <w:r>
-              <w:rPr>
-                <w:rFonts w:ascii="Arial" w:cs="Arial" w:eastAsia="Arial" w:hAnsi="Arial"/>
-                <w:b/>
-                <w:bCs/>
-                <w:color w:val="1F5FA8"/>
-                <w:sz w:val="18"/>
-                <w:szCs w:val="18"/>
-              </w:rPr>
-              <w:t xml:space="preserve">Охрана труда</w:t>
-            </w:r>
-          </w:p>
-        </w:tc>
-        <w:tc>
-          <w:tcPr>
-            <w:tcW w:type="dxa" w:w="7338"/>
-            <w:tcBorders>
-              <w:top w:val="single" w:color="D9DEE3" w:sz="4"/>
-              <w:left w:val="single" w:color="D9DEE3" w:sz="4"/>
-              <w:bottom w:val="single" w:color="D9DEE3" w:sz="4"/>
-              <w:right w:val="single" w:color="D9DEE3" w:sz="4"/>
-            </w:tcBorders>
-            <w:tcMar>
-              <w:top w:type="dxa" w:w="70"/>
-              <w:left w:type="dxa" w:w="110"/>
-              <w:bottom w:type="dxa" w:w="70"/>
-              <w:right w:type="dxa" w:w="110"/>
-            </w:tcMar>
-            <w:vAlign w:val="top"/>
-          </w:tcPr>
-          <w:p>
-            <w:pPr>
-              <w:spacing w:after="0" w:line="252"/>
-              <w:jc w:val="left"/>
-            </w:pPr>
-            <w:r>
-              <w:rPr>
-                <w:rFonts w:ascii="Arial" w:cs="Arial" w:eastAsia="Arial" w:hAnsi="Arial"/>
-                <w:color w:val="1B2229"/>
-                <w:sz w:val="19"/>
-                <w:szCs w:val="19"/>
-              </w:rPr>
-              <w:t xml:space="preserve">Служба ОТ обязательна свыше 50 работников (ст. 223 ТК РФ), численность — приказ Минтруда № 37, СУОТ — приказ № 776н, расследование НС на чужой территории — ст. 229 ТК РФ.</w:t>
-            </w:r>
-          </w:p>
-        </w:tc>
-      </w:tr>
-      <w:tr>
-        <w:trPr>
-          <w:cantSplit/>
-        </w:trPr>
-        <w:tc>
-          <w:tcPr>
-            <w:tcW w:type="dxa" w:w="2300"/>
-            <w:tcBorders>
-              <w:top w:val="single" w:color="D9DEE3" w:sz="4"/>
-              <w:left w:val="single" w:color="D9DEE3" w:sz="4"/>
-              <w:bottom w:val="single" w:color="D9DEE3" w:sz="4"/>
-              <w:right w:val="single" w:color="D9DEE3" w:sz="4"/>
-            </w:tcBorders>
-            <w:tcMar>
-              <w:top w:type="dxa" w:w="70"/>
-              <w:left w:type="dxa" w:w="110"/>
-              <w:bottom w:type="dxa" w:w="70"/>
-              <w:right w:type="dxa" w:w="110"/>
-            </w:tcMar>
-            <w:vAlign w:val="top"/>
-          </w:tcPr>
-          <w:p>
-            <w:pPr>
-              <w:spacing w:after="0"/>
-            </w:pPr>
-            <w:r>
-              <w:rPr>
-                <w:rFonts w:ascii="Arial" w:cs="Arial" w:eastAsia="Arial" w:hAnsi="Arial"/>
-                <w:b/>
-                <w:bCs/>
-                <w:color w:val="C0362C"/>
-                <w:sz w:val="18"/>
-                <w:szCs w:val="18"/>
-              </w:rPr>
-              <w:t xml:space="preserve">Пожарная безопасность</w:t>
-            </w:r>
-          </w:p>
-        </w:tc>
-        <w:tc>
-          <w:tcPr>
-            <w:tcW w:type="dxa" w:w="7338"/>
-            <w:tcBorders>
-              <w:top w:val="single" w:color="D9DEE3" w:sz="4"/>
-              <w:left w:val="single" w:color="D9DEE3" w:sz="4"/>
-              <w:bottom w:val="single" w:color="D9DEE3" w:sz="4"/>
-              <w:right w:val="single" w:color="D9DEE3" w:sz="4"/>
-            </w:tcBorders>
-            <w:tcMar>
-              <w:top w:type="dxa" w:w="70"/>
-              <w:left w:type="dxa" w:w="110"/>
-              <w:bottom w:type="dxa" w:w="70"/>
-              <w:right w:type="dxa" w:w="110"/>
-            </w:tcMar>
-            <w:vAlign w:val="top"/>
-          </w:tcPr>
-          <w:p>
-            <w:pPr>
-              <w:spacing w:after="0" w:line="252"/>
-              <w:jc w:val="left"/>
-            </w:pPr>
-            <w:r>
-              <w:rPr>
-                <w:rFonts w:ascii="Arial" w:cs="Arial" w:eastAsia="Arial" w:hAnsi="Arial"/>
-                <w:color w:val="1B2229"/>
-                <w:sz w:val="19"/>
-                <w:szCs w:val="19"/>
-              </w:rPr>
-              <w:t xml:space="preserve">Ответственные за ПБ, инструкции, тренировки по эвакуации (ППР в РФ, Пост. № 1479), обучение — приказ МЧС № 806. Ответственность арендатора — по договору аренды (ст. 38 ФЗ № 69-ФЗ).</w:t>
-            </w:r>
-          </w:p>
-        </w:tc>
-      </w:tr>
-      <w:tr>
-        <w:trPr>
-          <w:cantSplit/>
-        </w:trPr>
-        <w:tc>
-          <w:tcPr>
-            <w:tcW w:type="dxa" w:w="2300"/>
-            <w:tcBorders>
-              <w:top w:val="single" w:color="D9DEE3" w:sz="4"/>
-              <w:left w:val="single" w:color="D9DEE3" w:sz="4"/>
-              <w:bottom w:val="single" w:color="D9DEE3" w:sz="4"/>
-              <w:right w:val="single" w:color="D9DEE3" w:sz="4"/>
-            </w:tcBorders>
-            <w:tcMar>
-              <w:top w:type="dxa" w:w="70"/>
-              <w:left w:type="dxa" w:w="110"/>
-              <w:bottom w:type="dxa" w:w="70"/>
-              <w:right w:type="dxa" w:w="110"/>
-            </w:tcMar>
-            <w:vAlign w:val="top"/>
-          </w:tcPr>
-          <w:p>
-            <w:pPr>
-              <w:spacing w:after="0"/>
-            </w:pPr>
-            <w:r>
-              <w:rPr>
-                <w:rFonts w:ascii="Arial" w:cs="Arial" w:eastAsia="Arial" w:hAnsi="Arial"/>
-                <w:b/>
-                <w:bCs/>
-                <w:color w:val="C0362C"/>
-                <w:sz w:val="18"/>
-                <w:szCs w:val="18"/>
-              </w:rPr>
-              <w:t xml:space="preserve">ГО и ЧС</w:t>
-            </w:r>
-          </w:p>
-        </w:tc>
-        <w:tc>
-          <w:tcPr>
-            <w:tcW w:type="dxa" w:w="7338"/>
-            <w:tcBorders>
-              <w:top w:val="single" w:color="D9DEE3" w:sz="4"/>
-              <w:left w:val="single" w:color="D9DEE3" w:sz="4"/>
-              <w:bottom w:val="single" w:color="D9DEE3" w:sz="4"/>
-              <w:right w:val="single" w:color="D9DEE3" w:sz="4"/>
-            </w:tcBorders>
-            <w:tcMar>
-              <w:top w:type="dxa" w:w="70"/>
-              <w:left w:type="dxa" w:w="110"/>
-              <w:bottom w:type="dxa" w:w="70"/>
-              <w:right w:type="dxa" w:w="110"/>
-            </w:tcMar>
-            <w:vAlign w:val="top"/>
-          </w:tcPr>
-          <w:p>
-            <w:pPr>
-              <w:spacing w:after="0" w:line="252"/>
-              <w:jc w:val="left"/>
-            </w:pPr>
-            <w:r>
-              <w:rPr>
-                <w:rFonts w:ascii="Arial" w:cs="Arial" w:eastAsia="Arial" w:hAnsi="Arial"/>
-                <w:color w:val="1B2229"/>
-                <w:sz w:val="19"/>
-                <w:szCs w:val="19"/>
-              </w:rPr>
-              <w:t xml:space="preserve">Работник, уполномоченный на решение задач в области ГО (Пост. № 782). Подготовка работников — Пост. № 841 и № 1485.</w:t>
-            </w:r>
-          </w:p>
-        </w:tc>
-      </w:tr>
-      <w:tr>
-        <w:trPr>
-          <w:cantSplit/>
-        </w:trPr>
-        <w:tc>
-          <w:tcPr>
-            <w:tcW w:type="dxa" w:w="2300"/>
-            <w:tcBorders>
-              <w:top w:val="single" w:color="D9DEE3" w:sz="4"/>
-              <w:left w:val="single" w:color="D9DEE3" w:sz="4"/>
-              <w:bottom w:val="single" w:color="D9DEE3" w:sz="4"/>
-              <w:right w:val="single" w:color="D9DEE3" w:sz="4"/>
-            </w:tcBorders>
-            <w:tcMar>
-              <w:top w:type="dxa" w:w="70"/>
-              <w:left w:type="dxa" w:w="110"/>
-              <w:bottom w:type="dxa" w:w="70"/>
-              <w:right w:type="dxa" w:w="110"/>
-            </w:tcMar>
-            <w:vAlign w:val="top"/>
-          </w:tcPr>
-          <w:p>
-            <w:pPr>
-              <w:spacing w:after="0"/>
-            </w:pPr>
-            <w:r>
-              <w:rPr>
-                <w:rFonts w:ascii="Arial" w:cs="Arial" w:eastAsia="Arial" w:hAnsi="Arial"/>
-                <w:b/>
-                <w:bCs/>
-                <w:color w:val="B38600"/>
-                <w:sz w:val="18"/>
-                <w:szCs w:val="18"/>
-              </w:rPr>
-              <w:t xml:space="preserve">Промбезопасность</w:t>
-            </w:r>
-          </w:p>
-        </w:tc>
-        <w:tc>
-          <w:tcPr>
-            <w:tcW w:type="dxa" w:w="7338"/>
-            <w:tcBorders>
-              <w:top w:val="single" w:color="D9DEE3" w:sz="4"/>
-              <w:left w:val="single" w:color="D9DEE3" w:sz="4"/>
-              <w:bottom w:val="single" w:color="D9DEE3" w:sz="4"/>
-              <w:right w:val="single" w:color="D9DEE3" w:sz="4"/>
-            </w:tcBorders>
-            <w:tcMar>
-              <w:top w:type="dxa" w:w="70"/>
-              <w:left w:type="dxa" w:w="110"/>
-              <w:bottom w:type="dxa" w:w="70"/>
-              <w:right w:type="dxa" w:w="110"/>
-            </w:tcMar>
-            <w:vAlign w:val="top"/>
-          </w:tcPr>
-          <w:p>
-            <w:pPr>
-              <w:spacing w:after="0" w:line="252"/>
-              <w:jc w:val="left"/>
-            </w:pPr>
-            <w:r>
-              <w:rPr>
-                <w:rFonts w:ascii="Arial" w:cs="Arial" w:eastAsia="Arial" w:hAnsi="Arial"/>
-                <w:color w:val="1B2229"/>
-                <w:sz w:val="19"/>
-                <w:szCs w:val="19"/>
-              </w:rPr>
-              <w:t xml:space="preserve">Производственный контроль на ОПО (ФЗ № 116-ФЗ, Пост. № 2168), аттестация в Ростехнадзоре (Пост. № 1365), страхование ОПО (ФЗ № 225-ФЗ).</w:t>
-            </w:r>
-          </w:p>
-        </w:tc>
-      </w:tr>
-      <w:tr>
-        <w:trPr>
-          <w:cantSplit/>
-        </w:trPr>
-        <w:tc>
-          <w:tcPr>
-            <w:tcW w:type="dxa" w:w="2300"/>
-            <w:tcBorders>
-              <w:top w:val="single" w:color="D9DEE3" w:sz="4"/>
-              <w:left w:val="single" w:color="D9DEE3" w:sz="4"/>
-              <w:bottom w:val="single" w:color="D9DEE3" w:sz="4"/>
-              <w:right w:val="single" w:color="D9DEE3" w:sz="4"/>
-            </w:tcBorders>
-            <w:tcMar>
-              <w:top w:type="dxa" w:w="70"/>
-              <w:left w:type="dxa" w:w="110"/>
-              <w:bottom w:type="dxa" w:w="70"/>
-              <w:right w:type="dxa" w:w="110"/>
-            </w:tcMar>
-            <w:vAlign w:val="top"/>
-          </w:tcPr>
-          <w:p>
-            <w:pPr>
-              <w:spacing w:after="0"/>
-            </w:pPr>
-            <w:r>
-              <w:rPr>
-                <w:rFonts w:ascii="Arial" w:cs="Arial" w:eastAsia="Arial" w:hAnsi="Arial"/>
-                <w:b/>
-                <w:bCs/>
-                <w:color w:val="2E7D4F"/>
-                <w:sz w:val="18"/>
-                <w:szCs w:val="18"/>
-              </w:rPr>
-              <w:t xml:space="preserve">Экология</w:t>
-            </w:r>
-          </w:p>
-        </w:tc>
-        <w:tc>
-          <w:tcPr>
-            <w:tcW w:type="dxa" w:w="7338"/>
-            <w:tcBorders>
-              <w:top w:val="single" w:color="D9DEE3" w:sz="4"/>
-              <w:left w:val="single" w:color="D9DEE3" w:sz="4"/>
-              <w:bottom w:val="single" w:color="D9DEE3" w:sz="4"/>
-              <w:right w:val="single" w:color="D9DEE3" w:sz="4"/>
-            </w:tcBorders>
-            <w:tcMar>
-              <w:top w:type="dxa" w:w="70"/>
-              <w:left w:type="dxa" w:w="110"/>
-              <w:bottom w:type="dxa" w:w="70"/>
-              <w:right w:type="dxa" w:w="110"/>
-            </w:tcMar>
-            <w:vAlign w:val="top"/>
-          </w:tcPr>
-          <w:p>
-            <w:pPr>
-              <w:spacing w:after="0" w:line="252"/>
-              <w:jc w:val="left"/>
-            </w:pPr>
-            <w:r>
-              <w:rPr>
-                <w:rFonts w:ascii="Arial" w:cs="Arial" w:eastAsia="Arial" w:hAnsi="Arial"/>
-                <w:color w:val="1B2229"/>
-                <w:sz w:val="19"/>
-                <w:szCs w:val="19"/>
-              </w:rPr>
-              <w:t xml:space="preserve">Учёт объектов НВОС, производственный экологический контроль (приказ Минприроды № 109), отчётность по каждому объекту (ФЗ № 7-ФЗ, № 89-ФЗ, № 96-ФЗ).</w:t>
-            </w:r>
-          </w:p>
-        </w:tc>
-      </w:tr>
-    </w:tbl>
-    <w:p>
-      <w:pPr>
-        <w:pStyle w:val="Heading1"/>
-        <w:keepNext/>
-        <w:spacing w:after="140" w:before="320"/>
-      </w:pPr>
-      <w:r>
-        <w:rPr>
-          <w:rFonts w:ascii="Arial" w:cs="Arial" w:eastAsia="Arial" w:hAnsi="Arial"/>
-          <w:b/>
-          <w:bCs/>
-          <w:color w:val="5B6672"/>
-          <w:sz w:val="26"/>
-          <w:szCs w:val="26"/>
-        </w:rPr>
-        <w:t xml:space="preserve">7.  </w:t>
-      </w:r>
-      <w:r>
-        <w:rPr>
-          <w:rFonts w:ascii="Arial" w:cs="Arial" w:eastAsia="Arial" w:hAnsi="Arial"/>
-          <w:b/>
-          <w:bCs/>
-          <w:color w:val="23415E"/>
-          <w:sz w:val="26"/>
-          <w:szCs w:val="26"/>
-        </w:rPr>
         <w:t xml:space="preserve">Основные функции должностей</w:t>
       </w:r>
     </w:p>
@@ -11961,8 +11477,8 @@
               <w:rPr>
                 <w:rFonts w:ascii="Arial" w:cs="Arial" w:eastAsia="Arial" w:hAnsi="Arial"/>
                 <w:color w:val="1B2229"/>
-                <w:sz w:val="19"/>
-                <w:szCs w:val="19"/>
+                <w:sz w:val="17"/>
+                <w:szCs w:val="17"/>
               </w:rPr>
               <w:t xml:space="preserve">Начальник отдела</w:t>
             </w:r>
@@ -11994,10 +11510,10 @@
               <w:rPr>
                 <w:rFonts w:ascii="Arial" w:cs="Arial" w:eastAsia="Arial" w:hAnsi="Arial"/>
                 <w:color w:val="1B2229"/>
-                <w:sz w:val="19"/>
-                <w:szCs w:val="19"/>
-              </w:rPr>
-              <w:t xml:space="preserve">Пять направлений, бюджет (СИЗ, СОУТ, обучение, медосмотры, ТО систем ПБ, экоплатежи), надзорные органы, отчёт главному инженеру</w:t>
+                <w:sz w:val="17"/>
+                <w:szCs w:val="17"/>
+              </w:rPr>
+              <w:t xml:space="preserve">Пять направлений, бюджет, надзорные органы, отчёт главному инженеру</w:t>
             </w:r>
           </w:p>
         </w:tc>
@@ -12032,8 +11548,8 @@
               <w:rPr>
                 <w:rFonts w:ascii="Arial" w:cs="Arial" w:eastAsia="Arial" w:hAnsi="Arial"/>
                 <w:color w:val="1B2229"/>
-                <w:sz w:val="19"/>
-                <w:szCs w:val="19"/>
+                <w:sz w:val="17"/>
+                <w:szCs w:val="17"/>
               </w:rPr>
               <w:t xml:space="preserve">Ведущий специалист по ОТ</w:t>
             </w:r>
@@ -12065,10 +11581,10 @@
               <w:rPr>
                 <w:rFonts w:ascii="Arial" w:cs="Arial" w:eastAsia="Arial" w:hAnsi="Arial"/>
                 <w:color w:val="1B2229"/>
-                <w:sz w:val="19"/>
-                <w:szCs w:val="19"/>
-              </w:rPr>
-              <w:t xml:space="preserve">Замещение начальника; профриски, СОУТ, расследование НС, комиссия по ОТ; офисы Москва и Жуковский</w:t>
+                <w:sz w:val="17"/>
+                <w:szCs w:val="17"/>
+              </w:rPr>
+              <w:t xml:space="preserve">Замещение начальника, профриски, СОУТ, расследование НС, офисы</w:t>
             </w:r>
           </w:p>
         </w:tc>
@@ -12103,8 +11619,8 @@
               <w:rPr>
                 <w:rFonts w:ascii="Arial" w:cs="Arial" w:eastAsia="Arial" w:hAnsi="Arial"/>
                 <w:color w:val="1B2229"/>
-                <w:sz w:val="19"/>
-                <w:szCs w:val="19"/>
+                <w:sz w:val="17"/>
+                <w:szCs w:val="17"/>
               </w:rPr>
               <w:t xml:space="preserve">Специалист по ОТ — куратор</w:t>
             </w:r>
@@ -12136,8 +11652,8 @@
               <w:rPr>
                 <w:rFonts w:ascii="Arial" w:cs="Arial" w:eastAsia="Arial" w:hAnsi="Arial"/>
                 <w:color w:val="1B2229"/>
-                <w:sz w:val="19"/>
-                <w:szCs w:val="19"/>
+                <w:sz w:val="17"/>
+                <w:szCs w:val="17"/>
               </w:rPr>
               <w:t xml:space="preserve">Машково и Руднево: обходы, предписания, наряды-допуски, контроль СИЗ, ИОТ</w:t>
             </w:r>
@@ -12174,8 +11690,8 @@
               <w:rPr>
                 <w:rFonts w:ascii="Arial" w:cs="Arial" w:eastAsia="Arial" w:hAnsi="Arial"/>
                 <w:color w:val="1B2229"/>
-                <w:sz w:val="19"/>
-                <w:szCs w:val="19"/>
+                <w:sz w:val="17"/>
+                <w:szCs w:val="17"/>
               </w:rPr>
               <w:t xml:space="preserve">Специалист по ОТ — Внуково и регионы</w:t>
             </w:r>
@@ -12207,10 +11723,10 @@
               <w:rPr>
                 <w:rFonts w:ascii="Arial" w:cs="Arial" w:eastAsia="Arial" w:hAnsi="Arial"/>
                 <w:color w:val="1B2229"/>
-                <w:sz w:val="19"/>
-                <w:szCs w:val="19"/>
-              </w:rPr>
-              <w:t xml:space="preserve">Соглашения по ОТ и ПБ с аэропортом и заводами, работа с ответственными, выезды, сопровождение расследований</w:t>
+                <w:sz w:val="17"/>
+                <w:szCs w:val="17"/>
+              </w:rPr>
+              <w:t xml:space="preserve">Соглашения с аэропортом и заводами, работа с ответственными, выезды</w:t>
             </w:r>
           </w:p>
         </w:tc>
@@ -12245,8 +11761,8 @@
               <w:rPr>
                 <w:rFonts w:ascii="Arial" w:cs="Arial" w:eastAsia="Arial" w:hAnsi="Arial"/>
                 <w:color w:val="1B2229"/>
-                <w:sz w:val="19"/>
-                <w:szCs w:val="19"/>
+                <w:sz w:val="17"/>
+                <w:szCs w:val="17"/>
               </w:rPr>
               <w:t xml:space="preserve">Специалист по ОТ — обучение, СИЗ, медосмотры</w:t>
             </w:r>
@@ -12278,8 +11794,8 @@
               <w:rPr>
                 <w:rFonts w:ascii="Arial" w:cs="Arial" w:eastAsia="Arial" w:hAnsi="Arial"/>
                 <w:color w:val="1B2229"/>
-                <w:sz w:val="19"/>
-                <w:szCs w:val="19"/>
+                <w:sz w:val="17"/>
+                <w:szCs w:val="17"/>
               </w:rPr>
               <w:t xml:space="preserve">Обучение по Пост. № 2464, нормы и выдача СИЗ, медосмотры по приказу № 29н, отстранение по ст. 76 ТК РФ</w:t>
             </w:r>
@@ -12316,8 +11832,8 @@
               <w:rPr>
                 <w:rFonts w:ascii="Arial" w:cs="Arial" w:eastAsia="Arial" w:hAnsi="Arial"/>
                 <w:color w:val="1B2229"/>
-                <w:sz w:val="19"/>
-                <w:szCs w:val="19"/>
+                <w:sz w:val="17"/>
+                <w:szCs w:val="17"/>
               </w:rPr>
               <w:t xml:space="preserve">Ведущий инженер по ПБ (инженер по ПБ в варианте А)</w:t>
             </w:r>
@@ -12349,8 +11865,8 @@
               <w:rPr>
                 <w:rFonts w:ascii="Arial" w:cs="Arial" w:eastAsia="Arial" w:hAnsi="Arial"/>
                 <w:color w:val="1B2229"/>
-                <w:sz w:val="19"/>
-                <w:szCs w:val="19"/>
+                <w:sz w:val="17"/>
+                <w:szCs w:val="17"/>
               </w:rPr>
               <w:t xml:space="preserve">Противопожарный режим и инструкции по 8 точкам, категорирование помещений, подрядчики по АПС, СОУЭ, АУПТ, тренировки, проверки МЧС</w:t>
             </w:r>
@@ -12387,8 +11903,8 @@
               <w:rPr>
                 <w:rFonts w:ascii="Arial" w:cs="Arial" w:eastAsia="Arial" w:hAnsi="Arial"/>
                 <w:color w:val="1B2229"/>
-                <w:sz w:val="19"/>
-                <w:szCs w:val="19"/>
+                <w:sz w:val="17"/>
+                <w:szCs w:val="17"/>
               </w:rPr>
               <w:t xml:space="preserve">Ведущий специалист по ГО и ЧС</w:t>
             </w:r>
@@ -12420,10 +11936,10 @@
               <w:rPr>
                 <w:rFonts w:ascii="Arial" w:cs="Arial" w:eastAsia="Arial" w:hAnsi="Arial"/>
                 <w:color w:val="1B2229"/>
-                <w:sz w:val="19"/>
-                <w:szCs w:val="19"/>
-              </w:rPr>
-              <w:t xml:space="preserve">План действий при ЧС, КЧС и ОПБ, обучение по ГО, оповещение; в варианте Б — ПБ в офисах</w:t>
+                <w:sz w:val="17"/>
+                <w:szCs w:val="17"/>
+              </w:rPr>
+              <w:t xml:space="preserve">План действий при ЧС, КЧС и ОПБ, обучение по ГО; в варианте Б — ПБ в офисах</w:t>
             </w:r>
           </w:p>
         </w:tc>
@@ -12458,8 +11974,8 @@
               <w:rPr>
                 <w:rFonts w:ascii="Arial" w:cs="Arial" w:eastAsia="Arial" w:hAnsi="Arial"/>
                 <w:color w:val="1B2229"/>
-                <w:sz w:val="19"/>
-                <w:szCs w:val="19"/>
+                <w:sz w:val="17"/>
+                <w:szCs w:val="17"/>
               </w:rPr>
               <w:t xml:space="preserve">Ведущий инженер по промбезопасности</w:t>
             </w:r>
@@ -12491,8 +12007,8 @@
               <w:rPr>
                 <w:rFonts w:ascii="Arial" w:cs="Arial" w:eastAsia="Arial" w:hAnsi="Arial"/>
                 <w:color w:val="1B2229"/>
-                <w:sz w:val="19"/>
-                <w:szCs w:val="19"/>
+                <w:sz w:val="17"/>
+                <w:szCs w:val="17"/>
               </w:rPr>
               <w:t xml:space="preserve">Учёт ОПО, производственный контроль, аттестация ИТР, подъёмные сооружения, сосуды под давлением, кислородное оборудование</w:t>
             </w:r>
@@ -12529,8 +12045,8 @@
               <w:rPr>
                 <w:rFonts w:ascii="Arial" w:cs="Arial" w:eastAsia="Arial" w:hAnsi="Arial"/>
                 <w:color w:val="1B2229"/>
-                <w:sz w:val="19"/>
-                <w:szCs w:val="19"/>
+                <w:sz w:val="17"/>
+                <w:szCs w:val="17"/>
               </w:rPr>
               <w:t xml:space="preserve">Ведущий инженер-эколог</w:t>
             </w:r>
@@ -12562,235 +12078,10 @@
               <w:rPr>
                 <w:rFonts w:ascii="Arial" w:cs="Arial" w:eastAsia="Arial" w:hAnsi="Arial"/>
                 <w:color w:val="1B2229"/>
-                <w:sz w:val="19"/>
-                <w:szCs w:val="19"/>
+                <w:sz w:val="17"/>
+                <w:szCs w:val="17"/>
               </w:rPr>
               <w:t xml:space="preserve">Объекты НВОС Машково и Руднево, ПЭК, отчётность, отходы; при пике отчётности в I квартале — аутсорсинг</w:t>
-            </w:r>
-          </w:p>
-        </w:tc>
-      </w:tr>
-    </w:tbl>
-    <w:p>
-      <w:pPr>
-        <w:pStyle w:val="Heading1"/>
-        <w:keepNext/>
-        <w:spacing w:after="140" w:before="320"/>
-      </w:pPr>
-      <w:r>
-        <w:rPr>
-          <w:rFonts w:ascii="Arial" w:cs="Arial" w:eastAsia="Arial" w:hAnsi="Arial"/>
-          <w:b/>
-          <w:bCs/>
-          <w:color w:val="5B6672"/>
-          <w:sz w:val="26"/>
-          <w:szCs w:val="26"/>
-        </w:rPr>
-        <w:t xml:space="preserve">8.  </w:t>
-      </w:r>
-      <w:r>
-        <w:rPr>
-          <w:rFonts w:ascii="Arial" w:cs="Arial" w:eastAsia="Arial" w:hAnsi="Arial"/>
-          <w:b/>
-          <w:bCs/>
-          <w:color w:val="23415E"/>
-          <w:sz w:val="26"/>
-          <w:szCs w:val="26"/>
-        </w:rPr>
-        <w:t xml:space="preserve">Условия перехода</w:t>
-      </w:r>
-    </w:p>
-    <w:p>
-      <w:pPr>
-        <w:pStyle w:val="ListParagraph"/>
-        <w:numPr>
-          <w:ilvl w:val="0"/>
-          <w:numId w:val="2"/>
-        </w:numPr>
-        <w:spacing w:after="60" w:line="264"/>
-      </w:pPr>
-      <w:r>
-        <w:rPr>
-          <w:rFonts w:ascii="Arial" w:cs="Arial" w:eastAsia="Arial" w:hAnsi="Arial"/>
-          <w:b/>
-          <w:bCs/>
-          <w:color w:val="1B2229"/>
-          <w:sz w:val="21"/>
-          <w:szCs w:val="21"/>
-        </w:rPr>
-        <w:t xml:space="preserve">Положение об отделе: </w:t>
-      </w:r>
-      <w:r>
-        <w:rPr>
-          <w:rFonts w:ascii="Arial" w:cs="Arial" w:eastAsia="Arial" w:hAnsi="Arial"/>
-          <w:color w:val="1B2229"/>
-          <w:sz w:val="21"/>
-          <w:szCs w:val="21"/>
-        </w:rPr>
-        <w:t xml:space="preserve">право прямого доклада генеральному директору при угрозе жизни и здоровью; бюджет СИЗ и медосмотров — у отдела.</w:t>
-      </w:r>
-    </w:p>
-    <w:p>
-      <w:pPr>
-        <w:pStyle w:val="ListParagraph"/>
-        <w:numPr>
-          <w:ilvl w:val="0"/>
-          <w:numId w:val="2"/>
-        </w:numPr>
-        <w:spacing w:after="60" w:line="264"/>
-      </w:pPr>
-      <w:r>
-        <w:rPr>
-          <w:rFonts w:ascii="Arial" w:cs="Arial" w:eastAsia="Arial" w:hAnsi="Arial"/>
-          <w:b/>
-          <w:bCs/>
-          <w:color w:val="1B2229"/>
-          <w:sz w:val="21"/>
-          <w:szCs w:val="21"/>
-        </w:rPr>
-        <w:t xml:space="preserve">Границы: </w:t>
-      </w:r>
-      <w:r>
-        <w:rPr>
-          <w:rFonts w:ascii="Arial" w:cs="Arial" w:eastAsia="Arial" w:hAnsi="Arial"/>
-          <w:color w:val="1B2229"/>
-          <w:sz w:val="21"/>
-          <w:szCs w:val="21"/>
-        </w:rPr>
-        <w:t xml:space="preserve">электробезопасность — главный энергетик, ремонт — главный механик, охрана — служба безопасности, горючесть материалов изделия — КБ и ОТК.</w:t>
-      </w:r>
-    </w:p>
-    <w:p>
-      <w:pPr>
-        <w:pStyle w:val="ListParagraph"/>
-        <w:numPr>
-          <w:ilvl w:val="0"/>
-          <w:numId w:val="2"/>
-        </w:numPr>
-        <w:spacing w:after="60" w:line="264"/>
-      </w:pPr>
-      <w:r>
-        <w:rPr>
-          <w:rFonts w:ascii="Arial" w:cs="Arial" w:eastAsia="Arial" w:hAnsi="Arial"/>
-          <w:b/>
-          <w:bCs/>
-          <w:color w:val="1B2229"/>
-          <w:sz w:val="21"/>
-          <w:szCs w:val="21"/>
-        </w:rPr>
-        <w:t xml:space="preserve">Первые 3 месяца: </w:t>
-      </w:r>
-      <w:r>
-        <w:rPr>
-          <w:rFonts w:ascii="Arial" w:cs="Arial" w:eastAsia="Arial" w:hAnsi="Arial"/>
-          <w:color w:val="1B2229"/>
-          <w:sz w:val="21"/>
-          <w:szCs w:val="21"/>
-        </w:rPr>
-        <w:t xml:space="preserve">приём дел по акту, аудит площадок, соглашения с заводами; уведомление работников по ст. 74 ТК РФ.</w:t>
-      </w:r>
-    </w:p>
-    <w:p>
-      <w:pPr>
-        <w:pStyle w:val="Heading1"/>
-        <w:keepNext/>
-        <w:spacing w:after="140" w:before="320"/>
-      </w:pPr>
-      <w:r>
-        <w:rPr>
-          <w:rFonts w:ascii="Arial" w:cs="Arial" w:eastAsia="Arial" w:hAnsi="Arial"/>
-          <w:b/>
-          <w:bCs/>
-          <w:color w:val="5B6672"/>
-          <w:sz w:val="26"/>
-          <w:szCs w:val="26"/>
-        </w:rPr>
-        <w:t xml:space="preserve">9.  </w:t>
-      </w:r>
-      <w:r>
-        <w:rPr>
-          <w:rFonts w:ascii="Arial" w:cs="Arial" w:eastAsia="Arial" w:hAnsi="Arial"/>
-          <w:b/>
-          <w:bCs/>
-          <w:color w:val="23415E"/>
-          <w:sz w:val="26"/>
-          <w:szCs w:val="26"/>
-        </w:rPr>
-        <w:t xml:space="preserve">Прошу согласовать</w:t>
-      </w:r>
-    </w:p>
-    <w:tbl>
-      <w:tblPr>
-        <w:tblW w:type="dxa" w:w="9638"/>
-        <w:tblBorders>
-          <w:top w:val="single" w:color="auto" w:sz="4"/>
-          <w:left w:val="single" w:color="auto" w:sz="4"/>
-          <w:bottom w:val="single" w:color="auto" w:sz="4"/>
-          <w:right w:val="single" w:color="auto" w:sz="4"/>
-          <w:insideH w:val="single" w:color="auto" w:sz="4"/>
-          <w:insideV w:val="single" w:color="auto" w:sz="4"/>
-        </w:tblBorders>
-        <w:tblLayout w:type="fixed"/>
-      </w:tblPr>
-      <w:tblGrid>
-        <w:gridCol w:w="9638"/>
-      </w:tblGrid>
-      <w:tr>
-        <w:trPr>
-          <w:cantSplit/>
-        </w:trPr>
-        <w:tc>
-          <w:tcPr>
-            <w:tcW w:type="dxa" w:w="9638"/>
-            <w:tcBorders>
-              <w:top w:val="single" w:color="23415E" w:sz="12"/>
-              <w:left w:val="single" w:color="23415E" w:sz="12"/>
-              <w:bottom w:val="single" w:color="23415E" w:sz="12"/>
-              <w:right w:val="single" w:color="23415E" w:sz="12"/>
-            </w:tcBorders>
-            <w:tcMar>
-              <w:top w:type="dxa" w:w="120"/>
-              <w:left w:type="dxa" w:w="200"/>
-              <w:bottom w:type="dxa" w:w="60"/>
-              <w:right w:type="dxa" w:w="200"/>
-            </w:tcMar>
-          </w:tcPr>
-          <w:p>
-            <w:pPr>
-              <w:pStyle w:val="ListParagraph"/>
-              <w:numPr>
-                <w:ilvl w:val="0"/>
-                <w:numId w:val="3"/>
-              </w:numPr>
-              <w:spacing w:after="80" w:line="276"/>
-            </w:pPr>
-            <w:r>
-              <w:rPr>
-                <w:rFonts w:ascii="Arial" w:cs="Arial" w:eastAsia="Arial" w:hAnsi="Arial"/>
-                <w:color w:val="1B2229"/>
-                <w:sz w:val="21"/>
-                <w:szCs w:val="21"/>
-              </w:rPr>
-              <w:t xml:space="preserve">Создание отдела производственной безопасности и экологии в подчинении главного инженера по варианту Б: 9 штатных единиц, ФОТ 1 490 тыс. руб. в месяц, ≈ 23,2 млн руб. в год со страховыми взносами.</w:t>
-            </w:r>
-          </w:p>
-          <w:p>
-            <w:pPr>
-              <w:pStyle w:val="ListParagraph"/>
-              <w:numPr>
-                <w:ilvl w:val="0"/>
-                <w:numId w:val="3"/>
-              </w:numPr>
-              <w:spacing w:after="80" w:line="276"/>
-            </w:pPr>
-            <w:r>
-              <w:rPr>
-                <w:rFonts w:ascii="Arial" w:cs="Arial" w:eastAsia="Arial" w:hAnsi="Arial"/>
-                <w:color w:val="1B2229"/>
-                <w:sz w:val="21"/>
-                <w:szCs w:val="21"/>
-              </w:rPr>
-              <w:t xml:space="preserve">Подготовку приказа о реорганизации и положения об отделе до 30.11.2026; возврат к варианту А — по итогам 6 месяцев работы.</w:t>
             </w:r>
           </w:p>
         </w:tc>
@@ -13063,12 +12354,6 @@
       <w:startOverride w:val="1"/>
     </w:lvlOverride>
   </w:num>
-  <w:num w:numId="3">
-    <w:abstractNumId w:val="3"/>
-    <w:lvlOverride w:ilvl="0">
-      <w:startOverride w:val="1"/>
-    </w:lvlOverride>
-  </w:num>
 </w:numbering>
 </file>
 

--- a/documents/Struktura_otdela_2026/Структура_отдела_ПБЭ.docx
+++ b/documents/Struktura_otdela_2026/Структура_отдела_ПБЭ.docx
@@ -2,51 +2,6 @@
 <file path=word/document.xml><?xml version="1.0" encoding="utf-8"?>
 <w:document xmlns:wpc="http://schemas.microsoft.com/office/word/2010/wordprocessingCanvas" xmlns:mc="http://schemas.openxmlformats.org/markup-compatibility/2006" xmlns:o="urn:schemas-microsoft-com:office:office" xmlns:r="http://schemas.openxmlformats.org/officeDocument/2006/relationships" xmlns:m="http://schemas.openxmlformats.org/officeDocument/2006/math" xmlns:v="urn:schemas-microsoft-com:vml" xmlns:wp14="http://schemas.microsoft.com/office/word/2010/wordprocessingDrawing" xmlns:wp="http://schemas.openxmlformats.org/drawingml/2006/wordprocessingDrawing" xmlns:w10="urn:schemas-microsoft-com:office:word" xmlns:w="http://schemas.openxmlformats.org/wordprocessingml/2006/main" xmlns:w14="http://schemas.microsoft.com/office/word/2010/wordml" xmlns:w15="http://schemas.microsoft.com/office/word/2012/wordml" xmlns:wpg="http://schemas.microsoft.com/office/word/2010/wordprocessingGroup" xmlns:wpi="http://schemas.microsoft.com/office/word/2010/wordprocessingInk" xmlns:wne="http://schemas.microsoft.com/office/word/2006/wordml" xmlns:wps="http://schemas.microsoft.com/office/word/2010/wordprocessingShape" xmlns:cx="http://schemas.microsoft.com/office/drawing/2014/chartex" xmlns:cx1="http://schemas.microsoft.com/office/drawing/2015/9/8/chartex" xmlns:cx2="http://schemas.microsoft.com/office/drawing/2015/10/21/chartex" xmlns:cx3="http://schemas.microsoft.com/office/drawing/2016/5/9/chartex" xmlns:cx4="http://schemas.microsoft.com/office/drawing/2016/5/10/chartex" xmlns:cx5="http://schemas.microsoft.com/office/drawing/2016/5/11/chartex" xmlns:cx6="http://schemas.microsoft.com/office/drawing/2016/5/12/chartex" xmlns:cx7="http://schemas.microsoft.com/office/drawing/2016/5/13/chartex" xmlns:cx8="http://schemas.microsoft.com/office/drawing/2016/5/14/chartex" xmlns:aink="http://schemas.microsoft.com/office/drawing/2016/ink" xmlns:am3d="http://schemas.microsoft.com/office/drawing/2017/model3d" xmlns:w16cex="http://schemas.microsoft.com/office/word/2018/wordml/cex" xmlns:w16cid="http://schemas.microsoft.com/office/word/2016/wordml/cid" xmlns:w16="http://schemas.microsoft.com/office/word/2018/wordml" xmlns:w16sdtdh="http://schemas.microsoft.com/office/word/2020/wordml/sdtdatahash" xmlns:w16se="http://schemas.microsoft.com/office/word/2015/wordml/symex" mc:Ignorable="w14 w15 wp14">
   <w:body>
-    <w:p>
-      <w:pPr>
-        <w:spacing w:after="0" w:before="0" w:line="276"/>
-        <w:jc w:val="right"/>
-      </w:pPr>
-      <w:r>
-        <w:rPr>
-          <w:rFonts w:ascii="Arial" w:cs="Arial" w:eastAsia="Arial" w:hAnsi="Arial"/>
-          <w:color w:val="1B2229"/>
-          <w:sz w:val="21"/>
-          <w:szCs w:val="21"/>
-        </w:rPr>
-        <w:t xml:space="preserve">Главному инженеру</w:t>
-      </w:r>
-    </w:p>
-    <w:p>
-      <w:pPr>
-        <w:spacing w:after="0" w:before="0" w:line="276"/>
-        <w:jc w:val="right"/>
-      </w:pPr>
-      <w:r>
-        <w:rPr>
-          <w:rFonts w:ascii="Arial" w:cs="Arial" w:eastAsia="Arial" w:hAnsi="Arial"/>
-          <w:color w:val="1B2229"/>
-          <w:sz w:val="21"/>
-          <w:szCs w:val="21"/>
-        </w:rPr>
-        <w:t xml:space="preserve">ООО «Авиационные Интерьеры-СН»</w:t>
-      </w:r>
-    </w:p>
-    <w:p>
-      <w:pPr>
-        <w:spacing w:after="360" w:before="0" w:line="276"/>
-        <w:jc w:val="right"/>
-      </w:pPr>
-      <w:r>
-        <w:rPr>
-          <w:rFonts w:ascii="Arial" w:cs="Arial" w:eastAsia="Arial" w:hAnsi="Arial"/>
-          <w:color w:val="5B6672"/>
-          <w:sz w:val="21"/>
-          <w:szCs w:val="21"/>
-        </w:rPr>
-        <w:t xml:space="preserve">от начальника отдела охраны труда и экологии</w:t>
-      </w:r>
-    </w:p>
     <w:p>
       <w:pPr>
         <w:spacing w:after="0"/>
@@ -83,7 +38,10 @@
     </w:p>
     <w:p>
       <w:pPr>
-        <w:spacing w:after="40"/>
+        <w:pBdr>
+          <w:bottom w:val="single" w:color="23415E" w:sz="8" w:space="8"/>
+        </w:pBdr>
+        <w:spacing w:after="160"/>
         <w:jc w:val="center"/>
       </w:pPr>
       <w:r>
@@ -94,24 +52,6 @@
           <w:szCs w:val="21"/>
         </w:rPr>
         <w:t xml:space="preserve">два варианта численности и оплаты труда</w:t>
-      </w:r>
-    </w:p>
-    <w:p>
-      <w:pPr>
-        <w:pBdr>
-          <w:bottom w:val="single" w:color="23415E" w:sz="8" w:space="8"/>
-        </w:pBdr>
-        <w:spacing w:after="160"/>
-        <w:jc w:val="center"/>
-      </w:pPr>
-      <w:r>
-        <w:rPr>
-          <w:rFonts w:ascii="Arial" w:cs="Arial" w:eastAsia="Arial" w:hAnsi="Arial"/>
-          <w:color w:val="5B6672"/>
-          <w:sz w:val="19"/>
-          <w:szCs w:val="19"/>
-        </w:rPr>
-        <w:t xml:space="preserve">Москва, октябрь 2026 г.</w:t>
       </w:r>
     </w:p>
     <w:p>
@@ -155,7 +95,7 @@
           <w:sz w:val="21"/>
           <w:szCs w:val="21"/>
         </w:rPr>
-        <w:t xml:space="preserve">Отдел охраны труда и экологии, сейчас подчинённый директору по персоналу, принимает пожарную безопасность, ГО и ЧС и промышленную безопасность и переходит в подчинение главному инженеру. Новое название — </w:t>
+        <w:t xml:space="preserve">Отдел охраны труда и экологии, сейчас подчинённый директору по персоналу, принимает пожарную безопасность, ГО и ЧС и промышленную безопасность и переходит в подчинение главному инженеру. Новое название: </w:t>
       </w:r>
       <w:r>
         <w:rPr>
@@ -570,7 +510,7 @@
                 <w:sz w:val="18"/>
                 <w:szCs w:val="18"/>
               </w:rPr>
-              <w:t xml:space="preserve">От Москвы</w:t>
+              <w:t xml:space="preserve">Удалённость</w:t>
             </w:r>
           </w:p>
         </w:tc>
@@ -707,7 +647,7 @@
                 <w:sz w:val="19"/>
                 <w:szCs w:val="19"/>
               </w:rPr>
-              <w:t xml:space="preserve">—</w:t>
+              <w:t xml:space="preserve">Москва и МО</w:t>
             </w:r>
           </w:p>
         </w:tc>
@@ -844,7 +784,7 @@
                 <w:sz w:val="19"/>
                 <w:szCs w:val="19"/>
               </w:rPr>
-              <w:t xml:space="preserve">—</w:t>
+              <w:t xml:space="preserve">Москва и МО</w:t>
             </w:r>
           </w:p>
         </w:tc>
@@ -981,7 +921,7 @@
                 <w:sz w:val="19"/>
                 <w:szCs w:val="19"/>
               </w:rPr>
-              <w:t xml:space="preserve">—</w:t>
+              <w:t xml:space="preserve">Москва и МО</w:t>
             </w:r>
           </w:p>
         </w:tc>
@@ -1118,7 +1058,7 @@
                 <w:sz w:val="19"/>
                 <w:szCs w:val="19"/>
               </w:rPr>
-              <w:t xml:space="preserve">—</w:t>
+              <w:t xml:space="preserve">Москва и МО</w:t>
             </w:r>
           </w:p>
         </w:tc>
@@ -1259,7 +1199,7 @@
                 <w:sz w:val="19"/>
                 <w:szCs w:val="19"/>
               </w:rPr>
-              <w:t xml:space="preserve">—</w:t>
+              <w:t xml:space="preserve">Москва и МО</w:t>
             </w:r>
           </w:p>
         </w:tc>
@@ -1726,7 +1666,7 @@
           <w:sz w:val="21"/>
           <w:szCs w:val="21"/>
         </w:rPr>
-        <w:t xml:space="preserve">Собственная производственная территория — только Машково и Руднево, их ведут штатные кураторы. Во Внуково работы идут на территории аэропорта, в регионах — на заводах-изготовителях, а в арендованных офисах сидят только ИТР. Эти точки ведёт один специалист по ОТ из Москвы (раздел 4).</w:t>
+        <w:t xml:space="preserve">Собственная производственная территория есть только в Машково и Руднево, их ведут штатные кураторы. Во Внуково работы идут на территории аэропорта, в регионах на заводах-изготовителях, а в арендованных офисах сидят только ИТР. Эти точки ведёт один специалист по охране труда из Москвы (раздел 4).</w:t>
       </w:r>
     </w:p>
     <w:p>
@@ -1756,7 +1696,7 @@
           <w:sz w:val="26"/>
           <w:szCs w:val="26"/>
         </w:rPr>
-        <w:t xml:space="preserve">Вариант А — оптимальный, 11 шт. ед.</w:t>
+        <w:t xml:space="preserve">Вариант А: оптимальный, 11 шт. ед.</w:t>
       </w:r>
     </w:p>
     <w:tbl>
@@ -2624,7 +2564,7 @@
                 <w:sz w:val="19"/>
                 <w:szCs w:val="19"/>
               </w:rPr>
-              <w:t xml:space="preserve">ПБ и ГО и ЧС</w:t>
+              <w:t xml:space="preserve">Пожарная безопасность, ГО и ЧС</w:t>
             </w:r>
           </w:p>
           <w:p>
@@ -3021,7 +2961,7 @@
                 <w:sz w:val="17"/>
                 <w:szCs w:val="17"/>
               </w:rPr>
-              <w:t xml:space="preserve">Ведущий специалист по ОТ</w:t>
+              <w:t xml:space="preserve">Ведущий специалист по охране труда</w:t>
             </w:r>
           </w:p>
           <w:p>
@@ -3099,7 +3039,7 @@
                 <w:sz w:val="17"/>
                 <w:szCs w:val="17"/>
               </w:rPr>
-              <w:t xml:space="preserve">Ведущий инженер по ПБ</w:t>
+              <w:t xml:space="preserve">Ведущий специалист по пожарной профилактике</w:t>
             </w:r>
           </w:p>
           <w:p>
@@ -3177,7 +3117,7 @@
                 <w:sz w:val="17"/>
                 <w:szCs w:val="17"/>
               </w:rPr>
-              <w:t xml:space="preserve">Ведущий инженер по ПрБ</w:t>
+              <w:t xml:space="preserve">Ведущий инженер по промышленной безопасности</w:t>
             </w:r>
           </w:p>
           <w:p>
@@ -3494,7 +3434,7 @@
                 <w:sz w:val="17"/>
                 <w:szCs w:val="17"/>
               </w:rPr>
-              <w:t xml:space="preserve">Специалист по ОТ</w:t>
+              <w:t xml:space="preserve">Специалист по охране труда</w:t>
             </w:r>
           </w:p>
           <w:p>
@@ -3572,7 +3512,7 @@
                 <w:sz w:val="17"/>
                 <w:szCs w:val="17"/>
               </w:rPr>
-              <w:t xml:space="preserve">Инженер по ПБ</w:t>
+              <w:t xml:space="preserve">Специалист по пожарной профилактике</w:t>
             </w:r>
           </w:p>
           <w:p>
@@ -3911,7 +3851,7 @@
                 <w:sz w:val="17"/>
                 <w:szCs w:val="17"/>
               </w:rPr>
-              <w:t xml:space="preserve">Специалист по ОТ</w:t>
+              <w:t xml:space="preserve">Специалист по охране труда</w:t>
             </w:r>
           </w:p>
           <w:p>
@@ -3989,7 +3929,7 @@
                 <w:sz w:val="17"/>
                 <w:szCs w:val="17"/>
               </w:rPr>
-              <w:t xml:space="preserve">Ведущий специалист по ГО и ЧС</w:t>
+              <w:t xml:space="preserve">Специалист по ГО и ЧС</w:t>
             </w:r>
           </w:p>
           <w:p>
@@ -4328,7 +4268,7 @@
                 <w:sz w:val="17"/>
                 <w:szCs w:val="17"/>
               </w:rPr>
-              <w:t xml:space="preserve">Специалист по ОТ</w:t>
+              <w:t xml:space="preserve">Специалист по охране труда</w:t>
             </w:r>
           </w:p>
           <w:p>
@@ -4717,7 +4657,7 @@
                 <w:sz w:val="17"/>
                 <w:szCs w:val="17"/>
               </w:rPr>
-              <w:t xml:space="preserve">Специалист по ОТ</w:t>
+              <w:t xml:space="preserve">Специалист по охране труда</w:t>
             </w:r>
           </w:p>
           <w:p>
@@ -4975,7 +4915,7 @@
                 <w:sz w:val="15"/>
                 <w:szCs w:val="15"/>
               </w:rPr>
-              <w:t xml:space="preserve">Машково, Руднево — руководители участков · Внуково и регионы — старший группы, руководитель офиса</w:t>
+              <w:t xml:space="preserve">Машково, Руднево: руководители участков · Внуково и регионы: старший группы, руководитель офиса</w:t>
             </w:r>
           </w:p>
         </w:tc>
@@ -5014,7 +4954,7 @@
           <w:sz w:val="21"/>
           <w:szCs w:val="21"/>
         </w:rPr>
-        <w:t xml:space="preserve">На каждой собственной площадке (Машково, Руднево) свой куратор по ОТ, который постоянно работает на площадке.</w:t>
+        <w:t xml:space="preserve">На каждой собственной площадке (Машково, Руднево) свой куратор по охране труда, который постоянно работает на площадке.</w:t>
       </w:r>
     </w:p>
     <w:p>
@@ -5063,7 +5003,7 @@
           <w:sz w:val="26"/>
           <w:szCs w:val="26"/>
         </w:rPr>
-        <w:t xml:space="preserve">Вариант Б — сокращённый, 9 шт. ед.</w:t>
+        <w:t xml:space="preserve">Вариант Б: сокращённый, 9 шт. ед.</w:t>
       </w:r>
     </w:p>
     <w:tbl>
@@ -5931,7 +5871,7 @@
                 <w:sz w:val="19"/>
                 <w:szCs w:val="19"/>
               </w:rPr>
-              <w:t xml:space="preserve">ПБ и ГО и ЧС</w:t>
+              <w:t xml:space="preserve">Пожарная безопасность, ГО и ЧС</w:t>
             </w:r>
           </w:p>
           <w:p>
@@ -6328,7 +6268,7 @@
                 <w:sz w:val="17"/>
                 <w:szCs w:val="17"/>
               </w:rPr>
-              <w:t xml:space="preserve">Ведущий специалист по ОТ</w:t>
+              <w:t xml:space="preserve">Ведущий специалист по охране труда</w:t>
             </w:r>
           </w:p>
           <w:p>
@@ -6406,7 +6346,7 @@
                 <w:sz w:val="17"/>
                 <w:szCs w:val="17"/>
               </w:rPr>
-              <w:t xml:space="preserve">Ведущий инженер по ПБ</w:t>
+              <w:t xml:space="preserve">Ведущий специалист по пожарной профилактике</w:t>
             </w:r>
           </w:p>
           <w:p>
@@ -6484,7 +6424,7 @@
                 <w:sz w:val="17"/>
                 <w:szCs w:val="17"/>
               </w:rPr>
-              <w:t xml:space="preserve">Ведущий инженер по ПрБ</w:t>
+              <w:t xml:space="preserve">Ведущий инженер по промышленной безопасности</w:t>
             </w:r>
           </w:p>
           <w:p>
@@ -6801,7 +6741,7 @@
                 <w:sz w:val="17"/>
                 <w:szCs w:val="17"/>
               </w:rPr>
-              <w:t xml:space="preserve">Специалист по ОТ</w:t>
+              <w:t xml:space="preserve">Специалист по охране труда</w:t>
             </w:r>
           </w:p>
           <w:p>
@@ -6879,7 +6819,7 @@
                 <w:sz w:val="17"/>
                 <w:szCs w:val="17"/>
               </w:rPr>
-              <w:t xml:space="preserve">Ведущий специалист по ГО и ЧС</w:t>
+              <w:t xml:space="preserve">Специалист по ГО и ЧС</w:t>
             </w:r>
           </w:p>
           <w:p>
@@ -7218,7 +7158,7 @@
                 <w:sz w:val="17"/>
                 <w:szCs w:val="17"/>
               </w:rPr>
-              <w:t xml:space="preserve">Специалист по ОТ</w:t>
+              <w:t xml:space="preserve">Специалист по охране труда</w:t>
             </w:r>
           </w:p>
           <w:p>
@@ -7607,7 +7547,7 @@
                 <w:sz w:val="17"/>
                 <w:szCs w:val="17"/>
               </w:rPr>
-              <w:t xml:space="preserve">Специалист по ОТ</w:t>
+              <w:t xml:space="preserve">Специалист по охране труда</w:t>
             </w:r>
           </w:p>
           <w:p>
@@ -7865,7 +7805,7 @@
                 <w:sz w:val="15"/>
                 <w:szCs w:val="15"/>
               </w:rPr>
-              <w:t xml:space="preserve">Машково, Руднево — руководители участков · Внуково и регионы — старший группы, руководитель офиса</w:t>
+              <w:t xml:space="preserve">Машково, Руднево: руководители участков · Внуково и регионы: старший группы, руководитель офиса</w:t>
             </w:r>
           </w:p>
         </w:tc>
@@ -7885,7 +7825,7 @@
           <w:sz w:val="17"/>
           <w:szCs w:val="17"/>
         </w:rPr>
-        <w:t xml:space="preserve">Схема 2. Вариант Б — минимально достаточный состав.</w:t>
+        <w:t xml:space="preserve">Схема 2. Вариант Б, минимально достаточный состав.</w:t>
       </w:r>
     </w:p>
     <w:tbl>
@@ -8052,7 +7992,7 @@
                 <w:sz w:val="19"/>
                 <w:szCs w:val="19"/>
               </w:rPr>
-              <w:t xml:space="preserve">1 куратор по ОТ</w:t>
+              <w:t xml:space="preserve">1 куратор по охране труда</w:t>
             </w:r>
           </w:p>
         </w:tc>
@@ -8156,7 +8096,7 @@
                 <w:sz w:val="19"/>
                 <w:szCs w:val="19"/>
               </w:rPr>
-              <w:t xml:space="preserve">Инженер по ПБ</w:t>
+              <w:t xml:space="preserve">Специалист по пожарной профилактике</w:t>
             </w:r>
           </w:p>
         </w:tc>
@@ -8189,7 +8129,7 @@
                 <w:sz w:val="19"/>
                 <w:szCs w:val="19"/>
               </w:rPr>
-              <w:t xml:space="preserve">Ведущий инженер по ПБ — производственные площадки; специалист по ГО и ЧС — ПБ в офисах</w:t>
+              <w:t xml:space="preserve">Ведущий специалист по пожарной профилактике ведёт производственные площадки, специалист по ГО и ЧС ведёт ПБ в офисах</w:t>
             </w:r>
           </w:p>
         </w:tc>
@@ -8269,7 +8209,7 @@
           <w:sz w:val="21"/>
           <w:szCs w:val="21"/>
         </w:rPr>
-        <w:t xml:space="preserve">Во Внуково принимающая сторона — аэропорт, в Воронеже, Казани и Ульяновске — заводы-изготовители. Обязанности работодателя по ОТ остаются у нас (ст. 214 ТК РФ):</w:t>
+        <w:t xml:space="preserve">Во Внуково работы идут на территории аэропорта, в Воронеже, Казани и Ульяновске на заводах-изготовителях. Обязанности работодателя по охране труда остаются у нас (ст. 214 ТК РФ):</w:t>
       </w:r>
     </w:p>
     <w:p>
@@ -8299,7 +8239,7 @@
           <w:sz w:val="21"/>
           <w:szCs w:val="21"/>
         </w:rPr>
-        <w:t xml:space="preserve">Порядок допуска: инструктажи, наряды-допуски, пропуска (в аэропорту — в контролируемую зону), действия при происшествиях.</w:t>
+        <w:t xml:space="preserve">Порядок допуска: инструктажи, наряды-допуски, пропуска (в аэропорту пропуск в контролируемую зону), действия при происшествиях.</w:t>
       </w:r>
     </w:p>
     <w:p>
@@ -8380,7 +8320,7 @@
           <w:sz w:val="21"/>
           <w:szCs w:val="21"/>
         </w:rPr>
-        <w:t xml:space="preserve">Ответственный на каждой точке </w:t>
+        <w:t xml:space="preserve">Ответственный на каждой точке: </w:t>
       </w:r>
       <w:r>
         <w:rPr>
@@ -8389,7 +8329,7 @@
           <w:sz w:val="21"/>
           <w:szCs w:val="21"/>
         </w:rPr>
-        <w:t xml:space="preserve">— руководитель офиса или старший группы, по приказу, с доплатой (ст. 60.2 ТК РФ): инструктажи, СИЗ, сообщение о происшествиях.</w:t>
+        <w:t xml:space="preserve">руководитель офиса или старший группы, по приказу, с доплатой (ст. 60.2 ТК РФ): инструктажи, СИЗ, сообщение о происшествиях.</w:t>
       </w:r>
     </w:p>
     <w:p>
@@ -8440,7 +8380,7 @@
           <w:sz w:val="21"/>
           <w:szCs w:val="21"/>
         </w:rPr>
-        <w:t xml:space="preserve">Специалист по ОТ из Москвы </w:t>
+        <w:t xml:space="preserve">Специалист по охране труда из Москвы </w:t>
       </w:r>
       <w:r>
         <w:rPr>
@@ -8449,7 +8389,7 @@
           <w:sz w:val="21"/>
           <w:szCs w:val="21"/>
         </w:rPr>
-        <w:t xml:space="preserve">бывает во Внуково еженедельно, в регионах — раз в квартал (около 12 командировок в год), между выездами контролирует удалённо.</w:t>
+        <w:t xml:space="preserve">бывает во Внуково еженедельно, в регионах раз в квартал (около 12 командировок в год), между выездами контролирует удалённо.</w:t>
       </w:r>
     </w:p>
     <w:p>
@@ -8495,11 +8435,11 @@
         <w:tblLayout w:type="fixed"/>
       </w:tblPr>
       <w:tblGrid>
-        <w:gridCol w:w="4640"/>
-        <w:gridCol w:w="1300"/>
-        <w:gridCol w:w="1300"/>
-        <w:gridCol w:w="1199"/>
-        <w:gridCol w:w="1199"/>
+        <w:gridCol w:w="5240"/>
+        <w:gridCol w:w="1100"/>
+        <w:gridCol w:w="1100"/>
+        <w:gridCol w:w="1099"/>
+        <w:gridCol w:w="1099"/>
       </w:tblGrid>
       <w:tr>
         <w:trPr>
@@ -8507,7 +8447,7 @@
         </w:trPr>
         <w:tc>
           <w:tcPr>
-            <w:tcW w:type="dxa" w:w="4640"/>
+            <w:tcW w:type="dxa" w:w="5240"/>
             <w:tcBorders>
               <w:top w:val="single" w:color="D9DEE3" w:sz="4"/>
               <w:left w:val="single" w:color="D9DEE3" w:sz="4"/>
@@ -8543,7 +8483,7 @@
         </w:tc>
         <w:tc>
           <w:tcPr>
-            <w:tcW w:type="dxa" w:w="1300"/>
+            <w:tcW w:type="dxa" w:w="1100"/>
             <w:tcBorders>
               <w:top w:val="single" w:color="D9DEE3" w:sz="4"/>
               <w:left w:val="single" w:color="D9DEE3" w:sz="4"/>
@@ -8579,7 +8519,7 @@
         </w:tc>
         <w:tc>
           <w:tcPr>
-            <w:tcW w:type="dxa" w:w="1300"/>
+            <w:tcW w:type="dxa" w:w="1100"/>
             <w:tcBorders>
               <w:top w:val="single" w:color="D9DEE3" w:sz="4"/>
               <w:left w:val="single" w:color="D9DEE3" w:sz="4"/>
@@ -8615,7 +8555,7 @@
         </w:tc>
         <w:tc>
           <w:tcPr>
-            <w:tcW w:type="dxa" w:w="1199"/>
+            <w:tcW w:type="dxa" w:w="1099"/>
             <w:tcBorders>
               <w:top w:val="single" w:color="D9DEE3" w:sz="4"/>
               <w:left w:val="single" w:color="D9DEE3" w:sz="4"/>
@@ -8651,7 +8591,7 @@
         </w:tc>
         <w:tc>
           <w:tcPr>
-            <w:tcW w:type="dxa" w:w="1199"/>
+            <w:tcW w:type="dxa" w:w="1099"/>
             <w:tcBorders>
               <w:top w:val="single" w:color="D9DEE3" w:sz="4"/>
               <w:left w:val="single" w:color="D9DEE3" w:sz="4"/>
@@ -8692,32 +8632,32 @@
         </w:trPr>
         <w:tc>
           <w:tcPr>
-            <w:tcW w:type="dxa" w:w="4640"/>
-            <w:tcBorders>
-              <w:top w:val="single" w:color="D9DEE3" w:sz="4"/>
-              <w:left w:val="single" w:color="D9DEE3" w:sz="4"/>
-              <w:bottom w:val="single" w:color="D9DEE3" w:sz="4"/>
-              <w:right w:val="single" w:color="D9DEE3" w:sz="4"/>
-            </w:tcBorders>
-            <w:tcMar>
-              <w:top w:type="dxa" w:w="70"/>
-              <w:left w:type="dxa" w:w="110"/>
-              <w:bottom w:type="dxa" w:w="70"/>
-              <w:right w:type="dxa" w:w="110"/>
-            </w:tcMar>
-            <w:vAlign w:val="top"/>
-          </w:tcPr>
-          <w:p>
-            <w:pPr>
-              <w:spacing w:after="0" w:line="252"/>
-              <w:jc w:val="left"/>
-            </w:pPr>
-            <w:r>
-              <w:rPr>
-                <w:rFonts w:ascii="Arial" w:cs="Arial" w:eastAsia="Arial" w:hAnsi="Arial"/>
-                <w:color w:val="1B2229"/>
-                <w:sz w:val="17"/>
-                <w:szCs w:val="17"/>
+            <w:tcW w:type="dxa" w:w="5240"/>
+            <w:tcBorders>
+              <w:top w:val="single" w:color="D9DEE3" w:sz="4"/>
+              <w:left w:val="single" w:color="D9DEE3" w:sz="4"/>
+              <w:bottom w:val="single" w:color="D9DEE3" w:sz="4"/>
+              <w:right w:val="single" w:color="D9DEE3" w:sz="4"/>
+            </w:tcBorders>
+            <w:tcMar>
+              <w:top w:type="dxa" w:w="70"/>
+              <w:left w:type="dxa" w:w="110"/>
+              <w:bottom w:type="dxa" w:w="70"/>
+              <w:right w:type="dxa" w:w="110"/>
+            </w:tcMar>
+            <w:vAlign w:val="top"/>
+          </w:tcPr>
+          <w:p>
+            <w:pPr>
+              <w:spacing w:after="0" w:line="252"/>
+              <w:jc w:val="left"/>
+            </w:pPr>
+            <w:r>
+              <w:rPr>
+                <w:rFonts w:ascii="Arial" w:cs="Arial" w:eastAsia="Arial" w:hAnsi="Arial"/>
+                <w:color w:val="1B2229"/>
+                <w:sz w:val="16"/>
+                <w:szCs w:val="16"/>
               </w:rPr>
               <w:t xml:space="preserve">Начальник отдела</w:t>
             </w:r>
@@ -8725,7 +8665,7 @@
         </w:tc>
         <w:tc>
           <w:tcPr>
-            <w:tcW w:type="dxa" w:w="1300"/>
+            <w:tcW w:type="dxa" w:w="1100"/>
             <w:tcBorders>
               <w:top w:val="single" w:color="D9DEE3" w:sz="4"/>
               <w:left w:val="single" w:color="D9DEE3" w:sz="4"/>
@@ -8749,8 +8689,8 @@
               <w:rPr>
                 <w:rFonts w:ascii="Arial" w:cs="Arial" w:eastAsia="Arial" w:hAnsi="Arial"/>
                 <w:color w:val="1B2229"/>
-                <w:sz w:val="17"/>
-                <w:szCs w:val="17"/>
+                <w:sz w:val="16"/>
+                <w:szCs w:val="16"/>
               </w:rPr>
               <w:t xml:space="preserve">300</w:t>
             </w:r>
@@ -8758,7 +8698,7 @@
         </w:tc>
         <w:tc>
           <w:tcPr>
-            <w:tcW w:type="dxa" w:w="1300"/>
+            <w:tcW w:type="dxa" w:w="1100"/>
             <w:tcBorders>
               <w:top w:val="single" w:color="D9DEE3" w:sz="4"/>
               <w:left w:val="single" w:color="D9DEE3" w:sz="4"/>
@@ -8782,8 +8722,8 @@
               <w:rPr>
                 <w:rFonts w:ascii="Arial" w:cs="Arial" w:eastAsia="Arial" w:hAnsi="Arial"/>
                 <w:color w:val="1B2229"/>
-                <w:sz w:val="17"/>
-                <w:szCs w:val="17"/>
+                <w:sz w:val="16"/>
+                <w:szCs w:val="16"/>
               </w:rPr>
               <w:t xml:space="preserve">300</w:t>
             </w:r>
@@ -8791,7 +8731,7 @@
         </w:tc>
         <w:tc>
           <w:tcPr>
-            <w:tcW w:type="dxa" w:w="1199"/>
+            <w:tcW w:type="dxa" w:w="1099"/>
             <w:tcBorders>
               <w:top w:val="single" w:color="D9DEE3" w:sz="4"/>
               <w:left w:val="single" w:color="D9DEE3" w:sz="4"/>
@@ -8815,8 +8755,8 @@
               <w:rPr>
                 <w:rFonts w:ascii="Arial" w:cs="Arial" w:eastAsia="Arial" w:hAnsi="Arial"/>
                 <w:color w:val="1B2229"/>
-                <w:sz w:val="17"/>
-                <w:szCs w:val="17"/>
+                <w:sz w:val="16"/>
+                <w:szCs w:val="16"/>
               </w:rPr>
               <w:t xml:space="preserve">1</w:t>
             </w:r>
@@ -8824,7 +8764,7 @@
         </w:tc>
         <w:tc>
           <w:tcPr>
-            <w:tcW w:type="dxa" w:w="1199"/>
+            <w:tcW w:type="dxa" w:w="1099"/>
             <w:tcBorders>
               <w:top w:val="single" w:color="D9DEE3" w:sz="4"/>
               <w:left w:val="single" w:color="D9DEE3" w:sz="4"/>
@@ -8848,8 +8788,8 @@
               <w:rPr>
                 <w:rFonts w:ascii="Arial" w:cs="Arial" w:eastAsia="Arial" w:hAnsi="Arial"/>
                 <w:color w:val="1B2229"/>
-                <w:sz w:val="17"/>
-                <w:szCs w:val="17"/>
+                <w:sz w:val="16"/>
+                <w:szCs w:val="16"/>
               </w:rPr>
               <w:t xml:space="preserve">1</w:t>
             </w:r>
@@ -8862,40 +8802,40 @@
         </w:trPr>
         <w:tc>
           <w:tcPr>
-            <w:tcW w:type="dxa" w:w="4640"/>
-            <w:tcBorders>
-              <w:top w:val="single" w:color="D9DEE3" w:sz="4"/>
-              <w:left w:val="single" w:color="D9DEE3" w:sz="4"/>
-              <w:bottom w:val="single" w:color="D9DEE3" w:sz="4"/>
-              <w:right w:val="single" w:color="D9DEE3" w:sz="4"/>
-            </w:tcBorders>
-            <w:tcMar>
-              <w:top w:type="dxa" w:w="70"/>
-              <w:left w:type="dxa" w:w="110"/>
-              <w:bottom w:type="dxa" w:w="70"/>
-              <w:right w:type="dxa" w:w="110"/>
-            </w:tcMar>
-            <w:vAlign w:val="top"/>
-          </w:tcPr>
-          <w:p>
-            <w:pPr>
-              <w:spacing w:after="0" w:line="252"/>
-              <w:jc w:val="left"/>
-            </w:pPr>
-            <w:r>
-              <w:rPr>
-                <w:rFonts w:ascii="Arial" w:cs="Arial" w:eastAsia="Arial" w:hAnsi="Arial"/>
-                <w:color w:val="1B2229"/>
-                <w:sz w:val="17"/>
-                <w:szCs w:val="17"/>
-              </w:rPr>
-              <w:t xml:space="preserve">Ведущий специалист по ОТ (зам. начальника)</w:t>
-            </w:r>
-          </w:p>
-        </w:tc>
-        <w:tc>
-          <w:tcPr>
-            <w:tcW w:type="dxa" w:w="1300"/>
+            <w:tcW w:type="dxa" w:w="5240"/>
+            <w:tcBorders>
+              <w:top w:val="single" w:color="D9DEE3" w:sz="4"/>
+              <w:left w:val="single" w:color="D9DEE3" w:sz="4"/>
+              <w:bottom w:val="single" w:color="D9DEE3" w:sz="4"/>
+              <w:right w:val="single" w:color="D9DEE3" w:sz="4"/>
+            </w:tcBorders>
+            <w:tcMar>
+              <w:top w:type="dxa" w:w="70"/>
+              <w:left w:type="dxa" w:w="110"/>
+              <w:bottom w:type="dxa" w:w="70"/>
+              <w:right w:type="dxa" w:w="110"/>
+            </w:tcMar>
+            <w:vAlign w:val="top"/>
+          </w:tcPr>
+          <w:p>
+            <w:pPr>
+              <w:spacing w:after="0" w:line="252"/>
+              <w:jc w:val="left"/>
+            </w:pPr>
+            <w:r>
+              <w:rPr>
+                <w:rFonts w:ascii="Arial" w:cs="Arial" w:eastAsia="Arial" w:hAnsi="Arial"/>
+                <w:color w:val="1B2229"/>
+                <w:sz w:val="16"/>
+                <w:szCs w:val="16"/>
+              </w:rPr>
+              <w:t xml:space="preserve">Ведущий специалист по охране труда (зам. начальника)</w:t>
+            </w:r>
+          </w:p>
+        </w:tc>
+        <w:tc>
+          <w:tcPr>
+            <w:tcW w:type="dxa" w:w="1100"/>
             <w:tcBorders>
               <w:top w:val="single" w:color="D9DEE3" w:sz="4"/>
               <w:left w:val="single" w:color="D9DEE3" w:sz="4"/>
@@ -8919,8 +8859,8 @@
               <w:rPr>
                 <w:rFonts w:ascii="Arial" w:cs="Arial" w:eastAsia="Arial" w:hAnsi="Arial"/>
                 <w:color w:val="1B2229"/>
-                <w:sz w:val="17"/>
-                <w:szCs w:val="17"/>
+                <w:sz w:val="16"/>
+                <w:szCs w:val="16"/>
               </w:rPr>
               <w:t xml:space="preserve">170</w:t>
             </w:r>
@@ -8928,7 +8868,7 @@
         </w:tc>
         <w:tc>
           <w:tcPr>
-            <w:tcW w:type="dxa" w:w="1300"/>
+            <w:tcW w:type="dxa" w:w="1100"/>
             <w:tcBorders>
               <w:top w:val="single" w:color="D9DEE3" w:sz="4"/>
               <w:left w:val="single" w:color="D9DEE3" w:sz="4"/>
@@ -8952,8 +8892,8 @@
               <w:rPr>
                 <w:rFonts w:ascii="Arial" w:cs="Arial" w:eastAsia="Arial" w:hAnsi="Arial"/>
                 <w:color w:val="1B2229"/>
-                <w:sz w:val="17"/>
-                <w:szCs w:val="17"/>
+                <w:sz w:val="16"/>
+                <w:szCs w:val="16"/>
               </w:rPr>
               <w:t xml:space="preserve">170</w:t>
             </w:r>
@@ -8961,7 +8901,7 @@
         </w:tc>
         <w:tc>
           <w:tcPr>
-            <w:tcW w:type="dxa" w:w="1199"/>
+            <w:tcW w:type="dxa" w:w="1099"/>
             <w:tcBorders>
               <w:top w:val="single" w:color="D9DEE3" w:sz="4"/>
               <w:left w:val="single" w:color="D9DEE3" w:sz="4"/>
@@ -8985,8 +8925,8 @@
               <w:rPr>
                 <w:rFonts w:ascii="Arial" w:cs="Arial" w:eastAsia="Arial" w:hAnsi="Arial"/>
                 <w:color w:val="1B2229"/>
-                <w:sz w:val="17"/>
-                <w:szCs w:val="17"/>
+                <w:sz w:val="16"/>
+                <w:szCs w:val="16"/>
               </w:rPr>
               <w:t xml:space="preserve">1</w:t>
             </w:r>
@@ -8994,7 +8934,7 @@
         </w:tc>
         <w:tc>
           <w:tcPr>
-            <w:tcW w:type="dxa" w:w="1199"/>
+            <w:tcW w:type="dxa" w:w="1099"/>
             <w:tcBorders>
               <w:top w:val="single" w:color="D9DEE3" w:sz="4"/>
               <w:left w:val="single" w:color="D9DEE3" w:sz="4"/>
@@ -9018,8 +8958,8 @@
               <w:rPr>
                 <w:rFonts w:ascii="Arial" w:cs="Arial" w:eastAsia="Arial" w:hAnsi="Arial"/>
                 <w:color w:val="1B2229"/>
-                <w:sz w:val="17"/>
-                <w:szCs w:val="17"/>
+                <w:sz w:val="16"/>
+                <w:szCs w:val="16"/>
               </w:rPr>
               <w:t xml:space="preserve">1</w:t>
             </w:r>
@@ -9032,40 +8972,40 @@
         </w:trPr>
         <w:tc>
           <w:tcPr>
-            <w:tcW w:type="dxa" w:w="4640"/>
-            <w:tcBorders>
-              <w:top w:val="single" w:color="D9DEE3" w:sz="4"/>
-              <w:left w:val="single" w:color="D9DEE3" w:sz="4"/>
-              <w:bottom w:val="single" w:color="D9DEE3" w:sz="4"/>
-              <w:right w:val="single" w:color="D9DEE3" w:sz="4"/>
-            </w:tcBorders>
-            <w:tcMar>
-              <w:top w:type="dxa" w:w="70"/>
-              <w:left w:type="dxa" w:w="110"/>
-              <w:bottom w:type="dxa" w:w="70"/>
-              <w:right w:type="dxa" w:w="110"/>
-            </w:tcMar>
-            <w:vAlign w:val="top"/>
-          </w:tcPr>
-          <w:p>
-            <w:pPr>
-              <w:spacing w:after="0" w:line="252"/>
-              <w:jc w:val="left"/>
-            </w:pPr>
-            <w:r>
-              <w:rPr>
-                <w:rFonts w:ascii="Arial" w:cs="Arial" w:eastAsia="Arial" w:hAnsi="Arial"/>
-                <w:color w:val="1B2229"/>
-                <w:sz w:val="17"/>
-                <w:szCs w:val="17"/>
-              </w:rPr>
-              <w:t xml:space="preserve">Специалист по ОТ — куратор площадок</w:t>
-            </w:r>
-          </w:p>
-        </w:tc>
-        <w:tc>
-          <w:tcPr>
-            <w:tcW w:type="dxa" w:w="1300"/>
+            <w:tcW w:type="dxa" w:w="5240"/>
+            <w:tcBorders>
+              <w:top w:val="single" w:color="D9DEE3" w:sz="4"/>
+              <w:left w:val="single" w:color="D9DEE3" w:sz="4"/>
+              <w:bottom w:val="single" w:color="D9DEE3" w:sz="4"/>
+              <w:right w:val="single" w:color="D9DEE3" w:sz="4"/>
+            </w:tcBorders>
+            <w:tcMar>
+              <w:top w:type="dxa" w:w="70"/>
+              <w:left w:type="dxa" w:w="110"/>
+              <w:bottom w:type="dxa" w:w="70"/>
+              <w:right w:type="dxa" w:w="110"/>
+            </w:tcMar>
+            <w:vAlign w:val="top"/>
+          </w:tcPr>
+          <w:p>
+            <w:pPr>
+              <w:spacing w:after="0" w:line="252"/>
+              <w:jc w:val="left"/>
+            </w:pPr>
+            <w:r>
+              <w:rPr>
+                <w:rFonts w:ascii="Arial" w:cs="Arial" w:eastAsia="Arial" w:hAnsi="Arial"/>
+                <w:color w:val="1B2229"/>
+                <w:sz w:val="16"/>
+                <w:szCs w:val="16"/>
+              </w:rPr>
+              <w:t xml:space="preserve">Специалист по охране труда, куратор площадок</w:t>
+            </w:r>
+          </w:p>
+        </w:tc>
+        <w:tc>
+          <w:tcPr>
+            <w:tcW w:type="dxa" w:w="1100"/>
             <w:tcBorders>
               <w:top w:val="single" w:color="D9DEE3" w:sz="4"/>
               <w:left w:val="single" w:color="D9DEE3" w:sz="4"/>
@@ -9089,8 +9029,8 @@
               <w:rPr>
                 <w:rFonts w:ascii="Arial" w:cs="Arial" w:eastAsia="Arial" w:hAnsi="Arial"/>
                 <w:color w:val="1B2229"/>
-                <w:sz w:val="17"/>
-                <w:szCs w:val="17"/>
+                <w:sz w:val="16"/>
+                <w:szCs w:val="16"/>
               </w:rPr>
               <w:t xml:space="preserve">130</w:t>
             </w:r>
@@ -9098,7 +9038,7 @@
         </w:tc>
         <w:tc>
           <w:tcPr>
-            <w:tcW w:type="dxa" w:w="1300"/>
+            <w:tcW w:type="dxa" w:w="1100"/>
             <w:tcBorders>
               <w:top w:val="single" w:color="D9DEE3" w:sz="4"/>
               <w:left w:val="single" w:color="D9DEE3" w:sz="4"/>
@@ -9122,8 +9062,8 @@
               <w:rPr>
                 <w:rFonts w:ascii="Arial" w:cs="Arial" w:eastAsia="Arial" w:hAnsi="Arial"/>
                 <w:color w:val="1B2229"/>
-                <w:sz w:val="17"/>
-                <w:szCs w:val="17"/>
+                <w:sz w:val="16"/>
+                <w:szCs w:val="16"/>
               </w:rPr>
               <w:t xml:space="preserve">135</w:t>
             </w:r>
@@ -9131,7 +9071,7 @@
         </w:tc>
         <w:tc>
           <w:tcPr>
-            <w:tcW w:type="dxa" w:w="1199"/>
+            <w:tcW w:type="dxa" w:w="1099"/>
             <w:tcBorders>
               <w:top w:val="single" w:color="D9DEE3" w:sz="4"/>
               <w:left w:val="single" w:color="D9DEE3" w:sz="4"/>
@@ -9155,8 +9095,8 @@
               <w:rPr>
                 <w:rFonts w:ascii="Arial" w:cs="Arial" w:eastAsia="Arial" w:hAnsi="Arial"/>
                 <w:color w:val="1B2229"/>
-                <w:sz w:val="17"/>
-                <w:szCs w:val="17"/>
+                <w:sz w:val="16"/>
+                <w:szCs w:val="16"/>
               </w:rPr>
               <w:t xml:space="preserve">2</w:t>
             </w:r>
@@ -9164,7 +9104,7 @@
         </w:tc>
         <w:tc>
           <w:tcPr>
-            <w:tcW w:type="dxa" w:w="1199"/>
+            <w:tcW w:type="dxa" w:w="1099"/>
             <w:tcBorders>
               <w:top w:val="single" w:color="D9DEE3" w:sz="4"/>
               <w:left w:val="single" w:color="D9DEE3" w:sz="4"/>
@@ -9188,8 +9128,8 @@
               <w:rPr>
                 <w:rFonts w:ascii="Arial" w:cs="Arial" w:eastAsia="Arial" w:hAnsi="Arial"/>
                 <w:color w:val="1B2229"/>
-                <w:sz w:val="17"/>
-                <w:szCs w:val="17"/>
+                <w:sz w:val="16"/>
+                <w:szCs w:val="16"/>
               </w:rPr>
               <w:t xml:space="preserve">1</w:t>
             </w:r>
@@ -9202,40 +9142,40 @@
         </w:trPr>
         <w:tc>
           <w:tcPr>
-            <w:tcW w:type="dxa" w:w="4640"/>
-            <w:tcBorders>
-              <w:top w:val="single" w:color="D9DEE3" w:sz="4"/>
-              <w:left w:val="single" w:color="D9DEE3" w:sz="4"/>
-              <w:bottom w:val="single" w:color="D9DEE3" w:sz="4"/>
-              <w:right w:val="single" w:color="D9DEE3" w:sz="4"/>
-            </w:tcBorders>
-            <w:tcMar>
-              <w:top w:type="dxa" w:w="70"/>
-              <w:left w:type="dxa" w:w="110"/>
-              <w:bottom w:type="dxa" w:w="70"/>
-              <w:right w:type="dxa" w:w="110"/>
-            </w:tcMar>
-            <w:vAlign w:val="top"/>
-          </w:tcPr>
-          <w:p>
-            <w:pPr>
-              <w:spacing w:after="0" w:line="252"/>
-              <w:jc w:val="left"/>
-            </w:pPr>
-            <w:r>
-              <w:rPr>
-                <w:rFonts w:ascii="Arial" w:cs="Arial" w:eastAsia="Arial" w:hAnsi="Arial"/>
-                <w:color w:val="1B2229"/>
-                <w:sz w:val="17"/>
-                <w:szCs w:val="17"/>
-              </w:rPr>
-              <w:t xml:space="preserve">Специалист по ОТ — Внуково и регионы</w:t>
-            </w:r>
-          </w:p>
-        </w:tc>
-        <w:tc>
-          <w:tcPr>
-            <w:tcW w:type="dxa" w:w="1300"/>
+            <w:tcW w:type="dxa" w:w="5240"/>
+            <w:tcBorders>
+              <w:top w:val="single" w:color="D9DEE3" w:sz="4"/>
+              <w:left w:val="single" w:color="D9DEE3" w:sz="4"/>
+              <w:bottom w:val="single" w:color="D9DEE3" w:sz="4"/>
+              <w:right w:val="single" w:color="D9DEE3" w:sz="4"/>
+            </w:tcBorders>
+            <w:tcMar>
+              <w:top w:type="dxa" w:w="70"/>
+              <w:left w:type="dxa" w:w="110"/>
+              <w:bottom w:type="dxa" w:w="70"/>
+              <w:right w:type="dxa" w:w="110"/>
+            </w:tcMar>
+            <w:vAlign w:val="top"/>
+          </w:tcPr>
+          <w:p>
+            <w:pPr>
+              <w:spacing w:after="0" w:line="252"/>
+              <w:jc w:val="left"/>
+            </w:pPr>
+            <w:r>
+              <w:rPr>
+                <w:rFonts w:ascii="Arial" w:cs="Arial" w:eastAsia="Arial" w:hAnsi="Arial"/>
+                <w:color w:val="1B2229"/>
+                <w:sz w:val="16"/>
+                <w:szCs w:val="16"/>
+              </w:rPr>
+              <w:t xml:space="preserve">Специалист по охране труда, Внуково и регионы</w:t>
+            </w:r>
+          </w:p>
+        </w:tc>
+        <w:tc>
+          <w:tcPr>
+            <w:tcW w:type="dxa" w:w="1100"/>
             <w:tcBorders>
               <w:top w:val="single" w:color="D9DEE3" w:sz="4"/>
               <w:left w:val="single" w:color="D9DEE3" w:sz="4"/>
@@ -9259,8 +9199,8 @@
               <w:rPr>
                 <w:rFonts w:ascii="Arial" w:cs="Arial" w:eastAsia="Arial" w:hAnsi="Arial"/>
                 <w:color w:val="1B2229"/>
-                <w:sz w:val="17"/>
-                <w:szCs w:val="17"/>
+                <w:sz w:val="16"/>
+                <w:szCs w:val="16"/>
               </w:rPr>
               <w:t xml:space="preserve">140</w:t>
             </w:r>
@@ -9268,7 +9208,7 @@
         </w:tc>
         <w:tc>
           <w:tcPr>
-            <w:tcW w:type="dxa" w:w="1300"/>
+            <w:tcW w:type="dxa" w:w="1100"/>
             <w:tcBorders>
               <w:top w:val="single" w:color="D9DEE3" w:sz="4"/>
               <w:left w:val="single" w:color="D9DEE3" w:sz="4"/>
@@ -9292,8 +9232,8 @@
               <w:rPr>
                 <w:rFonts w:ascii="Arial" w:cs="Arial" w:eastAsia="Arial" w:hAnsi="Arial"/>
                 <w:color w:val="1B2229"/>
-                <w:sz w:val="17"/>
-                <w:szCs w:val="17"/>
+                <w:sz w:val="16"/>
+                <w:szCs w:val="16"/>
               </w:rPr>
               <w:t xml:space="preserve">140</w:t>
             </w:r>
@@ -9301,7 +9241,7 @@
         </w:tc>
         <w:tc>
           <w:tcPr>
-            <w:tcW w:type="dxa" w:w="1199"/>
+            <w:tcW w:type="dxa" w:w="1099"/>
             <w:tcBorders>
               <w:top w:val="single" w:color="D9DEE3" w:sz="4"/>
               <w:left w:val="single" w:color="D9DEE3" w:sz="4"/>
@@ -9325,8 +9265,8 @@
               <w:rPr>
                 <w:rFonts w:ascii="Arial" w:cs="Arial" w:eastAsia="Arial" w:hAnsi="Arial"/>
                 <w:color w:val="1B2229"/>
-                <w:sz w:val="17"/>
-                <w:szCs w:val="17"/>
+                <w:sz w:val="16"/>
+                <w:szCs w:val="16"/>
               </w:rPr>
               <w:t xml:space="preserve">1</w:t>
             </w:r>
@@ -9334,7 +9274,7 @@
         </w:tc>
         <w:tc>
           <w:tcPr>
-            <w:tcW w:type="dxa" w:w="1199"/>
+            <w:tcW w:type="dxa" w:w="1099"/>
             <w:tcBorders>
               <w:top w:val="single" w:color="D9DEE3" w:sz="4"/>
               <w:left w:val="single" w:color="D9DEE3" w:sz="4"/>
@@ -9358,8 +9298,8 @@
               <w:rPr>
                 <w:rFonts w:ascii="Arial" w:cs="Arial" w:eastAsia="Arial" w:hAnsi="Arial"/>
                 <w:color w:val="1B2229"/>
-                <w:sz w:val="17"/>
-                <w:szCs w:val="17"/>
+                <w:sz w:val="16"/>
+                <w:szCs w:val="16"/>
               </w:rPr>
               <w:t xml:space="preserve">1</w:t>
             </w:r>
@@ -9372,40 +9312,40 @@
         </w:trPr>
         <w:tc>
           <w:tcPr>
-            <w:tcW w:type="dxa" w:w="4640"/>
-            <w:tcBorders>
-              <w:top w:val="single" w:color="D9DEE3" w:sz="4"/>
-              <w:left w:val="single" w:color="D9DEE3" w:sz="4"/>
-              <w:bottom w:val="single" w:color="D9DEE3" w:sz="4"/>
-              <w:right w:val="single" w:color="D9DEE3" w:sz="4"/>
-            </w:tcBorders>
-            <w:tcMar>
-              <w:top w:type="dxa" w:w="70"/>
-              <w:left w:type="dxa" w:w="110"/>
-              <w:bottom w:type="dxa" w:w="70"/>
-              <w:right w:type="dxa" w:w="110"/>
-            </w:tcMar>
-            <w:vAlign w:val="top"/>
-          </w:tcPr>
-          <w:p>
-            <w:pPr>
-              <w:spacing w:after="0" w:line="252"/>
-              <w:jc w:val="left"/>
-            </w:pPr>
-            <w:r>
-              <w:rPr>
-                <w:rFonts w:ascii="Arial" w:cs="Arial" w:eastAsia="Arial" w:hAnsi="Arial"/>
-                <w:color w:val="1B2229"/>
-                <w:sz w:val="17"/>
-                <w:szCs w:val="17"/>
-              </w:rPr>
-              <w:t xml:space="preserve">Специалист по ОТ — обучение, СИЗ, медосмотры</w:t>
-            </w:r>
-          </w:p>
-        </w:tc>
-        <w:tc>
-          <w:tcPr>
-            <w:tcW w:type="dxa" w:w="1300"/>
+            <w:tcW w:type="dxa" w:w="5240"/>
+            <w:tcBorders>
+              <w:top w:val="single" w:color="D9DEE3" w:sz="4"/>
+              <w:left w:val="single" w:color="D9DEE3" w:sz="4"/>
+              <w:bottom w:val="single" w:color="D9DEE3" w:sz="4"/>
+              <w:right w:val="single" w:color="D9DEE3" w:sz="4"/>
+            </w:tcBorders>
+            <w:tcMar>
+              <w:top w:type="dxa" w:w="70"/>
+              <w:left w:type="dxa" w:w="110"/>
+              <w:bottom w:type="dxa" w:w="70"/>
+              <w:right w:type="dxa" w:w="110"/>
+            </w:tcMar>
+            <w:vAlign w:val="top"/>
+          </w:tcPr>
+          <w:p>
+            <w:pPr>
+              <w:spacing w:after="0" w:line="252"/>
+              <w:jc w:val="left"/>
+            </w:pPr>
+            <w:r>
+              <w:rPr>
+                <w:rFonts w:ascii="Arial" w:cs="Arial" w:eastAsia="Arial" w:hAnsi="Arial"/>
+                <w:color w:val="1B2229"/>
+                <w:sz w:val="16"/>
+                <w:szCs w:val="16"/>
+              </w:rPr>
+              <w:t xml:space="preserve">Специалист по охране труда, обучение, СИЗ, медосмотры</w:t>
+            </w:r>
+          </w:p>
+        </w:tc>
+        <w:tc>
+          <w:tcPr>
+            <w:tcW w:type="dxa" w:w="1100"/>
             <w:tcBorders>
               <w:top w:val="single" w:color="D9DEE3" w:sz="4"/>
               <w:left w:val="single" w:color="D9DEE3" w:sz="4"/>
@@ -9429,8 +9369,8 @@
               <w:rPr>
                 <w:rFonts w:ascii="Arial" w:cs="Arial" w:eastAsia="Arial" w:hAnsi="Arial"/>
                 <w:color w:val="1B2229"/>
-                <w:sz w:val="17"/>
-                <w:szCs w:val="17"/>
+                <w:sz w:val="16"/>
+                <w:szCs w:val="16"/>
               </w:rPr>
               <w:t xml:space="preserve">120</w:t>
             </w:r>
@@ -9438,7 +9378,7 @@
         </w:tc>
         <w:tc>
           <w:tcPr>
-            <w:tcW w:type="dxa" w:w="1300"/>
+            <w:tcW w:type="dxa" w:w="1100"/>
             <w:tcBorders>
               <w:top w:val="single" w:color="D9DEE3" w:sz="4"/>
               <w:left w:val="single" w:color="D9DEE3" w:sz="4"/>
@@ -9462,8 +9402,8 @@
               <w:rPr>
                 <w:rFonts w:ascii="Arial" w:cs="Arial" w:eastAsia="Arial" w:hAnsi="Arial"/>
                 <w:color w:val="1B2229"/>
-                <w:sz w:val="17"/>
-                <w:szCs w:val="17"/>
+                <w:sz w:val="16"/>
+                <w:szCs w:val="16"/>
               </w:rPr>
               <w:t xml:space="preserve">120</w:t>
             </w:r>
@@ -9471,7 +9411,7 @@
         </w:tc>
         <w:tc>
           <w:tcPr>
-            <w:tcW w:type="dxa" w:w="1199"/>
+            <w:tcW w:type="dxa" w:w="1099"/>
             <w:tcBorders>
               <w:top w:val="single" w:color="D9DEE3" w:sz="4"/>
               <w:left w:val="single" w:color="D9DEE3" w:sz="4"/>
@@ -9495,8 +9435,8 @@
               <w:rPr>
                 <w:rFonts w:ascii="Arial" w:cs="Arial" w:eastAsia="Arial" w:hAnsi="Arial"/>
                 <w:color w:val="1B2229"/>
-                <w:sz w:val="17"/>
-                <w:szCs w:val="17"/>
+                <w:sz w:val="16"/>
+                <w:szCs w:val="16"/>
               </w:rPr>
               <w:t xml:space="preserve">1</w:t>
             </w:r>
@@ -9504,7 +9444,7 @@
         </w:tc>
         <w:tc>
           <w:tcPr>
-            <w:tcW w:type="dxa" w:w="1199"/>
+            <w:tcW w:type="dxa" w:w="1099"/>
             <w:tcBorders>
               <w:top w:val="single" w:color="D9DEE3" w:sz="4"/>
               <w:left w:val="single" w:color="D9DEE3" w:sz="4"/>
@@ -9528,8 +9468,8 @@
               <w:rPr>
                 <w:rFonts w:ascii="Arial" w:cs="Arial" w:eastAsia="Arial" w:hAnsi="Arial"/>
                 <w:color w:val="1B2229"/>
-                <w:sz w:val="17"/>
-                <w:szCs w:val="17"/>
+                <w:sz w:val="16"/>
+                <w:szCs w:val="16"/>
               </w:rPr>
               <w:t xml:space="preserve">1</w:t>
             </w:r>
@@ -9542,40 +9482,40 @@
         </w:trPr>
         <w:tc>
           <w:tcPr>
-            <w:tcW w:type="dxa" w:w="4640"/>
-            <w:tcBorders>
-              <w:top w:val="single" w:color="D9DEE3" w:sz="4"/>
-              <w:left w:val="single" w:color="D9DEE3" w:sz="4"/>
-              <w:bottom w:val="single" w:color="D9DEE3" w:sz="4"/>
-              <w:right w:val="single" w:color="D9DEE3" w:sz="4"/>
-            </w:tcBorders>
-            <w:tcMar>
-              <w:top w:type="dxa" w:w="70"/>
-              <w:left w:type="dxa" w:w="110"/>
-              <w:bottom w:type="dxa" w:w="70"/>
-              <w:right w:type="dxa" w:w="110"/>
-            </w:tcMar>
-            <w:vAlign w:val="top"/>
-          </w:tcPr>
-          <w:p>
-            <w:pPr>
-              <w:spacing w:after="0" w:line="252"/>
-              <w:jc w:val="left"/>
-            </w:pPr>
-            <w:r>
-              <w:rPr>
-                <w:rFonts w:ascii="Arial" w:cs="Arial" w:eastAsia="Arial" w:hAnsi="Arial"/>
-                <w:color w:val="1B2229"/>
-                <w:sz w:val="17"/>
-                <w:szCs w:val="17"/>
-              </w:rPr>
-              <w:t xml:space="preserve">Ведущий инженер по ПБ</w:t>
-            </w:r>
-          </w:p>
-        </w:tc>
-        <w:tc>
-          <w:tcPr>
-            <w:tcW w:type="dxa" w:w="1300"/>
+            <w:tcW w:type="dxa" w:w="5240"/>
+            <w:tcBorders>
+              <w:top w:val="single" w:color="D9DEE3" w:sz="4"/>
+              <w:left w:val="single" w:color="D9DEE3" w:sz="4"/>
+              <w:bottom w:val="single" w:color="D9DEE3" w:sz="4"/>
+              <w:right w:val="single" w:color="D9DEE3" w:sz="4"/>
+            </w:tcBorders>
+            <w:tcMar>
+              <w:top w:type="dxa" w:w="70"/>
+              <w:left w:type="dxa" w:w="110"/>
+              <w:bottom w:type="dxa" w:w="70"/>
+              <w:right w:type="dxa" w:w="110"/>
+            </w:tcMar>
+            <w:vAlign w:val="top"/>
+          </w:tcPr>
+          <w:p>
+            <w:pPr>
+              <w:spacing w:after="0" w:line="252"/>
+              <w:jc w:val="left"/>
+            </w:pPr>
+            <w:r>
+              <w:rPr>
+                <w:rFonts w:ascii="Arial" w:cs="Arial" w:eastAsia="Arial" w:hAnsi="Arial"/>
+                <w:color w:val="1B2229"/>
+                <w:sz w:val="16"/>
+                <w:szCs w:val="16"/>
+              </w:rPr>
+              <w:t xml:space="preserve">Ведущий специалист по пожарной профилактике</w:t>
+            </w:r>
+          </w:p>
+        </w:tc>
+        <w:tc>
+          <w:tcPr>
+            <w:tcW w:type="dxa" w:w="1100"/>
             <w:tcBorders>
               <w:top w:val="single" w:color="D9DEE3" w:sz="4"/>
               <w:left w:val="single" w:color="D9DEE3" w:sz="4"/>
@@ -9599,8 +9539,8 @@
               <w:rPr>
                 <w:rFonts w:ascii="Arial" w:cs="Arial" w:eastAsia="Arial" w:hAnsi="Arial"/>
                 <w:color w:val="1B2229"/>
-                <w:sz w:val="17"/>
-                <w:szCs w:val="17"/>
+                <w:sz w:val="16"/>
+                <w:szCs w:val="16"/>
               </w:rPr>
               <w:t xml:space="preserve">155</w:t>
             </w:r>
@@ -9608,7 +9548,7 @@
         </w:tc>
         <w:tc>
           <w:tcPr>
-            <w:tcW w:type="dxa" w:w="1300"/>
+            <w:tcW w:type="dxa" w:w="1100"/>
             <w:tcBorders>
               <w:top w:val="single" w:color="D9DEE3" w:sz="4"/>
               <w:left w:val="single" w:color="D9DEE3" w:sz="4"/>
@@ -9632,8 +9572,8 @@
               <w:rPr>
                 <w:rFonts w:ascii="Arial" w:cs="Arial" w:eastAsia="Arial" w:hAnsi="Arial"/>
                 <w:color w:val="1B2229"/>
-                <w:sz w:val="17"/>
-                <w:szCs w:val="17"/>
+                <w:sz w:val="16"/>
+                <w:szCs w:val="16"/>
               </w:rPr>
               <w:t xml:space="preserve">160</w:t>
             </w:r>
@@ -9641,7 +9581,7 @@
         </w:tc>
         <w:tc>
           <w:tcPr>
-            <w:tcW w:type="dxa" w:w="1199"/>
+            <w:tcW w:type="dxa" w:w="1099"/>
             <w:tcBorders>
               <w:top w:val="single" w:color="D9DEE3" w:sz="4"/>
               <w:left w:val="single" w:color="D9DEE3" w:sz="4"/>
@@ -9665,8 +9605,8 @@
               <w:rPr>
                 <w:rFonts w:ascii="Arial" w:cs="Arial" w:eastAsia="Arial" w:hAnsi="Arial"/>
                 <w:color w:val="1B2229"/>
-                <w:sz w:val="17"/>
-                <w:szCs w:val="17"/>
+                <w:sz w:val="16"/>
+                <w:szCs w:val="16"/>
               </w:rPr>
               <w:t xml:space="preserve">1</w:t>
             </w:r>
@@ -9674,7 +9614,7 @@
         </w:tc>
         <w:tc>
           <w:tcPr>
-            <w:tcW w:type="dxa" w:w="1199"/>
+            <w:tcW w:type="dxa" w:w="1099"/>
             <w:tcBorders>
               <w:top w:val="single" w:color="D9DEE3" w:sz="4"/>
               <w:left w:val="single" w:color="D9DEE3" w:sz="4"/>
@@ -9698,8 +9638,8 @@
               <w:rPr>
                 <w:rFonts w:ascii="Arial" w:cs="Arial" w:eastAsia="Arial" w:hAnsi="Arial"/>
                 <w:color w:val="1B2229"/>
-                <w:sz w:val="17"/>
-                <w:szCs w:val="17"/>
+                <w:sz w:val="16"/>
+                <w:szCs w:val="16"/>
               </w:rPr>
               <w:t xml:space="preserve">1</w:t>
             </w:r>
@@ -9712,40 +9652,40 @@
         </w:trPr>
         <w:tc>
           <w:tcPr>
-            <w:tcW w:type="dxa" w:w="4640"/>
-            <w:tcBorders>
-              <w:top w:val="single" w:color="D9DEE3" w:sz="4"/>
-              <w:left w:val="single" w:color="D9DEE3" w:sz="4"/>
-              <w:bottom w:val="single" w:color="D9DEE3" w:sz="4"/>
-              <w:right w:val="single" w:color="D9DEE3" w:sz="4"/>
-            </w:tcBorders>
-            <w:tcMar>
-              <w:top w:type="dxa" w:w="70"/>
-              <w:left w:type="dxa" w:w="110"/>
-              <w:bottom w:type="dxa" w:w="70"/>
-              <w:right w:type="dxa" w:w="110"/>
-            </w:tcMar>
-            <w:vAlign w:val="top"/>
-          </w:tcPr>
-          <w:p>
-            <w:pPr>
-              <w:spacing w:after="0" w:line="252"/>
-              <w:jc w:val="left"/>
-            </w:pPr>
-            <w:r>
-              <w:rPr>
-                <w:rFonts w:ascii="Arial" w:cs="Arial" w:eastAsia="Arial" w:hAnsi="Arial"/>
-                <w:color w:val="1B2229"/>
-                <w:sz w:val="17"/>
-                <w:szCs w:val="17"/>
-              </w:rPr>
-              <w:t xml:space="preserve">Инженер по ПБ</w:t>
-            </w:r>
-          </w:p>
-        </w:tc>
-        <w:tc>
-          <w:tcPr>
-            <w:tcW w:type="dxa" w:w="1300"/>
+            <w:tcW w:type="dxa" w:w="5240"/>
+            <w:tcBorders>
+              <w:top w:val="single" w:color="D9DEE3" w:sz="4"/>
+              <w:left w:val="single" w:color="D9DEE3" w:sz="4"/>
+              <w:bottom w:val="single" w:color="D9DEE3" w:sz="4"/>
+              <w:right w:val="single" w:color="D9DEE3" w:sz="4"/>
+            </w:tcBorders>
+            <w:tcMar>
+              <w:top w:type="dxa" w:w="70"/>
+              <w:left w:type="dxa" w:w="110"/>
+              <w:bottom w:type="dxa" w:w="70"/>
+              <w:right w:type="dxa" w:w="110"/>
+            </w:tcMar>
+            <w:vAlign w:val="top"/>
+          </w:tcPr>
+          <w:p>
+            <w:pPr>
+              <w:spacing w:after="0" w:line="252"/>
+              <w:jc w:val="left"/>
+            </w:pPr>
+            <w:r>
+              <w:rPr>
+                <w:rFonts w:ascii="Arial" w:cs="Arial" w:eastAsia="Arial" w:hAnsi="Arial"/>
+                <w:color w:val="1B2229"/>
+                <w:sz w:val="16"/>
+                <w:szCs w:val="16"/>
+              </w:rPr>
+              <w:t xml:space="preserve">Специалист по пожарной профилактике</w:t>
+            </w:r>
+          </w:p>
+        </w:tc>
+        <w:tc>
+          <w:tcPr>
+            <w:tcW w:type="dxa" w:w="1100"/>
             <w:tcBorders>
               <w:top w:val="single" w:color="D9DEE3" w:sz="4"/>
               <w:left w:val="single" w:color="D9DEE3" w:sz="4"/>
@@ -9769,8 +9709,8 @@
               <w:rPr>
                 <w:rFonts w:ascii="Arial" w:cs="Arial" w:eastAsia="Arial" w:hAnsi="Arial"/>
                 <w:color w:val="1B2229"/>
-                <w:sz w:val="17"/>
-                <w:szCs w:val="17"/>
+                <w:sz w:val="16"/>
+                <w:szCs w:val="16"/>
               </w:rPr>
               <w:t xml:space="preserve">120</w:t>
             </w:r>
@@ -9778,7 +9718,7 @@
         </w:tc>
         <w:tc>
           <w:tcPr>
-            <w:tcW w:type="dxa" w:w="1300"/>
+            <w:tcW w:type="dxa" w:w="1100"/>
             <w:tcBorders>
               <w:top w:val="single" w:color="D9DEE3" w:sz="4"/>
               <w:left w:val="single" w:color="D9DEE3" w:sz="4"/>
@@ -9802,16 +9742,16 @@
               <w:rPr>
                 <w:rFonts w:ascii="Arial" w:cs="Arial" w:eastAsia="Arial" w:hAnsi="Arial"/>
                 <w:color w:val="1B2229"/>
-                <w:sz w:val="17"/>
-                <w:szCs w:val="17"/>
-              </w:rPr>
-              <w:t xml:space="preserve">—</w:t>
-            </w:r>
-          </w:p>
-        </w:tc>
-        <w:tc>
-          <w:tcPr>
-            <w:tcW w:type="dxa" w:w="1199"/>
+                <w:sz w:val="16"/>
+                <w:szCs w:val="16"/>
+              </w:rPr>
+              <w:t xml:space="preserve"/>
+            </w:r>
+          </w:p>
+        </w:tc>
+        <w:tc>
+          <w:tcPr>
+            <w:tcW w:type="dxa" w:w="1099"/>
             <w:tcBorders>
               <w:top w:val="single" w:color="D9DEE3" w:sz="4"/>
               <w:left w:val="single" w:color="D9DEE3" w:sz="4"/>
@@ -9835,8 +9775,8 @@
               <w:rPr>
                 <w:rFonts w:ascii="Arial" w:cs="Arial" w:eastAsia="Arial" w:hAnsi="Arial"/>
                 <w:color w:val="1B2229"/>
-                <w:sz w:val="17"/>
-                <w:szCs w:val="17"/>
+                <w:sz w:val="16"/>
+                <w:szCs w:val="16"/>
               </w:rPr>
               <w:t xml:space="preserve">1</w:t>
             </w:r>
@@ -9844,7 +9784,7 @@
         </w:tc>
         <w:tc>
           <w:tcPr>
-            <w:tcW w:type="dxa" w:w="1199"/>
+            <w:tcW w:type="dxa" w:w="1099"/>
             <w:tcBorders>
               <w:top w:val="single" w:color="D9DEE3" w:sz="4"/>
               <w:left w:val="single" w:color="D9DEE3" w:sz="4"/>
@@ -9868,10 +9808,10 @@
               <w:rPr>
                 <w:rFonts w:ascii="Arial" w:cs="Arial" w:eastAsia="Arial" w:hAnsi="Arial"/>
                 <w:color w:val="1B2229"/>
-                <w:sz w:val="17"/>
-                <w:szCs w:val="17"/>
-              </w:rPr>
-              <w:t xml:space="preserve">—</w:t>
+                <w:sz w:val="16"/>
+                <w:szCs w:val="16"/>
+              </w:rPr>
+              <w:t xml:space="preserve">0</w:t>
             </w:r>
           </w:p>
         </w:tc>
@@ -9882,40 +9822,40 @@
         </w:trPr>
         <w:tc>
           <w:tcPr>
-            <w:tcW w:type="dxa" w:w="4640"/>
-            <w:tcBorders>
-              <w:top w:val="single" w:color="D9DEE3" w:sz="4"/>
-              <w:left w:val="single" w:color="D9DEE3" w:sz="4"/>
-              <w:bottom w:val="single" w:color="D9DEE3" w:sz="4"/>
-              <w:right w:val="single" w:color="D9DEE3" w:sz="4"/>
-            </w:tcBorders>
-            <w:tcMar>
-              <w:top w:type="dxa" w:w="70"/>
-              <w:left w:type="dxa" w:w="110"/>
-              <w:bottom w:type="dxa" w:w="70"/>
-              <w:right w:type="dxa" w:w="110"/>
-            </w:tcMar>
-            <w:vAlign w:val="top"/>
-          </w:tcPr>
-          <w:p>
-            <w:pPr>
-              <w:spacing w:after="0" w:line="252"/>
-              <w:jc w:val="left"/>
-            </w:pPr>
-            <w:r>
-              <w:rPr>
-                <w:rFonts w:ascii="Arial" w:cs="Arial" w:eastAsia="Arial" w:hAnsi="Arial"/>
-                <w:color w:val="1B2229"/>
-                <w:sz w:val="17"/>
-                <w:szCs w:val="17"/>
-              </w:rPr>
-              <w:t xml:space="preserve">Ведущий специалист по ГО и ЧС</w:t>
-            </w:r>
-          </w:p>
-        </w:tc>
-        <w:tc>
-          <w:tcPr>
-            <w:tcW w:type="dxa" w:w="1300"/>
+            <w:tcW w:type="dxa" w:w="5240"/>
+            <w:tcBorders>
+              <w:top w:val="single" w:color="D9DEE3" w:sz="4"/>
+              <w:left w:val="single" w:color="D9DEE3" w:sz="4"/>
+              <w:bottom w:val="single" w:color="D9DEE3" w:sz="4"/>
+              <w:right w:val="single" w:color="D9DEE3" w:sz="4"/>
+            </w:tcBorders>
+            <w:tcMar>
+              <w:top w:type="dxa" w:w="70"/>
+              <w:left w:type="dxa" w:w="110"/>
+              <w:bottom w:type="dxa" w:w="70"/>
+              <w:right w:type="dxa" w:w="110"/>
+            </w:tcMar>
+            <w:vAlign w:val="top"/>
+          </w:tcPr>
+          <w:p>
+            <w:pPr>
+              <w:spacing w:after="0" w:line="252"/>
+              <w:jc w:val="left"/>
+            </w:pPr>
+            <w:r>
+              <w:rPr>
+                <w:rFonts w:ascii="Arial" w:cs="Arial" w:eastAsia="Arial" w:hAnsi="Arial"/>
+                <w:color w:val="1B2229"/>
+                <w:sz w:val="16"/>
+                <w:szCs w:val="16"/>
+              </w:rPr>
+              <w:t xml:space="preserve">Специалист по ГО и ЧС</w:t>
+            </w:r>
+          </w:p>
+        </w:tc>
+        <w:tc>
+          <w:tcPr>
+            <w:tcW w:type="dxa" w:w="1100"/>
             <w:tcBorders>
               <w:top w:val="single" w:color="D9DEE3" w:sz="4"/>
               <w:left w:val="single" w:color="D9DEE3" w:sz="4"/>
@@ -9939,8 +9879,8 @@
               <w:rPr>
                 <w:rFonts w:ascii="Arial" w:cs="Arial" w:eastAsia="Arial" w:hAnsi="Arial"/>
                 <w:color w:val="1B2229"/>
-                <w:sz w:val="17"/>
-                <w:szCs w:val="17"/>
+                <w:sz w:val="16"/>
+                <w:szCs w:val="16"/>
               </w:rPr>
               <w:t xml:space="preserve">130</w:t>
             </w:r>
@@ -9948,7 +9888,7 @@
         </w:tc>
         <w:tc>
           <w:tcPr>
-            <w:tcW w:type="dxa" w:w="1300"/>
+            <w:tcW w:type="dxa" w:w="1100"/>
             <w:tcBorders>
               <w:top w:val="single" w:color="D9DEE3" w:sz="4"/>
               <w:left w:val="single" w:color="D9DEE3" w:sz="4"/>
@@ -9972,8 +9912,8 @@
               <w:rPr>
                 <w:rFonts w:ascii="Arial" w:cs="Arial" w:eastAsia="Arial" w:hAnsi="Arial"/>
                 <w:color w:val="1B2229"/>
-                <w:sz w:val="17"/>
-                <w:szCs w:val="17"/>
+                <w:sz w:val="16"/>
+                <w:szCs w:val="16"/>
               </w:rPr>
               <w:t xml:space="preserve">140</w:t>
             </w:r>
@@ -9981,7 +9921,7 @@
         </w:tc>
         <w:tc>
           <w:tcPr>
-            <w:tcW w:type="dxa" w:w="1199"/>
+            <w:tcW w:type="dxa" w:w="1099"/>
             <w:tcBorders>
               <w:top w:val="single" w:color="D9DEE3" w:sz="4"/>
               <w:left w:val="single" w:color="D9DEE3" w:sz="4"/>
@@ -10005,8 +9945,8 @@
               <w:rPr>
                 <w:rFonts w:ascii="Arial" w:cs="Arial" w:eastAsia="Arial" w:hAnsi="Arial"/>
                 <w:color w:val="1B2229"/>
-                <w:sz w:val="17"/>
-                <w:szCs w:val="17"/>
+                <w:sz w:val="16"/>
+                <w:szCs w:val="16"/>
               </w:rPr>
               <w:t xml:space="preserve">1</w:t>
             </w:r>
@@ -10014,7 +9954,7 @@
         </w:tc>
         <w:tc>
           <w:tcPr>
-            <w:tcW w:type="dxa" w:w="1199"/>
+            <w:tcW w:type="dxa" w:w="1099"/>
             <w:tcBorders>
               <w:top w:val="single" w:color="D9DEE3" w:sz="4"/>
               <w:left w:val="single" w:color="D9DEE3" w:sz="4"/>
@@ -10038,8 +9978,8 @@
               <w:rPr>
                 <w:rFonts w:ascii="Arial" w:cs="Arial" w:eastAsia="Arial" w:hAnsi="Arial"/>
                 <w:color w:val="1B2229"/>
-                <w:sz w:val="17"/>
-                <w:szCs w:val="17"/>
+                <w:sz w:val="16"/>
+                <w:szCs w:val="16"/>
               </w:rPr>
               <w:t xml:space="preserve">1</w:t>
             </w:r>
@@ -10052,32 +9992,32 @@
         </w:trPr>
         <w:tc>
           <w:tcPr>
-            <w:tcW w:type="dxa" w:w="4640"/>
-            <w:tcBorders>
-              <w:top w:val="single" w:color="D9DEE3" w:sz="4"/>
-              <w:left w:val="single" w:color="D9DEE3" w:sz="4"/>
-              <w:bottom w:val="single" w:color="D9DEE3" w:sz="4"/>
-              <w:right w:val="single" w:color="D9DEE3" w:sz="4"/>
-            </w:tcBorders>
-            <w:tcMar>
-              <w:top w:type="dxa" w:w="70"/>
-              <w:left w:type="dxa" w:w="110"/>
-              <w:bottom w:type="dxa" w:w="70"/>
-              <w:right w:type="dxa" w:w="110"/>
-            </w:tcMar>
-            <w:vAlign w:val="top"/>
-          </w:tcPr>
-          <w:p>
-            <w:pPr>
-              <w:spacing w:after="0" w:line="252"/>
-              <w:jc w:val="left"/>
-            </w:pPr>
-            <w:r>
-              <w:rPr>
-                <w:rFonts w:ascii="Arial" w:cs="Arial" w:eastAsia="Arial" w:hAnsi="Arial"/>
-                <w:color w:val="1B2229"/>
-                <w:sz w:val="17"/>
-                <w:szCs w:val="17"/>
+            <w:tcW w:type="dxa" w:w="5240"/>
+            <w:tcBorders>
+              <w:top w:val="single" w:color="D9DEE3" w:sz="4"/>
+              <w:left w:val="single" w:color="D9DEE3" w:sz="4"/>
+              <w:bottom w:val="single" w:color="D9DEE3" w:sz="4"/>
+              <w:right w:val="single" w:color="D9DEE3" w:sz="4"/>
+            </w:tcBorders>
+            <w:tcMar>
+              <w:top w:type="dxa" w:w="70"/>
+              <w:left w:type="dxa" w:w="110"/>
+              <w:bottom w:type="dxa" w:w="70"/>
+              <w:right w:type="dxa" w:w="110"/>
+            </w:tcMar>
+            <w:vAlign w:val="top"/>
+          </w:tcPr>
+          <w:p>
+            <w:pPr>
+              <w:spacing w:after="0" w:line="252"/>
+              <w:jc w:val="left"/>
+            </w:pPr>
+            <w:r>
+              <w:rPr>
+                <w:rFonts w:ascii="Arial" w:cs="Arial" w:eastAsia="Arial" w:hAnsi="Arial"/>
+                <w:color w:val="1B2229"/>
+                <w:sz w:val="16"/>
+                <w:szCs w:val="16"/>
               </w:rPr>
               <w:t xml:space="preserve">Ведущий инженер по промышленной безопасности</w:t>
             </w:r>
@@ -10085,7 +10025,7 @@
         </w:tc>
         <w:tc>
           <w:tcPr>
-            <w:tcW w:type="dxa" w:w="1300"/>
+            <w:tcW w:type="dxa" w:w="1100"/>
             <w:tcBorders>
               <w:top w:val="single" w:color="D9DEE3" w:sz="4"/>
               <w:left w:val="single" w:color="D9DEE3" w:sz="4"/>
@@ -10109,8 +10049,8 @@
               <w:rPr>
                 <w:rFonts w:ascii="Arial" w:cs="Arial" w:eastAsia="Arial" w:hAnsi="Arial"/>
                 <w:color w:val="1B2229"/>
-                <w:sz w:val="17"/>
-                <w:szCs w:val="17"/>
+                <w:sz w:val="16"/>
+                <w:szCs w:val="16"/>
               </w:rPr>
               <w:t xml:space="preserve">165</w:t>
             </w:r>
@@ -10118,7 +10058,7 @@
         </w:tc>
         <w:tc>
           <w:tcPr>
-            <w:tcW w:type="dxa" w:w="1300"/>
+            <w:tcW w:type="dxa" w:w="1100"/>
             <w:tcBorders>
               <w:top w:val="single" w:color="D9DEE3" w:sz="4"/>
               <w:left w:val="single" w:color="D9DEE3" w:sz="4"/>
@@ -10142,8 +10082,8 @@
               <w:rPr>
                 <w:rFonts w:ascii="Arial" w:cs="Arial" w:eastAsia="Arial" w:hAnsi="Arial"/>
                 <w:color w:val="1B2229"/>
-                <w:sz w:val="17"/>
-                <w:szCs w:val="17"/>
+                <w:sz w:val="16"/>
+                <w:szCs w:val="16"/>
               </w:rPr>
               <w:t xml:space="preserve">165</w:t>
             </w:r>
@@ -10151,7 +10091,7 @@
         </w:tc>
         <w:tc>
           <w:tcPr>
-            <w:tcW w:type="dxa" w:w="1199"/>
+            <w:tcW w:type="dxa" w:w="1099"/>
             <w:tcBorders>
               <w:top w:val="single" w:color="D9DEE3" w:sz="4"/>
               <w:left w:val="single" w:color="D9DEE3" w:sz="4"/>
@@ -10175,8 +10115,8 @@
               <w:rPr>
                 <w:rFonts w:ascii="Arial" w:cs="Arial" w:eastAsia="Arial" w:hAnsi="Arial"/>
                 <w:color w:val="1B2229"/>
-                <w:sz w:val="17"/>
-                <w:szCs w:val="17"/>
+                <w:sz w:val="16"/>
+                <w:szCs w:val="16"/>
               </w:rPr>
               <w:t xml:space="preserve">1</w:t>
             </w:r>
@@ -10184,7 +10124,7 @@
         </w:tc>
         <w:tc>
           <w:tcPr>
-            <w:tcW w:type="dxa" w:w="1199"/>
+            <w:tcW w:type="dxa" w:w="1099"/>
             <w:tcBorders>
               <w:top w:val="single" w:color="D9DEE3" w:sz="4"/>
               <w:left w:val="single" w:color="D9DEE3" w:sz="4"/>
@@ -10208,8 +10148,8 @@
               <w:rPr>
                 <w:rFonts w:ascii="Arial" w:cs="Arial" w:eastAsia="Arial" w:hAnsi="Arial"/>
                 <w:color w:val="1B2229"/>
-                <w:sz w:val="17"/>
-                <w:szCs w:val="17"/>
+                <w:sz w:val="16"/>
+                <w:szCs w:val="16"/>
               </w:rPr>
               <w:t xml:space="preserve">1</w:t>
             </w:r>
@@ -10222,32 +10162,32 @@
         </w:trPr>
         <w:tc>
           <w:tcPr>
-            <w:tcW w:type="dxa" w:w="4640"/>
-            <w:tcBorders>
-              <w:top w:val="single" w:color="D9DEE3" w:sz="4"/>
-              <w:left w:val="single" w:color="D9DEE3" w:sz="4"/>
-              <w:bottom w:val="single" w:color="D9DEE3" w:sz="4"/>
-              <w:right w:val="single" w:color="D9DEE3" w:sz="4"/>
-            </w:tcBorders>
-            <w:tcMar>
-              <w:top w:type="dxa" w:w="70"/>
-              <w:left w:type="dxa" w:w="110"/>
-              <w:bottom w:type="dxa" w:w="70"/>
-              <w:right w:type="dxa" w:w="110"/>
-            </w:tcMar>
-            <w:vAlign w:val="top"/>
-          </w:tcPr>
-          <w:p>
-            <w:pPr>
-              <w:spacing w:after="0" w:line="252"/>
-              <w:jc w:val="left"/>
-            </w:pPr>
-            <w:r>
-              <w:rPr>
-                <w:rFonts w:ascii="Arial" w:cs="Arial" w:eastAsia="Arial" w:hAnsi="Arial"/>
-                <w:color w:val="1B2229"/>
-                <w:sz w:val="17"/>
-                <w:szCs w:val="17"/>
+            <w:tcW w:type="dxa" w:w="5240"/>
+            <w:tcBorders>
+              <w:top w:val="single" w:color="D9DEE3" w:sz="4"/>
+              <w:left w:val="single" w:color="D9DEE3" w:sz="4"/>
+              <w:bottom w:val="single" w:color="D9DEE3" w:sz="4"/>
+              <w:right w:val="single" w:color="D9DEE3" w:sz="4"/>
+            </w:tcBorders>
+            <w:tcMar>
+              <w:top w:type="dxa" w:w="70"/>
+              <w:left w:type="dxa" w:w="110"/>
+              <w:bottom w:type="dxa" w:w="70"/>
+              <w:right w:type="dxa" w:w="110"/>
+            </w:tcMar>
+            <w:vAlign w:val="top"/>
+          </w:tcPr>
+          <w:p>
+            <w:pPr>
+              <w:spacing w:after="0" w:line="252"/>
+              <w:jc w:val="left"/>
+            </w:pPr>
+            <w:r>
+              <w:rPr>
+                <w:rFonts w:ascii="Arial" w:cs="Arial" w:eastAsia="Arial" w:hAnsi="Arial"/>
+                <w:color w:val="1B2229"/>
+                <w:sz w:val="16"/>
+                <w:szCs w:val="16"/>
               </w:rPr>
               <w:t xml:space="preserve">Ведущий инженер-эколог</w:t>
             </w:r>
@@ -10255,7 +10195,7 @@
         </w:tc>
         <w:tc>
           <w:tcPr>
-            <w:tcW w:type="dxa" w:w="1300"/>
+            <w:tcW w:type="dxa" w:w="1100"/>
             <w:tcBorders>
               <w:top w:val="single" w:color="D9DEE3" w:sz="4"/>
               <w:left w:val="single" w:color="D9DEE3" w:sz="4"/>
@@ -10279,8 +10219,8 @@
               <w:rPr>
                 <w:rFonts w:ascii="Arial" w:cs="Arial" w:eastAsia="Arial" w:hAnsi="Arial"/>
                 <w:color w:val="1B2229"/>
-                <w:sz w:val="17"/>
-                <w:szCs w:val="17"/>
+                <w:sz w:val="16"/>
+                <w:szCs w:val="16"/>
               </w:rPr>
               <w:t xml:space="preserve">160</w:t>
             </w:r>
@@ -10288,7 +10228,7 @@
         </w:tc>
         <w:tc>
           <w:tcPr>
-            <w:tcW w:type="dxa" w:w="1300"/>
+            <w:tcW w:type="dxa" w:w="1100"/>
             <w:tcBorders>
               <w:top w:val="single" w:color="D9DEE3" w:sz="4"/>
               <w:left w:val="single" w:color="D9DEE3" w:sz="4"/>
@@ -10312,8 +10252,8 @@
               <w:rPr>
                 <w:rFonts w:ascii="Arial" w:cs="Arial" w:eastAsia="Arial" w:hAnsi="Arial"/>
                 <w:color w:val="1B2229"/>
-                <w:sz w:val="17"/>
-                <w:szCs w:val="17"/>
+                <w:sz w:val="16"/>
+                <w:szCs w:val="16"/>
               </w:rPr>
               <w:t xml:space="preserve">160</w:t>
             </w:r>
@@ -10321,7 +10261,7 @@
         </w:tc>
         <w:tc>
           <w:tcPr>
-            <w:tcW w:type="dxa" w:w="1199"/>
+            <w:tcW w:type="dxa" w:w="1099"/>
             <w:tcBorders>
               <w:top w:val="single" w:color="D9DEE3" w:sz="4"/>
               <w:left w:val="single" w:color="D9DEE3" w:sz="4"/>
@@ -10345,8 +10285,8 @@
               <w:rPr>
                 <w:rFonts w:ascii="Arial" w:cs="Arial" w:eastAsia="Arial" w:hAnsi="Arial"/>
                 <w:color w:val="1B2229"/>
-                <w:sz w:val="17"/>
-                <w:szCs w:val="17"/>
+                <w:sz w:val="16"/>
+                <w:szCs w:val="16"/>
               </w:rPr>
               <w:t xml:space="preserve">1</w:t>
             </w:r>
@@ -10354,7 +10294,7 @@
         </w:tc>
         <w:tc>
           <w:tcPr>
-            <w:tcW w:type="dxa" w:w="1199"/>
+            <w:tcW w:type="dxa" w:w="1099"/>
             <w:tcBorders>
               <w:top w:val="single" w:color="D9DEE3" w:sz="4"/>
               <w:left w:val="single" w:color="D9DEE3" w:sz="4"/>
@@ -10378,8 +10318,8 @@
               <w:rPr>
                 <w:rFonts w:ascii="Arial" w:cs="Arial" w:eastAsia="Arial" w:hAnsi="Arial"/>
                 <w:color w:val="1B2229"/>
-                <w:sz w:val="17"/>
-                <w:szCs w:val="17"/>
+                <w:sz w:val="16"/>
+                <w:szCs w:val="16"/>
               </w:rPr>
               <w:t xml:space="preserve">1</w:t>
             </w:r>
@@ -10392,7 +10332,7 @@
         </w:trPr>
         <w:tc>
           <w:tcPr>
-            <w:tcW w:type="dxa" w:w="4640"/>
+            <w:tcW w:type="dxa" w:w="5240"/>
             <w:tcBorders>
               <w:top w:val="single" w:color="D9DEE3" w:sz="4"/>
               <w:left w:val="single" w:color="D9DEE3" w:sz="4"/>
@@ -10419,8 +10359,8 @@
                 <w:b/>
                 <w:bCs/>
                 <w:color w:val="1B2229"/>
-                <w:sz w:val="17"/>
-                <w:szCs w:val="17"/>
+                <w:sz w:val="16"/>
+                <w:szCs w:val="16"/>
               </w:rPr>
               <w:t xml:space="preserve">Штатных единиц</w:t>
             </w:r>
@@ -10428,7 +10368,7 @@
         </w:tc>
         <w:tc>
           <w:tcPr>
-            <w:tcW w:type="dxa" w:w="1300"/>
+            <w:tcW w:type="dxa" w:w="1100"/>
             <w:tcBorders>
               <w:top w:val="single" w:color="D9DEE3" w:sz="4"/>
               <w:left w:val="single" w:color="D9DEE3" w:sz="4"/>
@@ -10455,8 +10395,8 @@
                 <w:b/>
                 <w:bCs/>
                 <w:color w:val="1B2229"/>
-                <w:sz w:val="17"/>
-                <w:szCs w:val="17"/>
+                <w:sz w:val="16"/>
+                <w:szCs w:val="16"/>
               </w:rPr>
               <w:t xml:space="preserve"/>
             </w:r>
@@ -10464,7 +10404,7 @@
         </w:tc>
         <w:tc>
           <w:tcPr>
-            <w:tcW w:type="dxa" w:w="1300"/>
+            <w:tcW w:type="dxa" w:w="1100"/>
             <w:tcBorders>
               <w:top w:val="single" w:color="D9DEE3" w:sz="4"/>
               <w:left w:val="single" w:color="D9DEE3" w:sz="4"/>
@@ -10491,8 +10431,8 @@
                 <w:b/>
                 <w:bCs/>
                 <w:color w:val="1B2229"/>
-                <w:sz w:val="17"/>
-                <w:szCs w:val="17"/>
+                <w:sz w:val="16"/>
+                <w:szCs w:val="16"/>
               </w:rPr>
               <w:t xml:space="preserve"/>
             </w:r>
@@ -10500,7 +10440,7 @@
         </w:tc>
         <w:tc>
           <w:tcPr>
-            <w:tcW w:type="dxa" w:w="1199"/>
+            <w:tcW w:type="dxa" w:w="1099"/>
             <w:tcBorders>
               <w:top w:val="single" w:color="D9DEE3" w:sz="4"/>
               <w:left w:val="single" w:color="D9DEE3" w:sz="4"/>
@@ -10527,8 +10467,8 @@
                 <w:b/>
                 <w:bCs/>
                 <w:color w:val="1B2229"/>
-                <w:sz w:val="17"/>
-                <w:szCs w:val="17"/>
+                <w:sz w:val="16"/>
+                <w:szCs w:val="16"/>
               </w:rPr>
               <w:t xml:space="preserve">11</w:t>
             </w:r>
@@ -10536,7 +10476,7 @@
         </w:tc>
         <w:tc>
           <w:tcPr>
-            <w:tcW w:type="dxa" w:w="1199"/>
+            <w:tcW w:type="dxa" w:w="1099"/>
             <w:tcBorders>
               <w:top w:val="single" w:color="D9DEE3" w:sz="4"/>
               <w:left w:val="single" w:color="D9DEE3" w:sz="4"/>
@@ -10563,8 +10503,8 @@
                 <w:b/>
                 <w:bCs/>
                 <w:color w:val="1B2229"/>
-                <w:sz w:val="17"/>
-                <w:szCs w:val="17"/>
+                <w:sz w:val="16"/>
+                <w:szCs w:val="16"/>
               </w:rPr>
               <w:t xml:space="preserve">9</w:t>
             </w:r>
@@ -10577,7 +10517,7 @@
         </w:trPr>
         <w:tc>
           <w:tcPr>
-            <w:tcW w:type="dxa" w:w="4640"/>
+            <w:tcW w:type="dxa" w:w="5240"/>
             <w:tcBorders>
               <w:top w:val="single" w:color="D9DEE3" w:sz="4"/>
               <w:left w:val="single" w:color="D9DEE3" w:sz="4"/>
@@ -10604,8 +10544,8 @@
                 <w:b/>
                 <w:bCs/>
                 <w:color w:val="1B2229"/>
-                <w:sz w:val="17"/>
-                <w:szCs w:val="17"/>
+                <w:sz w:val="16"/>
+                <w:szCs w:val="16"/>
               </w:rPr>
               <w:t xml:space="preserve">ФОТ в месяц, тыс. ₽</w:t>
             </w:r>
@@ -10613,7 +10553,7 @@
         </w:tc>
         <w:tc>
           <w:tcPr>
-            <w:tcW w:type="dxa" w:w="1300"/>
+            <w:tcW w:type="dxa" w:w="1100"/>
             <w:tcBorders>
               <w:top w:val="single" w:color="D9DEE3" w:sz="4"/>
               <w:left w:val="single" w:color="D9DEE3" w:sz="4"/>
@@ -10640,8 +10580,8 @@
                 <w:b/>
                 <w:bCs/>
                 <w:color w:val="1B2229"/>
-                <w:sz w:val="17"/>
-                <w:szCs w:val="17"/>
+                <w:sz w:val="16"/>
+                <w:szCs w:val="16"/>
               </w:rPr>
               <w:t xml:space="preserve"/>
             </w:r>
@@ -10649,7 +10589,7 @@
         </w:tc>
         <w:tc>
           <w:tcPr>
-            <w:tcW w:type="dxa" w:w="1300"/>
+            <w:tcW w:type="dxa" w:w="1100"/>
             <w:tcBorders>
               <w:top w:val="single" w:color="D9DEE3" w:sz="4"/>
               <w:left w:val="single" w:color="D9DEE3" w:sz="4"/>
@@ -10676,8 +10616,8 @@
                 <w:b/>
                 <w:bCs/>
                 <w:color w:val="1B2229"/>
-                <w:sz w:val="17"/>
-                <w:szCs w:val="17"/>
+                <w:sz w:val="16"/>
+                <w:szCs w:val="16"/>
               </w:rPr>
               <w:t xml:space="preserve"/>
             </w:r>
@@ -10685,7 +10625,7 @@
         </w:tc>
         <w:tc>
           <w:tcPr>
-            <w:tcW w:type="dxa" w:w="1199"/>
+            <w:tcW w:type="dxa" w:w="1099"/>
             <w:tcBorders>
               <w:top w:val="single" w:color="D9DEE3" w:sz="4"/>
               <w:left w:val="single" w:color="D9DEE3" w:sz="4"/>
@@ -10712,8 +10652,8 @@
                 <w:b/>
                 <w:bCs/>
                 <w:color w:val="1B2229"/>
-                <w:sz w:val="17"/>
-                <w:szCs w:val="17"/>
+                <w:sz w:val="16"/>
+                <w:szCs w:val="16"/>
               </w:rPr>
               <w:t xml:space="preserve">1 720</w:t>
             </w:r>
@@ -10721,7 +10661,7 @@
         </w:tc>
         <w:tc>
           <w:tcPr>
-            <w:tcW w:type="dxa" w:w="1199"/>
+            <w:tcW w:type="dxa" w:w="1099"/>
             <w:tcBorders>
               <w:top w:val="single" w:color="D9DEE3" w:sz="4"/>
               <w:left w:val="single" w:color="D9DEE3" w:sz="4"/>
@@ -10748,8 +10688,8 @@
                 <w:b/>
                 <w:bCs/>
                 <w:color w:val="1B2229"/>
-                <w:sz w:val="17"/>
-                <w:szCs w:val="17"/>
+                <w:sz w:val="16"/>
+                <w:szCs w:val="16"/>
               </w:rPr>
               <w:t xml:space="preserve">1 490</w:t>
             </w:r>
@@ -10762,7 +10702,7 @@
         </w:trPr>
         <w:tc>
           <w:tcPr>
-            <w:tcW w:type="dxa" w:w="4640"/>
+            <w:tcW w:type="dxa" w:w="5240"/>
             <w:tcBorders>
               <w:top w:val="single" w:color="D9DEE3" w:sz="4"/>
               <w:left w:val="single" w:color="D9DEE3" w:sz="4"/>
@@ -10787,8 +10727,8 @@
               <w:rPr>
                 <w:rFonts w:ascii="Arial" w:cs="Arial" w:eastAsia="Arial" w:hAnsi="Arial"/>
                 <w:color w:val="1B2229"/>
-                <w:sz w:val="17"/>
-                <w:szCs w:val="17"/>
+                <w:sz w:val="16"/>
+                <w:szCs w:val="16"/>
               </w:rPr>
               <w:t xml:space="preserve">ФОТ в год, тыс. ₽</w:t>
             </w:r>
@@ -10796,7 +10736,7 @@
         </w:tc>
         <w:tc>
           <w:tcPr>
-            <w:tcW w:type="dxa" w:w="1300"/>
+            <w:tcW w:type="dxa" w:w="1100"/>
             <w:tcBorders>
               <w:top w:val="single" w:color="D9DEE3" w:sz="4"/>
               <w:left w:val="single" w:color="D9DEE3" w:sz="4"/>
@@ -10821,8 +10761,8 @@
               <w:rPr>
                 <w:rFonts w:ascii="Arial" w:cs="Arial" w:eastAsia="Arial" w:hAnsi="Arial"/>
                 <w:color w:val="1B2229"/>
-                <w:sz w:val="17"/>
-                <w:szCs w:val="17"/>
+                <w:sz w:val="16"/>
+                <w:szCs w:val="16"/>
               </w:rPr>
               <w:t xml:space="preserve"/>
             </w:r>
@@ -10830,7 +10770,7 @@
         </w:tc>
         <w:tc>
           <w:tcPr>
-            <w:tcW w:type="dxa" w:w="1300"/>
+            <w:tcW w:type="dxa" w:w="1100"/>
             <w:tcBorders>
               <w:top w:val="single" w:color="D9DEE3" w:sz="4"/>
               <w:left w:val="single" w:color="D9DEE3" w:sz="4"/>
@@ -10855,8 +10795,8 @@
               <w:rPr>
                 <w:rFonts w:ascii="Arial" w:cs="Arial" w:eastAsia="Arial" w:hAnsi="Arial"/>
                 <w:color w:val="1B2229"/>
-                <w:sz w:val="17"/>
-                <w:szCs w:val="17"/>
+                <w:sz w:val="16"/>
+                <w:szCs w:val="16"/>
               </w:rPr>
               <w:t xml:space="preserve"/>
             </w:r>
@@ -10864,7 +10804,7 @@
         </w:tc>
         <w:tc>
           <w:tcPr>
-            <w:tcW w:type="dxa" w:w="1199"/>
+            <w:tcW w:type="dxa" w:w="1099"/>
             <w:tcBorders>
               <w:top w:val="single" w:color="D9DEE3" w:sz="4"/>
               <w:left w:val="single" w:color="D9DEE3" w:sz="4"/>
@@ -10889,8 +10829,8 @@
               <w:rPr>
                 <w:rFonts w:ascii="Arial" w:cs="Arial" w:eastAsia="Arial" w:hAnsi="Arial"/>
                 <w:color w:val="1B2229"/>
-                <w:sz w:val="17"/>
-                <w:szCs w:val="17"/>
+                <w:sz w:val="16"/>
+                <w:szCs w:val="16"/>
               </w:rPr>
               <w:t xml:space="preserve">20 640</w:t>
             </w:r>
@@ -10898,7 +10838,7 @@
         </w:tc>
         <w:tc>
           <w:tcPr>
-            <w:tcW w:type="dxa" w:w="1199"/>
+            <w:tcW w:type="dxa" w:w="1099"/>
             <w:tcBorders>
               <w:top w:val="single" w:color="D9DEE3" w:sz="4"/>
               <w:left w:val="single" w:color="D9DEE3" w:sz="4"/>
@@ -10923,8 +10863,8 @@
               <w:rPr>
                 <w:rFonts w:ascii="Arial" w:cs="Arial" w:eastAsia="Arial" w:hAnsi="Arial"/>
                 <w:color w:val="1B2229"/>
-                <w:sz w:val="17"/>
-                <w:szCs w:val="17"/>
+                <w:sz w:val="16"/>
+                <w:szCs w:val="16"/>
               </w:rPr>
               <w:t xml:space="preserve">17 880</w:t>
             </w:r>
@@ -10937,7 +10877,7 @@
         </w:trPr>
         <w:tc>
           <w:tcPr>
-            <w:tcW w:type="dxa" w:w="4640"/>
+            <w:tcW w:type="dxa" w:w="5240"/>
             <w:tcBorders>
               <w:top w:val="single" w:color="D9DEE3" w:sz="4"/>
               <w:left w:val="single" w:color="D9DEE3" w:sz="4"/>
@@ -10962,8 +10902,8 @@
               <w:rPr>
                 <w:rFonts w:ascii="Arial" w:cs="Arial" w:eastAsia="Arial" w:hAnsi="Arial"/>
                 <w:color w:val="1B2229"/>
-                <w:sz w:val="17"/>
-                <w:szCs w:val="17"/>
+                <w:sz w:val="16"/>
+                <w:szCs w:val="16"/>
               </w:rPr>
               <w:t xml:space="preserve">Страховые взносы в год, ≈ тыс. ₽</w:t>
             </w:r>
@@ -10971,7 +10911,7 @@
         </w:tc>
         <w:tc>
           <w:tcPr>
-            <w:tcW w:type="dxa" w:w="1300"/>
+            <w:tcW w:type="dxa" w:w="1100"/>
             <w:tcBorders>
               <w:top w:val="single" w:color="D9DEE3" w:sz="4"/>
               <w:left w:val="single" w:color="D9DEE3" w:sz="4"/>
@@ -10996,8 +10936,8 @@
               <w:rPr>
                 <w:rFonts w:ascii="Arial" w:cs="Arial" w:eastAsia="Arial" w:hAnsi="Arial"/>
                 <w:color w:val="1B2229"/>
-                <w:sz w:val="17"/>
-                <w:szCs w:val="17"/>
+                <w:sz w:val="16"/>
+                <w:szCs w:val="16"/>
               </w:rPr>
               <w:t xml:space="preserve"/>
             </w:r>
@@ -11005,7 +10945,7 @@
         </w:tc>
         <w:tc>
           <w:tcPr>
-            <w:tcW w:type="dxa" w:w="1300"/>
+            <w:tcW w:type="dxa" w:w="1100"/>
             <w:tcBorders>
               <w:top w:val="single" w:color="D9DEE3" w:sz="4"/>
               <w:left w:val="single" w:color="D9DEE3" w:sz="4"/>
@@ -11030,8 +10970,8 @@
               <w:rPr>
                 <w:rFonts w:ascii="Arial" w:cs="Arial" w:eastAsia="Arial" w:hAnsi="Arial"/>
                 <w:color w:val="1B2229"/>
-                <w:sz w:val="17"/>
-                <w:szCs w:val="17"/>
+                <w:sz w:val="16"/>
+                <w:szCs w:val="16"/>
               </w:rPr>
               <w:t xml:space="preserve"/>
             </w:r>
@@ -11039,7 +10979,7 @@
         </w:tc>
         <w:tc>
           <w:tcPr>
-            <w:tcW w:type="dxa" w:w="1199"/>
+            <w:tcW w:type="dxa" w:w="1099"/>
             <w:tcBorders>
               <w:top w:val="single" w:color="D9DEE3" w:sz="4"/>
               <w:left w:val="single" w:color="D9DEE3" w:sz="4"/>
@@ -11064,8 +11004,8 @@
               <w:rPr>
                 <w:rFonts w:ascii="Arial" w:cs="Arial" w:eastAsia="Arial" w:hAnsi="Arial"/>
                 <w:color w:val="1B2229"/>
-                <w:sz w:val="17"/>
-                <w:szCs w:val="17"/>
+                <w:sz w:val="16"/>
+                <w:szCs w:val="16"/>
               </w:rPr>
               <w:t xml:space="preserve">6 100</w:t>
             </w:r>
@@ -11073,7 +11013,7 @@
         </w:tc>
         <w:tc>
           <w:tcPr>
-            <w:tcW w:type="dxa" w:w="1199"/>
+            <w:tcW w:type="dxa" w:w="1099"/>
             <w:tcBorders>
               <w:top w:val="single" w:color="D9DEE3" w:sz="4"/>
               <w:left w:val="single" w:color="D9DEE3" w:sz="4"/>
@@ -11098,8 +11038,8 @@
               <w:rPr>
                 <w:rFonts w:ascii="Arial" w:cs="Arial" w:eastAsia="Arial" w:hAnsi="Arial"/>
                 <w:color w:val="1B2229"/>
-                <w:sz w:val="17"/>
-                <w:szCs w:val="17"/>
+                <w:sz w:val="16"/>
+                <w:szCs w:val="16"/>
               </w:rPr>
               <w:t xml:space="preserve">5 270</w:t>
             </w:r>
@@ -11112,7 +11052,7 @@
         </w:trPr>
         <w:tc>
           <w:tcPr>
-            <w:tcW w:type="dxa" w:w="4640"/>
+            <w:tcW w:type="dxa" w:w="5240"/>
             <w:tcBorders>
               <w:top w:val="single" w:color="D9DEE3" w:sz="4"/>
               <w:left w:val="single" w:color="D9DEE3" w:sz="4"/>
@@ -11139,8 +11079,8 @@
                 <w:b/>
                 <w:bCs/>
                 <w:color w:val="1B2229"/>
-                <w:sz w:val="17"/>
-                <w:szCs w:val="17"/>
+                <w:sz w:val="16"/>
+                <w:szCs w:val="16"/>
               </w:rPr>
               <w:t xml:space="preserve">Всего расходов в год, ≈ тыс. ₽</w:t>
             </w:r>
@@ -11148,7 +11088,7 @@
         </w:tc>
         <w:tc>
           <w:tcPr>
-            <w:tcW w:type="dxa" w:w="1300"/>
+            <w:tcW w:type="dxa" w:w="1100"/>
             <w:tcBorders>
               <w:top w:val="single" w:color="D9DEE3" w:sz="4"/>
               <w:left w:val="single" w:color="D9DEE3" w:sz="4"/>
@@ -11175,8 +11115,8 @@
                 <w:b/>
                 <w:bCs/>
                 <w:color w:val="1B2229"/>
-                <w:sz w:val="17"/>
-                <w:szCs w:val="17"/>
+                <w:sz w:val="16"/>
+                <w:szCs w:val="16"/>
               </w:rPr>
               <w:t xml:space="preserve"/>
             </w:r>
@@ -11184,7 +11124,7 @@
         </w:tc>
         <w:tc>
           <w:tcPr>
-            <w:tcW w:type="dxa" w:w="1300"/>
+            <w:tcW w:type="dxa" w:w="1100"/>
             <w:tcBorders>
               <w:top w:val="single" w:color="D9DEE3" w:sz="4"/>
               <w:left w:val="single" w:color="D9DEE3" w:sz="4"/>
@@ -11211,8 +11151,8 @@
                 <w:b/>
                 <w:bCs/>
                 <w:color w:val="1B2229"/>
-                <w:sz w:val="17"/>
-                <w:szCs w:val="17"/>
+                <w:sz w:val="16"/>
+                <w:szCs w:val="16"/>
               </w:rPr>
               <w:t xml:space="preserve"/>
             </w:r>
@@ -11220,7 +11160,7 @@
         </w:tc>
         <w:tc>
           <w:tcPr>
-            <w:tcW w:type="dxa" w:w="1199"/>
+            <w:tcW w:type="dxa" w:w="1099"/>
             <w:tcBorders>
               <w:top w:val="single" w:color="D9DEE3" w:sz="4"/>
               <w:left w:val="single" w:color="D9DEE3" w:sz="4"/>
@@ -11247,8 +11187,8 @@
                 <w:b/>
                 <w:bCs/>
                 <w:color w:val="1B2229"/>
-                <w:sz w:val="17"/>
-                <w:szCs w:val="17"/>
+                <w:sz w:val="16"/>
+                <w:szCs w:val="16"/>
               </w:rPr>
               <w:t xml:space="preserve">26 740</w:t>
             </w:r>
@@ -11256,7 +11196,7 @@
         </w:tc>
         <w:tc>
           <w:tcPr>
-            <w:tcW w:type="dxa" w:w="1199"/>
+            <w:tcW w:type="dxa" w:w="1099"/>
             <w:tcBorders>
               <w:top w:val="single" w:color="D9DEE3" w:sz="4"/>
               <w:left w:val="single" w:color="D9DEE3" w:sz="4"/>
@@ -11283,8 +11223,8 @@
                 <w:b/>
                 <w:bCs/>
                 <w:color w:val="1B2229"/>
-                <w:sz w:val="17"/>
-                <w:szCs w:val="17"/>
+                <w:sz w:val="16"/>
+                <w:szCs w:val="16"/>
               </w:rPr>
               <w:t xml:space="preserve">23 150</w:t>
             </w:r>
@@ -11304,7 +11244,7 @@
           <w:sz w:val="17"/>
           <w:szCs w:val="17"/>
         </w:rPr>
-        <w:t xml:space="preserve">Доход — тыс. ₽ в месяц до НДФЛ, рынок Москвы 2026 г. Взносы — 30% до предельной базы, 15,1% сверх. Отдельно — командировки (≈ 0,5 млн ₽ в год) и доплаты ответственным.</w:t>
+        <w:t xml:space="preserve">Доход: тыс. ₽ в месяц до НДФЛ, рынок Москвы 2026 г. Взносы: 30% до предельной базы, 15,1% сверх. Отдельно учитываются командировки (≈ 0,5 млн ₽ в год) и доплаты ответственным.</w:t>
       </w:r>
     </w:p>
     <w:p>
@@ -11321,7 +11261,7 @@
           <w:sz w:val="21"/>
           <w:szCs w:val="21"/>
         </w:rPr>
-        <w:t xml:space="preserve">Разница между вариантами — 230 тыс. ₽ в месяц, ≈ 3,6 млн ₽ в год.</w:t>
+        <w:t xml:space="preserve">Разница между вариантами: 230 тыс. ₽ в месяц, ≈ 3,6 млн ₽ в год.</w:t>
       </w:r>
     </w:p>
     <w:p>
@@ -11367,8 +11307,8 @@
         <w:tblLayout w:type="fixed"/>
       </w:tblPr>
       <w:tblGrid>
-        <w:gridCol w:w="3300"/>
-        <w:gridCol w:w="6338"/>
+        <w:gridCol w:w="3900"/>
+        <w:gridCol w:w="5738"/>
       </w:tblGrid>
       <w:tr>
         <w:trPr>
@@ -11376,7 +11316,7 @@
         </w:trPr>
         <w:tc>
           <w:tcPr>
-            <w:tcW w:type="dxa" w:w="3300"/>
+            <w:tcW w:type="dxa" w:w="3900"/>
             <w:tcBorders>
               <w:top w:val="single" w:color="D9DEE3" w:sz="4"/>
               <w:left w:val="single" w:color="D9DEE3" w:sz="4"/>
@@ -11412,7 +11352,7 @@
         </w:tc>
         <w:tc>
           <w:tcPr>
-            <w:tcW w:type="dxa" w:w="6338"/>
+            <w:tcW w:type="dxa" w:w="5738"/>
             <w:tcBorders>
               <w:top w:val="single" w:color="D9DEE3" w:sz="4"/>
               <w:left w:val="single" w:color="D9DEE3" w:sz="4"/>
@@ -11453,32 +11393,32 @@
         </w:trPr>
         <w:tc>
           <w:tcPr>
-            <w:tcW w:type="dxa" w:w="3300"/>
-            <w:tcBorders>
-              <w:top w:val="single" w:color="D9DEE3" w:sz="4"/>
-              <w:left w:val="single" w:color="D9DEE3" w:sz="4"/>
-              <w:bottom w:val="single" w:color="D9DEE3" w:sz="4"/>
-              <w:right w:val="single" w:color="D9DEE3" w:sz="4"/>
-            </w:tcBorders>
-            <w:tcMar>
-              <w:top w:type="dxa" w:w="70"/>
-              <w:left w:type="dxa" w:w="110"/>
-              <w:bottom w:type="dxa" w:w="70"/>
-              <w:right w:type="dxa" w:w="110"/>
-            </w:tcMar>
-            <w:vAlign w:val="top"/>
-          </w:tcPr>
-          <w:p>
-            <w:pPr>
-              <w:spacing w:after="0" w:line="252"/>
-              <w:jc w:val="left"/>
-            </w:pPr>
-            <w:r>
-              <w:rPr>
-                <w:rFonts w:ascii="Arial" w:cs="Arial" w:eastAsia="Arial" w:hAnsi="Arial"/>
-                <w:color w:val="1B2229"/>
-                <w:sz w:val="17"/>
-                <w:szCs w:val="17"/>
+            <w:tcW w:type="dxa" w:w="3900"/>
+            <w:tcBorders>
+              <w:top w:val="single" w:color="D9DEE3" w:sz="4"/>
+              <w:left w:val="single" w:color="D9DEE3" w:sz="4"/>
+              <w:bottom w:val="single" w:color="D9DEE3" w:sz="4"/>
+              <w:right w:val="single" w:color="D9DEE3" w:sz="4"/>
+            </w:tcBorders>
+            <w:tcMar>
+              <w:top w:type="dxa" w:w="70"/>
+              <w:left w:type="dxa" w:w="110"/>
+              <w:bottom w:type="dxa" w:w="70"/>
+              <w:right w:type="dxa" w:w="110"/>
+            </w:tcMar>
+            <w:vAlign w:val="top"/>
+          </w:tcPr>
+          <w:p>
+            <w:pPr>
+              <w:spacing w:after="0" w:line="252"/>
+              <w:jc w:val="left"/>
+            </w:pPr>
+            <w:r>
+              <w:rPr>
+                <w:rFonts w:ascii="Arial" w:cs="Arial" w:eastAsia="Arial" w:hAnsi="Arial"/>
+                <w:color w:val="1B2229"/>
+                <w:sz w:val="16"/>
+                <w:szCs w:val="16"/>
               </w:rPr>
               <w:t xml:space="preserve">Начальник отдела</w:t>
             </w:r>
@@ -11486,32 +11426,32 @@
         </w:tc>
         <w:tc>
           <w:tcPr>
-            <w:tcW w:type="dxa" w:w="6338"/>
-            <w:tcBorders>
-              <w:top w:val="single" w:color="D9DEE3" w:sz="4"/>
-              <w:left w:val="single" w:color="D9DEE3" w:sz="4"/>
-              <w:bottom w:val="single" w:color="D9DEE3" w:sz="4"/>
-              <w:right w:val="single" w:color="D9DEE3" w:sz="4"/>
-            </w:tcBorders>
-            <w:tcMar>
-              <w:top w:type="dxa" w:w="70"/>
-              <w:left w:type="dxa" w:w="110"/>
-              <w:bottom w:type="dxa" w:w="70"/>
-              <w:right w:type="dxa" w:w="110"/>
-            </w:tcMar>
-            <w:vAlign w:val="top"/>
-          </w:tcPr>
-          <w:p>
-            <w:pPr>
-              <w:spacing w:after="0" w:line="252"/>
-              <w:jc w:val="left"/>
-            </w:pPr>
-            <w:r>
-              <w:rPr>
-                <w:rFonts w:ascii="Arial" w:cs="Arial" w:eastAsia="Arial" w:hAnsi="Arial"/>
-                <w:color w:val="1B2229"/>
-                <w:sz w:val="17"/>
-                <w:szCs w:val="17"/>
+            <w:tcW w:type="dxa" w:w="5738"/>
+            <w:tcBorders>
+              <w:top w:val="single" w:color="D9DEE3" w:sz="4"/>
+              <w:left w:val="single" w:color="D9DEE3" w:sz="4"/>
+              <w:bottom w:val="single" w:color="D9DEE3" w:sz="4"/>
+              <w:right w:val="single" w:color="D9DEE3" w:sz="4"/>
+            </w:tcBorders>
+            <w:tcMar>
+              <w:top w:type="dxa" w:w="70"/>
+              <w:left w:type="dxa" w:w="110"/>
+              <w:bottom w:type="dxa" w:w="70"/>
+              <w:right w:type="dxa" w:w="110"/>
+            </w:tcMar>
+            <w:vAlign w:val="top"/>
+          </w:tcPr>
+          <w:p>
+            <w:pPr>
+              <w:spacing w:after="0" w:line="252"/>
+              <w:jc w:val="left"/>
+            </w:pPr>
+            <w:r>
+              <w:rPr>
+                <w:rFonts w:ascii="Arial" w:cs="Arial" w:eastAsia="Arial" w:hAnsi="Arial"/>
+                <w:color w:val="1B2229"/>
+                <w:sz w:val="16"/>
+                <w:szCs w:val="16"/>
               </w:rPr>
               <w:t xml:space="preserve">Пять направлений, бюджет, надзорные органы, отчёт главному инженеру</w:t>
             </w:r>
@@ -11524,65 +11464,65 @@
         </w:trPr>
         <w:tc>
           <w:tcPr>
-            <w:tcW w:type="dxa" w:w="3300"/>
-            <w:tcBorders>
-              <w:top w:val="single" w:color="D9DEE3" w:sz="4"/>
-              <w:left w:val="single" w:color="D9DEE3" w:sz="4"/>
-              <w:bottom w:val="single" w:color="D9DEE3" w:sz="4"/>
-              <w:right w:val="single" w:color="D9DEE3" w:sz="4"/>
-            </w:tcBorders>
-            <w:tcMar>
-              <w:top w:type="dxa" w:w="70"/>
-              <w:left w:type="dxa" w:w="110"/>
-              <w:bottom w:type="dxa" w:w="70"/>
-              <w:right w:type="dxa" w:w="110"/>
-            </w:tcMar>
-            <w:vAlign w:val="top"/>
-          </w:tcPr>
-          <w:p>
-            <w:pPr>
-              <w:spacing w:after="0" w:line="252"/>
-              <w:jc w:val="left"/>
-            </w:pPr>
-            <w:r>
-              <w:rPr>
-                <w:rFonts w:ascii="Arial" w:cs="Arial" w:eastAsia="Arial" w:hAnsi="Arial"/>
-                <w:color w:val="1B2229"/>
-                <w:sz w:val="17"/>
-                <w:szCs w:val="17"/>
-              </w:rPr>
-              <w:t xml:space="preserve">Ведущий специалист по ОТ</w:t>
-            </w:r>
-          </w:p>
-        </w:tc>
-        <w:tc>
-          <w:tcPr>
-            <w:tcW w:type="dxa" w:w="6338"/>
-            <w:tcBorders>
-              <w:top w:val="single" w:color="D9DEE3" w:sz="4"/>
-              <w:left w:val="single" w:color="D9DEE3" w:sz="4"/>
-              <w:bottom w:val="single" w:color="D9DEE3" w:sz="4"/>
-              <w:right w:val="single" w:color="D9DEE3" w:sz="4"/>
-            </w:tcBorders>
-            <w:tcMar>
-              <w:top w:type="dxa" w:w="70"/>
-              <w:left w:type="dxa" w:w="110"/>
-              <w:bottom w:type="dxa" w:w="70"/>
-              <w:right w:type="dxa" w:w="110"/>
-            </w:tcMar>
-            <w:vAlign w:val="top"/>
-          </w:tcPr>
-          <w:p>
-            <w:pPr>
-              <w:spacing w:after="0" w:line="252"/>
-              <w:jc w:val="left"/>
-            </w:pPr>
-            <w:r>
-              <w:rPr>
-                <w:rFonts w:ascii="Arial" w:cs="Arial" w:eastAsia="Arial" w:hAnsi="Arial"/>
-                <w:color w:val="1B2229"/>
-                <w:sz w:val="17"/>
-                <w:szCs w:val="17"/>
+            <w:tcW w:type="dxa" w:w="3900"/>
+            <w:tcBorders>
+              <w:top w:val="single" w:color="D9DEE3" w:sz="4"/>
+              <w:left w:val="single" w:color="D9DEE3" w:sz="4"/>
+              <w:bottom w:val="single" w:color="D9DEE3" w:sz="4"/>
+              <w:right w:val="single" w:color="D9DEE3" w:sz="4"/>
+            </w:tcBorders>
+            <w:tcMar>
+              <w:top w:type="dxa" w:w="70"/>
+              <w:left w:type="dxa" w:w="110"/>
+              <w:bottom w:type="dxa" w:w="70"/>
+              <w:right w:type="dxa" w:w="110"/>
+            </w:tcMar>
+            <w:vAlign w:val="top"/>
+          </w:tcPr>
+          <w:p>
+            <w:pPr>
+              <w:spacing w:after="0" w:line="252"/>
+              <w:jc w:val="left"/>
+            </w:pPr>
+            <w:r>
+              <w:rPr>
+                <w:rFonts w:ascii="Arial" w:cs="Arial" w:eastAsia="Arial" w:hAnsi="Arial"/>
+                <w:color w:val="1B2229"/>
+                <w:sz w:val="16"/>
+                <w:szCs w:val="16"/>
+              </w:rPr>
+              <w:t xml:space="preserve">Ведущий специалист по охране труда</w:t>
+            </w:r>
+          </w:p>
+        </w:tc>
+        <w:tc>
+          <w:tcPr>
+            <w:tcW w:type="dxa" w:w="5738"/>
+            <w:tcBorders>
+              <w:top w:val="single" w:color="D9DEE3" w:sz="4"/>
+              <w:left w:val="single" w:color="D9DEE3" w:sz="4"/>
+              <w:bottom w:val="single" w:color="D9DEE3" w:sz="4"/>
+              <w:right w:val="single" w:color="D9DEE3" w:sz="4"/>
+            </w:tcBorders>
+            <w:tcMar>
+              <w:top w:type="dxa" w:w="70"/>
+              <w:left w:type="dxa" w:w="110"/>
+              <w:bottom w:type="dxa" w:w="70"/>
+              <w:right w:type="dxa" w:w="110"/>
+            </w:tcMar>
+            <w:vAlign w:val="top"/>
+          </w:tcPr>
+          <w:p>
+            <w:pPr>
+              <w:spacing w:after="0" w:line="252"/>
+              <w:jc w:val="left"/>
+            </w:pPr>
+            <w:r>
+              <w:rPr>
+                <w:rFonts w:ascii="Arial" w:cs="Arial" w:eastAsia="Arial" w:hAnsi="Arial"/>
+                <w:color w:val="1B2229"/>
+                <w:sz w:val="16"/>
+                <w:szCs w:val="16"/>
               </w:rPr>
               <w:t xml:space="preserve">Замещение начальника, профриски, СОУТ, расследование НС, офисы</w:t>
             </w:r>
@@ -11595,65 +11535,65 @@
         </w:trPr>
         <w:tc>
           <w:tcPr>
-            <w:tcW w:type="dxa" w:w="3300"/>
-            <w:tcBorders>
-              <w:top w:val="single" w:color="D9DEE3" w:sz="4"/>
-              <w:left w:val="single" w:color="D9DEE3" w:sz="4"/>
-              <w:bottom w:val="single" w:color="D9DEE3" w:sz="4"/>
-              <w:right w:val="single" w:color="D9DEE3" w:sz="4"/>
-            </w:tcBorders>
-            <w:tcMar>
-              <w:top w:type="dxa" w:w="70"/>
-              <w:left w:type="dxa" w:w="110"/>
-              <w:bottom w:type="dxa" w:w="70"/>
-              <w:right w:type="dxa" w:w="110"/>
-            </w:tcMar>
-            <w:vAlign w:val="top"/>
-          </w:tcPr>
-          <w:p>
-            <w:pPr>
-              <w:spacing w:after="0" w:line="252"/>
-              <w:jc w:val="left"/>
-            </w:pPr>
-            <w:r>
-              <w:rPr>
-                <w:rFonts w:ascii="Arial" w:cs="Arial" w:eastAsia="Arial" w:hAnsi="Arial"/>
-                <w:color w:val="1B2229"/>
-                <w:sz w:val="17"/>
-                <w:szCs w:val="17"/>
-              </w:rPr>
-              <w:t xml:space="preserve">Специалист по ОТ — куратор</w:t>
-            </w:r>
-          </w:p>
-        </w:tc>
-        <w:tc>
-          <w:tcPr>
-            <w:tcW w:type="dxa" w:w="6338"/>
-            <w:tcBorders>
-              <w:top w:val="single" w:color="D9DEE3" w:sz="4"/>
-              <w:left w:val="single" w:color="D9DEE3" w:sz="4"/>
-              <w:bottom w:val="single" w:color="D9DEE3" w:sz="4"/>
-              <w:right w:val="single" w:color="D9DEE3" w:sz="4"/>
-            </w:tcBorders>
-            <w:tcMar>
-              <w:top w:type="dxa" w:w="70"/>
-              <w:left w:type="dxa" w:w="110"/>
-              <w:bottom w:type="dxa" w:w="70"/>
-              <w:right w:type="dxa" w:w="110"/>
-            </w:tcMar>
-            <w:vAlign w:val="top"/>
-          </w:tcPr>
-          <w:p>
-            <w:pPr>
-              <w:spacing w:after="0" w:line="252"/>
-              <w:jc w:val="left"/>
-            </w:pPr>
-            <w:r>
-              <w:rPr>
-                <w:rFonts w:ascii="Arial" w:cs="Arial" w:eastAsia="Arial" w:hAnsi="Arial"/>
-                <w:color w:val="1B2229"/>
-                <w:sz w:val="17"/>
-                <w:szCs w:val="17"/>
+            <w:tcW w:type="dxa" w:w="3900"/>
+            <w:tcBorders>
+              <w:top w:val="single" w:color="D9DEE3" w:sz="4"/>
+              <w:left w:val="single" w:color="D9DEE3" w:sz="4"/>
+              <w:bottom w:val="single" w:color="D9DEE3" w:sz="4"/>
+              <w:right w:val="single" w:color="D9DEE3" w:sz="4"/>
+            </w:tcBorders>
+            <w:tcMar>
+              <w:top w:type="dxa" w:w="70"/>
+              <w:left w:type="dxa" w:w="110"/>
+              <w:bottom w:type="dxa" w:w="70"/>
+              <w:right w:type="dxa" w:w="110"/>
+            </w:tcMar>
+            <w:vAlign w:val="top"/>
+          </w:tcPr>
+          <w:p>
+            <w:pPr>
+              <w:spacing w:after="0" w:line="252"/>
+              <w:jc w:val="left"/>
+            </w:pPr>
+            <w:r>
+              <w:rPr>
+                <w:rFonts w:ascii="Arial" w:cs="Arial" w:eastAsia="Arial" w:hAnsi="Arial"/>
+                <w:color w:val="1B2229"/>
+                <w:sz w:val="16"/>
+                <w:szCs w:val="16"/>
+              </w:rPr>
+              <w:t xml:space="preserve">Специалист по охране труда, куратор</w:t>
+            </w:r>
+          </w:p>
+        </w:tc>
+        <w:tc>
+          <w:tcPr>
+            <w:tcW w:type="dxa" w:w="5738"/>
+            <w:tcBorders>
+              <w:top w:val="single" w:color="D9DEE3" w:sz="4"/>
+              <w:left w:val="single" w:color="D9DEE3" w:sz="4"/>
+              <w:bottom w:val="single" w:color="D9DEE3" w:sz="4"/>
+              <w:right w:val="single" w:color="D9DEE3" w:sz="4"/>
+            </w:tcBorders>
+            <w:tcMar>
+              <w:top w:type="dxa" w:w="70"/>
+              <w:left w:type="dxa" w:w="110"/>
+              <w:bottom w:type="dxa" w:w="70"/>
+              <w:right w:type="dxa" w:w="110"/>
+            </w:tcMar>
+            <w:vAlign w:val="top"/>
+          </w:tcPr>
+          <w:p>
+            <w:pPr>
+              <w:spacing w:after="0" w:line="252"/>
+              <w:jc w:val="left"/>
+            </w:pPr>
+            <w:r>
+              <w:rPr>
+                <w:rFonts w:ascii="Arial" w:cs="Arial" w:eastAsia="Arial" w:hAnsi="Arial"/>
+                <w:color w:val="1B2229"/>
+                <w:sz w:val="16"/>
+                <w:szCs w:val="16"/>
               </w:rPr>
               <w:t xml:space="preserve">Машково и Руднево: обходы, предписания, наряды-допуски, контроль СИЗ, ИОТ</w:t>
             </w:r>
@@ -11666,65 +11606,65 @@
         </w:trPr>
         <w:tc>
           <w:tcPr>
-            <w:tcW w:type="dxa" w:w="3300"/>
-            <w:tcBorders>
-              <w:top w:val="single" w:color="D9DEE3" w:sz="4"/>
-              <w:left w:val="single" w:color="D9DEE3" w:sz="4"/>
-              <w:bottom w:val="single" w:color="D9DEE3" w:sz="4"/>
-              <w:right w:val="single" w:color="D9DEE3" w:sz="4"/>
-            </w:tcBorders>
-            <w:tcMar>
-              <w:top w:type="dxa" w:w="70"/>
-              <w:left w:type="dxa" w:w="110"/>
-              <w:bottom w:type="dxa" w:w="70"/>
-              <w:right w:type="dxa" w:w="110"/>
-            </w:tcMar>
-            <w:vAlign w:val="top"/>
-          </w:tcPr>
-          <w:p>
-            <w:pPr>
-              <w:spacing w:after="0" w:line="252"/>
-              <w:jc w:val="left"/>
-            </w:pPr>
-            <w:r>
-              <w:rPr>
-                <w:rFonts w:ascii="Arial" w:cs="Arial" w:eastAsia="Arial" w:hAnsi="Arial"/>
-                <w:color w:val="1B2229"/>
-                <w:sz w:val="17"/>
-                <w:szCs w:val="17"/>
-              </w:rPr>
-              <w:t xml:space="preserve">Специалист по ОТ — Внуково и регионы</w:t>
-            </w:r>
-          </w:p>
-        </w:tc>
-        <w:tc>
-          <w:tcPr>
-            <w:tcW w:type="dxa" w:w="6338"/>
-            <w:tcBorders>
-              <w:top w:val="single" w:color="D9DEE3" w:sz="4"/>
-              <w:left w:val="single" w:color="D9DEE3" w:sz="4"/>
-              <w:bottom w:val="single" w:color="D9DEE3" w:sz="4"/>
-              <w:right w:val="single" w:color="D9DEE3" w:sz="4"/>
-            </w:tcBorders>
-            <w:tcMar>
-              <w:top w:type="dxa" w:w="70"/>
-              <w:left w:type="dxa" w:w="110"/>
-              <w:bottom w:type="dxa" w:w="70"/>
-              <w:right w:type="dxa" w:w="110"/>
-            </w:tcMar>
-            <w:vAlign w:val="top"/>
-          </w:tcPr>
-          <w:p>
-            <w:pPr>
-              <w:spacing w:after="0" w:line="252"/>
-              <w:jc w:val="left"/>
-            </w:pPr>
-            <w:r>
-              <w:rPr>
-                <w:rFonts w:ascii="Arial" w:cs="Arial" w:eastAsia="Arial" w:hAnsi="Arial"/>
-                <w:color w:val="1B2229"/>
-                <w:sz w:val="17"/>
-                <w:szCs w:val="17"/>
+            <w:tcW w:type="dxa" w:w="3900"/>
+            <w:tcBorders>
+              <w:top w:val="single" w:color="D9DEE3" w:sz="4"/>
+              <w:left w:val="single" w:color="D9DEE3" w:sz="4"/>
+              <w:bottom w:val="single" w:color="D9DEE3" w:sz="4"/>
+              <w:right w:val="single" w:color="D9DEE3" w:sz="4"/>
+            </w:tcBorders>
+            <w:tcMar>
+              <w:top w:type="dxa" w:w="70"/>
+              <w:left w:type="dxa" w:w="110"/>
+              <w:bottom w:type="dxa" w:w="70"/>
+              <w:right w:type="dxa" w:w="110"/>
+            </w:tcMar>
+            <w:vAlign w:val="top"/>
+          </w:tcPr>
+          <w:p>
+            <w:pPr>
+              <w:spacing w:after="0" w:line="252"/>
+              <w:jc w:val="left"/>
+            </w:pPr>
+            <w:r>
+              <w:rPr>
+                <w:rFonts w:ascii="Arial" w:cs="Arial" w:eastAsia="Arial" w:hAnsi="Arial"/>
+                <w:color w:val="1B2229"/>
+                <w:sz w:val="16"/>
+                <w:szCs w:val="16"/>
+              </w:rPr>
+              <w:t xml:space="preserve">Специалист по охране труда, Внуково и регионы</w:t>
+            </w:r>
+          </w:p>
+        </w:tc>
+        <w:tc>
+          <w:tcPr>
+            <w:tcW w:type="dxa" w:w="5738"/>
+            <w:tcBorders>
+              <w:top w:val="single" w:color="D9DEE3" w:sz="4"/>
+              <w:left w:val="single" w:color="D9DEE3" w:sz="4"/>
+              <w:bottom w:val="single" w:color="D9DEE3" w:sz="4"/>
+              <w:right w:val="single" w:color="D9DEE3" w:sz="4"/>
+            </w:tcBorders>
+            <w:tcMar>
+              <w:top w:type="dxa" w:w="70"/>
+              <w:left w:type="dxa" w:w="110"/>
+              <w:bottom w:type="dxa" w:w="70"/>
+              <w:right w:type="dxa" w:w="110"/>
+            </w:tcMar>
+            <w:vAlign w:val="top"/>
+          </w:tcPr>
+          <w:p>
+            <w:pPr>
+              <w:spacing w:after="0" w:line="252"/>
+              <w:jc w:val="left"/>
+            </w:pPr>
+            <w:r>
+              <w:rPr>
+                <w:rFonts w:ascii="Arial" w:cs="Arial" w:eastAsia="Arial" w:hAnsi="Arial"/>
+                <w:color w:val="1B2229"/>
+                <w:sz w:val="16"/>
+                <w:szCs w:val="16"/>
               </w:rPr>
               <w:t xml:space="preserve">Соглашения с аэропортом и заводами, работа с ответственными, выезды</w:t>
             </w:r>
@@ -11737,65 +11677,65 @@
         </w:trPr>
         <w:tc>
           <w:tcPr>
-            <w:tcW w:type="dxa" w:w="3300"/>
-            <w:tcBorders>
-              <w:top w:val="single" w:color="D9DEE3" w:sz="4"/>
-              <w:left w:val="single" w:color="D9DEE3" w:sz="4"/>
-              <w:bottom w:val="single" w:color="D9DEE3" w:sz="4"/>
-              <w:right w:val="single" w:color="D9DEE3" w:sz="4"/>
-            </w:tcBorders>
-            <w:tcMar>
-              <w:top w:type="dxa" w:w="70"/>
-              <w:left w:type="dxa" w:w="110"/>
-              <w:bottom w:type="dxa" w:w="70"/>
-              <w:right w:type="dxa" w:w="110"/>
-            </w:tcMar>
-            <w:vAlign w:val="top"/>
-          </w:tcPr>
-          <w:p>
-            <w:pPr>
-              <w:spacing w:after="0" w:line="252"/>
-              <w:jc w:val="left"/>
-            </w:pPr>
-            <w:r>
-              <w:rPr>
-                <w:rFonts w:ascii="Arial" w:cs="Arial" w:eastAsia="Arial" w:hAnsi="Arial"/>
-                <w:color w:val="1B2229"/>
-                <w:sz w:val="17"/>
-                <w:szCs w:val="17"/>
-              </w:rPr>
-              <w:t xml:space="preserve">Специалист по ОТ — обучение, СИЗ, медосмотры</w:t>
-            </w:r>
-          </w:p>
-        </w:tc>
-        <w:tc>
-          <w:tcPr>
-            <w:tcW w:type="dxa" w:w="6338"/>
-            <w:tcBorders>
-              <w:top w:val="single" w:color="D9DEE3" w:sz="4"/>
-              <w:left w:val="single" w:color="D9DEE3" w:sz="4"/>
-              <w:bottom w:val="single" w:color="D9DEE3" w:sz="4"/>
-              <w:right w:val="single" w:color="D9DEE3" w:sz="4"/>
-            </w:tcBorders>
-            <w:tcMar>
-              <w:top w:type="dxa" w:w="70"/>
-              <w:left w:type="dxa" w:w="110"/>
-              <w:bottom w:type="dxa" w:w="70"/>
-              <w:right w:type="dxa" w:w="110"/>
-            </w:tcMar>
-            <w:vAlign w:val="top"/>
-          </w:tcPr>
-          <w:p>
-            <w:pPr>
-              <w:spacing w:after="0" w:line="252"/>
-              <w:jc w:val="left"/>
-            </w:pPr>
-            <w:r>
-              <w:rPr>
-                <w:rFonts w:ascii="Arial" w:cs="Arial" w:eastAsia="Arial" w:hAnsi="Arial"/>
-                <w:color w:val="1B2229"/>
-                <w:sz w:val="17"/>
-                <w:szCs w:val="17"/>
+            <w:tcW w:type="dxa" w:w="3900"/>
+            <w:tcBorders>
+              <w:top w:val="single" w:color="D9DEE3" w:sz="4"/>
+              <w:left w:val="single" w:color="D9DEE3" w:sz="4"/>
+              <w:bottom w:val="single" w:color="D9DEE3" w:sz="4"/>
+              <w:right w:val="single" w:color="D9DEE3" w:sz="4"/>
+            </w:tcBorders>
+            <w:tcMar>
+              <w:top w:type="dxa" w:w="70"/>
+              <w:left w:type="dxa" w:w="110"/>
+              <w:bottom w:type="dxa" w:w="70"/>
+              <w:right w:type="dxa" w:w="110"/>
+            </w:tcMar>
+            <w:vAlign w:val="top"/>
+          </w:tcPr>
+          <w:p>
+            <w:pPr>
+              <w:spacing w:after="0" w:line="252"/>
+              <w:jc w:val="left"/>
+            </w:pPr>
+            <w:r>
+              <w:rPr>
+                <w:rFonts w:ascii="Arial" w:cs="Arial" w:eastAsia="Arial" w:hAnsi="Arial"/>
+                <w:color w:val="1B2229"/>
+                <w:sz w:val="16"/>
+                <w:szCs w:val="16"/>
+              </w:rPr>
+              <w:t xml:space="preserve">Специалист по охране труда, обучение, СИЗ, медосмотры</w:t>
+            </w:r>
+          </w:p>
+        </w:tc>
+        <w:tc>
+          <w:tcPr>
+            <w:tcW w:type="dxa" w:w="5738"/>
+            <w:tcBorders>
+              <w:top w:val="single" w:color="D9DEE3" w:sz="4"/>
+              <w:left w:val="single" w:color="D9DEE3" w:sz="4"/>
+              <w:bottom w:val="single" w:color="D9DEE3" w:sz="4"/>
+              <w:right w:val="single" w:color="D9DEE3" w:sz="4"/>
+            </w:tcBorders>
+            <w:tcMar>
+              <w:top w:type="dxa" w:w="70"/>
+              <w:left w:type="dxa" w:w="110"/>
+              <w:bottom w:type="dxa" w:w="70"/>
+              <w:right w:type="dxa" w:w="110"/>
+            </w:tcMar>
+            <w:vAlign w:val="top"/>
+          </w:tcPr>
+          <w:p>
+            <w:pPr>
+              <w:spacing w:after="0" w:line="252"/>
+              <w:jc w:val="left"/>
+            </w:pPr>
+            <w:r>
+              <w:rPr>
+                <w:rFonts w:ascii="Arial" w:cs="Arial" w:eastAsia="Arial" w:hAnsi="Arial"/>
+                <w:color w:val="1B2229"/>
+                <w:sz w:val="16"/>
+                <w:szCs w:val="16"/>
               </w:rPr>
               <w:t xml:space="preserve">Обучение по Пост. № 2464, нормы и выдача СИЗ, медосмотры по приказу № 29н, отстранение по ст. 76 ТК РФ</w:t>
             </w:r>
@@ -11808,65 +11748,65 @@
         </w:trPr>
         <w:tc>
           <w:tcPr>
-            <w:tcW w:type="dxa" w:w="3300"/>
-            <w:tcBorders>
-              <w:top w:val="single" w:color="D9DEE3" w:sz="4"/>
-              <w:left w:val="single" w:color="D9DEE3" w:sz="4"/>
-              <w:bottom w:val="single" w:color="D9DEE3" w:sz="4"/>
-              <w:right w:val="single" w:color="D9DEE3" w:sz="4"/>
-            </w:tcBorders>
-            <w:tcMar>
-              <w:top w:type="dxa" w:w="70"/>
-              <w:left w:type="dxa" w:w="110"/>
-              <w:bottom w:type="dxa" w:w="70"/>
-              <w:right w:type="dxa" w:w="110"/>
-            </w:tcMar>
-            <w:vAlign w:val="top"/>
-          </w:tcPr>
-          <w:p>
-            <w:pPr>
-              <w:spacing w:after="0" w:line="252"/>
-              <w:jc w:val="left"/>
-            </w:pPr>
-            <w:r>
-              <w:rPr>
-                <w:rFonts w:ascii="Arial" w:cs="Arial" w:eastAsia="Arial" w:hAnsi="Arial"/>
-                <w:color w:val="1B2229"/>
-                <w:sz w:val="17"/>
-                <w:szCs w:val="17"/>
-              </w:rPr>
-              <w:t xml:space="preserve">Ведущий инженер по ПБ (инженер по ПБ в варианте А)</w:t>
-            </w:r>
-          </w:p>
-        </w:tc>
-        <w:tc>
-          <w:tcPr>
-            <w:tcW w:type="dxa" w:w="6338"/>
-            <w:tcBorders>
-              <w:top w:val="single" w:color="D9DEE3" w:sz="4"/>
-              <w:left w:val="single" w:color="D9DEE3" w:sz="4"/>
-              <w:bottom w:val="single" w:color="D9DEE3" w:sz="4"/>
-              <w:right w:val="single" w:color="D9DEE3" w:sz="4"/>
-            </w:tcBorders>
-            <w:tcMar>
-              <w:top w:type="dxa" w:w="70"/>
-              <w:left w:type="dxa" w:w="110"/>
-              <w:bottom w:type="dxa" w:w="70"/>
-              <w:right w:type="dxa" w:w="110"/>
-            </w:tcMar>
-            <w:vAlign w:val="top"/>
-          </w:tcPr>
-          <w:p>
-            <w:pPr>
-              <w:spacing w:after="0" w:line="252"/>
-              <w:jc w:val="left"/>
-            </w:pPr>
-            <w:r>
-              <w:rPr>
-                <w:rFonts w:ascii="Arial" w:cs="Arial" w:eastAsia="Arial" w:hAnsi="Arial"/>
-                <w:color w:val="1B2229"/>
-                <w:sz w:val="17"/>
-                <w:szCs w:val="17"/>
+            <w:tcW w:type="dxa" w:w="3900"/>
+            <w:tcBorders>
+              <w:top w:val="single" w:color="D9DEE3" w:sz="4"/>
+              <w:left w:val="single" w:color="D9DEE3" w:sz="4"/>
+              <w:bottom w:val="single" w:color="D9DEE3" w:sz="4"/>
+              <w:right w:val="single" w:color="D9DEE3" w:sz="4"/>
+            </w:tcBorders>
+            <w:tcMar>
+              <w:top w:type="dxa" w:w="70"/>
+              <w:left w:type="dxa" w:w="110"/>
+              <w:bottom w:type="dxa" w:w="70"/>
+              <w:right w:type="dxa" w:w="110"/>
+            </w:tcMar>
+            <w:vAlign w:val="top"/>
+          </w:tcPr>
+          <w:p>
+            <w:pPr>
+              <w:spacing w:after="0" w:line="252"/>
+              <w:jc w:val="left"/>
+            </w:pPr>
+            <w:r>
+              <w:rPr>
+                <w:rFonts w:ascii="Arial" w:cs="Arial" w:eastAsia="Arial" w:hAnsi="Arial"/>
+                <w:color w:val="1B2229"/>
+                <w:sz w:val="16"/>
+                <w:szCs w:val="16"/>
+              </w:rPr>
+              <w:t xml:space="preserve">Ведущий специалист и специалист по пожарной профилактике</w:t>
+            </w:r>
+          </w:p>
+        </w:tc>
+        <w:tc>
+          <w:tcPr>
+            <w:tcW w:type="dxa" w:w="5738"/>
+            <w:tcBorders>
+              <w:top w:val="single" w:color="D9DEE3" w:sz="4"/>
+              <w:left w:val="single" w:color="D9DEE3" w:sz="4"/>
+              <w:bottom w:val="single" w:color="D9DEE3" w:sz="4"/>
+              <w:right w:val="single" w:color="D9DEE3" w:sz="4"/>
+            </w:tcBorders>
+            <w:tcMar>
+              <w:top w:type="dxa" w:w="70"/>
+              <w:left w:type="dxa" w:w="110"/>
+              <w:bottom w:type="dxa" w:w="70"/>
+              <w:right w:type="dxa" w:w="110"/>
+            </w:tcMar>
+            <w:vAlign w:val="top"/>
+          </w:tcPr>
+          <w:p>
+            <w:pPr>
+              <w:spacing w:after="0" w:line="252"/>
+              <w:jc w:val="left"/>
+            </w:pPr>
+            <w:r>
+              <w:rPr>
+                <w:rFonts w:ascii="Arial" w:cs="Arial" w:eastAsia="Arial" w:hAnsi="Arial"/>
+                <w:color w:val="1B2229"/>
+                <w:sz w:val="16"/>
+                <w:szCs w:val="16"/>
               </w:rPr>
               <w:t xml:space="preserve">Противопожарный режим и инструкции по 8 точкам, категорирование помещений, подрядчики по АПС, СОУЭ, АУПТ, тренировки, проверки МЧС</w:t>
             </w:r>
@@ -11879,67 +11819,67 @@
         </w:trPr>
         <w:tc>
           <w:tcPr>
-            <w:tcW w:type="dxa" w:w="3300"/>
-            <w:tcBorders>
-              <w:top w:val="single" w:color="D9DEE3" w:sz="4"/>
-              <w:left w:val="single" w:color="D9DEE3" w:sz="4"/>
-              <w:bottom w:val="single" w:color="D9DEE3" w:sz="4"/>
-              <w:right w:val="single" w:color="D9DEE3" w:sz="4"/>
-            </w:tcBorders>
-            <w:tcMar>
-              <w:top w:type="dxa" w:w="70"/>
-              <w:left w:type="dxa" w:w="110"/>
-              <w:bottom w:type="dxa" w:w="70"/>
-              <w:right w:type="dxa" w:w="110"/>
-            </w:tcMar>
-            <w:vAlign w:val="top"/>
-          </w:tcPr>
-          <w:p>
-            <w:pPr>
-              <w:spacing w:after="0" w:line="252"/>
-              <w:jc w:val="left"/>
-            </w:pPr>
-            <w:r>
-              <w:rPr>
-                <w:rFonts w:ascii="Arial" w:cs="Arial" w:eastAsia="Arial" w:hAnsi="Arial"/>
-                <w:color w:val="1B2229"/>
-                <w:sz w:val="17"/>
-                <w:szCs w:val="17"/>
-              </w:rPr>
-              <w:t xml:space="preserve">Ведущий специалист по ГО и ЧС</w:t>
-            </w:r>
-          </w:p>
-        </w:tc>
-        <w:tc>
-          <w:tcPr>
-            <w:tcW w:type="dxa" w:w="6338"/>
-            <w:tcBorders>
-              <w:top w:val="single" w:color="D9DEE3" w:sz="4"/>
-              <w:left w:val="single" w:color="D9DEE3" w:sz="4"/>
-              <w:bottom w:val="single" w:color="D9DEE3" w:sz="4"/>
-              <w:right w:val="single" w:color="D9DEE3" w:sz="4"/>
-            </w:tcBorders>
-            <w:tcMar>
-              <w:top w:type="dxa" w:w="70"/>
-              <w:left w:type="dxa" w:w="110"/>
-              <w:bottom w:type="dxa" w:w="70"/>
-              <w:right w:type="dxa" w:w="110"/>
-            </w:tcMar>
-            <w:vAlign w:val="top"/>
-          </w:tcPr>
-          <w:p>
-            <w:pPr>
-              <w:spacing w:after="0" w:line="252"/>
-              <w:jc w:val="left"/>
-            </w:pPr>
-            <w:r>
-              <w:rPr>
-                <w:rFonts w:ascii="Arial" w:cs="Arial" w:eastAsia="Arial" w:hAnsi="Arial"/>
-                <w:color w:val="1B2229"/>
-                <w:sz w:val="17"/>
-                <w:szCs w:val="17"/>
-              </w:rPr>
-              <w:t xml:space="preserve">План действий при ЧС, КЧС и ОПБ, обучение по ГО; в варианте Б — ПБ в офисах</w:t>
+            <w:tcW w:type="dxa" w:w="3900"/>
+            <w:tcBorders>
+              <w:top w:val="single" w:color="D9DEE3" w:sz="4"/>
+              <w:left w:val="single" w:color="D9DEE3" w:sz="4"/>
+              <w:bottom w:val="single" w:color="D9DEE3" w:sz="4"/>
+              <w:right w:val="single" w:color="D9DEE3" w:sz="4"/>
+            </w:tcBorders>
+            <w:tcMar>
+              <w:top w:type="dxa" w:w="70"/>
+              <w:left w:type="dxa" w:w="110"/>
+              <w:bottom w:type="dxa" w:w="70"/>
+              <w:right w:type="dxa" w:w="110"/>
+            </w:tcMar>
+            <w:vAlign w:val="top"/>
+          </w:tcPr>
+          <w:p>
+            <w:pPr>
+              <w:spacing w:after="0" w:line="252"/>
+              <w:jc w:val="left"/>
+            </w:pPr>
+            <w:r>
+              <w:rPr>
+                <w:rFonts w:ascii="Arial" w:cs="Arial" w:eastAsia="Arial" w:hAnsi="Arial"/>
+                <w:color w:val="1B2229"/>
+                <w:sz w:val="16"/>
+                <w:szCs w:val="16"/>
+              </w:rPr>
+              <w:t xml:space="preserve">Специалист по ГО и ЧС</w:t>
+            </w:r>
+          </w:p>
+        </w:tc>
+        <w:tc>
+          <w:tcPr>
+            <w:tcW w:type="dxa" w:w="5738"/>
+            <w:tcBorders>
+              <w:top w:val="single" w:color="D9DEE3" w:sz="4"/>
+              <w:left w:val="single" w:color="D9DEE3" w:sz="4"/>
+              <w:bottom w:val="single" w:color="D9DEE3" w:sz="4"/>
+              <w:right w:val="single" w:color="D9DEE3" w:sz="4"/>
+            </w:tcBorders>
+            <w:tcMar>
+              <w:top w:type="dxa" w:w="70"/>
+              <w:left w:type="dxa" w:w="110"/>
+              <w:bottom w:type="dxa" w:w="70"/>
+              <w:right w:type="dxa" w:w="110"/>
+            </w:tcMar>
+            <w:vAlign w:val="top"/>
+          </w:tcPr>
+          <w:p>
+            <w:pPr>
+              <w:spacing w:after="0" w:line="252"/>
+              <w:jc w:val="left"/>
+            </w:pPr>
+            <w:r>
+              <w:rPr>
+                <w:rFonts w:ascii="Arial" w:cs="Arial" w:eastAsia="Arial" w:hAnsi="Arial"/>
+                <w:color w:val="1B2229"/>
+                <w:sz w:val="16"/>
+                <w:szCs w:val="16"/>
+              </w:rPr>
+              <w:t xml:space="preserve">План действий при ЧС, КЧС и ОПБ, обучение по ГО; в варианте Б также ПБ в офисах</w:t>
             </w:r>
           </w:p>
         </w:tc>
@@ -11950,32 +11890,32 @@
         </w:trPr>
         <w:tc>
           <w:tcPr>
-            <w:tcW w:type="dxa" w:w="3300"/>
-            <w:tcBorders>
-              <w:top w:val="single" w:color="D9DEE3" w:sz="4"/>
-              <w:left w:val="single" w:color="D9DEE3" w:sz="4"/>
-              <w:bottom w:val="single" w:color="D9DEE3" w:sz="4"/>
-              <w:right w:val="single" w:color="D9DEE3" w:sz="4"/>
-            </w:tcBorders>
-            <w:tcMar>
-              <w:top w:type="dxa" w:w="70"/>
-              <w:left w:type="dxa" w:w="110"/>
-              <w:bottom w:type="dxa" w:w="70"/>
-              <w:right w:type="dxa" w:w="110"/>
-            </w:tcMar>
-            <w:vAlign w:val="top"/>
-          </w:tcPr>
-          <w:p>
-            <w:pPr>
-              <w:spacing w:after="0" w:line="252"/>
-              <w:jc w:val="left"/>
-            </w:pPr>
-            <w:r>
-              <w:rPr>
-                <w:rFonts w:ascii="Arial" w:cs="Arial" w:eastAsia="Arial" w:hAnsi="Arial"/>
-                <w:color w:val="1B2229"/>
-                <w:sz w:val="17"/>
-                <w:szCs w:val="17"/>
+            <w:tcW w:type="dxa" w:w="3900"/>
+            <w:tcBorders>
+              <w:top w:val="single" w:color="D9DEE3" w:sz="4"/>
+              <w:left w:val="single" w:color="D9DEE3" w:sz="4"/>
+              <w:bottom w:val="single" w:color="D9DEE3" w:sz="4"/>
+              <w:right w:val="single" w:color="D9DEE3" w:sz="4"/>
+            </w:tcBorders>
+            <w:tcMar>
+              <w:top w:type="dxa" w:w="70"/>
+              <w:left w:type="dxa" w:w="110"/>
+              <w:bottom w:type="dxa" w:w="70"/>
+              <w:right w:type="dxa" w:w="110"/>
+            </w:tcMar>
+            <w:vAlign w:val="top"/>
+          </w:tcPr>
+          <w:p>
+            <w:pPr>
+              <w:spacing w:after="0" w:line="252"/>
+              <w:jc w:val="left"/>
+            </w:pPr>
+            <w:r>
+              <w:rPr>
+                <w:rFonts w:ascii="Arial" w:cs="Arial" w:eastAsia="Arial" w:hAnsi="Arial"/>
+                <w:color w:val="1B2229"/>
+                <w:sz w:val="16"/>
+                <w:szCs w:val="16"/>
               </w:rPr>
               <w:t xml:space="preserve">Ведущий инженер по промбезопасности</w:t>
             </w:r>
@@ -11983,32 +11923,32 @@
         </w:tc>
         <w:tc>
           <w:tcPr>
-            <w:tcW w:type="dxa" w:w="6338"/>
-            <w:tcBorders>
-              <w:top w:val="single" w:color="D9DEE3" w:sz="4"/>
-              <w:left w:val="single" w:color="D9DEE3" w:sz="4"/>
-              <w:bottom w:val="single" w:color="D9DEE3" w:sz="4"/>
-              <w:right w:val="single" w:color="D9DEE3" w:sz="4"/>
-            </w:tcBorders>
-            <w:tcMar>
-              <w:top w:type="dxa" w:w="70"/>
-              <w:left w:type="dxa" w:w="110"/>
-              <w:bottom w:type="dxa" w:w="70"/>
-              <w:right w:type="dxa" w:w="110"/>
-            </w:tcMar>
-            <w:vAlign w:val="top"/>
-          </w:tcPr>
-          <w:p>
-            <w:pPr>
-              <w:spacing w:after="0" w:line="252"/>
-              <w:jc w:val="left"/>
-            </w:pPr>
-            <w:r>
-              <w:rPr>
-                <w:rFonts w:ascii="Arial" w:cs="Arial" w:eastAsia="Arial" w:hAnsi="Arial"/>
-                <w:color w:val="1B2229"/>
-                <w:sz w:val="17"/>
-                <w:szCs w:val="17"/>
+            <w:tcW w:type="dxa" w:w="5738"/>
+            <w:tcBorders>
+              <w:top w:val="single" w:color="D9DEE3" w:sz="4"/>
+              <w:left w:val="single" w:color="D9DEE3" w:sz="4"/>
+              <w:bottom w:val="single" w:color="D9DEE3" w:sz="4"/>
+              <w:right w:val="single" w:color="D9DEE3" w:sz="4"/>
+            </w:tcBorders>
+            <w:tcMar>
+              <w:top w:type="dxa" w:w="70"/>
+              <w:left w:type="dxa" w:w="110"/>
+              <w:bottom w:type="dxa" w:w="70"/>
+              <w:right w:type="dxa" w:w="110"/>
+            </w:tcMar>
+            <w:vAlign w:val="top"/>
+          </w:tcPr>
+          <w:p>
+            <w:pPr>
+              <w:spacing w:after="0" w:line="252"/>
+              <w:jc w:val="left"/>
+            </w:pPr>
+            <w:r>
+              <w:rPr>
+                <w:rFonts w:ascii="Arial" w:cs="Arial" w:eastAsia="Arial" w:hAnsi="Arial"/>
+                <w:color w:val="1B2229"/>
+                <w:sz w:val="16"/>
+                <w:szCs w:val="16"/>
               </w:rPr>
               <w:t xml:space="preserve">Учёт ОПО, производственный контроль, аттестация ИТР, подъёмные сооружения, сосуды под давлением, кислородное оборудование</w:t>
             </w:r>
@@ -12021,32 +11961,32 @@
         </w:trPr>
         <w:tc>
           <w:tcPr>
-            <w:tcW w:type="dxa" w:w="3300"/>
-            <w:tcBorders>
-              <w:top w:val="single" w:color="D9DEE3" w:sz="4"/>
-              <w:left w:val="single" w:color="D9DEE3" w:sz="4"/>
-              <w:bottom w:val="single" w:color="D9DEE3" w:sz="4"/>
-              <w:right w:val="single" w:color="D9DEE3" w:sz="4"/>
-            </w:tcBorders>
-            <w:tcMar>
-              <w:top w:type="dxa" w:w="70"/>
-              <w:left w:type="dxa" w:w="110"/>
-              <w:bottom w:type="dxa" w:w="70"/>
-              <w:right w:type="dxa" w:w="110"/>
-            </w:tcMar>
-            <w:vAlign w:val="top"/>
-          </w:tcPr>
-          <w:p>
-            <w:pPr>
-              <w:spacing w:after="0" w:line="252"/>
-              <w:jc w:val="left"/>
-            </w:pPr>
-            <w:r>
-              <w:rPr>
-                <w:rFonts w:ascii="Arial" w:cs="Arial" w:eastAsia="Arial" w:hAnsi="Arial"/>
-                <w:color w:val="1B2229"/>
-                <w:sz w:val="17"/>
-                <w:szCs w:val="17"/>
+            <w:tcW w:type="dxa" w:w="3900"/>
+            <w:tcBorders>
+              <w:top w:val="single" w:color="D9DEE3" w:sz="4"/>
+              <w:left w:val="single" w:color="D9DEE3" w:sz="4"/>
+              <w:bottom w:val="single" w:color="D9DEE3" w:sz="4"/>
+              <w:right w:val="single" w:color="D9DEE3" w:sz="4"/>
+            </w:tcBorders>
+            <w:tcMar>
+              <w:top w:type="dxa" w:w="70"/>
+              <w:left w:type="dxa" w:w="110"/>
+              <w:bottom w:type="dxa" w:w="70"/>
+              <w:right w:type="dxa" w:w="110"/>
+            </w:tcMar>
+            <w:vAlign w:val="top"/>
+          </w:tcPr>
+          <w:p>
+            <w:pPr>
+              <w:spacing w:after="0" w:line="252"/>
+              <w:jc w:val="left"/>
+            </w:pPr>
+            <w:r>
+              <w:rPr>
+                <w:rFonts w:ascii="Arial" w:cs="Arial" w:eastAsia="Arial" w:hAnsi="Arial"/>
+                <w:color w:val="1B2229"/>
+                <w:sz w:val="16"/>
+                <w:szCs w:val="16"/>
               </w:rPr>
               <w:t xml:space="preserve">Ведущий инженер-эколог</w:t>
             </w:r>
@@ -12054,34 +11994,34 @@
         </w:tc>
         <w:tc>
           <w:tcPr>
-            <w:tcW w:type="dxa" w:w="6338"/>
-            <w:tcBorders>
-              <w:top w:val="single" w:color="D9DEE3" w:sz="4"/>
-              <w:left w:val="single" w:color="D9DEE3" w:sz="4"/>
-              <w:bottom w:val="single" w:color="D9DEE3" w:sz="4"/>
-              <w:right w:val="single" w:color="D9DEE3" w:sz="4"/>
-            </w:tcBorders>
-            <w:tcMar>
-              <w:top w:type="dxa" w:w="70"/>
-              <w:left w:type="dxa" w:w="110"/>
-              <w:bottom w:type="dxa" w:w="70"/>
-              <w:right w:type="dxa" w:w="110"/>
-            </w:tcMar>
-            <w:vAlign w:val="top"/>
-          </w:tcPr>
-          <w:p>
-            <w:pPr>
-              <w:spacing w:after="0" w:line="252"/>
-              <w:jc w:val="left"/>
-            </w:pPr>
-            <w:r>
-              <w:rPr>
-                <w:rFonts w:ascii="Arial" w:cs="Arial" w:eastAsia="Arial" w:hAnsi="Arial"/>
-                <w:color w:val="1B2229"/>
-                <w:sz w:val="17"/>
-                <w:szCs w:val="17"/>
-              </w:rPr>
-              <w:t xml:space="preserve">Объекты НВОС Машково и Руднево, ПЭК, отчётность, отходы; при пике отчётности в I квартале — аутсорсинг</w:t>
+            <w:tcW w:type="dxa" w:w="5738"/>
+            <w:tcBorders>
+              <w:top w:val="single" w:color="D9DEE3" w:sz="4"/>
+              <w:left w:val="single" w:color="D9DEE3" w:sz="4"/>
+              <w:bottom w:val="single" w:color="D9DEE3" w:sz="4"/>
+              <w:right w:val="single" w:color="D9DEE3" w:sz="4"/>
+            </w:tcBorders>
+            <w:tcMar>
+              <w:top w:type="dxa" w:w="70"/>
+              <w:left w:type="dxa" w:w="110"/>
+              <w:bottom w:type="dxa" w:w="70"/>
+              <w:right w:type="dxa" w:w="110"/>
+            </w:tcMar>
+            <w:vAlign w:val="top"/>
+          </w:tcPr>
+          <w:p>
+            <w:pPr>
+              <w:spacing w:after="0" w:line="252"/>
+              <w:jc w:val="left"/>
+            </w:pPr>
+            <w:r>
+              <w:rPr>
+                <w:rFonts w:ascii="Arial" w:cs="Arial" w:eastAsia="Arial" w:hAnsi="Arial"/>
+                <w:color w:val="1B2229"/>
+                <w:sz w:val="16"/>
+                <w:szCs w:val="16"/>
+              </w:rPr>
+              <w:t xml:space="preserve">Объекты НВОС Машково и Руднево, ПЭК, отчётность, отходы; на пик отчётности в I квартале привлекается подрядчик</w:t>
             </w:r>
           </w:p>
         </w:tc>

--- a/documents/Struktura_otdela_2026/Структура_отдела_ПБЭ.docx
+++ b/documents/Struktura_otdela_2026/Структура_отдела_ПБЭ.docx
@@ -278,7 +278,7 @@
                 <w:sz w:val="17"/>
                 <w:szCs w:val="17"/>
               </w:rPr>
-              <w:t xml:space="preserve">точек: головной офис и 7 площадок</w:t>
+              <w:t xml:space="preserve">точек сейчас, 7 после объединения Машково и Руднево</w:t>
             </w:r>
           </w:p>
         </w:tc>
@@ -718,7 +718,7 @@
                 <w:sz w:val="19"/>
                 <w:szCs w:val="19"/>
               </w:rPr>
-              <w:t xml:space="preserve">производство</w:t>
+              <w:t xml:space="preserve">производство; в 2027 г. объединяется с Руднево</w:t>
             </w:r>
           </w:p>
         </w:tc>
@@ -855,7 +855,7 @@
                 <w:sz w:val="19"/>
                 <w:szCs w:val="19"/>
               </w:rPr>
-              <w:t xml:space="preserve">производство</w:t>
+              <w:t xml:space="preserve">производство; в 2027 г. объединяется с Машково</w:t>
             </w:r>
           </w:p>
         </w:tc>
@@ -3450,7 +3450,7 @@
                 <w:sz w:val="15"/>
                 <w:szCs w:val="15"/>
               </w:rPr>
-              <w:t xml:space="preserve">куратор: Машково</w:t>
+              <w:t xml:space="preserve">куратор: Машково; с 2027 г. единая площадка</w:t>
             </w:r>
           </w:p>
         </w:tc>
@@ -3867,7 +3867,7 @@
                 <w:sz w:val="15"/>
                 <w:szCs w:val="15"/>
               </w:rPr>
-              <w:t xml:space="preserve">куратор: Руднево</w:t>
+              <w:t xml:space="preserve">куратор: Руднево; до объединения</w:t>
             </w:r>
           </w:p>
         </w:tc>
@@ -4921,23 +4921,6 @@
         </w:tc>
       </w:tr>
     </w:tbl>
-    <w:p>
-      <w:pPr>
-        <w:spacing w:after="160" w:before="0" w:line="276"/>
-        <w:jc w:val="left"/>
-      </w:pPr>
-      <w:r>
-        <w:rPr>
-          <w:rFonts w:ascii="Arial" w:cs="Arial" w:eastAsia="Arial" w:hAnsi="Arial"/>
-          <w:i/>
-          <w:iCs/>
-          <w:color w:val="5B6672"/>
-          <w:sz w:val="17"/>
-          <w:szCs w:val="17"/>
-        </w:rPr>
-        <w:t xml:space="preserve">Схема 1. Вариант А. Схема собрана из таблицы Word: текст, цвета и строки меняются прямо в документе.</w:t>
-      </w:r>
-    </w:p>
     <w:p>
       <w:pPr>
         <w:pStyle w:val="ListParagraph"/>
@@ -4954,7 +4937,7 @@
           <w:sz w:val="21"/>
           <w:szCs w:val="21"/>
         </w:rPr>
-        <w:t xml:space="preserve">На каждой собственной площадке (Машково, Руднево) свой куратор по охране труда, который постоянно работает на площадке.</w:t>
+        <w:t xml:space="preserve">На каждой собственной площадке (Машково, Руднево) свой куратор по охране труда, который постоянно работает на площадке. После объединения площадок один куратор освобождается (раздел 5).</w:t>
       </w:r>
     </w:p>
     <w:p>
@@ -6757,7 +6740,7 @@
                 <w:sz w:val="15"/>
                 <w:szCs w:val="15"/>
               </w:rPr>
-              <w:t xml:space="preserve">куратор: Машково, Руднево</w:t>
+              <w:t xml:space="preserve">куратор: Машково и Руднево, с 2027 г. единая площадка</w:t>
             </w:r>
           </w:p>
         </w:tc>
@@ -7811,23 +7794,6 @@
         </w:tc>
       </w:tr>
     </w:tbl>
-    <w:p>
-      <w:pPr>
-        <w:spacing w:after="160" w:before="0" w:line="276"/>
-        <w:jc w:val="left"/>
-      </w:pPr>
-      <w:r>
-        <w:rPr>
-          <w:rFonts w:ascii="Arial" w:cs="Arial" w:eastAsia="Arial" w:hAnsi="Arial"/>
-          <w:i/>
-          <w:iCs/>
-          <w:color w:val="5B6672"/>
-          <w:sz w:val="17"/>
-          <w:szCs w:val="17"/>
-        </w:rPr>
-        <w:t xml:space="preserve">Схема 2. Вариант Б, минимально достаточный состав.</w:t>
-      </w:r>
-    </w:p>
     <w:tbl>
       <w:tblPr>
         <w:tblW w:type="dxa" w:w="9638"/>
@@ -8058,7 +8024,7 @@
                 <w:sz w:val="19"/>
                 <w:szCs w:val="19"/>
               </w:rPr>
-              <w:t xml:space="preserve">Обход каждой площадки раз в неделю, а не постоянно</w:t>
+              <w:t xml:space="preserve">До объединения обход каждой площадки раз в неделю; после объединения куратор постоянно на площадке</w:t>
             </w:r>
           </w:p>
         </w:tc>
@@ -8418,6 +8384,230 @@
           <w:sz w:val="26"/>
           <w:szCs w:val="26"/>
         </w:rPr>
+        <w:t xml:space="preserve">Объединение Машково и Руднево</w:t>
+      </w:r>
+    </w:p>
+    <w:p>
+      <w:pPr>
+        <w:spacing w:after="100" w:before="0" w:line="276"/>
+        <w:jc w:val="both"/>
+      </w:pPr>
+      <w:r>
+        <w:rPr>
+          <w:rFonts w:ascii="Arial" w:cs="Arial" w:eastAsia="Arial" w:hAnsi="Arial"/>
+          <w:color w:val="1B2229"/>
+          <w:sz w:val="21"/>
+          <w:szCs w:val="21"/>
+        </w:rPr>
+        <w:t xml:space="preserve">Весной или летом 2027 г. Машково и Руднево объединяются в одну производственную площадку.</w:t>
+      </w:r>
+    </w:p>
+    <w:p>
+      <w:pPr>
+        <w:pStyle w:val="ListParagraph"/>
+        <w:numPr>
+          <w:ilvl w:val="0"/>
+          <w:numId w:val="2"/>
+        </w:numPr>
+        <w:spacing w:after="60" w:line="264"/>
+      </w:pPr>
+      <w:r>
+        <w:rPr>
+          <w:rFonts w:ascii="Arial" w:cs="Arial" w:eastAsia="Arial" w:hAnsi="Arial"/>
+          <w:b/>
+          <w:bCs/>
+          <w:color w:val="1B2229"/>
+          <w:sz w:val="21"/>
+          <w:szCs w:val="21"/>
+        </w:rPr>
+        <w:t xml:space="preserve">Структура. </w:t>
+      </w:r>
+      <w:r>
+        <w:rPr>
+          <w:rFonts w:ascii="Arial" w:cs="Arial" w:eastAsia="Arial" w:hAnsi="Arial"/>
+          <w:color w:val="1B2229"/>
+          <w:sz w:val="21"/>
+          <w:szCs w:val="21"/>
+        </w:rPr>
+        <w:t xml:space="preserve">В варианте А второй куратор по охране труда становится не нужен: ставку можно сократить (вариант А: 10 шт. ед.) или перевести на Внуково. В варианте Б изменений нет, куратор переходит на единую площадку и работает там постоянно.</w:t>
+      </w:r>
+    </w:p>
+    <w:p>
+      <w:pPr>
+        <w:pStyle w:val="ListParagraph"/>
+        <w:numPr>
+          <w:ilvl w:val="0"/>
+          <w:numId w:val="2"/>
+        </w:numPr>
+        <w:spacing w:after="60" w:line="264"/>
+      </w:pPr>
+      <w:r>
+        <w:rPr>
+          <w:rFonts w:ascii="Arial" w:cs="Arial" w:eastAsia="Arial" w:hAnsi="Arial"/>
+          <w:b/>
+          <w:bCs/>
+          <w:color w:val="1B2229"/>
+          <w:sz w:val="21"/>
+          <w:szCs w:val="21"/>
+        </w:rPr>
+        <w:t xml:space="preserve">Охрана труда: </w:t>
+      </w:r>
+      <w:r>
+        <w:rPr>
+          <w:rFonts w:ascii="Arial" w:cs="Arial" w:eastAsia="Arial" w:hAnsi="Arial"/>
+          <w:color w:val="1B2229"/>
+          <w:sz w:val="21"/>
+          <w:szCs w:val="21"/>
+        </w:rPr>
+        <w:t xml:space="preserve">внеплановая СОУТ на новых рабочих местах (ст. 17 ФЗ № 426-ФЗ), оценка профрисков, пересмотр ИОТ.</w:t>
+      </w:r>
+    </w:p>
+    <w:p>
+      <w:pPr>
+        <w:pStyle w:val="ListParagraph"/>
+        <w:numPr>
+          <w:ilvl w:val="0"/>
+          <w:numId w:val="2"/>
+        </w:numPr>
+        <w:spacing w:after="60" w:line="264"/>
+      </w:pPr>
+      <w:r>
+        <w:rPr>
+          <w:rFonts w:ascii="Arial" w:cs="Arial" w:eastAsia="Arial" w:hAnsi="Arial"/>
+          <w:b/>
+          <w:bCs/>
+          <w:color w:val="1B2229"/>
+          <w:sz w:val="21"/>
+          <w:szCs w:val="21"/>
+        </w:rPr>
+        <w:t xml:space="preserve">Пожарная безопасность: </w:t>
+      </w:r>
+      <w:r>
+        <w:rPr>
+          <w:rFonts w:ascii="Arial" w:cs="Arial" w:eastAsia="Arial" w:hAnsi="Arial"/>
+          <w:color w:val="1B2229"/>
+          <w:sz w:val="21"/>
+          <w:szCs w:val="21"/>
+        </w:rPr>
+        <w:t xml:space="preserve">категорирование помещений, инструкция о мерах ПБ, планы эвакуации, приёмка систем АПС и СОУЭ.</w:t>
+      </w:r>
+    </w:p>
+    <w:p>
+      <w:pPr>
+        <w:pStyle w:val="ListParagraph"/>
+        <w:numPr>
+          <w:ilvl w:val="0"/>
+          <w:numId w:val="2"/>
+        </w:numPr>
+        <w:spacing w:after="60" w:line="264"/>
+      </w:pPr>
+      <w:r>
+        <w:rPr>
+          <w:rFonts w:ascii="Arial" w:cs="Arial" w:eastAsia="Arial" w:hAnsi="Arial"/>
+          <w:b/>
+          <w:bCs/>
+          <w:color w:val="1B2229"/>
+          <w:sz w:val="21"/>
+          <w:szCs w:val="21"/>
+        </w:rPr>
+        <w:t xml:space="preserve">Промышленная безопасность: </w:t>
+      </w:r>
+      <w:r>
+        <w:rPr>
+          <w:rFonts w:ascii="Arial" w:cs="Arial" w:eastAsia="Arial" w:hAnsi="Arial"/>
+          <w:color w:val="1B2229"/>
+          <w:sz w:val="21"/>
+          <w:szCs w:val="21"/>
+        </w:rPr>
+        <w:t xml:space="preserve">изменение сведений в госреестре ОПО, техническое освидетельствование кранов и сосудов после переноса.</w:t>
+      </w:r>
+    </w:p>
+    <w:p>
+      <w:pPr>
+        <w:pStyle w:val="ListParagraph"/>
+        <w:numPr>
+          <w:ilvl w:val="0"/>
+          <w:numId w:val="2"/>
+        </w:numPr>
+        <w:spacing w:after="60" w:line="264"/>
+      </w:pPr>
+      <w:r>
+        <w:rPr>
+          <w:rFonts w:ascii="Arial" w:cs="Arial" w:eastAsia="Arial" w:hAnsi="Arial"/>
+          <w:b/>
+          <w:bCs/>
+          <w:color w:val="1B2229"/>
+          <w:sz w:val="21"/>
+          <w:szCs w:val="21"/>
+        </w:rPr>
+        <w:t xml:space="preserve">Экология: </w:t>
+      </w:r>
+      <w:r>
+        <w:rPr>
+          <w:rFonts w:ascii="Arial" w:cs="Arial" w:eastAsia="Arial" w:hAnsi="Arial"/>
+          <w:color w:val="1B2229"/>
+          <w:sz w:val="21"/>
+          <w:szCs w:val="21"/>
+        </w:rPr>
+        <w:t xml:space="preserve">снятие с учёта одного объекта НВОС, актуализация второго, новая программа ПЭК, инвентаризация выбросов.</w:t>
+      </w:r>
+    </w:p>
+    <w:p>
+      <w:pPr>
+        <w:pStyle w:val="ListParagraph"/>
+        <w:numPr>
+          <w:ilvl w:val="0"/>
+          <w:numId w:val="2"/>
+        </w:numPr>
+        <w:spacing w:after="60" w:line="264"/>
+      </w:pPr>
+      <w:r>
+        <w:rPr>
+          <w:rFonts w:ascii="Arial" w:cs="Arial" w:eastAsia="Arial" w:hAnsi="Arial"/>
+          <w:b/>
+          <w:bCs/>
+          <w:color w:val="1B2229"/>
+          <w:sz w:val="21"/>
+          <w:szCs w:val="21"/>
+        </w:rPr>
+        <w:t xml:space="preserve">Порядок: </w:t>
+      </w:r>
+      <w:r>
+        <w:rPr>
+          <w:rFonts w:ascii="Arial" w:cs="Arial" w:eastAsia="Arial" w:hAnsi="Arial"/>
+          <w:color w:val="1B2229"/>
+          <w:sz w:val="21"/>
+          <w:szCs w:val="21"/>
+        </w:rPr>
+        <w:t xml:space="preserve">отдел включается в рабочую группу по переезду с начала проектирования, планировки согласуются до начала работ.</w:t>
+      </w:r>
+    </w:p>
+    <w:p>
+      <w:pPr>
+        <w:pStyle w:val="Heading1"/>
+        <w:keepNext/>
+        <w:spacing w:after="140" w:before="320"/>
+      </w:pPr>
+      <w:r>
+        <w:rPr>
+          <w:rFonts w:ascii="Arial" w:cs="Arial" w:eastAsia="Arial" w:hAnsi="Arial"/>
+          <w:b/>
+          <w:bCs/>
+          <w:color w:val="5B6672"/>
+          <w:sz w:val="26"/>
+          <w:szCs w:val="26"/>
+        </w:rPr>
+        <w:t xml:space="preserve">6.  </w:t>
+      </w:r>
+      <w:r>
+        <w:rPr>
+          <w:rFonts w:ascii="Arial" w:cs="Arial" w:eastAsia="Arial" w:hAnsi="Arial"/>
+          <w:b/>
+          <w:bCs/>
+          <w:color w:val="23415E"/>
+          <w:sz w:val="26"/>
+          <w:szCs w:val="26"/>
+        </w:rPr>
         <w:t xml:space="preserve">Численность и оплата труда</w:t>
       </w:r>
     </w:p>
@@ -11266,6 +11456,32 @@
     </w:p>
     <w:p>
       <w:pPr>
+        <w:spacing w:after="100" w:before="0" w:line="276"/>
+        <w:jc w:val="both"/>
+      </w:pPr>
+      <w:r>
+        <w:rPr>
+          <w:rFonts w:ascii="Arial" w:cs="Arial" w:eastAsia="Arial" w:hAnsi="Arial"/>
+          <w:b/>
+          <w:bCs/>
+          <w:color w:val="1B2229"/>
+          <w:sz w:val="21"/>
+          <w:szCs w:val="21"/>
+        </w:rPr>
+        <w:t xml:space="preserve">После объединения Машково и Руднево: </w:t>
+      </w:r>
+      <w:r>
+        <w:rPr>
+          <w:rFonts w:ascii="Arial" w:cs="Arial" w:eastAsia="Arial" w:hAnsi="Arial"/>
+          <w:color w:val="1B2229"/>
+          <w:sz w:val="21"/>
+          <w:szCs w:val="21"/>
+        </w:rPr>
+        <w:t xml:space="preserve">вариант А 10 шт. ед., ФОТ 1 590 тыс. ₽ в месяц, ≈ 24,7 млн ₽ в год; вариант Б не меняется. Разница сокращается до 100 тыс. ₽ в месяц, ≈ 1,6 млн ₽ в год.</w:t>
+      </w:r>
+    </w:p>
+    <w:p>
+      <w:pPr>
         <w:pStyle w:val="Heading1"/>
         <w:keepNext/>
         <w:spacing w:after="140" w:before="320"/>
@@ -11279,7 +11495,7 @@
           <w:sz w:val="26"/>
           <w:szCs w:val="26"/>
         </w:rPr>
-        <w:t xml:space="preserve">6.  </w:t>
+        <w:t xml:space="preserve">7.  </w:t>
       </w:r>
       <w:r>
         <w:rPr>
@@ -11595,7 +11811,7 @@
                 <w:sz w:val="16"/>
                 <w:szCs w:val="16"/>
               </w:rPr>
-              <w:t xml:space="preserve">Машково и Руднево: обходы, предписания, наряды-допуски, контроль СИЗ, ИОТ</w:t>
+              <w:t xml:space="preserve">Машково и Руднево (с 2027 г. единая площадка): обходы, предписания, наряды-допуски, контроль СИЗ, ИОТ</w:t>
             </w:r>
           </w:p>
         </w:tc>
@@ -12021,15 +12237,13 @@
                 <w:sz w:val="16"/>
                 <w:szCs w:val="16"/>
               </w:rPr>
-              <w:t xml:space="preserve">Объекты НВОС Машково и Руднево, ПЭК, отчётность, отходы; на пик отчётности в I квартале привлекается подрядчик</w:t>
+              <w:t xml:space="preserve">Объекты НВОС Машково и Руднево (с 2027 г. один объект), ПЭК, отчётность, отходы; на пик отчётности в I квартале привлекается подрядчик</w:t>
             </w:r>
           </w:p>
         </w:tc>
       </w:tr>
     </w:tbl>
     <w:sectPr>
-      <w:headerReference w:type="default" r:id="rId7"/>
-      <w:footerReference w:type="default" r:id="rId8"/>
       <w:pgSz w:w="11906" w:h="16838" w:orient="portrait"/>
       <w:pgMar w:top="1134" w:right="1134" w:bottom="1134" w:left="1134" w:header="708" w:footer="708" w:gutter="0"/>
       <w:pgNumType/>
@@ -12080,34 +12294,6 @@
 </w:endnotes>
 </file>
 
-<file path=word/footer1.xml><?xml version="1.0" encoding="utf-8"?>
-<w:ftr xmlns:wpc="http://schemas.microsoft.com/office/word/2010/wordprocessingCanvas" xmlns:mc="http://schemas.openxmlformats.org/markup-compatibility/2006" xmlns:o="urn:schemas-microsoft-com:office:office" xmlns:r="http://schemas.openxmlformats.org/officeDocument/2006/relationships" xmlns:m="http://schemas.openxmlformats.org/officeDocument/2006/math" xmlns:v="urn:schemas-microsoft-com:vml" xmlns:wp14="http://schemas.microsoft.com/office/word/2010/wordprocessingDrawing" xmlns:wp="http://schemas.openxmlformats.org/drawingml/2006/wordprocessingDrawing" xmlns:w10="urn:schemas-microsoft-com:office:word" xmlns:w="http://schemas.openxmlformats.org/wordprocessingml/2006/main" xmlns:w14="http://schemas.microsoft.com/office/word/2010/wordml" xmlns:w15="http://schemas.microsoft.com/office/word/2012/wordml" xmlns:wpg="http://schemas.microsoft.com/office/word/2010/wordprocessingGroup" xmlns:wpi="http://schemas.microsoft.com/office/word/2010/wordprocessingInk" xmlns:wne="http://schemas.microsoft.com/office/word/2006/wordml" xmlns:wps="http://schemas.microsoft.com/office/word/2010/wordprocessingShape">
-  <w:p>
-    <w:pPr>
-      <w:jc w:val="right"/>
-    </w:pPr>
-    <w:r>
-      <w:rPr>
-        <w:rFonts w:ascii="Arial" w:cs="Arial" w:eastAsia="Arial" w:hAnsi="Arial"/>
-        <w:color w:val="5B6672"/>
-        <w:sz w:val="16"/>
-        <w:szCs w:val="16"/>
-      </w:rPr>
-      <w:t xml:space="preserve">Стр. </w:t>
-      <w:fldChar w:fldCharType="begin"/>
-      <w:instrText xml:space="preserve">PAGE</w:instrText>
-      <w:fldChar w:fldCharType="separate"/>
-      <w:fldChar w:fldCharType="end"/>
-      <w:t xml:space="preserve"> из </w:t>
-      <w:fldChar w:fldCharType="begin"/>
-      <w:instrText xml:space="preserve">NUMPAGES</w:instrText>
-      <w:fldChar w:fldCharType="separate"/>
-      <w:fldChar w:fldCharType="end"/>
-    </w:r>
-  </w:p>
-</w:ftr>
-</file>
-
 <file path=word/footnotes.xml><?xml version="1.0" encoding="utf-8"?>
 <w:footnotes xmlns:wpc="http://schemas.microsoft.com/office/word/2010/wordprocessingCanvas" xmlns:mc="http://schemas.openxmlformats.org/markup-compatibility/2006" xmlns:o="urn:schemas-microsoft-com:office:office" xmlns:r="http://schemas.openxmlformats.org/officeDocument/2006/relationships" xmlns:m="http://schemas.openxmlformats.org/officeDocument/2006/math" xmlns:v="urn:schemas-microsoft-com:vml" xmlns:wp14="http://schemas.microsoft.com/office/word/2010/wordprocessingDrawing" xmlns:wp="http://schemas.openxmlformats.org/drawingml/2006/wordprocessingDrawing" xmlns:w10="urn:schemas-microsoft-com:office:word" xmlns:w="http://schemas.openxmlformats.org/wordprocessingml/2006/main" xmlns:w14="http://schemas.microsoft.com/office/word/2010/wordml" xmlns:w15="http://schemas.microsoft.com/office/word/2012/wordml" xmlns:wpg="http://schemas.microsoft.com/office/word/2010/wordprocessingGroup" xmlns:wpi="http://schemas.microsoft.com/office/word/2010/wordprocessingInk" xmlns:wne="http://schemas.microsoft.com/office/word/2006/wordml" xmlns:wps="http://schemas.microsoft.com/office/word/2010/wordprocessingShape" mc:Ignorable="w14 w15 wp14">
   <w:footnote w:type="separator" w:id="-1">
@@ -12143,25 +12329,6 @@
     </w:p>
   </w:footnote>
 </w:footnotes>
-</file>
-
-<file path=word/header1.xml><?xml version="1.0" encoding="utf-8"?>
-<w:hdr xmlns:wpc="http://schemas.microsoft.com/office/word/2010/wordprocessingCanvas" xmlns:mc="http://schemas.openxmlformats.org/markup-compatibility/2006" xmlns:o="urn:schemas-microsoft-com:office:office" xmlns:r="http://schemas.openxmlformats.org/officeDocument/2006/relationships" xmlns:m="http://schemas.openxmlformats.org/officeDocument/2006/math" xmlns:v="urn:schemas-microsoft-com:vml" xmlns:wp14="http://schemas.microsoft.com/office/word/2010/wordprocessingDrawing" xmlns:wp="http://schemas.openxmlformats.org/drawingml/2006/wordprocessingDrawing" xmlns:w10="urn:schemas-microsoft-com:office:word" xmlns:w="http://schemas.openxmlformats.org/wordprocessingml/2006/main" xmlns:w14="http://schemas.microsoft.com/office/word/2010/wordml" xmlns:w15="http://schemas.microsoft.com/office/word/2012/wordml" xmlns:wpg="http://schemas.microsoft.com/office/word/2010/wordprocessingGroup" xmlns:wpi="http://schemas.microsoft.com/office/word/2010/wordprocessingInk" xmlns:wne="http://schemas.microsoft.com/office/word/2006/wordml" xmlns:wps="http://schemas.microsoft.com/office/word/2010/wordprocessingShape" xmlns:cx="http://schemas.microsoft.com/office/drawing/2014/chartex" xmlns:cx1="http://schemas.microsoft.com/office/drawing/2015/9/8/chartex" xmlns:cx2="http://schemas.microsoft.com/office/drawing/2015/10/21/chartex" xmlns:cx3="http://schemas.microsoft.com/office/drawing/2016/5/9/chartex" xmlns:cx4="http://schemas.microsoft.com/office/drawing/2016/5/10/chartex" xmlns:cx5="http://schemas.microsoft.com/office/drawing/2016/5/11/chartex" xmlns:cx6="http://schemas.microsoft.com/office/drawing/2016/5/12/chartex" xmlns:cx7="http://schemas.microsoft.com/office/drawing/2016/5/13/chartex" xmlns:cx8="http://schemas.microsoft.com/office/drawing/2016/5/14/chartex" xmlns:w16cid="http://schemas.microsoft.com/office/word/2016/wordml/cid" xmlns:w16se="http://schemas.microsoft.com/office/word/2015/wordml/symex">
-  <w:p>
-    <w:pPr>
-      <w:jc w:val="right"/>
-    </w:pPr>
-    <w:r>
-      <w:rPr>
-        <w:rFonts w:ascii="Arial" w:cs="Arial" w:eastAsia="Arial" w:hAnsi="Arial"/>
-        <w:color w:val="5B6672"/>
-        <w:sz w:val="16"/>
-        <w:szCs w:val="16"/>
-      </w:rPr>
-      <w:t xml:space="preserve">ООО «Авиационные Интерьеры-СН» · Структура ОПБЭ · проект</w:t>
-    </w:r>
-  </w:p>
-</w:hdr>
 </file>
 
 <file path=word/numbering.xml><?xml version="1.0" encoding="utf-8"?>

--- a/documents/Struktura_otdela_2026/Структура_отдела_ПБЭ.docx
+++ b/documents/Struktura_otdela_2026/Структура_отдела_ПБЭ.docx
@@ -1666,7 +1666,7 @@
           <w:sz w:val="21"/>
           <w:szCs w:val="21"/>
         </w:rPr>
-        <w:t xml:space="preserve">Собственная производственная территория есть только в Машково и Руднево, их ведут штатные кураторы. Во Внуково работы идут на территории аэропорта, в регионах на заводах-изготовителях, а в арендованных офисах сидят только ИТР. Эти точки ведёт один специалист по охране труда из Москвы (раздел 4).</w:t>
+        <w:t xml:space="preserve">Собственная производственная территория есть только в Машково и Руднево, их ведёт штатный специалист по охране труда. Во Внуково работы идут на территории аэропорта, в регионах на заводах-изготовителях, а в арендованных офисах сидят только ИТР. Эти точки ведёт один специалист по охране труда из Москвы (раздел 4).</w:t>
       </w:r>
     </w:p>
     <w:p>
@@ -1696,7 +1696,7 @@
           <w:sz w:val="26"/>
           <w:szCs w:val="26"/>
         </w:rPr>
-        <w:t xml:space="preserve">Вариант А: оптимальный, 11 шт. ед.</w:t>
+        <w:t xml:space="preserve">Вариант А: оптимальный, 10 шт. ед.</w:t>
       </w:r>
     </w:p>
     <w:tbl>
@@ -2501,7 +2501,7 @@
                 <w:sz w:val="16"/>
                 <w:szCs w:val="16"/>
               </w:rPr>
-              <w:t xml:space="preserve">5 шт. ед.</w:t>
+              <w:t xml:space="preserve">4 шт. ед.</w:t>
             </w:r>
           </w:p>
         </w:tc>
@@ -2977,7 +2977,7 @@
                 <w:sz w:val="15"/>
                 <w:szCs w:val="15"/>
               </w:rPr>
-              <w:t xml:space="preserve">зам. начальника отдела</w:t>
+              <w:t xml:space="preserve">зам. начальника, офисы</w:t>
             </w:r>
           </w:p>
         </w:tc>
@@ -3450,7 +3450,7 @@
                 <w:sz w:val="15"/>
                 <w:szCs w:val="15"/>
               </w:rPr>
-              <w:t xml:space="preserve">куратор: Машково; с 2027 г. единая площадка</w:t>
+              <w:t xml:space="preserve">Машково и Руднево, с 2027 г. единая площадка</w:t>
             </w:r>
           </w:p>
         </w:tc>
@@ -3528,7 +3528,7 @@
                 <w:sz w:val="15"/>
                 <w:szCs w:val="15"/>
               </w:rPr>
-              <w:t xml:space="preserve">Машково, Руднево, офисы</w:t>
+              <w:t xml:space="preserve">Машково и Руднево, офисы</w:t>
             </w:r>
           </w:p>
         </w:tc>
@@ -3867,7 +3867,7 @@
                 <w:sz w:val="15"/>
                 <w:szCs w:val="15"/>
               </w:rPr>
-              <w:t xml:space="preserve">куратор: Руднево; до объединения</w:t>
+              <w:t xml:space="preserve">Внуково и регионы</w:t>
             </w:r>
           </w:p>
         </w:tc>
@@ -3947,395 +3947,6 @@
               </w:rPr>
               <w:t xml:space="preserve">все площадки</w:t>
             </w:r>
-          </w:p>
-        </w:tc>
-        <w:tc>
-          <w:tcPr>
-            <w:tcW w:type="dxa" w:w="332"/>
-            <w:gridSpan w:val="2"/>
-            <w:tcBorders>
-              <w:top w:val="none" w:color="FFFFFF" w:sz="0"/>
-              <w:left w:val="none" w:color="FFFFFF" w:sz="0"/>
-              <w:bottom w:val="none" w:color="FFFFFF" w:sz="0"/>
-              <w:right w:val="none" w:color="FFFFFF" w:sz="0"/>
-            </w:tcBorders>
-            <w:tcMar>
-              <w:top w:type="dxa" w:w="0"/>
-              <w:left w:type="dxa" w:w="0"/>
-              <w:bottom w:type="dxa" w:w="0"/>
-              <w:right w:type="dxa" w:w="0"/>
-            </w:tcMar>
-            <w:vAlign w:val="center"/>
-          </w:tcPr>
-          <w:p>
-            <w:pPr>
-              <w:keepNext/>
-              <w:spacing w:after="0" w:line="120"/>
-            </w:pPr>
-          </w:p>
-        </w:tc>
-        <w:tc>
-          <w:tcPr>
-            <w:tcW w:type="dxa" w:w="2160"/>
-            <w:gridSpan w:val="2"/>
-            <w:tcBorders>
-              <w:top w:val="none" w:color="FFFFFF" w:sz="0"/>
-              <w:left w:val="none" w:color="FFFFFF" w:sz="0"/>
-              <w:bottom w:val="none" w:color="FFFFFF" w:sz="0"/>
-              <w:right w:val="none" w:color="FFFFFF" w:sz="0"/>
-            </w:tcBorders>
-            <w:tcMar>
-              <w:top w:type="dxa" w:w="0"/>
-              <w:left w:type="dxa" w:w="0"/>
-              <w:bottom w:type="dxa" w:w="0"/>
-              <w:right w:type="dxa" w:w="0"/>
-            </w:tcMar>
-            <w:vAlign w:val="center"/>
-          </w:tcPr>
-          <w:p>
-            <w:pPr>
-              <w:keepNext/>
-              <w:spacing w:after="0" w:line="120"/>
-            </w:pPr>
-          </w:p>
-        </w:tc>
-        <w:tc>
-          <w:tcPr>
-            <w:tcW w:type="dxa" w:w="334"/>
-            <w:gridSpan w:val="1"/>
-            <w:tcBorders>
-              <w:top w:val="none" w:color="FFFFFF" w:sz="0"/>
-              <w:left w:val="none" w:color="FFFFFF" w:sz="0"/>
-              <w:bottom w:val="none" w:color="FFFFFF" w:sz="0"/>
-              <w:right w:val="none" w:color="FFFFFF" w:sz="0"/>
-            </w:tcBorders>
-            <w:tcMar>
-              <w:top w:type="dxa" w:w="0"/>
-              <w:left w:type="dxa" w:w="0"/>
-              <w:bottom w:type="dxa" w:w="0"/>
-              <w:right w:type="dxa" w:w="0"/>
-            </w:tcMar>
-            <w:vAlign w:val="center"/>
-          </w:tcPr>
-          <w:p>
-            <w:pPr>
-              <w:keepNext/>
-              <w:spacing w:after="0" w:line="120"/>
-            </w:pPr>
-          </w:p>
-        </w:tc>
-        <w:tc>
-          <w:tcPr>
-            <w:tcW w:type="dxa" w:w="2160"/>
-            <w:gridSpan w:val="2"/>
-            <w:tcBorders>
-              <w:top w:val="none" w:color="FFFFFF" w:sz="0"/>
-              <w:left w:val="none" w:color="FFFFFF" w:sz="0"/>
-              <w:bottom w:val="none" w:color="FFFFFF" w:sz="0"/>
-              <w:right w:val="none" w:color="FFFFFF" w:sz="0"/>
-            </w:tcBorders>
-            <w:tcMar>
-              <w:top w:type="dxa" w:w="0"/>
-              <w:left w:type="dxa" w:w="0"/>
-              <w:bottom w:type="dxa" w:w="0"/>
-              <w:right w:type="dxa" w:w="0"/>
-            </w:tcMar>
-            <w:vAlign w:val="center"/>
-          </w:tcPr>
-          <w:p>
-            <w:pPr>
-              <w:keepNext/>
-              <w:spacing w:after="0" w:line="120"/>
-            </w:pPr>
-          </w:p>
-        </w:tc>
-      </w:tr>
-      <w:tr>
-        <w:trPr>
-          <w:cantSplit/>
-          <w:trHeight w:val="110" w:hRule="exact"/>
-        </w:trPr>
-        <w:tc>
-          <w:tcPr>
-            <w:tcW w:type="dxa" w:w="2160"/>
-            <w:gridSpan w:val="2"/>
-            <w:tcBorders>
-              <w:top w:val="none" w:color="FFFFFF" w:sz="0"/>
-              <w:left w:val="none" w:color="FFFFFF" w:sz="0"/>
-              <w:bottom w:val="none" w:color="FFFFFF" w:sz="0"/>
-              <w:right w:val="none" w:color="FFFFFF" w:sz="0"/>
-            </w:tcBorders>
-            <w:tcMar>
-              <w:top w:type="dxa" w:w="0"/>
-              <w:left w:type="dxa" w:w="0"/>
-              <w:bottom w:type="dxa" w:w="0"/>
-              <w:right w:type="dxa" w:w="0"/>
-            </w:tcMar>
-            <w:vAlign w:val="center"/>
-          </w:tcPr>
-          <w:p>
-            <w:pPr>
-              <w:keepNext/>
-              <w:spacing w:after="0" w:line="120"/>
-            </w:pPr>
-          </w:p>
-        </w:tc>
-        <w:tc>
-          <w:tcPr>
-            <w:tcW w:type="dxa" w:w="332"/>
-            <w:gridSpan w:val="1"/>
-            <w:tcBorders>
-              <w:top w:val="none" w:color="FFFFFF" w:sz="0"/>
-              <w:left w:val="none" w:color="FFFFFF" w:sz="0"/>
-              <w:bottom w:val="none" w:color="FFFFFF" w:sz="0"/>
-              <w:right w:val="none" w:color="FFFFFF" w:sz="0"/>
-            </w:tcBorders>
-            <w:tcMar>
-              <w:top w:type="dxa" w:w="0"/>
-              <w:left w:type="dxa" w:w="0"/>
-              <w:bottom w:type="dxa" w:w="0"/>
-              <w:right w:type="dxa" w:w="0"/>
-            </w:tcMar>
-            <w:vAlign w:val="center"/>
-          </w:tcPr>
-          <w:p>
-            <w:pPr>
-              <w:keepNext/>
-              <w:spacing w:after="0" w:line="120"/>
-            </w:pPr>
-          </w:p>
-        </w:tc>
-        <w:tc>
-          <w:tcPr>
-            <w:tcW w:type="dxa" w:w="2160"/>
-            <w:gridSpan w:val="2"/>
-            <w:tcBorders>
-              <w:top w:val="none" w:color="FFFFFF" w:sz="0"/>
-              <w:left w:val="none" w:color="FFFFFF" w:sz="0"/>
-              <w:bottom w:val="none" w:color="FFFFFF" w:sz="0"/>
-              <w:right w:val="none" w:color="FFFFFF" w:sz="0"/>
-            </w:tcBorders>
-            <w:tcMar>
-              <w:top w:type="dxa" w:w="0"/>
-              <w:left w:type="dxa" w:w="0"/>
-              <w:bottom w:type="dxa" w:w="0"/>
-              <w:right w:type="dxa" w:w="0"/>
-            </w:tcMar>
-            <w:vAlign w:val="center"/>
-          </w:tcPr>
-          <w:p>
-            <w:pPr>
-              <w:keepNext/>
-              <w:spacing w:after="0" w:line="120"/>
-            </w:pPr>
-          </w:p>
-        </w:tc>
-        <w:tc>
-          <w:tcPr>
-            <w:tcW w:type="dxa" w:w="332"/>
-            <w:gridSpan w:val="2"/>
-            <w:tcBorders>
-              <w:top w:val="none" w:color="FFFFFF" w:sz="0"/>
-              <w:left w:val="none" w:color="FFFFFF" w:sz="0"/>
-              <w:bottom w:val="none" w:color="FFFFFF" w:sz="0"/>
-              <w:right w:val="none" w:color="FFFFFF" w:sz="0"/>
-            </w:tcBorders>
-            <w:tcMar>
-              <w:top w:type="dxa" w:w="0"/>
-              <w:left w:type="dxa" w:w="0"/>
-              <w:bottom w:type="dxa" w:w="0"/>
-              <w:right w:type="dxa" w:w="0"/>
-            </w:tcMar>
-            <w:vAlign w:val="center"/>
-          </w:tcPr>
-          <w:p>
-            <w:pPr>
-              <w:keepNext/>
-              <w:spacing w:after="0" w:line="120"/>
-            </w:pPr>
-          </w:p>
-        </w:tc>
-        <w:tc>
-          <w:tcPr>
-            <w:tcW w:type="dxa" w:w="2160"/>
-            <w:gridSpan w:val="2"/>
-            <w:tcBorders>
-              <w:top w:val="none" w:color="FFFFFF" w:sz="0"/>
-              <w:left w:val="none" w:color="FFFFFF" w:sz="0"/>
-              <w:bottom w:val="none" w:color="FFFFFF" w:sz="0"/>
-              <w:right w:val="none" w:color="FFFFFF" w:sz="0"/>
-            </w:tcBorders>
-            <w:tcMar>
-              <w:top w:type="dxa" w:w="0"/>
-              <w:left w:type="dxa" w:w="0"/>
-              <w:bottom w:type="dxa" w:w="0"/>
-              <w:right w:type="dxa" w:w="0"/>
-            </w:tcMar>
-            <w:vAlign w:val="center"/>
-          </w:tcPr>
-          <w:p>
-            <w:pPr>
-              <w:keepNext/>
-              <w:spacing w:after="0" w:line="120"/>
-            </w:pPr>
-          </w:p>
-        </w:tc>
-        <w:tc>
-          <w:tcPr>
-            <w:tcW w:type="dxa" w:w="334"/>
-            <w:gridSpan w:val="1"/>
-            <w:tcBorders>
-              <w:top w:val="none" w:color="FFFFFF" w:sz="0"/>
-              <w:left w:val="none" w:color="FFFFFF" w:sz="0"/>
-              <w:bottom w:val="none" w:color="FFFFFF" w:sz="0"/>
-              <w:right w:val="none" w:color="FFFFFF" w:sz="0"/>
-            </w:tcBorders>
-            <w:tcMar>
-              <w:top w:type="dxa" w:w="0"/>
-              <w:left w:type="dxa" w:w="0"/>
-              <w:bottom w:type="dxa" w:w="0"/>
-              <w:right w:type="dxa" w:w="0"/>
-            </w:tcMar>
-            <w:vAlign w:val="center"/>
-          </w:tcPr>
-          <w:p>
-            <w:pPr>
-              <w:keepNext/>
-              <w:spacing w:after="0" w:line="120"/>
-            </w:pPr>
-          </w:p>
-        </w:tc>
-        <w:tc>
-          <w:tcPr>
-            <w:tcW w:type="dxa" w:w="2160"/>
-            <w:gridSpan w:val="2"/>
-            <w:tcBorders>
-              <w:top w:val="none" w:color="FFFFFF" w:sz="0"/>
-              <w:left w:val="none" w:color="FFFFFF" w:sz="0"/>
-              <w:bottom w:val="none" w:color="FFFFFF" w:sz="0"/>
-              <w:right w:val="none" w:color="FFFFFF" w:sz="0"/>
-            </w:tcBorders>
-            <w:tcMar>
-              <w:top w:type="dxa" w:w="0"/>
-              <w:left w:type="dxa" w:w="0"/>
-              <w:bottom w:type="dxa" w:w="0"/>
-              <w:right w:type="dxa" w:w="0"/>
-            </w:tcMar>
-            <w:vAlign w:val="center"/>
-          </w:tcPr>
-          <w:p>
-            <w:pPr>
-              <w:keepNext/>
-              <w:spacing w:after="0" w:line="120"/>
-            </w:pPr>
-          </w:p>
-        </w:tc>
-      </w:tr>
-      <w:tr>
-        <w:trPr>
-          <w:cantSplit/>
-        </w:trPr>
-        <w:tc>
-          <w:tcPr>
-            <w:tcW w:type="dxa" w:w="2160"/>
-            <w:gridSpan w:val="2"/>
-            <w:tcBorders>
-              <w:top w:val="single" w:color="C9D0D7" w:sz="6"/>
-              <w:left w:val="single" w:color="1F5FA8" w:sz="24"/>
-              <w:bottom w:val="single" w:color="C9D0D7" w:sz="6"/>
-              <w:right w:val="single" w:color="C9D0D7" w:sz="6"/>
-            </w:tcBorders>
-            <w:tcMar>
-              <w:top w:type="dxa" w:w="60"/>
-              <w:left w:type="dxa" w:w="100"/>
-              <w:bottom w:type="dxa" w:w="60"/>
-              <w:right w:type="dxa" w:w="60"/>
-            </w:tcMar>
-            <w:vAlign w:val="center"/>
-          </w:tcPr>
-          <w:p>
-            <w:pPr>
-              <w:keepNext/>
-              <w:spacing w:after="0" w:line="240"/>
-              <w:jc w:val="left"/>
-            </w:pPr>
-            <w:r>
-              <w:rPr>
-                <w:rFonts w:ascii="Arial" w:cs="Arial" w:eastAsia="Arial" w:hAnsi="Arial"/>
-                <w:b/>
-                <w:bCs/>
-                <w:color w:val="1B2229"/>
-                <w:sz w:val="17"/>
-                <w:szCs w:val="17"/>
-              </w:rPr>
-              <w:t xml:space="preserve">Специалист по охране труда</w:t>
-            </w:r>
-          </w:p>
-          <w:p>
-            <w:pPr>
-              <w:keepNext/>
-              <w:spacing w:after="0" w:line="240"/>
-              <w:jc w:val="left"/>
-            </w:pPr>
-            <w:r>
-              <w:rPr>
-                <w:rFonts w:ascii="Arial" w:cs="Arial" w:eastAsia="Arial" w:hAnsi="Arial"/>
-                <w:color w:val="5B6672"/>
-                <w:sz w:val="15"/>
-                <w:szCs w:val="15"/>
-              </w:rPr>
-              <w:t xml:space="preserve">Внуково и регионы</w:t>
-            </w:r>
-          </w:p>
-        </w:tc>
-        <w:tc>
-          <w:tcPr>
-            <w:tcW w:type="dxa" w:w="332"/>
-            <w:gridSpan w:val="1"/>
-            <w:tcBorders>
-              <w:top w:val="none" w:color="FFFFFF" w:sz="0"/>
-              <w:left w:val="none" w:color="FFFFFF" w:sz="0"/>
-              <w:bottom w:val="none" w:color="FFFFFF" w:sz="0"/>
-              <w:right w:val="none" w:color="FFFFFF" w:sz="0"/>
-            </w:tcBorders>
-            <w:tcMar>
-              <w:top w:type="dxa" w:w="0"/>
-              <w:left w:type="dxa" w:w="0"/>
-              <w:bottom w:type="dxa" w:w="0"/>
-              <w:right w:type="dxa" w:w="0"/>
-            </w:tcMar>
-            <w:vAlign w:val="center"/>
-          </w:tcPr>
-          <w:p>
-            <w:pPr>
-              <w:keepNext/>
-              <w:spacing w:after="0" w:line="120"/>
-            </w:pPr>
-          </w:p>
-        </w:tc>
-        <w:tc>
-          <w:tcPr>
-            <w:tcW w:type="dxa" w:w="2160"/>
-            <w:gridSpan w:val="2"/>
-            <w:tcBorders>
-              <w:top w:val="none" w:color="FFFFFF" w:sz="0"/>
-              <w:left w:val="none" w:color="FFFFFF" w:sz="0"/>
-              <w:bottom w:val="none" w:color="FFFFFF" w:sz="0"/>
-              <w:right w:val="none" w:color="FFFFFF" w:sz="0"/>
-            </w:tcBorders>
-            <w:tcMar>
-              <w:top w:type="dxa" w:w="0"/>
-              <w:left w:type="dxa" w:w="0"/>
-              <w:bottom w:type="dxa" w:w="0"/>
-              <w:right w:type="dxa" w:w="0"/>
-            </w:tcMar>
-            <w:vAlign w:val="center"/>
-          </w:tcPr>
-          <w:p>
-            <w:pPr>
-              <w:keepNext/>
-              <w:spacing w:after="0" w:line="120"/>
-            </w:pPr>
           </w:p>
         </w:tc>
         <w:tc>
@@ -4937,7 +4548,7 @@
           <w:sz w:val="21"/>
           <w:szCs w:val="21"/>
         </w:rPr>
-        <w:t xml:space="preserve">На каждой собственной площадке (Машково, Руднево) свой куратор по охране труда, который постоянно работает на площадке. После объединения площадок один куратор освобождается (раздел 5).</w:t>
+        <w:t xml:space="preserve">Охрана труда устроена так же, как в варианте Б: один специалист на Машково и Руднево, после объединения он постоянно работает на единой площадке.</w:t>
       </w:r>
     </w:p>
     <w:p>
@@ -4956,14 +4567,13 @@
           <w:sz w:val="21"/>
           <w:szCs w:val="21"/>
         </w:rPr>
-        <w:t xml:space="preserve">Пожарная безопасность и ГО и ЧС разделены: у каждого направления свой специалист.</w:t>
+        <w:t xml:space="preserve">Отличие от варианта Б: есть специалист по пожарной профилактике. Он ведёт Машково, Руднево и офисы, а ведущий специалист занимается методикой и подрядчиками. Пожарная безопасность и ГО и ЧС разделены.</w:t>
       </w:r>
     </w:p>
     <w:p>
       <w:pPr>
         <w:pStyle w:val="Heading1"/>
         <w:keepNext/>
-        <w:pageBreakBefore/>
         <w:spacing w:after="140" w:before="320"/>
       </w:pPr>
       <w:r>
@@ -6740,7 +6350,7 @@
                 <w:sz w:val="15"/>
                 <w:szCs w:val="15"/>
               </w:rPr>
-              <w:t xml:space="preserve">куратор: Машково и Руднево, с 2027 г. единая площадка</w:t>
+              <w:t xml:space="preserve">Машково и Руднево, с 2027 г. единая площадка</w:t>
             </w:r>
           </w:p>
         </w:tc>
@@ -7789,346 +7399,6 @@
                 <w:szCs w:val="15"/>
               </w:rPr>
               <w:t xml:space="preserve">Машково, Руднево: руководители участков · Внуково и регионы: старший группы, руководитель офиса</w:t>
-            </w:r>
-          </w:p>
-        </w:tc>
-      </w:tr>
-    </w:tbl>
-    <w:tbl>
-      <w:tblPr>
-        <w:tblW w:type="dxa" w:w="9638"/>
-        <w:tblBorders>
-          <w:top w:val="single" w:color="auto" w:sz="4"/>
-          <w:left w:val="single" w:color="auto" w:sz="4"/>
-          <w:bottom w:val="single" w:color="auto" w:sz="4"/>
-          <w:right w:val="single" w:color="auto" w:sz="4"/>
-          <w:insideH w:val="single" w:color="auto" w:sz="4"/>
-          <w:insideV w:val="single" w:color="auto" w:sz="4"/>
-        </w:tblBorders>
-        <w:tblLayout w:type="fixed"/>
-      </w:tblPr>
-      <w:tblGrid>
-        <w:gridCol w:w="2500"/>
-        <w:gridCol w:w="3900"/>
-        <w:gridCol w:w="3238"/>
-      </w:tblGrid>
-      <w:tr>
-        <w:trPr>
-          <w:tblHeader/>
-        </w:trPr>
-        <w:tc>
-          <w:tcPr>
-            <w:tcW w:type="dxa" w:w="2500"/>
-            <w:tcBorders>
-              <w:top w:val="single" w:color="D9DEE3" w:sz="4"/>
-              <w:left w:val="single" w:color="D9DEE3" w:sz="4"/>
-              <w:bottom w:val="single" w:color="D9DEE3" w:sz="4"/>
-              <w:right w:val="single" w:color="D9DEE3" w:sz="4"/>
-            </w:tcBorders>
-            <w:shd w:fill="23415E" w:color="auto" w:val="clear"/>
-            <w:tcMar>
-              <w:top w:type="dxa" w:w="70"/>
-              <w:left w:type="dxa" w:w="110"/>
-              <w:bottom w:type="dxa" w:w="70"/>
-              <w:right w:type="dxa" w:w="110"/>
-            </w:tcMar>
-            <w:vAlign w:val="top"/>
-          </w:tcPr>
-          <w:p>
-            <w:pPr>
-              <w:spacing w:after="0" w:line="252"/>
-              <w:jc w:val="left"/>
-            </w:pPr>
-            <w:r>
-              <w:rPr>
-                <w:rFonts w:ascii="Arial" w:cs="Arial" w:eastAsia="Arial" w:hAnsi="Arial"/>
-                <w:b/>
-                <w:bCs/>
-                <w:color w:val="FFFFFF"/>
-                <w:sz w:val="18"/>
-                <w:szCs w:val="18"/>
-              </w:rPr>
-              <w:t xml:space="preserve">Сокращено</w:t>
-            </w:r>
-          </w:p>
-        </w:tc>
-        <w:tc>
-          <w:tcPr>
-            <w:tcW w:type="dxa" w:w="3900"/>
-            <w:tcBorders>
-              <w:top w:val="single" w:color="D9DEE3" w:sz="4"/>
-              <w:left w:val="single" w:color="D9DEE3" w:sz="4"/>
-              <w:bottom w:val="single" w:color="D9DEE3" w:sz="4"/>
-              <w:right w:val="single" w:color="D9DEE3" w:sz="4"/>
-            </w:tcBorders>
-            <w:shd w:fill="23415E" w:color="auto" w:val="clear"/>
-            <w:tcMar>
-              <w:top w:type="dxa" w:w="70"/>
-              <w:left w:type="dxa" w:w="110"/>
-              <w:bottom w:type="dxa" w:w="70"/>
-              <w:right w:type="dxa" w:w="110"/>
-            </w:tcMar>
-            <w:vAlign w:val="top"/>
-          </w:tcPr>
-          <w:p>
-            <w:pPr>
-              <w:spacing w:after="0" w:line="252"/>
-              <w:jc w:val="left"/>
-            </w:pPr>
-            <w:r>
-              <w:rPr>
-                <w:rFonts w:ascii="Arial" w:cs="Arial" w:eastAsia="Arial" w:hAnsi="Arial"/>
-                <w:b/>
-                <w:bCs/>
-                <w:color w:val="FFFFFF"/>
-                <w:sz w:val="18"/>
-                <w:szCs w:val="18"/>
-              </w:rPr>
-              <w:t xml:space="preserve">Кто выполняет функцию</w:t>
-            </w:r>
-          </w:p>
-        </w:tc>
-        <w:tc>
-          <w:tcPr>
-            <w:tcW w:type="dxa" w:w="3238"/>
-            <w:tcBorders>
-              <w:top w:val="single" w:color="D9DEE3" w:sz="4"/>
-              <w:left w:val="single" w:color="D9DEE3" w:sz="4"/>
-              <w:bottom w:val="single" w:color="D9DEE3" w:sz="4"/>
-              <w:right w:val="single" w:color="D9DEE3" w:sz="4"/>
-            </w:tcBorders>
-            <w:shd w:fill="23415E" w:color="auto" w:val="clear"/>
-            <w:tcMar>
-              <w:top w:type="dxa" w:w="70"/>
-              <w:left w:type="dxa" w:w="110"/>
-              <w:bottom w:type="dxa" w:w="70"/>
-              <w:right w:type="dxa" w:w="110"/>
-            </w:tcMar>
-            <w:vAlign w:val="top"/>
-          </w:tcPr>
-          <w:p>
-            <w:pPr>
-              <w:spacing w:after="0" w:line="252"/>
-              <w:jc w:val="left"/>
-            </w:pPr>
-            <w:r>
-              <w:rPr>
-                <w:rFonts w:ascii="Arial" w:cs="Arial" w:eastAsia="Arial" w:hAnsi="Arial"/>
-                <w:b/>
-                <w:bCs/>
-                <w:color w:val="FFFFFF"/>
-                <w:sz w:val="18"/>
-                <w:szCs w:val="18"/>
-              </w:rPr>
-              <w:t xml:space="preserve">Последствие</w:t>
-            </w:r>
-          </w:p>
-        </w:tc>
-      </w:tr>
-      <w:tr>
-        <w:trPr>
-          <w:cantSplit/>
-        </w:trPr>
-        <w:tc>
-          <w:tcPr>
-            <w:tcW w:type="dxa" w:w="2500"/>
-            <w:tcBorders>
-              <w:top w:val="single" w:color="D9DEE3" w:sz="4"/>
-              <w:left w:val="single" w:color="D9DEE3" w:sz="4"/>
-              <w:bottom w:val="single" w:color="D9DEE3" w:sz="4"/>
-              <w:right w:val="single" w:color="D9DEE3" w:sz="4"/>
-            </w:tcBorders>
-            <w:tcMar>
-              <w:top w:type="dxa" w:w="70"/>
-              <w:left w:type="dxa" w:w="110"/>
-              <w:bottom w:type="dxa" w:w="70"/>
-              <w:right w:type="dxa" w:w="110"/>
-            </w:tcMar>
-            <w:vAlign w:val="top"/>
-          </w:tcPr>
-          <w:p>
-            <w:pPr>
-              <w:spacing w:after="0" w:line="252"/>
-              <w:jc w:val="left"/>
-            </w:pPr>
-            <w:r>
-              <w:rPr>
-                <w:rFonts w:ascii="Arial" w:cs="Arial" w:eastAsia="Arial" w:hAnsi="Arial"/>
-                <w:color w:val="1B2229"/>
-                <w:sz w:val="19"/>
-                <w:szCs w:val="19"/>
-              </w:rPr>
-              <w:t xml:space="preserve">1 куратор по охране труда</w:t>
-            </w:r>
-          </w:p>
-        </w:tc>
-        <w:tc>
-          <w:tcPr>
-            <w:tcW w:type="dxa" w:w="3900"/>
-            <w:tcBorders>
-              <w:top w:val="single" w:color="D9DEE3" w:sz="4"/>
-              <w:left w:val="single" w:color="D9DEE3" w:sz="4"/>
-              <w:bottom w:val="single" w:color="D9DEE3" w:sz="4"/>
-              <w:right w:val="single" w:color="D9DEE3" w:sz="4"/>
-            </w:tcBorders>
-            <w:tcMar>
-              <w:top w:type="dxa" w:w="70"/>
-              <w:left w:type="dxa" w:w="110"/>
-              <w:bottom w:type="dxa" w:w="70"/>
-              <w:right w:type="dxa" w:w="110"/>
-            </w:tcMar>
-            <w:vAlign w:val="top"/>
-          </w:tcPr>
-          <w:p>
-            <w:pPr>
-              <w:spacing w:after="0" w:line="252"/>
-              <w:jc w:val="left"/>
-            </w:pPr>
-            <w:r>
-              <w:rPr>
-                <w:rFonts w:ascii="Arial" w:cs="Arial" w:eastAsia="Arial" w:hAnsi="Arial"/>
-                <w:color w:val="1B2229"/>
-                <w:sz w:val="19"/>
-                <w:szCs w:val="19"/>
-              </w:rPr>
-              <w:t xml:space="preserve">Один куратор на Машково и Руднево</w:t>
-            </w:r>
-          </w:p>
-        </w:tc>
-        <w:tc>
-          <w:tcPr>
-            <w:tcW w:type="dxa" w:w="3238"/>
-            <w:tcBorders>
-              <w:top w:val="single" w:color="D9DEE3" w:sz="4"/>
-              <w:left w:val="single" w:color="D9DEE3" w:sz="4"/>
-              <w:bottom w:val="single" w:color="D9DEE3" w:sz="4"/>
-              <w:right w:val="single" w:color="D9DEE3" w:sz="4"/>
-            </w:tcBorders>
-            <w:tcMar>
-              <w:top w:type="dxa" w:w="70"/>
-              <w:left w:type="dxa" w:w="110"/>
-              <w:bottom w:type="dxa" w:w="70"/>
-              <w:right w:type="dxa" w:w="110"/>
-            </w:tcMar>
-            <w:vAlign w:val="top"/>
-          </w:tcPr>
-          <w:p>
-            <w:pPr>
-              <w:spacing w:after="0" w:line="252"/>
-              <w:jc w:val="left"/>
-            </w:pPr>
-            <w:r>
-              <w:rPr>
-                <w:rFonts w:ascii="Arial" w:cs="Arial" w:eastAsia="Arial" w:hAnsi="Arial"/>
-                <w:color w:val="1B2229"/>
-                <w:sz w:val="19"/>
-                <w:szCs w:val="19"/>
-              </w:rPr>
-              <w:t xml:space="preserve">До объединения обход каждой площадки раз в неделю; после объединения куратор постоянно на площадке</w:t>
-            </w:r>
-          </w:p>
-        </w:tc>
-      </w:tr>
-      <w:tr>
-        <w:trPr>
-          <w:cantSplit/>
-        </w:trPr>
-        <w:tc>
-          <w:tcPr>
-            <w:tcW w:type="dxa" w:w="2500"/>
-            <w:tcBorders>
-              <w:top w:val="single" w:color="D9DEE3" w:sz="4"/>
-              <w:left w:val="single" w:color="D9DEE3" w:sz="4"/>
-              <w:bottom w:val="single" w:color="D9DEE3" w:sz="4"/>
-              <w:right w:val="single" w:color="D9DEE3" w:sz="4"/>
-            </w:tcBorders>
-            <w:tcMar>
-              <w:top w:type="dxa" w:w="70"/>
-              <w:left w:type="dxa" w:w="110"/>
-              <w:bottom w:type="dxa" w:w="70"/>
-              <w:right w:type="dxa" w:w="110"/>
-            </w:tcMar>
-            <w:vAlign w:val="top"/>
-          </w:tcPr>
-          <w:p>
-            <w:pPr>
-              <w:spacing w:after="0" w:line="252"/>
-              <w:jc w:val="left"/>
-            </w:pPr>
-            <w:r>
-              <w:rPr>
-                <w:rFonts w:ascii="Arial" w:cs="Arial" w:eastAsia="Arial" w:hAnsi="Arial"/>
-                <w:color w:val="1B2229"/>
-                <w:sz w:val="19"/>
-                <w:szCs w:val="19"/>
-              </w:rPr>
-              <w:t xml:space="preserve">Специалист по пожарной профилактике</w:t>
-            </w:r>
-          </w:p>
-        </w:tc>
-        <w:tc>
-          <w:tcPr>
-            <w:tcW w:type="dxa" w:w="3900"/>
-            <w:tcBorders>
-              <w:top w:val="single" w:color="D9DEE3" w:sz="4"/>
-              <w:left w:val="single" w:color="D9DEE3" w:sz="4"/>
-              <w:bottom w:val="single" w:color="D9DEE3" w:sz="4"/>
-              <w:right w:val="single" w:color="D9DEE3" w:sz="4"/>
-            </w:tcBorders>
-            <w:tcMar>
-              <w:top w:type="dxa" w:w="70"/>
-              <w:left w:type="dxa" w:w="110"/>
-              <w:bottom w:type="dxa" w:w="70"/>
-              <w:right w:type="dxa" w:w="110"/>
-            </w:tcMar>
-            <w:vAlign w:val="top"/>
-          </w:tcPr>
-          <w:p>
-            <w:pPr>
-              <w:spacing w:after="0" w:line="252"/>
-              <w:jc w:val="left"/>
-            </w:pPr>
-            <w:r>
-              <w:rPr>
-                <w:rFonts w:ascii="Arial" w:cs="Arial" w:eastAsia="Arial" w:hAnsi="Arial"/>
-                <w:color w:val="1B2229"/>
-                <w:sz w:val="19"/>
-                <w:szCs w:val="19"/>
-              </w:rPr>
-              <w:t xml:space="preserve">Ведущий специалист по пожарной профилактике ведёт производственные площадки, специалист по ГО и ЧС ведёт ПБ в офисах</w:t>
-            </w:r>
-          </w:p>
-        </w:tc>
-        <w:tc>
-          <w:tcPr>
-            <w:tcW w:type="dxa" w:w="3238"/>
-            <w:tcBorders>
-              <w:top w:val="single" w:color="D9DEE3" w:sz="4"/>
-              <w:left w:val="single" w:color="D9DEE3" w:sz="4"/>
-              <w:bottom w:val="single" w:color="D9DEE3" w:sz="4"/>
-              <w:right w:val="single" w:color="D9DEE3" w:sz="4"/>
-            </w:tcBorders>
-            <w:tcMar>
-              <w:top w:type="dxa" w:w="70"/>
-              <w:left w:type="dxa" w:w="110"/>
-              <w:bottom w:type="dxa" w:w="70"/>
-              <w:right w:type="dxa" w:w="110"/>
-            </w:tcMar>
-            <w:vAlign w:val="top"/>
-          </w:tcPr>
-          <w:p>
-            <w:pPr>
-              <w:spacing w:after="0" w:line="252"/>
-              <w:jc w:val="left"/>
-            </w:pPr>
-            <w:r>
-              <w:rPr>
-                <w:rFonts w:ascii="Arial" w:cs="Arial" w:eastAsia="Arial" w:hAnsi="Arial"/>
-                <w:color w:val="1B2229"/>
-                <w:sz w:val="19"/>
-                <w:szCs w:val="19"/>
-              </w:rPr>
-              <w:t xml:space="preserve">Руководитель группы сам ведёт обходы, меньше времени на методику</w:t>
             </w:r>
           </w:p>
         </w:tc>
@@ -8389,6 +7659,7 @@
     </w:p>
     <w:p>
       <w:pPr>
+        <w:keepNext/>
         <w:spacing w:after="100" w:before="0" w:line="276"/>
         <w:jc w:val="both"/>
       </w:pPr>
@@ -8429,7 +7700,7 @@
           <w:sz w:val="21"/>
           <w:szCs w:val="21"/>
         </w:rPr>
-        <w:t xml:space="preserve">В варианте А второй куратор по охране труда становится не нужен: ставку можно сократить (вариант А: 10 шт. ед.) или перевести на Внуково. В варианте Б изменений нет, куратор переходит на единую площадку и работает там постоянно.</w:t>
+        <w:t xml:space="preserve">Численность в обоих вариантах не меняется. Специалист по охране труда и специалист по пожарной профилактике (вариант А) переходят с двух площадок на одну и работают там постоянно.</w:t>
       </w:r>
     </w:p>
     <w:p>
@@ -9189,7 +8460,7 @@
                 <w:sz w:val="16"/>
                 <w:szCs w:val="16"/>
               </w:rPr>
-              <w:t xml:space="preserve">Специалист по охране труда, куратор площадок</w:t>
+              <w:t xml:space="preserve">Специалист по охране труда, Машково и Руднево</w:t>
             </w:r>
           </w:p>
         </w:tc>
@@ -9222,7 +8493,7 @@
                 <w:sz w:val="16"/>
                 <w:szCs w:val="16"/>
               </w:rPr>
-              <w:t xml:space="preserve">130</w:t>
+              <w:t xml:space="preserve">135</w:t>
             </w:r>
           </w:p>
         </w:tc>
@@ -9288,7 +8559,7 @@
                 <w:sz w:val="16"/>
                 <w:szCs w:val="16"/>
               </w:rPr>
-              <w:t xml:space="preserve">2</w:t>
+              <w:t xml:space="preserve">1</w:t>
             </w:r>
           </w:p>
         </w:tc>
@@ -10660,7 +9931,7 @@
                 <w:sz w:val="16"/>
                 <w:szCs w:val="16"/>
               </w:rPr>
-              <w:t xml:space="preserve">11</w:t>
+              <w:t xml:space="preserve">10</w:t>
             </w:r>
           </w:p>
         </w:tc>
@@ -10845,7 +10116,7 @@
                 <w:sz w:val="16"/>
                 <w:szCs w:val="16"/>
               </w:rPr>
-              <w:t xml:space="preserve">1 720</w:t>
+              <w:t xml:space="preserve">1 595</w:t>
             </w:r>
           </w:p>
         </w:tc>
@@ -11022,7 +10293,7 @@
                 <w:sz w:val="16"/>
                 <w:szCs w:val="16"/>
               </w:rPr>
-              <w:t xml:space="preserve">20 640</w:t>
+              <w:t xml:space="preserve">19 140</w:t>
             </w:r>
           </w:p>
         </w:tc>
@@ -11197,7 +10468,7 @@
                 <w:sz w:val="16"/>
                 <w:szCs w:val="16"/>
               </w:rPr>
-              <w:t xml:space="preserve">6 100</w:t>
+              <w:t xml:space="preserve">5 650</w:t>
             </w:r>
           </w:p>
         </w:tc>
@@ -11380,7 +10651,7 @@
                 <w:sz w:val="16"/>
                 <w:szCs w:val="16"/>
               </w:rPr>
-              <w:t xml:space="preserve">26 740</w:t>
+              <w:t xml:space="preserve">24 790</w:t>
             </w:r>
           </w:p>
         </w:tc>
@@ -11451,33 +10722,7 @@
           <w:sz w:val="21"/>
           <w:szCs w:val="21"/>
         </w:rPr>
-        <w:t xml:space="preserve">Разница между вариантами: 230 тыс. ₽ в месяц, ≈ 3,6 млн ₽ в год.</w:t>
-      </w:r>
-    </w:p>
-    <w:p>
-      <w:pPr>
-        <w:spacing w:after="100" w:before="0" w:line="276"/>
-        <w:jc w:val="both"/>
-      </w:pPr>
-      <w:r>
-        <w:rPr>
-          <w:rFonts w:ascii="Arial" w:cs="Arial" w:eastAsia="Arial" w:hAnsi="Arial"/>
-          <w:b/>
-          <w:bCs/>
-          <w:color w:val="1B2229"/>
-          <w:sz w:val="21"/>
-          <w:szCs w:val="21"/>
-        </w:rPr>
-        <w:t xml:space="preserve">После объединения Машково и Руднево: </w:t>
-      </w:r>
-      <w:r>
-        <w:rPr>
-          <w:rFonts w:ascii="Arial" w:cs="Arial" w:eastAsia="Arial" w:hAnsi="Arial"/>
-          <w:color w:val="1B2229"/>
-          <w:sz w:val="21"/>
-          <w:szCs w:val="21"/>
-        </w:rPr>
-        <w:t xml:space="preserve">вариант А 10 шт. ед., ФОТ 1 590 тыс. ₽ в месяц, ≈ 24,7 млн ₽ в год; вариант Б не меняется. Разница сокращается до 100 тыс. ₽ в месяц, ≈ 1,6 млн ₽ в год.</w:t>
+        <w:t xml:space="preserve">Разница между вариантами: один специалист по пожарной профилактике, 105 тыс. ₽ в месяц, ≈ 1,6 млн ₽ в год.</w:t>
       </w:r>
     </w:p>
     <w:p>
@@ -11778,7 +11023,7 @@
                 <w:sz w:val="16"/>
                 <w:szCs w:val="16"/>
               </w:rPr>
-              <w:t xml:space="preserve">Специалист по охране труда, куратор</w:t>
+              <w:t xml:space="preserve">Специалист по охране труда, Машково и Руднево</w:t>
             </w:r>
           </w:p>
         </w:tc>
@@ -11811,7 +11056,7 @@
                 <w:sz w:val="16"/>
                 <w:szCs w:val="16"/>
               </w:rPr>
-              <w:t xml:space="preserve">Машково и Руднево (с 2027 г. единая площадка): обходы, предписания, наряды-допуски, контроль СИЗ, ИОТ</w:t>
+              <w:t xml:space="preserve">С 2027 г. единая площадка: обходы, предписания, наряды-допуски, контроль СИЗ, ИОТ</w:t>
             </w:r>
           </w:p>
         </w:tc>
@@ -12024,7 +11269,7 @@
                 <w:sz w:val="16"/>
                 <w:szCs w:val="16"/>
               </w:rPr>
-              <w:t xml:space="preserve">Противопожарный режим и инструкции по 8 точкам, категорирование помещений, подрядчики по АПС, СОУЭ, АУПТ, тренировки, проверки МЧС</w:t>
+              <w:t xml:space="preserve">Противопожарный режим и инструкции по всем точкам, категорирование помещений, подрядчики по АПС, СОУЭ, АУПТ, тренировки, проверки МЧС</w:t>
             </w:r>
           </w:p>
         </w:tc>
@@ -12133,7 +11378,7 @@
                 <w:sz w:val="16"/>
                 <w:szCs w:val="16"/>
               </w:rPr>
-              <w:t xml:space="preserve">Ведущий инженер по промбезопасности</w:t>
+              <w:t xml:space="preserve">Ведущий инженер по промышленной безопасности</w:t>
             </w:r>
           </w:p>
         </w:tc>

--- a/documents/Struktura_otdela_2026/Структура_отдела_ПБЭ.docx
+++ b/documents/Struktura_otdela_2026/Структура_отдела_ПБЭ.docx
@@ -51,7 +51,7 @@
           <w:sz w:val="21"/>
           <w:szCs w:val="21"/>
         </w:rPr>
-        <w:t xml:space="preserve">два варианта численности и оплаты труда</w:t>
+        <w:t xml:space="preserve">структура, численность и оплата труда</w:t>
       </w:r>
     </w:p>
     <w:p>
@@ -1651,22 +1651,11 @@
       <w:r>
         <w:rPr>
           <w:rFonts w:ascii="Arial" w:cs="Arial" w:eastAsia="Arial" w:hAnsi="Arial"/>
-          <w:b/>
-          <w:bCs/>
           <w:color w:val="1B2229"/>
           <w:sz w:val="21"/>
           <w:szCs w:val="21"/>
         </w:rPr>
-        <w:t xml:space="preserve">Главный вывод. </w:t>
-      </w:r>
-      <w:r>
-        <w:rPr>
-          <w:rFonts w:ascii="Arial" w:cs="Arial" w:eastAsia="Arial" w:hAnsi="Arial"/>
-          <w:color w:val="1B2229"/>
-          <w:sz w:val="21"/>
-          <w:szCs w:val="21"/>
-        </w:rPr>
-        <w:t xml:space="preserve">Собственная производственная территория есть только в Машково и Руднево, их ведёт штатный специалист по охране труда. Во Внуково работы идут на территории аэропорта, в регионах на заводах-изготовителях, а в арендованных офисах сидят только ИТР. Эти точки ведёт один специалист по охране труда из Москвы (раздел 4).</w:t>
+        <w:t xml:space="preserve">Собственная производственная территория есть только в Машково и Руднево, их ведёт штатный специалист по охране труда. Во Внуково работы идут на территории аэропорта, в регионах на заводах-изготовителях, а в арендованных офисах сидят только ИТР. Эти точки ведёт один специалист по охране труда из Москвы (раздел 3).</w:t>
       </w:r>
     </w:p>
     <w:p>
@@ -1696,7 +1685,7 @@
           <w:sz w:val="26"/>
           <w:szCs w:val="26"/>
         </w:rPr>
-        <w:t xml:space="preserve">Вариант А: оптимальный, 10 шт. ед.</w:t>
+        <w:t xml:space="preserve">Структура отдела: 9 шт. ед.</w:t>
       </w:r>
     </w:p>
     <w:tbl>
@@ -2580,7 +2569,7 @@
                 <w:sz w:val="16"/>
                 <w:szCs w:val="16"/>
               </w:rPr>
-              <w:t xml:space="preserve">3 шт. ед.</w:t>
+              <w:t xml:space="preserve">2 шт. ед.</w:t>
             </w:r>
           </w:p>
         </w:tc>
@@ -3055,7 +3044,7 @@
                 <w:sz w:val="15"/>
                 <w:szCs w:val="15"/>
               </w:rPr>
-              <w:t xml:space="preserve">руководитель группы</w:t>
+              <w:t xml:space="preserve">руководитель группы, площадки</w:t>
             </w:r>
           </w:p>
         </w:tc>
@@ -3512,7 +3501,7 @@
                 <w:sz w:val="17"/>
                 <w:szCs w:val="17"/>
               </w:rPr>
-              <w:t xml:space="preserve">Специалист по пожарной профилактике</w:t>
+              <w:t xml:space="preserve">Специалист по ГО и ЧС</w:t>
             </w:r>
           </w:p>
           <w:p>
@@ -3528,7 +3517,7 @@
                 <w:sz w:val="15"/>
                 <w:szCs w:val="15"/>
               </w:rPr>
-              <w:t xml:space="preserve">Машково и Руднево, офисы</w:t>
+              <w:t xml:space="preserve">ГО и ЧС, ПБ в офисах</w:t>
             </w:r>
           </w:p>
         </w:tc>
@@ -3901,52 +3890,24 @@
             <w:tcW w:type="dxa" w:w="2160"/>
             <w:gridSpan w:val="2"/>
             <w:tcBorders>
-              <w:top w:val="single" w:color="C9D0D7" w:sz="6"/>
-              <w:left w:val="single" w:color="C0362C" w:sz="24"/>
-              <w:bottom w:val="single" w:color="C9D0D7" w:sz="6"/>
-              <w:right w:val="single" w:color="C9D0D7" w:sz="6"/>
-            </w:tcBorders>
-            <w:tcMar>
-              <w:top w:type="dxa" w:w="60"/>
-              <w:left w:type="dxa" w:w="100"/>
-              <w:bottom w:type="dxa" w:w="60"/>
-              <w:right w:type="dxa" w:w="60"/>
-            </w:tcMar>
-            <w:vAlign w:val="center"/>
-          </w:tcPr>
-          <w:p>
-            <w:pPr>
-              <w:keepNext/>
-              <w:spacing w:after="0" w:line="240"/>
-              <w:jc w:val="left"/>
-            </w:pPr>
-            <w:r>
-              <w:rPr>
-                <w:rFonts w:ascii="Arial" w:cs="Arial" w:eastAsia="Arial" w:hAnsi="Arial"/>
-                <w:b/>
-                <w:bCs/>
-                <w:color w:val="1B2229"/>
-                <w:sz w:val="17"/>
-                <w:szCs w:val="17"/>
-              </w:rPr>
-              <w:t xml:space="preserve">Специалист по ГО и ЧС</w:t>
-            </w:r>
-          </w:p>
-          <w:p>
-            <w:pPr>
-              <w:keepNext/>
-              <w:spacing w:after="0" w:line="240"/>
-              <w:jc w:val="left"/>
-            </w:pPr>
-            <w:r>
-              <w:rPr>
-                <w:rFonts w:ascii="Arial" w:cs="Arial" w:eastAsia="Arial" w:hAnsi="Arial"/>
-                <w:color w:val="5B6672"/>
-                <w:sz w:val="15"/>
-                <w:szCs w:val="15"/>
-              </w:rPr>
-              <w:t xml:space="preserve">все площадки</w:t>
-            </w:r>
+              <w:top w:val="none" w:color="FFFFFF" w:sz="0"/>
+              <w:left w:val="none" w:color="FFFFFF" w:sz="0"/>
+              <w:bottom w:val="none" w:color="FFFFFF" w:sz="0"/>
+              <w:right w:val="none" w:color="FFFFFF" w:sz="0"/>
+            </w:tcBorders>
+            <w:tcMar>
+              <w:top w:type="dxa" w:w="0"/>
+              <w:left w:type="dxa" w:w="0"/>
+              <w:bottom w:type="dxa" w:w="0"/>
+              <w:right w:type="dxa" w:w="0"/>
+            </w:tcMar>
+            <w:vAlign w:val="center"/>
+          </w:tcPr>
+          <w:p>
+            <w:pPr>
+              <w:keepNext/>
+              <w:spacing w:after="0" w:line="120"/>
+            </w:pPr>
           </w:p>
         </w:tc>
         <w:tc>
@@ -4548,7 +4509,7 @@
           <w:sz w:val="21"/>
           <w:szCs w:val="21"/>
         </w:rPr>
-        <w:t xml:space="preserve">Охрана труда устроена так же, как в варианте Б: один специалист на Машково и Руднево, после объединения он постоянно работает на единой площадке.</w:t>
+        <w:t xml:space="preserve">Охрана труда: ведущий специалист (замещает начальника, ведёт офисы) и три специалиста: Машково и Руднево, Внуково и регионы, обучение, СИЗ и медосмотры.</w:t>
       </w:r>
     </w:p>
     <w:p>
@@ -4567,7 +4528,26 @@
           <w:sz w:val="21"/>
           <w:szCs w:val="21"/>
         </w:rPr>
-        <w:t xml:space="preserve">Отличие от варианта Б: есть специалист по пожарной профилактике. Он ведёт Машково, Руднево и офисы, а ведущий специалист занимается методикой и подрядчиками. Пожарная безопасность и ГО и ЧС разделены.</w:t>
+        <w:t xml:space="preserve">Пожарная безопасность: ведущий специалист по пожарной профилактике ведёт производственные площадки, методику и подрядчиков; пожарную безопасность в офисах ведёт специалист по ГО и ЧС.</w:t>
+      </w:r>
+    </w:p>
+    <w:p>
+      <w:pPr>
+        <w:pStyle w:val="ListParagraph"/>
+        <w:numPr>
+          <w:ilvl w:val="0"/>
+          <w:numId w:val="2"/>
+        </w:numPr>
+        <w:spacing w:after="60" w:line="264"/>
+      </w:pPr>
+      <w:r>
+        <w:rPr>
+          <w:rFonts w:ascii="Arial" w:cs="Arial" w:eastAsia="Arial" w:hAnsi="Arial"/>
+          <w:color w:val="1B2229"/>
+          <w:sz w:val="21"/>
+          <w:szCs w:val="21"/>
+        </w:rPr>
+        <w:t xml:space="preserve">Промышленная безопасность и экология: по одному специалисту на всю компанию, на пик экологической отчётности в I квартале привлекается подрядчик.</w:t>
       </w:r>
     </w:p>
     <w:p>
@@ -4586,2840 +4566,6 @@
           <w:szCs w:val="26"/>
         </w:rPr>
         <w:t xml:space="preserve">3.  </w:t>
-      </w:r>
-      <w:r>
-        <w:rPr>
-          <w:rFonts w:ascii="Arial" w:cs="Arial" w:eastAsia="Arial" w:hAnsi="Arial"/>
-          <w:b/>
-          <w:bCs/>
-          <w:color w:val="23415E"/>
-          <w:sz w:val="26"/>
-          <w:szCs w:val="26"/>
-        </w:rPr>
-        <w:t xml:space="preserve">Вариант Б: сокращённый, 9 шт. ед.</w:t>
-      </w:r>
-    </w:p>
-    <w:tbl>
-      <w:tblPr>
-        <w:tblW w:type="dxa" w:w="9638"/>
-        <w:tblBorders>
-          <w:top w:val="none" w:color="FFFFFF" w:sz="0"/>
-          <w:left w:val="none" w:color="FFFFFF" w:sz="0"/>
-          <w:bottom w:val="none" w:color="FFFFFF" w:sz="0"/>
-          <w:right w:val="none" w:color="FFFFFF" w:sz="0"/>
-          <w:insideH w:val="none" w:color="FFFFFF" w:sz="0"/>
-          <w:insideV w:val="none" w:color="FFFFFF" w:sz="0"/>
-        </w:tblBorders>
-        <w:tblLayout w:type="fixed"/>
-      </w:tblPr>
-      <w:tblGrid>
-        <w:gridCol w:w="1080"/>
-        <w:gridCol w:w="1080"/>
-        <w:gridCol w:w="332"/>
-        <w:gridCol w:w="1080"/>
-        <w:gridCol w:w="1080"/>
-        <w:gridCol w:w="166"/>
-        <w:gridCol w:w="166"/>
-        <w:gridCol w:w="1080"/>
-        <w:gridCol w:w="1080"/>
-        <w:gridCol w:w="334"/>
-        <w:gridCol w:w="1080"/>
-        <w:gridCol w:w="1080"/>
-      </w:tblGrid>
-      <w:tr>
-        <w:trPr>
-          <w:cantSplit/>
-        </w:trPr>
-        <w:tc>
-          <w:tcPr>
-            <w:tcW w:type="dxa" w:w="2492"/>
-            <w:gridSpan w:val="3"/>
-            <w:tcBorders>
-              <w:top w:val="none" w:color="FFFFFF" w:sz="0"/>
-              <w:left w:val="none" w:color="FFFFFF" w:sz="0"/>
-              <w:bottom w:val="none" w:color="FFFFFF" w:sz="0"/>
-              <w:right w:val="none" w:color="FFFFFF" w:sz="0"/>
-            </w:tcBorders>
-            <w:tcMar>
-              <w:top w:type="dxa" w:w="0"/>
-              <w:left w:type="dxa" w:w="0"/>
-              <w:bottom w:type="dxa" w:w="0"/>
-              <w:right w:type="dxa" w:w="0"/>
-            </w:tcMar>
-            <w:vAlign w:val="center"/>
-          </w:tcPr>
-          <w:p>
-            <w:pPr>
-              <w:keepNext/>
-              <w:spacing w:after="0" w:line="120"/>
-            </w:pPr>
-          </w:p>
-        </w:tc>
-        <w:tc>
-          <w:tcPr>
-            <w:tcW w:type="dxa" w:w="4652"/>
-            <w:gridSpan w:val="6"/>
-            <w:tcBorders>
-              <w:top w:val="none" w:color="FFFFFF" w:sz="0"/>
-              <w:left w:val="none" w:color="FFFFFF" w:sz="0"/>
-              <w:bottom w:val="none" w:color="FFFFFF" w:sz="0"/>
-              <w:right w:val="none" w:color="FFFFFF" w:sz="0"/>
-            </w:tcBorders>
-            <w:shd w:fill="23415E" w:color="auto" w:val="clear"/>
-            <w:tcMar>
-              <w:top w:type="dxa" w:w="100"/>
-              <w:left w:type="dxa" w:w="80"/>
-              <w:bottom w:type="dxa" w:w="100"/>
-              <w:right w:type="dxa" w:w="80"/>
-            </w:tcMar>
-            <w:vAlign w:val="center"/>
-          </w:tcPr>
-          <w:p>
-            <w:pPr>
-              <w:keepNext/>
-              <w:spacing w:after="0" w:line="240"/>
-              <w:jc w:val="center"/>
-            </w:pPr>
-            <w:r>
-              <w:rPr>
-                <w:rFonts w:ascii="Arial" w:cs="Arial" w:eastAsia="Arial" w:hAnsi="Arial"/>
-                <w:b/>
-                <w:bCs/>
-                <w:color w:val="FFFFFF"/>
-                <w:sz w:val="22"/>
-                <w:szCs w:val="22"/>
-              </w:rPr>
-              <w:t xml:space="preserve">Начальник отдела ПБЭ</w:t>
-            </w:r>
-          </w:p>
-          <w:p>
-            <w:pPr>
-              <w:keepNext/>
-              <w:spacing w:after="0" w:line="240"/>
-              <w:jc w:val="center"/>
-            </w:pPr>
-            <w:r>
-              <w:rPr>
-                <w:rFonts w:ascii="Arial" w:cs="Arial" w:eastAsia="Arial" w:hAnsi="Arial"/>
-                <w:color w:val="DDE5EE"/>
-                <w:sz w:val="17"/>
-                <w:szCs w:val="17"/>
-              </w:rPr>
-              <w:t xml:space="preserve">1 шт. ед.</w:t>
-            </w:r>
-          </w:p>
-        </w:tc>
-        <w:tc>
-          <w:tcPr>
-            <w:tcW w:type="dxa" w:w="2494"/>
-            <w:gridSpan w:val="3"/>
-            <w:tcBorders>
-              <w:top w:val="none" w:color="FFFFFF" w:sz="0"/>
-              <w:left w:val="none" w:color="FFFFFF" w:sz="0"/>
-              <w:bottom w:val="none" w:color="FFFFFF" w:sz="0"/>
-              <w:right w:val="none" w:color="FFFFFF" w:sz="0"/>
-            </w:tcBorders>
-            <w:tcMar>
-              <w:top w:type="dxa" w:w="0"/>
-              <w:left w:type="dxa" w:w="0"/>
-              <w:bottom w:type="dxa" w:w="0"/>
-              <w:right w:type="dxa" w:w="0"/>
-            </w:tcMar>
-            <w:vAlign w:val="center"/>
-          </w:tcPr>
-          <w:p>
-            <w:pPr>
-              <w:keepNext/>
-              <w:spacing w:after="0" w:line="120"/>
-            </w:pPr>
-          </w:p>
-        </w:tc>
-      </w:tr>
-      <w:tr>
-        <w:trPr>
-          <w:cantSplit/>
-          <w:trHeight w:val="260" w:hRule="exact"/>
-        </w:trPr>
-        <w:tc>
-          <w:tcPr>
-            <w:tcW w:type="dxa" w:w="1080"/>
-            <w:gridSpan w:val="1"/>
-            <w:tcBorders>
-              <w:top w:val="none" w:color="FFFFFF" w:sz="0"/>
-              <w:left w:val="none" w:color="FFFFFF" w:sz="0"/>
-              <w:bottom w:val="none" w:color="FFFFFF" w:sz="0"/>
-              <w:right w:val="none" w:color="FFFFFF" w:sz="0"/>
-            </w:tcBorders>
-            <w:tcMar>
-              <w:top w:type="dxa" w:w="0"/>
-              <w:left w:type="dxa" w:w="0"/>
-              <w:bottom w:type="dxa" w:w="0"/>
-              <w:right w:type="dxa" w:w="0"/>
-            </w:tcMar>
-            <w:vAlign w:val="center"/>
-          </w:tcPr>
-          <w:p>
-            <w:pPr>
-              <w:keepNext/>
-              <w:spacing w:after="0" w:line="120"/>
-            </w:pPr>
-          </w:p>
-        </w:tc>
-        <w:tc>
-          <w:tcPr>
-            <w:tcW w:type="dxa" w:w="1080"/>
-            <w:gridSpan w:val="1"/>
-            <w:tcBorders>
-              <w:top w:val="none" w:color="FFFFFF" w:sz="0"/>
-              <w:left w:val="none" w:color="FFFFFF" w:sz="0"/>
-              <w:bottom w:val="single" w:color="8A949E" w:sz="8"/>
-              <w:right w:val="none" w:color="FFFFFF" w:sz="0"/>
-            </w:tcBorders>
-            <w:tcMar>
-              <w:top w:type="dxa" w:w="0"/>
-              <w:left w:type="dxa" w:w="0"/>
-              <w:bottom w:type="dxa" w:w="0"/>
-              <w:right w:type="dxa" w:w="0"/>
-            </w:tcMar>
-            <w:vAlign w:val="center"/>
-          </w:tcPr>
-          <w:p>
-            <w:pPr>
-              <w:keepNext/>
-              <w:spacing w:after="0" w:line="120"/>
-            </w:pPr>
-          </w:p>
-        </w:tc>
-        <w:tc>
-          <w:tcPr>
-            <w:tcW w:type="dxa" w:w="332"/>
-            <w:gridSpan w:val="1"/>
-            <w:tcBorders>
-              <w:top w:val="none" w:color="FFFFFF" w:sz="0"/>
-              <w:left w:val="none" w:color="FFFFFF" w:sz="0"/>
-              <w:bottom w:val="single" w:color="8A949E" w:sz="8"/>
-              <w:right w:val="none" w:color="FFFFFF" w:sz="0"/>
-            </w:tcBorders>
-            <w:tcMar>
-              <w:top w:type="dxa" w:w="0"/>
-              <w:left w:type="dxa" w:w="0"/>
-              <w:bottom w:type="dxa" w:w="0"/>
-              <w:right w:type="dxa" w:w="0"/>
-            </w:tcMar>
-            <w:vAlign w:val="center"/>
-          </w:tcPr>
-          <w:p>
-            <w:pPr>
-              <w:keepNext/>
-              <w:spacing w:after="0" w:line="120"/>
-            </w:pPr>
-          </w:p>
-        </w:tc>
-        <w:tc>
-          <w:tcPr>
-            <w:tcW w:type="dxa" w:w="1080"/>
-            <w:gridSpan w:val="1"/>
-            <w:tcBorders>
-              <w:top w:val="none" w:color="FFFFFF" w:sz="0"/>
-              <w:left w:val="none" w:color="FFFFFF" w:sz="0"/>
-              <w:bottom w:val="single" w:color="8A949E" w:sz="8"/>
-              <w:right w:val="none" w:color="FFFFFF" w:sz="0"/>
-            </w:tcBorders>
-            <w:tcMar>
-              <w:top w:type="dxa" w:w="0"/>
-              <w:left w:type="dxa" w:w="0"/>
-              <w:bottom w:type="dxa" w:w="0"/>
-              <w:right w:type="dxa" w:w="0"/>
-            </w:tcMar>
-            <w:vAlign w:val="center"/>
-          </w:tcPr>
-          <w:p>
-            <w:pPr>
-              <w:keepNext/>
-              <w:spacing w:after="0" w:line="120"/>
-            </w:pPr>
-          </w:p>
-        </w:tc>
-        <w:tc>
-          <w:tcPr>
-            <w:tcW w:type="dxa" w:w="1080"/>
-            <w:gridSpan w:val="1"/>
-            <w:tcBorders>
-              <w:top w:val="none" w:color="FFFFFF" w:sz="0"/>
-              <w:left w:val="none" w:color="FFFFFF" w:sz="0"/>
-              <w:bottom w:val="single" w:color="8A949E" w:sz="8"/>
-              <w:right w:val="none" w:color="FFFFFF" w:sz="0"/>
-            </w:tcBorders>
-            <w:tcMar>
-              <w:top w:type="dxa" w:w="0"/>
-              <w:left w:type="dxa" w:w="0"/>
-              <w:bottom w:type="dxa" w:w="0"/>
-              <w:right w:type="dxa" w:w="0"/>
-            </w:tcMar>
-            <w:vAlign w:val="center"/>
-          </w:tcPr>
-          <w:p>
-            <w:pPr>
-              <w:keepNext/>
-              <w:spacing w:after="0" w:line="120"/>
-            </w:pPr>
-          </w:p>
-        </w:tc>
-        <w:tc>
-          <w:tcPr>
-            <w:tcW w:type="dxa" w:w="166"/>
-            <w:gridSpan w:val="1"/>
-            <w:tcBorders>
-              <w:top w:val="none" w:color="FFFFFF" w:sz="0"/>
-              <w:left w:val="none" w:color="FFFFFF" w:sz="0"/>
-              <w:bottom w:val="single" w:color="8A949E" w:sz="8"/>
-              <w:right w:val="single" w:color="8A949E" w:sz="8"/>
-            </w:tcBorders>
-            <w:tcMar>
-              <w:top w:type="dxa" w:w="0"/>
-              <w:left w:type="dxa" w:w="0"/>
-              <w:bottom w:type="dxa" w:w="0"/>
-              <w:right w:type="dxa" w:w="0"/>
-            </w:tcMar>
-            <w:vAlign w:val="center"/>
-          </w:tcPr>
-          <w:p>
-            <w:pPr>
-              <w:keepNext/>
-              <w:spacing w:after="0" w:line="120"/>
-            </w:pPr>
-          </w:p>
-        </w:tc>
-        <w:tc>
-          <w:tcPr>
-            <w:tcW w:type="dxa" w:w="166"/>
-            <w:gridSpan w:val="1"/>
-            <w:tcBorders>
-              <w:top w:val="none" w:color="FFFFFF" w:sz="0"/>
-              <w:left w:val="none" w:color="FFFFFF" w:sz="0"/>
-              <w:bottom w:val="single" w:color="8A949E" w:sz="8"/>
-              <w:right w:val="none" w:color="FFFFFF" w:sz="0"/>
-            </w:tcBorders>
-            <w:tcMar>
-              <w:top w:type="dxa" w:w="0"/>
-              <w:left w:type="dxa" w:w="0"/>
-              <w:bottom w:type="dxa" w:w="0"/>
-              <w:right w:type="dxa" w:w="0"/>
-            </w:tcMar>
-            <w:vAlign w:val="center"/>
-          </w:tcPr>
-          <w:p>
-            <w:pPr>
-              <w:keepNext/>
-              <w:spacing w:after="0" w:line="120"/>
-            </w:pPr>
-          </w:p>
-        </w:tc>
-        <w:tc>
-          <w:tcPr>
-            <w:tcW w:type="dxa" w:w="1080"/>
-            <w:gridSpan w:val="1"/>
-            <w:tcBorders>
-              <w:top w:val="none" w:color="FFFFFF" w:sz="0"/>
-              <w:left w:val="none" w:color="FFFFFF" w:sz="0"/>
-              <w:bottom w:val="single" w:color="8A949E" w:sz="8"/>
-              <w:right w:val="none" w:color="FFFFFF" w:sz="0"/>
-            </w:tcBorders>
-            <w:tcMar>
-              <w:top w:type="dxa" w:w="0"/>
-              <w:left w:type="dxa" w:w="0"/>
-              <w:bottom w:type="dxa" w:w="0"/>
-              <w:right w:type="dxa" w:w="0"/>
-            </w:tcMar>
-            <w:vAlign w:val="center"/>
-          </w:tcPr>
-          <w:p>
-            <w:pPr>
-              <w:keepNext/>
-              <w:spacing w:after="0" w:line="120"/>
-            </w:pPr>
-          </w:p>
-        </w:tc>
-        <w:tc>
-          <w:tcPr>
-            <w:tcW w:type="dxa" w:w="1080"/>
-            <w:gridSpan w:val="1"/>
-            <w:tcBorders>
-              <w:top w:val="none" w:color="FFFFFF" w:sz="0"/>
-              <w:left w:val="none" w:color="FFFFFF" w:sz="0"/>
-              <w:bottom w:val="single" w:color="8A949E" w:sz="8"/>
-              <w:right w:val="none" w:color="FFFFFF" w:sz="0"/>
-            </w:tcBorders>
-            <w:tcMar>
-              <w:top w:type="dxa" w:w="0"/>
-              <w:left w:type="dxa" w:w="0"/>
-              <w:bottom w:type="dxa" w:w="0"/>
-              <w:right w:type="dxa" w:w="0"/>
-            </w:tcMar>
-            <w:vAlign w:val="center"/>
-          </w:tcPr>
-          <w:p>
-            <w:pPr>
-              <w:keepNext/>
-              <w:spacing w:after="0" w:line="120"/>
-            </w:pPr>
-          </w:p>
-        </w:tc>
-        <w:tc>
-          <w:tcPr>
-            <w:tcW w:type="dxa" w:w="334"/>
-            <w:gridSpan w:val="1"/>
-            <w:tcBorders>
-              <w:top w:val="none" w:color="FFFFFF" w:sz="0"/>
-              <w:left w:val="none" w:color="FFFFFF" w:sz="0"/>
-              <w:bottom w:val="single" w:color="8A949E" w:sz="8"/>
-              <w:right w:val="none" w:color="FFFFFF" w:sz="0"/>
-            </w:tcBorders>
-            <w:tcMar>
-              <w:top w:type="dxa" w:w="0"/>
-              <w:left w:type="dxa" w:w="0"/>
-              <w:bottom w:type="dxa" w:w="0"/>
-              <w:right w:type="dxa" w:w="0"/>
-            </w:tcMar>
-            <w:vAlign w:val="center"/>
-          </w:tcPr>
-          <w:p>
-            <w:pPr>
-              <w:keepNext/>
-              <w:spacing w:after="0" w:line="120"/>
-            </w:pPr>
-          </w:p>
-        </w:tc>
-        <w:tc>
-          <w:tcPr>
-            <w:tcW w:type="dxa" w:w="1080"/>
-            <w:gridSpan w:val="1"/>
-            <w:tcBorders>
-              <w:top w:val="none" w:color="FFFFFF" w:sz="0"/>
-              <w:left w:val="none" w:color="FFFFFF" w:sz="0"/>
-              <w:bottom w:val="single" w:color="8A949E" w:sz="8"/>
-              <w:right w:val="none" w:color="FFFFFF" w:sz="0"/>
-            </w:tcBorders>
-            <w:tcMar>
-              <w:top w:type="dxa" w:w="0"/>
-              <w:left w:type="dxa" w:w="0"/>
-              <w:bottom w:type="dxa" w:w="0"/>
-              <w:right w:type="dxa" w:w="0"/>
-            </w:tcMar>
-            <w:vAlign w:val="center"/>
-          </w:tcPr>
-          <w:p>
-            <w:pPr>
-              <w:keepNext/>
-              <w:spacing w:after="0" w:line="120"/>
-            </w:pPr>
-          </w:p>
-        </w:tc>
-        <w:tc>
-          <w:tcPr>
-            <w:tcW w:type="dxa" w:w="1080"/>
-            <w:gridSpan w:val="1"/>
-            <w:tcBorders>
-              <w:top w:val="none" w:color="FFFFFF" w:sz="0"/>
-              <w:left w:val="none" w:color="FFFFFF" w:sz="0"/>
-              <w:bottom w:val="none" w:color="FFFFFF" w:sz="0"/>
-              <w:right w:val="none" w:color="FFFFFF" w:sz="0"/>
-            </w:tcBorders>
-            <w:tcMar>
-              <w:top w:type="dxa" w:w="0"/>
-              <w:left w:type="dxa" w:w="0"/>
-              <w:bottom w:type="dxa" w:w="0"/>
-              <w:right w:type="dxa" w:w="0"/>
-            </w:tcMar>
-            <w:vAlign w:val="center"/>
-          </w:tcPr>
-          <w:p>
-            <w:pPr>
-              <w:keepNext/>
-              <w:spacing w:after="0" w:line="120"/>
-            </w:pPr>
-          </w:p>
-        </w:tc>
-      </w:tr>
-      <w:tr>
-        <w:trPr>
-          <w:cantSplit/>
-          <w:trHeight w:val="200" w:hRule="exact"/>
-        </w:trPr>
-        <w:tc>
-          <w:tcPr>
-            <w:tcW w:type="dxa" w:w="1080"/>
-            <w:gridSpan w:val="1"/>
-            <w:tcBorders>
-              <w:top w:val="none" w:color="FFFFFF" w:sz="0"/>
-              <w:left w:val="none" w:color="FFFFFF" w:sz="0"/>
-              <w:bottom w:val="none" w:color="FFFFFF" w:sz="0"/>
-              <w:right w:val="none" w:color="FFFFFF" w:sz="0"/>
-            </w:tcBorders>
-            <w:tcMar>
-              <w:top w:type="dxa" w:w="0"/>
-              <w:left w:type="dxa" w:w="0"/>
-              <w:bottom w:type="dxa" w:w="0"/>
-              <w:right w:type="dxa" w:w="0"/>
-            </w:tcMar>
-            <w:vAlign w:val="center"/>
-          </w:tcPr>
-          <w:p>
-            <w:pPr>
-              <w:keepNext/>
-              <w:spacing w:after="0" w:line="120"/>
-            </w:pPr>
-          </w:p>
-        </w:tc>
-        <w:tc>
-          <w:tcPr>
-            <w:tcW w:type="dxa" w:w="1080"/>
-            <w:gridSpan w:val="1"/>
-            <w:tcBorders>
-              <w:top w:val="none" w:color="FFFFFF" w:sz="0"/>
-              <w:left w:val="single" w:color="8A949E" w:sz="8"/>
-              <w:bottom w:val="none" w:color="FFFFFF" w:sz="0"/>
-              <w:right w:val="none" w:color="FFFFFF" w:sz="0"/>
-            </w:tcBorders>
-            <w:tcMar>
-              <w:top w:type="dxa" w:w="0"/>
-              <w:left w:type="dxa" w:w="0"/>
-              <w:bottom w:type="dxa" w:w="0"/>
-              <w:right w:type="dxa" w:w="0"/>
-            </w:tcMar>
-            <w:vAlign w:val="center"/>
-          </w:tcPr>
-          <w:p>
-            <w:pPr>
-              <w:keepNext/>
-              <w:spacing w:after="0" w:line="120"/>
-            </w:pPr>
-          </w:p>
-        </w:tc>
-        <w:tc>
-          <w:tcPr>
-            <w:tcW w:type="dxa" w:w="332"/>
-            <w:gridSpan w:val="1"/>
-            <w:tcBorders>
-              <w:top w:val="none" w:color="FFFFFF" w:sz="0"/>
-              <w:left w:val="none" w:color="FFFFFF" w:sz="0"/>
-              <w:bottom w:val="none" w:color="FFFFFF" w:sz="0"/>
-              <w:right w:val="none" w:color="FFFFFF" w:sz="0"/>
-            </w:tcBorders>
-            <w:tcMar>
-              <w:top w:type="dxa" w:w="0"/>
-              <w:left w:type="dxa" w:w="0"/>
-              <w:bottom w:type="dxa" w:w="0"/>
-              <w:right w:type="dxa" w:w="0"/>
-            </w:tcMar>
-            <w:vAlign w:val="center"/>
-          </w:tcPr>
-          <w:p>
-            <w:pPr>
-              <w:keepNext/>
-              <w:spacing w:after="0" w:line="120"/>
-            </w:pPr>
-          </w:p>
-        </w:tc>
-        <w:tc>
-          <w:tcPr>
-            <w:tcW w:type="dxa" w:w="1080"/>
-            <w:gridSpan w:val="1"/>
-            <w:tcBorders>
-              <w:top w:val="none" w:color="FFFFFF" w:sz="0"/>
-              <w:left w:val="none" w:color="FFFFFF" w:sz="0"/>
-              <w:bottom w:val="none" w:color="FFFFFF" w:sz="0"/>
-              <w:right w:val="none" w:color="FFFFFF" w:sz="0"/>
-            </w:tcBorders>
-            <w:tcMar>
-              <w:top w:type="dxa" w:w="0"/>
-              <w:left w:type="dxa" w:w="0"/>
-              <w:bottom w:type="dxa" w:w="0"/>
-              <w:right w:type="dxa" w:w="0"/>
-            </w:tcMar>
-            <w:vAlign w:val="center"/>
-          </w:tcPr>
-          <w:p>
-            <w:pPr>
-              <w:keepNext/>
-              <w:spacing w:after="0" w:line="120"/>
-            </w:pPr>
-          </w:p>
-        </w:tc>
-        <w:tc>
-          <w:tcPr>
-            <w:tcW w:type="dxa" w:w="1080"/>
-            <w:gridSpan w:val="1"/>
-            <w:tcBorders>
-              <w:top w:val="none" w:color="FFFFFF" w:sz="0"/>
-              <w:left w:val="single" w:color="8A949E" w:sz="8"/>
-              <w:bottom w:val="none" w:color="FFFFFF" w:sz="0"/>
-              <w:right w:val="none" w:color="FFFFFF" w:sz="0"/>
-            </w:tcBorders>
-            <w:tcMar>
-              <w:top w:type="dxa" w:w="0"/>
-              <w:left w:type="dxa" w:w="0"/>
-              <w:bottom w:type="dxa" w:w="0"/>
-              <w:right w:type="dxa" w:w="0"/>
-            </w:tcMar>
-            <w:vAlign w:val="center"/>
-          </w:tcPr>
-          <w:p>
-            <w:pPr>
-              <w:keepNext/>
-              <w:spacing w:after="0" w:line="120"/>
-            </w:pPr>
-          </w:p>
-        </w:tc>
-        <w:tc>
-          <w:tcPr>
-            <w:tcW w:type="dxa" w:w="166"/>
-            <w:gridSpan w:val="1"/>
-            <w:tcBorders>
-              <w:top w:val="none" w:color="FFFFFF" w:sz="0"/>
-              <w:left w:val="none" w:color="FFFFFF" w:sz="0"/>
-              <w:bottom w:val="none" w:color="FFFFFF" w:sz="0"/>
-              <w:right w:val="none" w:color="FFFFFF" w:sz="0"/>
-            </w:tcBorders>
-            <w:tcMar>
-              <w:top w:type="dxa" w:w="0"/>
-              <w:left w:type="dxa" w:w="0"/>
-              <w:bottom w:type="dxa" w:w="0"/>
-              <w:right w:type="dxa" w:w="0"/>
-            </w:tcMar>
-            <w:vAlign w:val="center"/>
-          </w:tcPr>
-          <w:p>
-            <w:pPr>
-              <w:keepNext/>
-              <w:spacing w:after="0" w:line="120"/>
-            </w:pPr>
-          </w:p>
-        </w:tc>
-        <w:tc>
-          <w:tcPr>
-            <w:tcW w:type="dxa" w:w="166"/>
-            <w:gridSpan w:val="1"/>
-            <w:tcBorders>
-              <w:top w:val="none" w:color="FFFFFF" w:sz="0"/>
-              <w:left w:val="none" w:color="FFFFFF" w:sz="0"/>
-              <w:bottom w:val="none" w:color="FFFFFF" w:sz="0"/>
-              <w:right w:val="none" w:color="FFFFFF" w:sz="0"/>
-            </w:tcBorders>
-            <w:tcMar>
-              <w:top w:type="dxa" w:w="0"/>
-              <w:left w:type="dxa" w:w="0"/>
-              <w:bottom w:type="dxa" w:w="0"/>
-              <w:right w:type="dxa" w:w="0"/>
-            </w:tcMar>
-            <w:vAlign w:val="center"/>
-          </w:tcPr>
-          <w:p>
-            <w:pPr>
-              <w:keepNext/>
-              <w:spacing w:after="0" w:line="120"/>
-            </w:pPr>
-          </w:p>
-        </w:tc>
-        <w:tc>
-          <w:tcPr>
-            <w:tcW w:type="dxa" w:w="1080"/>
-            <w:gridSpan w:val="1"/>
-            <w:tcBorders>
-              <w:top w:val="none" w:color="FFFFFF" w:sz="0"/>
-              <w:left w:val="none" w:color="FFFFFF" w:sz="0"/>
-              <w:bottom w:val="none" w:color="FFFFFF" w:sz="0"/>
-              <w:right w:val="none" w:color="FFFFFF" w:sz="0"/>
-            </w:tcBorders>
-            <w:tcMar>
-              <w:top w:type="dxa" w:w="0"/>
-              <w:left w:type="dxa" w:w="0"/>
-              <w:bottom w:type="dxa" w:w="0"/>
-              <w:right w:type="dxa" w:w="0"/>
-            </w:tcMar>
-            <w:vAlign w:val="center"/>
-          </w:tcPr>
-          <w:p>
-            <w:pPr>
-              <w:keepNext/>
-              <w:spacing w:after="0" w:line="120"/>
-            </w:pPr>
-          </w:p>
-        </w:tc>
-        <w:tc>
-          <w:tcPr>
-            <w:tcW w:type="dxa" w:w="1080"/>
-            <w:gridSpan w:val="1"/>
-            <w:tcBorders>
-              <w:top w:val="none" w:color="FFFFFF" w:sz="0"/>
-              <w:left w:val="single" w:color="8A949E" w:sz="8"/>
-              <w:bottom w:val="none" w:color="FFFFFF" w:sz="0"/>
-              <w:right w:val="none" w:color="FFFFFF" w:sz="0"/>
-            </w:tcBorders>
-            <w:tcMar>
-              <w:top w:type="dxa" w:w="0"/>
-              <w:left w:type="dxa" w:w="0"/>
-              <w:bottom w:type="dxa" w:w="0"/>
-              <w:right w:type="dxa" w:w="0"/>
-            </w:tcMar>
-            <w:vAlign w:val="center"/>
-          </w:tcPr>
-          <w:p>
-            <w:pPr>
-              <w:keepNext/>
-              <w:spacing w:after="0" w:line="120"/>
-            </w:pPr>
-          </w:p>
-        </w:tc>
-        <w:tc>
-          <w:tcPr>
-            <w:tcW w:type="dxa" w:w="334"/>
-            <w:gridSpan w:val="1"/>
-            <w:tcBorders>
-              <w:top w:val="none" w:color="FFFFFF" w:sz="0"/>
-              <w:left w:val="none" w:color="FFFFFF" w:sz="0"/>
-              <w:bottom w:val="none" w:color="FFFFFF" w:sz="0"/>
-              <w:right w:val="none" w:color="FFFFFF" w:sz="0"/>
-            </w:tcBorders>
-            <w:tcMar>
-              <w:top w:type="dxa" w:w="0"/>
-              <w:left w:type="dxa" w:w="0"/>
-              <w:bottom w:type="dxa" w:w="0"/>
-              <w:right w:type="dxa" w:w="0"/>
-            </w:tcMar>
-            <w:vAlign w:val="center"/>
-          </w:tcPr>
-          <w:p>
-            <w:pPr>
-              <w:keepNext/>
-              <w:spacing w:after="0" w:line="120"/>
-            </w:pPr>
-          </w:p>
-        </w:tc>
-        <w:tc>
-          <w:tcPr>
-            <w:tcW w:type="dxa" w:w="1080"/>
-            <w:gridSpan w:val="1"/>
-            <w:tcBorders>
-              <w:top w:val="none" w:color="FFFFFF" w:sz="0"/>
-              <w:left w:val="none" w:color="FFFFFF" w:sz="0"/>
-              <w:bottom w:val="none" w:color="FFFFFF" w:sz="0"/>
-              <w:right w:val="none" w:color="FFFFFF" w:sz="0"/>
-            </w:tcBorders>
-            <w:tcMar>
-              <w:top w:type="dxa" w:w="0"/>
-              <w:left w:type="dxa" w:w="0"/>
-              <w:bottom w:type="dxa" w:w="0"/>
-              <w:right w:type="dxa" w:w="0"/>
-            </w:tcMar>
-            <w:vAlign w:val="center"/>
-          </w:tcPr>
-          <w:p>
-            <w:pPr>
-              <w:keepNext/>
-              <w:spacing w:after="0" w:line="120"/>
-            </w:pPr>
-          </w:p>
-        </w:tc>
-        <w:tc>
-          <w:tcPr>
-            <w:tcW w:type="dxa" w:w="1080"/>
-            <w:gridSpan w:val="1"/>
-            <w:tcBorders>
-              <w:top w:val="none" w:color="FFFFFF" w:sz="0"/>
-              <w:left w:val="single" w:color="8A949E" w:sz="8"/>
-              <w:bottom w:val="none" w:color="FFFFFF" w:sz="0"/>
-              <w:right w:val="none" w:color="FFFFFF" w:sz="0"/>
-            </w:tcBorders>
-            <w:tcMar>
-              <w:top w:type="dxa" w:w="0"/>
-              <w:left w:type="dxa" w:w="0"/>
-              <w:bottom w:type="dxa" w:w="0"/>
-              <w:right w:type="dxa" w:w="0"/>
-            </w:tcMar>
-            <w:vAlign w:val="center"/>
-          </w:tcPr>
-          <w:p>
-            <w:pPr>
-              <w:keepNext/>
-              <w:spacing w:after="0" w:line="120"/>
-            </w:pPr>
-          </w:p>
-        </w:tc>
-      </w:tr>
-      <w:tr>
-        <w:trPr>
-          <w:cantSplit/>
-        </w:trPr>
-        <w:tc>
-          <w:tcPr>
-            <w:tcW w:type="dxa" w:w="2160"/>
-            <w:gridSpan w:val="2"/>
-            <w:tcBorders>
-              <w:top w:val="single" w:color="1F5FA8" w:sz="24"/>
-              <w:left w:val="single" w:color="1F5FA8" w:sz="6"/>
-              <w:bottom w:val="single" w:color="1F5FA8" w:sz="6"/>
-              <w:right w:val="single" w:color="1F5FA8" w:sz="6"/>
-            </w:tcBorders>
-            <w:shd w:fill="E6EEF8" w:color="auto" w:val="clear"/>
-            <w:tcMar>
-              <w:top w:type="dxa" w:w="70"/>
-              <w:left w:type="dxa" w:w="60"/>
-              <w:bottom w:type="dxa" w:w="70"/>
-              <w:right w:type="dxa" w:w="60"/>
-            </w:tcMar>
-            <w:vAlign w:val="center"/>
-          </w:tcPr>
-          <w:p>
-            <w:pPr>
-              <w:keepNext/>
-              <w:spacing w:after="0" w:line="240"/>
-              <w:jc w:val="center"/>
-            </w:pPr>
-            <w:r>
-              <w:rPr>
-                <w:rFonts w:ascii="Arial" w:cs="Arial" w:eastAsia="Arial" w:hAnsi="Arial"/>
-                <w:b/>
-                <w:bCs/>
-                <w:color w:val="1B2229"/>
-                <w:sz w:val="19"/>
-                <w:szCs w:val="19"/>
-              </w:rPr>
-              <w:t xml:space="preserve">Охрана труда</w:t>
-            </w:r>
-          </w:p>
-          <w:p>
-            <w:pPr>
-              <w:keepNext/>
-              <w:spacing w:after="0" w:line="240"/>
-              <w:jc w:val="center"/>
-            </w:pPr>
-            <w:r>
-              <w:rPr>
-                <w:rFonts w:ascii="Arial" w:cs="Arial" w:eastAsia="Arial" w:hAnsi="Arial"/>
-                <w:color w:val="5B6672"/>
-                <w:sz w:val="16"/>
-                <w:szCs w:val="16"/>
-              </w:rPr>
-              <w:t xml:space="preserve">4 шт. ед.</w:t>
-            </w:r>
-          </w:p>
-        </w:tc>
-        <w:tc>
-          <w:tcPr>
-            <w:tcW w:type="dxa" w:w="332"/>
-            <w:gridSpan w:val="1"/>
-            <w:tcBorders>
-              <w:top w:val="none" w:color="FFFFFF" w:sz="0"/>
-              <w:left w:val="none" w:color="FFFFFF" w:sz="0"/>
-              <w:bottom w:val="none" w:color="FFFFFF" w:sz="0"/>
-              <w:right w:val="none" w:color="FFFFFF" w:sz="0"/>
-            </w:tcBorders>
-            <w:tcMar>
-              <w:top w:type="dxa" w:w="0"/>
-              <w:left w:type="dxa" w:w="0"/>
-              <w:bottom w:type="dxa" w:w="0"/>
-              <w:right w:type="dxa" w:w="0"/>
-            </w:tcMar>
-            <w:vAlign w:val="center"/>
-          </w:tcPr>
-          <w:p>
-            <w:pPr>
-              <w:keepNext/>
-              <w:spacing w:after="0" w:line="120"/>
-            </w:pPr>
-          </w:p>
-        </w:tc>
-        <w:tc>
-          <w:tcPr>
-            <w:tcW w:type="dxa" w:w="2160"/>
-            <w:gridSpan w:val="2"/>
-            <w:tcBorders>
-              <w:top w:val="single" w:color="C0362C" w:sz="24"/>
-              <w:left w:val="single" w:color="C0362C" w:sz="6"/>
-              <w:bottom w:val="single" w:color="C0362C" w:sz="6"/>
-              <w:right w:val="single" w:color="C0362C" w:sz="6"/>
-            </w:tcBorders>
-            <w:shd w:fill="FBE9E7" w:color="auto" w:val="clear"/>
-            <w:tcMar>
-              <w:top w:type="dxa" w:w="70"/>
-              <w:left w:type="dxa" w:w="60"/>
-              <w:bottom w:type="dxa" w:w="70"/>
-              <w:right w:type="dxa" w:w="60"/>
-            </w:tcMar>
-            <w:vAlign w:val="center"/>
-          </w:tcPr>
-          <w:p>
-            <w:pPr>
-              <w:keepNext/>
-              <w:spacing w:after="0" w:line="240"/>
-              <w:jc w:val="center"/>
-            </w:pPr>
-            <w:r>
-              <w:rPr>
-                <w:rFonts w:ascii="Arial" w:cs="Arial" w:eastAsia="Arial" w:hAnsi="Arial"/>
-                <w:b/>
-                <w:bCs/>
-                <w:color w:val="1B2229"/>
-                <w:sz w:val="19"/>
-                <w:szCs w:val="19"/>
-              </w:rPr>
-              <w:t xml:space="preserve">Пожарная безопасность, ГО и ЧС</w:t>
-            </w:r>
-          </w:p>
-          <w:p>
-            <w:pPr>
-              <w:keepNext/>
-              <w:spacing w:after="0" w:line="240"/>
-              <w:jc w:val="center"/>
-            </w:pPr>
-            <w:r>
-              <w:rPr>
-                <w:rFonts w:ascii="Arial" w:cs="Arial" w:eastAsia="Arial" w:hAnsi="Arial"/>
-                <w:color w:val="5B6672"/>
-                <w:sz w:val="16"/>
-                <w:szCs w:val="16"/>
-              </w:rPr>
-              <w:t xml:space="preserve">2 шт. ед.</w:t>
-            </w:r>
-          </w:p>
-        </w:tc>
-        <w:tc>
-          <w:tcPr>
-            <w:tcW w:type="dxa" w:w="332"/>
-            <w:gridSpan w:val="2"/>
-            <w:tcBorders>
-              <w:top w:val="none" w:color="FFFFFF" w:sz="0"/>
-              <w:left w:val="none" w:color="FFFFFF" w:sz="0"/>
-              <w:bottom w:val="none" w:color="FFFFFF" w:sz="0"/>
-              <w:right w:val="none" w:color="FFFFFF" w:sz="0"/>
-            </w:tcBorders>
-            <w:tcMar>
-              <w:top w:type="dxa" w:w="0"/>
-              <w:left w:type="dxa" w:w="0"/>
-              <w:bottom w:type="dxa" w:w="0"/>
-              <w:right w:type="dxa" w:w="0"/>
-            </w:tcMar>
-            <w:vAlign w:val="center"/>
-          </w:tcPr>
-          <w:p>
-            <w:pPr>
-              <w:keepNext/>
-              <w:spacing w:after="0" w:line="120"/>
-            </w:pPr>
-          </w:p>
-        </w:tc>
-        <w:tc>
-          <w:tcPr>
-            <w:tcW w:type="dxa" w:w="2160"/>
-            <w:gridSpan w:val="2"/>
-            <w:tcBorders>
-              <w:top w:val="single" w:color="B38600" w:sz="24"/>
-              <w:left w:val="single" w:color="B38600" w:sz="6"/>
-              <w:bottom w:val="single" w:color="B38600" w:sz="6"/>
-              <w:right w:val="single" w:color="B38600" w:sz="6"/>
-            </w:tcBorders>
-            <w:shd w:fill="FBF3D9" w:color="auto" w:val="clear"/>
-            <w:tcMar>
-              <w:top w:type="dxa" w:w="70"/>
-              <w:left w:type="dxa" w:w="60"/>
-              <w:bottom w:type="dxa" w:w="70"/>
-              <w:right w:type="dxa" w:w="60"/>
-            </w:tcMar>
-            <w:vAlign w:val="center"/>
-          </w:tcPr>
-          <w:p>
-            <w:pPr>
-              <w:keepNext/>
-              <w:spacing w:after="0" w:line="240"/>
-              <w:jc w:val="center"/>
-            </w:pPr>
-            <w:r>
-              <w:rPr>
-                <w:rFonts w:ascii="Arial" w:cs="Arial" w:eastAsia="Arial" w:hAnsi="Arial"/>
-                <w:b/>
-                <w:bCs/>
-                <w:color w:val="1B2229"/>
-                <w:sz w:val="19"/>
-                <w:szCs w:val="19"/>
-              </w:rPr>
-              <w:t xml:space="preserve">Промбезопасность</w:t>
-            </w:r>
-          </w:p>
-          <w:p>
-            <w:pPr>
-              <w:keepNext/>
-              <w:spacing w:after="0" w:line="240"/>
-              <w:jc w:val="center"/>
-            </w:pPr>
-            <w:r>
-              <w:rPr>
-                <w:rFonts w:ascii="Arial" w:cs="Arial" w:eastAsia="Arial" w:hAnsi="Arial"/>
-                <w:color w:val="5B6672"/>
-                <w:sz w:val="16"/>
-                <w:szCs w:val="16"/>
-              </w:rPr>
-              <w:t xml:space="preserve">1 шт. ед.</w:t>
-            </w:r>
-          </w:p>
-        </w:tc>
-        <w:tc>
-          <w:tcPr>
-            <w:tcW w:type="dxa" w:w="334"/>
-            <w:gridSpan w:val="1"/>
-            <w:tcBorders>
-              <w:top w:val="none" w:color="FFFFFF" w:sz="0"/>
-              <w:left w:val="none" w:color="FFFFFF" w:sz="0"/>
-              <w:bottom w:val="none" w:color="FFFFFF" w:sz="0"/>
-              <w:right w:val="none" w:color="FFFFFF" w:sz="0"/>
-            </w:tcBorders>
-            <w:tcMar>
-              <w:top w:type="dxa" w:w="0"/>
-              <w:left w:type="dxa" w:w="0"/>
-              <w:bottom w:type="dxa" w:w="0"/>
-              <w:right w:type="dxa" w:w="0"/>
-            </w:tcMar>
-            <w:vAlign w:val="center"/>
-          </w:tcPr>
-          <w:p>
-            <w:pPr>
-              <w:keepNext/>
-              <w:spacing w:after="0" w:line="120"/>
-            </w:pPr>
-          </w:p>
-        </w:tc>
-        <w:tc>
-          <w:tcPr>
-            <w:tcW w:type="dxa" w:w="2160"/>
-            <w:gridSpan w:val="2"/>
-            <w:tcBorders>
-              <w:top w:val="single" w:color="2E7D4F" w:sz="24"/>
-              <w:left w:val="single" w:color="2E7D4F" w:sz="6"/>
-              <w:bottom w:val="single" w:color="2E7D4F" w:sz="6"/>
-              <w:right w:val="single" w:color="2E7D4F" w:sz="6"/>
-            </w:tcBorders>
-            <w:shd w:fill="E5F3EA" w:color="auto" w:val="clear"/>
-            <w:tcMar>
-              <w:top w:type="dxa" w:w="70"/>
-              <w:left w:type="dxa" w:w="60"/>
-              <w:bottom w:type="dxa" w:w="70"/>
-              <w:right w:type="dxa" w:w="60"/>
-            </w:tcMar>
-            <w:vAlign w:val="center"/>
-          </w:tcPr>
-          <w:p>
-            <w:pPr>
-              <w:keepNext/>
-              <w:spacing w:after="0" w:line="240"/>
-              <w:jc w:val="center"/>
-            </w:pPr>
-            <w:r>
-              <w:rPr>
-                <w:rFonts w:ascii="Arial" w:cs="Arial" w:eastAsia="Arial" w:hAnsi="Arial"/>
-                <w:b/>
-                <w:bCs/>
-                <w:color w:val="1B2229"/>
-                <w:sz w:val="19"/>
-                <w:szCs w:val="19"/>
-              </w:rPr>
-              <w:t xml:space="preserve">Экология</w:t>
-            </w:r>
-          </w:p>
-          <w:p>
-            <w:pPr>
-              <w:keepNext/>
-              <w:spacing w:after="0" w:line="240"/>
-              <w:jc w:val="center"/>
-            </w:pPr>
-            <w:r>
-              <w:rPr>
-                <w:rFonts w:ascii="Arial" w:cs="Arial" w:eastAsia="Arial" w:hAnsi="Arial"/>
-                <w:color w:val="5B6672"/>
-                <w:sz w:val="16"/>
-                <w:szCs w:val="16"/>
-              </w:rPr>
-              <w:t xml:space="preserve">1 шт. ед.</w:t>
-            </w:r>
-          </w:p>
-        </w:tc>
-      </w:tr>
-      <w:tr>
-        <w:trPr>
-          <w:cantSplit/>
-          <w:trHeight w:val="110" w:hRule="exact"/>
-        </w:trPr>
-        <w:tc>
-          <w:tcPr>
-            <w:tcW w:type="dxa" w:w="2160"/>
-            <w:gridSpan w:val="2"/>
-            <w:tcBorders>
-              <w:top w:val="none" w:color="FFFFFF" w:sz="0"/>
-              <w:left w:val="none" w:color="FFFFFF" w:sz="0"/>
-              <w:bottom w:val="none" w:color="FFFFFF" w:sz="0"/>
-              <w:right w:val="none" w:color="FFFFFF" w:sz="0"/>
-            </w:tcBorders>
-            <w:tcMar>
-              <w:top w:type="dxa" w:w="0"/>
-              <w:left w:type="dxa" w:w="0"/>
-              <w:bottom w:type="dxa" w:w="0"/>
-              <w:right w:type="dxa" w:w="0"/>
-            </w:tcMar>
-            <w:vAlign w:val="center"/>
-          </w:tcPr>
-          <w:p>
-            <w:pPr>
-              <w:keepNext/>
-              <w:spacing w:after="0" w:line="120"/>
-            </w:pPr>
-          </w:p>
-        </w:tc>
-        <w:tc>
-          <w:tcPr>
-            <w:tcW w:type="dxa" w:w="332"/>
-            <w:gridSpan w:val="1"/>
-            <w:tcBorders>
-              <w:top w:val="none" w:color="FFFFFF" w:sz="0"/>
-              <w:left w:val="none" w:color="FFFFFF" w:sz="0"/>
-              <w:bottom w:val="none" w:color="FFFFFF" w:sz="0"/>
-              <w:right w:val="none" w:color="FFFFFF" w:sz="0"/>
-            </w:tcBorders>
-            <w:tcMar>
-              <w:top w:type="dxa" w:w="0"/>
-              <w:left w:type="dxa" w:w="0"/>
-              <w:bottom w:type="dxa" w:w="0"/>
-              <w:right w:type="dxa" w:w="0"/>
-            </w:tcMar>
-            <w:vAlign w:val="center"/>
-          </w:tcPr>
-          <w:p>
-            <w:pPr>
-              <w:keepNext/>
-              <w:spacing w:after="0" w:line="120"/>
-            </w:pPr>
-          </w:p>
-        </w:tc>
-        <w:tc>
-          <w:tcPr>
-            <w:tcW w:type="dxa" w:w="2160"/>
-            <w:gridSpan w:val="2"/>
-            <w:tcBorders>
-              <w:top w:val="none" w:color="FFFFFF" w:sz="0"/>
-              <w:left w:val="none" w:color="FFFFFF" w:sz="0"/>
-              <w:bottom w:val="none" w:color="FFFFFF" w:sz="0"/>
-              <w:right w:val="none" w:color="FFFFFF" w:sz="0"/>
-            </w:tcBorders>
-            <w:tcMar>
-              <w:top w:type="dxa" w:w="0"/>
-              <w:left w:type="dxa" w:w="0"/>
-              <w:bottom w:type="dxa" w:w="0"/>
-              <w:right w:type="dxa" w:w="0"/>
-            </w:tcMar>
-            <w:vAlign w:val="center"/>
-          </w:tcPr>
-          <w:p>
-            <w:pPr>
-              <w:keepNext/>
-              <w:spacing w:after="0" w:line="120"/>
-            </w:pPr>
-          </w:p>
-        </w:tc>
-        <w:tc>
-          <w:tcPr>
-            <w:tcW w:type="dxa" w:w="332"/>
-            <w:gridSpan w:val="2"/>
-            <w:tcBorders>
-              <w:top w:val="none" w:color="FFFFFF" w:sz="0"/>
-              <w:left w:val="none" w:color="FFFFFF" w:sz="0"/>
-              <w:bottom w:val="none" w:color="FFFFFF" w:sz="0"/>
-              <w:right w:val="none" w:color="FFFFFF" w:sz="0"/>
-            </w:tcBorders>
-            <w:tcMar>
-              <w:top w:type="dxa" w:w="0"/>
-              <w:left w:type="dxa" w:w="0"/>
-              <w:bottom w:type="dxa" w:w="0"/>
-              <w:right w:type="dxa" w:w="0"/>
-            </w:tcMar>
-            <w:vAlign w:val="center"/>
-          </w:tcPr>
-          <w:p>
-            <w:pPr>
-              <w:keepNext/>
-              <w:spacing w:after="0" w:line="120"/>
-            </w:pPr>
-          </w:p>
-        </w:tc>
-        <w:tc>
-          <w:tcPr>
-            <w:tcW w:type="dxa" w:w="2160"/>
-            <w:gridSpan w:val="2"/>
-            <w:tcBorders>
-              <w:top w:val="none" w:color="FFFFFF" w:sz="0"/>
-              <w:left w:val="none" w:color="FFFFFF" w:sz="0"/>
-              <w:bottom w:val="none" w:color="FFFFFF" w:sz="0"/>
-              <w:right w:val="none" w:color="FFFFFF" w:sz="0"/>
-            </w:tcBorders>
-            <w:tcMar>
-              <w:top w:type="dxa" w:w="0"/>
-              <w:left w:type="dxa" w:w="0"/>
-              <w:bottom w:type="dxa" w:w="0"/>
-              <w:right w:type="dxa" w:w="0"/>
-            </w:tcMar>
-            <w:vAlign w:val="center"/>
-          </w:tcPr>
-          <w:p>
-            <w:pPr>
-              <w:keepNext/>
-              <w:spacing w:after="0" w:line="120"/>
-            </w:pPr>
-          </w:p>
-        </w:tc>
-        <w:tc>
-          <w:tcPr>
-            <w:tcW w:type="dxa" w:w="334"/>
-            <w:gridSpan w:val="1"/>
-            <w:tcBorders>
-              <w:top w:val="none" w:color="FFFFFF" w:sz="0"/>
-              <w:left w:val="none" w:color="FFFFFF" w:sz="0"/>
-              <w:bottom w:val="none" w:color="FFFFFF" w:sz="0"/>
-              <w:right w:val="none" w:color="FFFFFF" w:sz="0"/>
-            </w:tcBorders>
-            <w:tcMar>
-              <w:top w:type="dxa" w:w="0"/>
-              <w:left w:type="dxa" w:w="0"/>
-              <w:bottom w:type="dxa" w:w="0"/>
-              <w:right w:type="dxa" w:w="0"/>
-            </w:tcMar>
-            <w:vAlign w:val="center"/>
-          </w:tcPr>
-          <w:p>
-            <w:pPr>
-              <w:keepNext/>
-              <w:spacing w:after="0" w:line="120"/>
-            </w:pPr>
-          </w:p>
-        </w:tc>
-        <w:tc>
-          <w:tcPr>
-            <w:tcW w:type="dxa" w:w="2160"/>
-            <w:gridSpan w:val="2"/>
-            <w:tcBorders>
-              <w:top w:val="none" w:color="FFFFFF" w:sz="0"/>
-              <w:left w:val="none" w:color="FFFFFF" w:sz="0"/>
-              <w:bottom w:val="none" w:color="FFFFFF" w:sz="0"/>
-              <w:right w:val="none" w:color="FFFFFF" w:sz="0"/>
-            </w:tcBorders>
-            <w:tcMar>
-              <w:top w:type="dxa" w:w="0"/>
-              <w:left w:type="dxa" w:w="0"/>
-              <w:bottom w:type="dxa" w:w="0"/>
-              <w:right w:type="dxa" w:w="0"/>
-            </w:tcMar>
-            <w:vAlign w:val="center"/>
-          </w:tcPr>
-          <w:p>
-            <w:pPr>
-              <w:keepNext/>
-              <w:spacing w:after="0" w:line="120"/>
-            </w:pPr>
-          </w:p>
-        </w:tc>
-      </w:tr>
-      <w:tr>
-        <w:trPr>
-          <w:cantSplit/>
-        </w:trPr>
-        <w:tc>
-          <w:tcPr>
-            <w:tcW w:type="dxa" w:w="2160"/>
-            <w:gridSpan w:val="2"/>
-            <w:tcBorders>
-              <w:top w:val="single" w:color="C9D0D7" w:sz="6"/>
-              <w:left w:val="single" w:color="1F5FA8" w:sz="24"/>
-              <w:bottom w:val="single" w:color="C9D0D7" w:sz="6"/>
-              <w:right w:val="single" w:color="C9D0D7" w:sz="6"/>
-            </w:tcBorders>
-            <w:tcMar>
-              <w:top w:type="dxa" w:w="60"/>
-              <w:left w:type="dxa" w:w="100"/>
-              <w:bottom w:type="dxa" w:w="60"/>
-              <w:right w:type="dxa" w:w="60"/>
-            </w:tcMar>
-            <w:vAlign w:val="center"/>
-          </w:tcPr>
-          <w:p>
-            <w:pPr>
-              <w:keepNext/>
-              <w:spacing w:after="0" w:line="240"/>
-              <w:jc w:val="left"/>
-            </w:pPr>
-            <w:r>
-              <w:rPr>
-                <w:rFonts w:ascii="Arial" w:cs="Arial" w:eastAsia="Arial" w:hAnsi="Arial"/>
-                <w:b/>
-                <w:bCs/>
-                <w:color w:val="1B2229"/>
-                <w:sz w:val="17"/>
-                <w:szCs w:val="17"/>
-              </w:rPr>
-              <w:t xml:space="preserve">Ведущий специалист по охране труда</w:t>
-            </w:r>
-          </w:p>
-          <w:p>
-            <w:pPr>
-              <w:keepNext/>
-              <w:spacing w:after="0" w:line="240"/>
-              <w:jc w:val="left"/>
-            </w:pPr>
-            <w:r>
-              <w:rPr>
-                <w:rFonts w:ascii="Arial" w:cs="Arial" w:eastAsia="Arial" w:hAnsi="Arial"/>
-                <w:color w:val="5B6672"/>
-                <w:sz w:val="15"/>
-                <w:szCs w:val="15"/>
-              </w:rPr>
-              <w:t xml:space="preserve">зам. начальника, офисы</w:t>
-            </w:r>
-          </w:p>
-        </w:tc>
-        <w:tc>
-          <w:tcPr>
-            <w:tcW w:type="dxa" w:w="332"/>
-            <w:gridSpan w:val="1"/>
-            <w:tcBorders>
-              <w:top w:val="none" w:color="FFFFFF" w:sz="0"/>
-              <w:left w:val="none" w:color="FFFFFF" w:sz="0"/>
-              <w:bottom w:val="none" w:color="FFFFFF" w:sz="0"/>
-              <w:right w:val="none" w:color="FFFFFF" w:sz="0"/>
-            </w:tcBorders>
-            <w:tcMar>
-              <w:top w:type="dxa" w:w="0"/>
-              <w:left w:type="dxa" w:w="0"/>
-              <w:bottom w:type="dxa" w:w="0"/>
-              <w:right w:type="dxa" w:w="0"/>
-            </w:tcMar>
-            <w:vAlign w:val="center"/>
-          </w:tcPr>
-          <w:p>
-            <w:pPr>
-              <w:keepNext/>
-              <w:spacing w:after="0" w:line="120"/>
-            </w:pPr>
-          </w:p>
-        </w:tc>
-        <w:tc>
-          <w:tcPr>
-            <w:tcW w:type="dxa" w:w="2160"/>
-            <w:gridSpan w:val="2"/>
-            <w:tcBorders>
-              <w:top w:val="single" w:color="C9D0D7" w:sz="6"/>
-              <w:left w:val="single" w:color="C0362C" w:sz="24"/>
-              <w:bottom w:val="single" w:color="C9D0D7" w:sz="6"/>
-              <w:right w:val="single" w:color="C9D0D7" w:sz="6"/>
-            </w:tcBorders>
-            <w:tcMar>
-              <w:top w:type="dxa" w:w="60"/>
-              <w:left w:type="dxa" w:w="100"/>
-              <w:bottom w:type="dxa" w:w="60"/>
-              <w:right w:type="dxa" w:w="60"/>
-            </w:tcMar>
-            <w:vAlign w:val="center"/>
-          </w:tcPr>
-          <w:p>
-            <w:pPr>
-              <w:keepNext/>
-              <w:spacing w:after="0" w:line="240"/>
-              <w:jc w:val="left"/>
-            </w:pPr>
-            <w:r>
-              <w:rPr>
-                <w:rFonts w:ascii="Arial" w:cs="Arial" w:eastAsia="Arial" w:hAnsi="Arial"/>
-                <w:b/>
-                <w:bCs/>
-                <w:color w:val="1B2229"/>
-                <w:sz w:val="17"/>
-                <w:szCs w:val="17"/>
-              </w:rPr>
-              <w:t xml:space="preserve">Ведущий специалист по пожарной профилактике</w:t>
-            </w:r>
-          </w:p>
-          <w:p>
-            <w:pPr>
-              <w:keepNext/>
-              <w:spacing w:after="0" w:line="240"/>
-              <w:jc w:val="left"/>
-            </w:pPr>
-            <w:r>
-              <w:rPr>
-                <w:rFonts w:ascii="Arial" w:cs="Arial" w:eastAsia="Arial" w:hAnsi="Arial"/>
-                <w:color w:val="5B6672"/>
-                <w:sz w:val="15"/>
-                <w:szCs w:val="15"/>
-              </w:rPr>
-              <w:t xml:space="preserve">руководитель группы, площадки</w:t>
-            </w:r>
-          </w:p>
-        </w:tc>
-        <w:tc>
-          <w:tcPr>
-            <w:tcW w:type="dxa" w:w="332"/>
-            <w:gridSpan w:val="2"/>
-            <w:tcBorders>
-              <w:top w:val="none" w:color="FFFFFF" w:sz="0"/>
-              <w:left w:val="none" w:color="FFFFFF" w:sz="0"/>
-              <w:bottom w:val="none" w:color="FFFFFF" w:sz="0"/>
-              <w:right w:val="none" w:color="FFFFFF" w:sz="0"/>
-            </w:tcBorders>
-            <w:tcMar>
-              <w:top w:type="dxa" w:w="0"/>
-              <w:left w:type="dxa" w:w="0"/>
-              <w:bottom w:type="dxa" w:w="0"/>
-              <w:right w:type="dxa" w:w="0"/>
-            </w:tcMar>
-            <w:vAlign w:val="center"/>
-          </w:tcPr>
-          <w:p>
-            <w:pPr>
-              <w:keepNext/>
-              <w:spacing w:after="0" w:line="120"/>
-            </w:pPr>
-          </w:p>
-        </w:tc>
-        <w:tc>
-          <w:tcPr>
-            <w:tcW w:type="dxa" w:w="2160"/>
-            <w:gridSpan w:val="2"/>
-            <w:tcBorders>
-              <w:top w:val="single" w:color="C9D0D7" w:sz="6"/>
-              <w:left w:val="single" w:color="B38600" w:sz="24"/>
-              <w:bottom w:val="single" w:color="C9D0D7" w:sz="6"/>
-              <w:right w:val="single" w:color="C9D0D7" w:sz="6"/>
-            </w:tcBorders>
-            <w:tcMar>
-              <w:top w:type="dxa" w:w="60"/>
-              <w:left w:type="dxa" w:w="100"/>
-              <w:bottom w:type="dxa" w:w="60"/>
-              <w:right w:type="dxa" w:w="60"/>
-            </w:tcMar>
-            <w:vAlign w:val="center"/>
-          </w:tcPr>
-          <w:p>
-            <w:pPr>
-              <w:keepNext/>
-              <w:spacing w:after="0" w:line="240"/>
-              <w:jc w:val="left"/>
-            </w:pPr>
-            <w:r>
-              <w:rPr>
-                <w:rFonts w:ascii="Arial" w:cs="Arial" w:eastAsia="Arial" w:hAnsi="Arial"/>
-                <w:b/>
-                <w:bCs/>
-                <w:color w:val="1B2229"/>
-                <w:sz w:val="17"/>
-                <w:szCs w:val="17"/>
-              </w:rPr>
-              <w:t xml:space="preserve">Ведущий инженер по промышленной безопасности</w:t>
-            </w:r>
-          </w:p>
-          <w:p>
-            <w:pPr>
-              <w:keepNext/>
-              <w:spacing w:after="0" w:line="240"/>
-              <w:jc w:val="left"/>
-            </w:pPr>
-            <w:r>
-              <w:rPr>
-                <w:rFonts w:ascii="Arial" w:cs="Arial" w:eastAsia="Arial" w:hAnsi="Arial"/>
-                <w:color w:val="5B6672"/>
-                <w:sz w:val="15"/>
-                <w:szCs w:val="15"/>
-              </w:rPr>
-              <w:t xml:space="preserve">производственный контроль</w:t>
-            </w:r>
-          </w:p>
-        </w:tc>
-        <w:tc>
-          <w:tcPr>
-            <w:tcW w:type="dxa" w:w="334"/>
-            <w:gridSpan w:val="1"/>
-            <w:tcBorders>
-              <w:top w:val="none" w:color="FFFFFF" w:sz="0"/>
-              <w:left w:val="none" w:color="FFFFFF" w:sz="0"/>
-              <w:bottom w:val="none" w:color="FFFFFF" w:sz="0"/>
-              <w:right w:val="none" w:color="FFFFFF" w:sz="0"/>
-            </w:tcBorders>
-            <w:tcMar>
-              <w:top w:type="dxa" w:w="0"/>
-              <w:left w:type="dxa" w:w="0"/>
-              <w:bottom w:type="dxa" w:w="0"/>
-              <w:right w:type="dxa" w:w="0"/>
-            </w:tcMar>
-            <w:vAlign w:val="center"/>
-          </w:tcPr>
-          <w:p>
-            <w:pPr>
-              <w:keepNext/>
-              <w:spacing w:after="0" w:line="120"/>
-            </w:pPr>
-          </w:p>
-        </w:tc>
-        <w:tc>
-          <w:tcPr>
-            <w:tcW w:type="dxa" w:w="2160"/>
-            <w:gridSpan w:val="2"/>
-            <w:tcBorders>
-              <w:top w:val="single" w:color="C9D0D7" w:sz="6"/>
-              <w:left w:val="single" w:color="2E7D4F" w:sz="24"/>
-              <w:bottom w:val="single" w:color="C9D0D7" w:sz="6"/>
-              <w:right w:val="single" w:color="C9D0D7" w:sz="6"/>
-            </w:tcBorders>
-            <w:tcMar>
-              <w:top w:type="dxa" w:w="60"/>
-              <w:left w:type="dxa" w:w="100"/>
-              <w:bottom w:type="dxa" w:w="60"/>
-              <w:right w:type="dxa" w:w="60"/>
-            </w:tcMar>
-            <w:vAlign w:val="center"/>
-          </w:tcPr>
-          <w:p>
-            <w:pPr>
-              <w:keepNext/>
-              <w:spacing w:after="0" w:line="240"/>
-              <w:jc w:val="left"/>
-            </w:pPr>
-            <w:r>
-              <w:rPr>
-                <w:rFonts w:ascii="Arial" w:cs="Arial" w:eastAsia="Arial" w:hAnsi="Arial"/>
-                <w:b/>
-                <w:bCs/>
-                <w:color w:val="1B2229"/>
-                <w:sz w:val="17"/>
-                <w:szCs w:val="17"/>
-              </w:rPr>
-              <w:t xml:space="preserve">Ведущий инженер-эколог</w:t>
-            </w:r>
-          </w:p>
-          <w:p>
-            <w:pPr>
-              <w:keepNext/>
-              <w:spacing w:after="0" w:line="240"/>
-              <w:jc w:val="left"/>
-            </w:pPr>
-            <w:r>
-              <w:rPr>
-                <w:rFonts w:ascii="Arial" w:cs="Arial" w:eastAsia="Arial" w:hAnsi="Arial"/>
-                <w:color w:val="5B6672"/>
-                <w:sz w:val="15"/>
-                <w:szCs w:val="15"/>
-              </w:rPr>
-              <w:t xml:space="preserve">все площадки</w:t>
-            </w:r>
-          </w:p>
-        </w:tc>
-      </w:tr>
-      <w:tr>
-        <w:trPr>
-          <w:cantSplit/>
-          <w:trHeight w:val="110" w:hRule="exact"/>
-        </w:trPr>
-        <w:tc>
-          <w:tcPr>
-            <w:tcW w:type="dxa" w:w="2160"/>
-            <w:gridSpan w:val="2"/>
-            <w:tcBorders>
-              <w:top w:val="none" w:color="FFFFFF" w:sz="0"/>
-              <w:left w:val="none" w:color="FFFFFF" w:sz="0"/>
-              <w:bottom w:val="none" w:color="FFFFFF" w:sz="0"/>
-              <w:right w:val="none" w:color="FFFFFF" w:sz="0"/>
-            </w:tcBorders>
-            <w:tcMar>
-              <w:top w:type="dxa" w:w="0"/>
-              <w:left w:type="dxa" w:w="0"/>
-              <w:bottom w:type="dxa" w:w="0"/>
-              <w:right w:type="dxa" w:w="0"/>
-            </w:tcMar>
-            <w:vAlign w:val="center"/>
-          </w:tcPr>
-          <w:p>
-            <w:pPr>
-              <w:keepNext/>
-              <w:spacing w:after="0" w:line="120"/>
-            </w:pPr>
-          </w:p>
-        </w:tc>
-        <w:tc>
-          <w:tcPr>
-            <w:tcW w:type="dxa" w:w="332"/>
-            <w:gridSpan w:val="1"/>
-            <w:tcBorders>
-              <w:top w:val="none" w:color="FFFFFF" w:sz="0"/>
-              <w:left w:val="none" w:color="FFFFFF" w:sz="0"/>
-              <w:bottom w:val="none" w:color="FFFFFF" w:sz="0"/>
-              <w:right w:val="none" w:color="FFFFFF" w:sz="0"/>
-            </w:tcBorders>
-            <w:tcMar>
-              <w:top w:type="dxa" w:w="0"/>
-              <w:left w:type="dxa" w:w="0"/>
-              <w:bottom w:type="dxa" w:w="0"/>
-              <w:right w:type="dxa" w:w="0"/>
-            </w:tcMar>
-            <w:vAlign w:val="center"/>
-          </w:tcPr>
-          <w:p>
-            <w:pPr>
-              <w:keepNext/>
-              <w:spacing w:after="0" w:line="120"/>
-            </w:pPr>
-          </w:p>
-        </w:tc>
-        <w:tc>
-          <w:tcPr>
-            <w:tcW w:type="dxa" w:w="2160"/>
-            <w:gridSpan w:val="2"/>
-            <w:tcBorders>
-              <w:top w:val="none" w:color="FFFFFF" w:sz="0"/>
-              <w:left w:val="none" w:color="FFFFFF" w:sz="0"/>
-              <w:bottom w:val="none" w:color="FFFFFF" w:sz="0"/>
-              <w:right w:val="none" w:color="FFFFFF" w:sz="0"/>
-            </w:tcBorders>
-            <w:tcMar>
-              <w:top w:type="dxa" w:w="0"/>
-              <w:left w:type="dxa" w:w="0"/>
-              <w:bottom w:type="dxa" w:w="0"/>
-              <w:right w:type="dxa" w:w="0"/>
-            </w:tcMar>
-            <w:vAlign w:val="center"/>
-          </w:tcPr>
-          <w:p>
-            <w:pPr>
-              <w:keepNext/>
-              <w:spacing w:after="0" w:line="120"/>
-            </w:pPr>
-          </w:p>
-        </w:tc>
-        <w:tc>
-          <w:tcPr>
-            <w:tcW w:type="dxa" w:w="332"/>
-            <w:gridSpan w:val="2"/>
-            <w:tcBorders>
-              <w:top w:val="none" w:color="FFFFFF" w:sz="0"/>
-              <w:left w:val="none" w:color="FFFFFF" w:sz="0"/>
-              <w:bottom w:val="none" w:color="FFFFFF" w:sz="0"/>
-              <w:right w:val="none" w:color="FFFFFF" w:sz="0"/>
-            </w:tcBorders>
-            <w:tcMar>
-              <w:top w:type="dxa" w:w="0"/>
-              <w:left w:type="dxa" w:w="0"/>
-              <w:bottom w:type="dxa" w:w="0"/>
-              <w:right w:type="dxa" w:w="0"/>
-            </w:tcMar>
-            <w:vAlign w:val="center"/>
-          </w:tcPr>
-          <w:p>
-            <w:pPr>
-              <w:keepNext/>
-              <w:spacing w:after="0" w:line="120"/>
-            </w:pPr>
-          </w:p>
-        </w:tc>
-        <w:tc>
-          <w:tcPr>
-            <w:tcW w:type="dxa" w:w="2160"/>
-            <w:gridSpan w:val="2"/>
-            <w:tcBorders>
-              <w:top w:val="none" w:color="FFFFFF" w:sz="0"/>
-              <w:left w:val="none" w:color="FFFFFF" w:sz="0"/>
-              <w:bottom w:val="none" w:color="FFFFFF" w:sz="0"/>
-              <w:right w:val="none" w:color="FFFFFF" w:sz="0"/>
-            </w:tcBorders>
-            <w:tcMar>
-              <w:top w:type="dxa" w:w="0"/>
-              <w:left w:type="dxa" w:w="0"/>
-              <w:bottom w:type="dxa" w:w="0"/>
-              <w:right w:type="dxa" w:w="0"/>
-            </w:tcMar>
-            <w:vAlign w:val="center"/>
-          </w:tcPr>
-          <w:p>
-            <w:pPr>
-              <w:keepNext/>
-              <w:spacing w:after="0" w:line="120"/>
-            </w:pPr>
-          </w:p>
-        </w:tc>
-        <w:tc>
-          <w:tcPr>
-            <w:tcW w:type="dxa" w:w="334"/>
-            <w:gridSpan w:val="1"/>
-            <w:tcBorders>
-              <w:top w:val="none" w:color="FFFFFF" w:sz="0"/>
-              <w:left w:val="none" w:color="FFFFFF" w:sz="0"/>
-              <w:bottom w:val="none" w:color="FFFFFF" w:sz="0"/>
-              <w:right w:val="none" w:color="FFFFFF" w:sz="0"/>
-            </w:tcBorders>
-            <w:tcMar>
-              <w:top w:type="dxa" w:w="0"/>
-              <w:left w:type="dxa" w:w="0"/>
-              <w:bottom w:type="dxa" w:w="0"/>
-              <w:right w:type="dxa" w:w="0"/>
-            </w:tcMar>
-            <w:vAlign w:val="center"/>
-          </w:tcPr>
-          <w:p>
-            <w:pPr>
-              <w:keepNext/>
-              <w:spacing w:after="0" w:line="120"/>
-            </w:pPr>
-          </w:p>
-        </w:tc>
-        <w:tc>
-          <w:tcPr>
-            <w:tcW w:type="dxa" w:w="2160"/>
-            <w:gridSpan w:val="2"/>
-            <w:tcBorders>
-              <w:top w:val="none" w:color="FFFFFF" w:sz="0"/>
-              <w:left w:val="none" w:color="FFFFFF" w:sz="0"/>
-              <w:bottom w:val="none" w:color="FFFFFF" w:sz="0"/>
-              <w:right w:val="none" w:color="FFFFFF" w:sz="0"/>
-            </w:tcBorders>
-            <w:tcMar>
-              <w:top w:type="dxa" w:w="0"/>
-              <w:left w:type="dxa" w:w="0"/>
-              <w:bottom w:type="dxa" w:w="0"/>
-              <w:right w:type="dxa" w:w="0"/>
-            </w:tcMar>
-            <w:vAlign w:val="center"/>
-          </w:tcPr>
-          <w:p>
-            <w:pPr>
-              <w:keepNext/>
-              <w:spacing w:after="0" w:line="120"/>
-            </w:pPr>
-          </w:p>
-        </w:tc>
-      </w:tr>
-      <w:tr>
-        <w:trPr>
-          <w:cantSplit/>
-        </w:trPr>
-        <w:tc>
-          <w:tcPr>
-            <w:tcW w:type="dxa" w:w="2160"/>
-            <w:gridSpan w:val="2"/>
-            <w:tcBorders>
-              <w:top w:val="single" w:color="C9D0D7" w:sz="6"/>
-              <w:left w:val="single" w:color="1F5FA8" w:sz="24"/>
-              <w:bottom w:val="single" w:color="C9D0D7" w:sz="6"/>
-              <w:right w:val="single" w:color="C9D0D7" w:sz="6"/>
-            </w:tcBorders>
-            <w:tcMar>
-              <w:top w:type="dxa" w:w="60"/>
-              <w:left w:type="dxa" w:w="100"/>
-              <w:bottom w:type="dxa" w:w="60"/>
-              <w:right w:type="dxa" w:w="60"/>
-            </w:tcMar>
-            <w:vAlign w:val="center"/>
-          </w:tcPr>
-          <w:p>
-            <w:pPr>
-              <w:keepNext/>
-              <w:spacing w:after="0" w:line="240"/>
-              <w:jc w:val="left"/>
-            </w:pPr>
-            <w:r>
-              <w:rPr>
-                <w:rFonts w:ascii="Arial" w:cs="Arial" w:eastAsia="Arial" w:hAnsi="Arial"/>
-                <w:b/>
-                <w:bCs/>
-                <w:color w:val="1B2229"/>
-                <w:sz w:val="17"/>
-                <w:szCs w:val="17"/>
-              </w:rPr>
-              <w:t xml:space="preserve">Специалист по охране труда</w:t>
-            </w:r>
-          </w:p>
-          <w:p>
-            <w:pPr>
-              <w:keepNext/>
-              <w:spacing w:after="0" w:line="240"/>
-              <w:jc w:val="left"/>
-            </w:pPr>
-            <w:r>
-              <w:rPr>
-                <w:rFonts w:ascii="Arial" w:cs="Arial" w:eastAsia="Arial" w:hAnsi="Arial"/>
-                <w:color w:val="5B6672"/>
-                <w:sz w:val="15"/>
-                <w:szCs w:val="15"/>
-              </w:rPr>
-              <w:t xml:space="preserve">Машково и Руднево, с 2027 г. единая площадка</w:t>
-            </w:r>
-          </w:p>
-        </w:tc>
-        <w:tc>
-          <w:tcPr>
-            <w:tcW w:type="dxa" w:w="332"/>
-            <w:gridSpan w:val="1"/>
-            <w:tcBorders>
-              <w:top w:val="none" w:color="FFFFFF" w:sz="0"/>
-              <w:left w:val="none" w:color="FFFFFF" w:sz="0"/>
-              <w:bottom w:val="none" w:color="FFFFFF" w:sz="0"/>
-              <w:right w:val="none" w:color="FFFFFF" w:sz="0"/>
-            </w:tcBorders>
-            <w:tcMar>
-              <w:top w:type="dxa" w:w="0"/>
-              <w:left w:type="dxa" w:w="0"/>
-              <w:bottom w:type="dxa" w:w="0"/>
-              <w:right w:type="dxa" w:w="0"/>
-            </w:tcMar>
-            <w:vAlign w:val="center"/>
-          </w:tcPr>
-          <w:p>
-            <w:pPr>
-              <w:keepNext/>
-              <w:spacing w:after="0" w:line="120"/>
-            </w:pPr>
-          </w:p>
-        </w:tc>
-        <w:tc>
-          <w:tcPr>
-            <w:tcW w:type="dxa" w:w="2160"/>
-            <w:gridSpan w:val="2"/>
-            <w:tcBorders>
-              <w:top w:val="single" w:color="C9D0D7" w:sz="6"/>
-              <w:left w:val="single" w:color="C0362C" w:sz="24"/>
-              <w:bottom w:val="single" w:color="C9D0D7" w:sz="6"/>
-              <w:right w:val="single" w:color="C9D0D7" w:sz="6"/>
-            </w:tcBorders>
-            <w:tcMar>
-              <w:top w:type="dxa" w:w="60"/>
-              <w:left w:type="dxa" w:w="100"/>
-              <w:bottom w:type="dxa" w:w="60"/>
-              <w:right w:type="dxa" w:w="60"/>
-            </w:tcMar>
-            <w:vAlign w:val="center"/>
-          </w:tcPr>
-          <w:p>
-            <w:pPr>
-              <w:keepNext/>
-              <w:spacing w:after="0" w:line="240"/>
-              <w:jc w:val="left"/>
-            </w:pPr>
-            <w:r>
-              <w:rPr>
-                <w:rFonts w:ascii="Arial" w:cs="Arial" w:eastAsia="Arial" w:hAnsi="Arial"/>
-                <w:b/>
-                <w:bCs/>
-                <w:color w:val="1B2229"/>
-                <w:sz w:val="17"/>
-                <w:szCs w:val="17"/>
-              </w:rPr>
-              <w:t xml:space="preserve">Специалист по ГО и ЧС</w:t>
-            </w:r>
-          </w:p>
-          <w:p>
-            <w:pPr>
-              <w:keepNext/>
-              <w:spacing w:after="0" w:line="240"/>
-              <w:jc w:val="left"/>
-            </w:pPr>
-            <w:r>
-              <w:rPr>
-                <w:rFonts w:ascii="Arial" w:cs="Arial" w:eastAsia="Arial" w:hAnsi="Arial"/>
-                <w:color w:val="5B6672"/>
-                <w:sz w:val="15"/>
-                <w:szCs w:val="15"/>
-              </w:rPr>
-              <w:t xml:space="preserve">ГО и ЧС, ПБ в офисах</w:t>
-            </w:r>
-          </w:p>
-        </w:tc>
-        <w:tc>
-          <w:tcPr>
-            <w:tcW w:type="dxa" w:w="332"/>
-            <w:gridSpan w:val="2"/>
-            <w:tcBorders>
-              <w:top w:val="none" w:color="FFFFFF" w:sz="0"/>
-              <w:left w:val="none" w:color="FFFFFF" w:sz="0"/>
-              <w:bottom w:val="none" w:color="FFFFFF" w:sz="0"/>
-              <w:right w:val="none" w:color="FFFFFF" w:sz="0"/>
-            </w:tcBorders>
-            <w:tcMar>
-              <w:top w:type="dxa" w:w="0"/>
-              <w:left w:type="dxa" w:w="0"/>
-              <w:bottom w:type="dxa" w:w="0"/>
-              <w:right w:type="dxa" w:w="0"/>
-            </w:tcMar>
-            <w:vAlign w:val="center"/>
-          </w:tcPr>
-          <w:p>
-            <w:pPr>
-              <w:keepNext/>
-              <w:spacing w:after="0" w:line="120"/>
-            </w:pPr>
-          </w:p>
-        </w:tc>
-        <w:tc>
-          <w:tcPr>
-            <w:tcW w:type="dxa" w:w="2160"/>
-            <w:gridSpan w:val="2"/>
-            <w:tcBorders>
-              <w:top w:val="none" w:color="FFFFFF" w:sz="0"/>
-              <w:left w:val="none" w:color="FFFFFF" w:sz="0"/>
-              <w:bottom w:val="none" w:color="FFFFFF" w:sz="0"/>
-              <w:right w:val="none" w:color="FFFFFF" w:sz="0"/>
-            </w:tcBorders>
-            <w:tcMar>
-              <w:top w:type="dxa" w:w="0"/>
-              <w:left w:type="dxa" w:w="0"/>
-              <w:bottom w:type="dxa" w:w="0"/>
-              <w:right w:type="dxa" w:w="0"/>
-            </w:tcMar>
-            <w:vAlign w:val="center"/>
-          </w:tcPr>
-          <w:p>
-            <w:pPr>
-              <w:keepNext/>
-              <w:spacing w:after="0" w:line="120"/>
-            </w:pPr>
-          </w:p>
-        </w:tc>
-        <w:tc>
-          <w:tcPr>
-            <w:tcW w:type="dxa" w:w="334"/>
-            <w:gridSpan w:val="1"/>
-            <w:tcBorders>
-              <w:top w:val="none" w:color="FFFFFF" w:sz="0"/>
-              <w:left w:val="none" w:color="FFFFFF" w:sz="0"/>
-              <w:bottom w:val="none" w:color="FFFFFF" w:sz="0"/>
-              <w:right w:val="none" w:color="FFFFFF" w:sz="0"/>
-            </w:tcBorders>
-            <w:tcMar>
-              <w:top w:type="dxa" w:w="0"/>
-              <w:left w:type="dxa" w:w="0"/>
-              <w:bottom w:type="dxa" w:w="0"/>
-              <w:right w:type="dxa" w:w="0"/>
-            </w:tcMar>
-            <w:vAlign w:val="center"/>
-          </w:tcPr>
-          <w:p>
-            <w:pPr>
-              <w:keepNext/>
-              <w:spacing w:after="0" w:line="120"/>
-            </w:pPr>
-          </w:p>
-        </w:tc>
-        <w:tc>
-          <w:tcPr>
-            <w:tcW w:type="dxa" w:w="2160"/>
-            <w:gridSpan w:val="2"/>
-            <w:tcBorders>
-              <w:top w:val="none" w:color="FFFFFF" w:sz="0"/>
-              <w:left w:val="none" w:color="FFFFFF" w:sz="0"/>
-              <w:bottom w:val="none" w:color="FFFFFF" w:sz="0"/>
-              <w:right w:val="none" w:color="FFFFFF" w:sz="0"/>
-            </w:tcBorders>
-            <w:tcMar>
-              <w:top w:type="dxa" w:w="0"/>
-              <w:left w:type="dxa" w:w="0"/>
-              <w:bottom w:type="dxa" w:w="0"/>
-              <w:right w:type="dxa" w:w="0"/>
-            </w:tcMar>
-            <w:vAlign w:val="center"/>
-          </w:tcPr>
-          <w:p>
-            <w:pPr>
-              <w:keepNext/>
-              <w:spacing w:after="0" w:line="120"/>
-            </w:pPr>
-          </w:p>
-        </w:tc>
-      </w:tr>
-      <w:tr>
-        <w:trPr>
-          <w:cantSplit/>
-          <w:trHeight w:val="110" w:hRule="exact"/>
-        </w:trPr>
-        <w:tc>
-          <w:tcPr>
-            <w:tcW w:type="dxa" w:w="2160"/>
-            <w:gridSpan w:val="2"/>
-            <w:tcBorders>
-              <w:top w:val="none" w:color="FFFFFF" w:sz="0"/>
-              <w:left w:val="none" w:color="FFFFFF" w:sz="0"/>
-              <w:bottom w:val="none" w:color="FFFFFF" w:sz="0"/>
-              <w:right w:val="none" w:color="FFFFFF" w:sz="0"/>
-            </w:tcBorders>
-            <w:tcMar>
-              <w:top w:type="dxa" w:w="0"/>
-              <w:left w:type="dxa" w:w="0"/>
-              <w:bottom w:type="dxa" w:w="0"/>
-              <w:right w:type="dxa" w:w="0"/>
-            </w:tcMar>
-            <w:vAlign w:val="center"/>
-          </w:tcPr>
-          <w:p>
-            <w:pPr>
-              <w:keepNext/>
-              <w:spacing w:after="0" w:line="120"/>
-            </w:pPr>
-          </w:p>
-        </w:tc>
-        <w:tc>
-          <w:tcPr>
-            <w:tcW w:type="dxa" w:w="332"/>
-            <w:gridSpan w:val="1"/>
-            <w:tcBorders>
-              <w:top w:val="none" w:color="FFFFFF" w:sz="0"/>
-              <w:left w:val="none" w:color="FFFFFF" w:sz="0"/>
-              <w:bottom w:val="none" w:color="FFFFFF" w:sz="0"/>
-              <w:right w:val="none" w:color="FFFFFF" w:sz="0"/>
-            </w:tcBorders>
-            <w:tcMar>
-              <w:top w:type="dxa" w:w="0"/>
-              <w:left w:type="dxa" w:w="0"/>
-              <w:bottom w:type="dxa" w:w="0"/>
-              <w:right w:type="dxa" w:w="0"/>
-            </w:tcMar>
-            <w:vAlign w:val="center"/>
-          </w:tcPr>
-          <w:p>
-            <w:pPr>
-              <w:keepNext/>
-              <w:spacing w:after="0" w:line="120"/>
-            </w:pPr>
-          </w:p>
-        </w:tc>
-        <w:tc>
-          <w:tcPr>
-            <w:tcW w:type="dxa" w:w="2160"/>
-            <w:gridSpan w:val="2"/>
-            <w:tcBorders>
-              <w:top w:val="none" w:color="FFFFFF" w:sz="0"/>
-              <w:left w:val="none" w:color="FFFFFF" w:sz="0"/>
-              <w:bottom w:val="none" w:color="FFFFFF" w:sz="0"/>
-              <w:right w:val="none" w:color="FFFFFF" w:sz="0"/>
-            </w:tcBorders>
-            <w:tcMar>
-              <w:top w:type="dxa" w:w="0"/>
-              <w:left w:type="dxa" w:w="0"/>
-              <w:bottom w:type="dxa" w:w="0"/>
-              <w:right w:type="dxa" w:w="0"/>
-            </w:tcMar>
-            <w:vAlign w:val="center"/>
-          </w:tcPr>
-          <w:p>
-            <w:pPr>
-              <w:keepNext/>
-              <w:spacing w:after="0" w:line="120"/>
-            </w:pPr>
-          </w:p>
-        </w:tc>
-        <w:tc>
-          <w:tcPr>
-            <w:tcW w:type="dxa" w:w="332"/>
-            <w:gridSpan w:val="2"/>
-            <w:tcBorders>
-              <w:top w:val="none" w:color="FFFFFF" w:sz="0"/>
-              <w:left w:val="none" w:color="FFFFFF" w:sz="0"/>
-              <w:bottom w:val="none" w:color="FFFFFF" w:sz="0"/>
-              <w:right w:val="none" w:color="FFFFFF" w:sz="0"/>
-            </w:tcBorders>
-            <w:tcMar>
-              <w:top w:type="dxa" w:w="0"/>
-              <w:left w:type="dxa" w:w="0"/>
-              <w:bottom w:type="dxa" w:w="0"/>
-              <w:right w:type="dxa" w:w="0"/>
-            </w:tcMar>
-            <w:vAlign w:val="center"/>
-          </w:tcPr>
-          <w:p>
-            <w:pPr>
-              <w:keepNext/>
-              <w:spacing w:after="0" w:line="120"/>
-            </w:pPr>
-          </w:p>
-        </w:tc>
-        <w:tc>
-          <w:tcPr>
-            <w:tcW w:type="dxa" w:w="2160"/>
-            <w:gridSpan w:val="2"/>
-            <w:tcBorders>
-              <w:top w:val="none" w:color="FFFFFF" w:sz="0"/>
-              <w:left w:val="none" w:color="FFFFFF" w:sz="0"/>
-              <w:bottom w:val="none" w:color="FFFFFF" w:sz="0"/>
-              <w:right w:val="none" w:color="FFFFFF" w:sz="0"/>
-            </w:tcBorders>
-            <w:tcMar>
-              <w:top w:type="dxa" w:w="0"/>
-              <w:left w:type="dxa" w:w="0"/>
-              <w:bottom w:type="dxa" w:w="0"/>
-              <w:right w:type="dxa" w:w="0"/>
-            </w:tcMar>
-            <w:vAlign w:val="center"/>
-          </w:tcPr>
-          <w:p>
-            <w:pPr>
-              <w:keepNext/>
-              <w:spacing w:after="0" w:line="120"/>
-            </w:pPr>
-          </w:p>
-        </w:tc>
-        <w:tc>
-          <w:tcPr>
-            <w:tcW w:type="dxa" w:w="334"/>
-            <w:gridSpan w:val="1"/>
-            <w:tcBorders>
-              <w:top w:val="none" w:color="FFFFFF" w:sz="0"/>
-              <w:left w:val="none" w:color="FFFFFF" w:sz="0"/>
-              <w:bottom w:val="none" w:color="FFFFFF" w:sz="0"/>
-              <w:right w:val="none" w:color="FFFFFF" w:sz="0"/>
-            </w:tcBorders>
-            <w:tcMar>
-              <w:top w:type="dxa" w:w="0"/>
-              <w:left w:type="dxa" w:w="0"/>
-              <w:bottom w:type="dxa" w:w="0"/>
-              <w:right w:type="dxa" w:w="0"/>
-            </w:tcMar>
-            <w:vAlign w:val="center"/>
-          </w:tcPr>
-          <w:p>
-            <w:pPr>
-              <w:keepNext/>
-              <w:spacing w:after="0" w:line="120"/>
-            </w:pPr>
-          </w:p>
-        </w:tc>
-        <w:tc>
-          <w:tcPr>
-            <w:tcW w:type="dxa" w:w="2160"/>
-            <w:gridSpan w:val="2"/>
-            <w:tcBorders>
-              <w:top w:val="none" w:color="FFFFFF" w:sz="0"/>
-              <w:left w:val="none" w:color="FFFFFF" w:sz="0"/>
-              <w:bottom w:val="none" w:color="FFFFFF" w:sz="0"/>
-              <w:right w:val="none" w:color="FFFFFF" w:sz="0"/>
-            </w:tcBorders>
-            <w:tcMar>
-              <w:top w:type="dxa" w:w="0"/>
-              <w:left w:type="dxa" w:w="0"/>
-              <w:bottom w:type="dxa" w:w="0"/>
-              <w:right w:type="dxa" w:w="0"/>
-            </w:tcMar>
-            <w:vAlign w:val="center"/>
-          </w:tcPr>
-          <w:p>
-            <w:pPr>
-              <w:keepNext/>
-              <w:spacing w:after="0" w:line="120"/>
-            </w:pPr>
-          </w:p>
-        </w:tc>
-      </w:tr>
-      <w:tr>
-        <w:trPr>
-          <w:cantSplit/>
-        </w:trPr>
-        <w:tc>
-          <w:tcPr>
-            <w:tcW w:type="dxa" w:w="2160"/>
-            <w:gridSpan w:val="2"/>
-            <w:tcBorders>
-              <w:top w:val="single" w:color="C9D0D7" w:sz="6"/>
-              <w:left w:val="single" w:color="1F5FA8" w:sz="24"/>
-              <w:bottom w:val="single" w:color="C9D0D7" w:sz="6"/>
-              <w:right w:val="single" w:color="C9D0D7" w:sz="6"/>
-            </w:tcBorders>
-            <w:tcMar>
-              <w:top w:type="dxa" w:w="60"/>
-              <w:left w:type="dxa" w:w="100"/>
-              <w:bottom w:type="dxa" w:w="60"/>
-              <w:right w:type="dxa" w:w="60"/>
-            </w:tcMar>
-            <w:vAlign w:val="center"/>
-          </w:tcPr>
-          <w:p>
-            <w:pPr>
-              <w:keepNext/>
-              <w:spacing w:after="0" w:line="240"/>
-              <w:jc w:val="left"/>
-            </w:pPr>
-            <w:r>
-              <w:rPr>
-                <w:rFonts w:ascii="Arial" w:cs="Arial" w:eastAsia="Arial" w:hAnsi="Arial"/>
-                <w:b/>
-                <w:bCs/>
-                <w:color w:val="1B2229"/>
-                <w:sz w:val="17"/>
-                <w:szCs w:val="17"/>
-              </w:rPr>
-              <w:t xml:space="preserve">Специалист по охране труда</w:t>
-            </w:r>
-          </w:p>
-          <w:p>
-            <w:pPr>
-              <w:keepNext/>
-              <w:spacing w:after="0" w:line="240"/>
-              <w:jc w:val="left"/>
-            </w:pPr>
-            <w:r>
-              <w:rPr>
-                <w:rFonts w:ascii="Arial" w:cs="Arial" w:eastAsia="Arial" w:hAnsi="Arial"/>
-                <w:color w:val="5B6672"/>
-                <w:sz w:val="15"/>
-                <w:szCs w:val="15"/>
-              </w:rPr>
-              <w:t xml:space="preserve">Внуково и регионы</w:t>
-            </w:r>
-          </w:p>
-        </w:tc>
-        <w:tc>
-          <w:tcPr>
-            <w:tcW w:type="dxa" w:w="332"/>
-            <w:gridSpan w:val="1"/>
-            <w:tcBorders>
-              <w:top w:val="none" w:color="FFFFFF" w:sz="0"/>
-              <w:left w:val="none" w:color="FFFFFF" w:sz="0"/>
-              <w:bottom w:val="none" w:color="FFFFFF" w:sz="0"/>
-              <w:right w:val="none" w:color="FFFFFF" w:sz="0"/>
-            </w:tcBorders>
-            <w:tcMar>
-              <w:top w:type="dxa" w:w="0"/>
-              <w:left w:type="dxa" w:w="0"/>
-              <w:bottom w:type="dxa" w:w="0"/>
-              <w:right w:type="dxa" w:w="0"/>
-            </w:tcMar>
-            <w:vAlign w:val="center"/>
-          </w:tcPr>
-          <w:p>
-            <w:pPr>
-              <w:keepNext/>
-              <w:spacing w:after="0" w:line="120"/>
-            </w:pPr>
-          </w:p>
-        </w:tc>
-        <w:tc>
-          <w:tcPr>
-            <w:tcW w:type="dxa" w:w="2160"/>
-            <w:gridSpan w:val="2"/>
-            <w:tcBorders>
-              <w:top w:val="none" w:color="FFFFFF" w:sz="0"/>
-              <w:left w:val="none" w:color="FFFFFF" w:sz="0"/>
-              <w:bottom w:val="none" w:color="FFFFFF" w:sz="0"/>
-              <w:right w:val="none" w:color="FFFFFF" w:sz="0"/>
-            </w:tcBorders>
-            <w:tcMar>
-              <w:top w:type="dxa" w:w="0"/>
-              <w:left w:type="dxa" w:w="0"/>
-              <w:bottom w:type="dxa" w:w="0"/>
-              <w:right w:type="dxa" w:w="0"/>
-            </w:tcMar>
-            <w:vAlign w:val="center"/>
-          </w:tcPr>
-          <w:p>
-            <w:pPr>
-              <w:keepNext/>
-              <w:spacing w:after="0" w:line="120"/>
-            </w:pPr>
-          </w:p>
-        </w:tc>
-        <w:tc>
-          <w:tcPr>
-            <w:tcW w:type="dxa" w:w="332"/>
-            <w:gridSpan w:val="2"/>
-            <w:tcBorders>
-              <w:top w:val="none" w:color="FFFFFF" w:sz="0"/>
-              <w:left w:val="none" w:color="FFFFFF" w:sz="0"/>
-              <w:bottom w:val="none" w:color="FFFFFF" w:sz="0"/>
-              <w:right w:val="none" w:color="FFFFFF" w:sz="0"/>
-            </w:tcBorders>
-            <w:tcMar>
-              <w:top w:type="dxa" w:w="0"/>
-              <w:left w:type="dxa" w:w="0"/>
-              <w:bottom w:type="dxa" w:w="0"/>
-              <w:right w:type="dxa" w:w="0"/>
-            </w:tcMar>
-            <w:vAlign w:val="center"/>
-          </w:tcPr>
-          <w:p>
-            <w:pPr>
-              <w:keepNext/>
-              <w:spacing w:after="0" w:line="120"/>
-            </w:pPr>
-          </w:p>
-        </w:tc>
-        <w:tc>
-          <w:tcPr>
-            <w:tcW w:type="dxa" w:w="2160"/>
-            <w:gridSpan w:val="2"/>
-            <w:tcBorders>
-              <w:top w:val="none" w:color="FFFFFF" w:sz="0"/>
-              <w:left w:val="none" w:color="FFFFFF" w:sz="0"/>
-              <w:bottom w:val="none" w:color="FFFFFF" w:sz="0"/>
-              <w:right w:val="none" w:color="FFFFFF" w:sz="0"/>
-            </w:tcBorders>
-            <w:tcMar>
-              <w:top w:type="dxa" w:w="0"/>
-              <w:left w:type="dxa" w:w="0"/>
-              <w:bottom w:type="dxa" w:w="0"/>
-              <w:right w:type="dxa" w:w="0"/>
-            </w:tcMar>
-            <w:vAlign w:val="center"/>
-          </w:tcPr>
-          <w:p>
-            <w:pPr>
-              <w:keepNext/>
-              <w:spacing w:after="0" w:line="120"/>
-            </w:pPr>
-          </w:p>
-        </w:tc>
-        <w:tc>
-          <w:tcPr>
-            <w:tcW w:type="dxa" w:w="334"/>
-            <w:gridSpan w:val="1"/>
-            <w:tcBorders>
-              <w:top w:val="none" w:color="FFFFFF" w:sz="0"/>
-              <w:left w:val="none" w:color="FFFFFF" w:sz="0"/>
-              <w:bottom w:val="none" w:color="FFFFFF" w:sz="0"/>
-              <w:right w:val="none" w:color="FFFFFF" w:sz="0"/>
-            </w:tcBorders>
-            <w:tcMar>
-              <w:top w:type="dxa" w:w="0"/>
-              <w:left w:type="dxa" w:w="0"/>
-              <w:bottom w:type="dxa" w:w="0"/>
-              <w:right w:type="dxa" w:w="0"/>
-            </w:tcMar>
-            <w:vAlign w:val="center"/>
-          </w:tcPr>
-          <w:p>
-            <w:pPr>
-              <w:keepNext/>
-              <w:spacing w:after="0" w:line="120"/>
-            </w:pPr>
-          </w:p>
-        </w:tc>
-        <w:tc>
-          <w:tcPr>
-            <w:tcW w:type="dxa" w:w="2160"/>
-            <w:gridSpan w:val="2"/>
-            <w:tcBorders>
-              <w:top w:val="none" w:color="FFFFFF" w:sz="0"/>
-              <w:left w:val="none" w:color="FFFFFF" w:sz="0"/>
-              <w:bottom w:val="none" w:color="FFFFFF" w:sz="0"/>
-              <w:right w:val="none" w:color="FFFFFF" w:sz="0"/>
-            </w:tcBorders>
-            <w:tcMar>
-              <w:top w:type="dxa" w:w="0"/>
-              <w:left w:type="dxa" w:w="0"/>
-              <w:bottom w:type="dxa" w:w="0"/>
-              <w:right w:type="dxa" w:w="0"/>
-            </w:tcMar>
-            <w:vAlign w:val="center"/>
-          </w:tcPr>
-          <w:p>
-            <w:pPr>
-              <w:keepNext/>
-              <w:spacing w:after="0" w:line="120"/>
-            </w:pPr>
-          </w:p>
-        </w:tc>
-      </w:tr>
-      <w:tr>
-        <w:trPr>
-          <w:cantSplit/>
-          <w:trHeight w:val="110" w:hRule="exact"/>
-        </w:trPr>
-        <w:tc>
-          <w:tcPr>
-            <w:tcW w:type="dxa" w:w="2160"/>
-            <w:gridSpan w:val="2"/>
-            <w:tcBorders>
-              <w:top w:val="none" w:color="FFFFFF" w:sz="0"/>
-              <w:left w:val="none" w:color="FFFFFF" w:sz="0"/>
-              <w:bottom w:val="none" w:color="FFFFFF" w:sz="0"/>
-              <w:right w:val="none" w:color="FFFFFF" w:sz="0"/>
-            </w:tcBorders>
-            <w:tcMar>
-              <w:top w:type="dxa" w:w="0"/>
-              <w:left w:type="dxa" w:w="0"/>
-              <w:bottom w:type="dxa" w:w="0"/>
-              <w:right w:type="dxa" w:w="0"/>
-            </w:tcMar>
-            <w:vAlign w:val="center"/>
-          </w:tcPr>
-          <w:p>
-            <w:pPr>
-              <w:keepNext/>
-              <w:spacing w:after="0" w:line="120"/>
-            </w:pPr>
-          </w:p>
-        </w:tc>
-        <w:tc>
-          <w:tcPr>
-            <w:tcW w:type="dxa" w:w="332"/>
-            <w:gridSpan w:val="1"/>
-            <w:tcBorders>
-              <w:top w:val="none" w:color="FFFFFF" w:sz="0"/>
-              <w:left w:val="none" w:color="FFFFFF" w:sz="0"/>
-              <w:bottom w:val="none" w:color="FFFFFF" w:sz="0"/>
-              <w:right w:val="none" w:color="FFFFFF" w:sz="0"/>
-            </w:tcBorders>
-            <w:tcMar>
-              <w:top w:type="dxa" w:w="0"/>
-              <w:left w:type="dxa" w:w="0"/>
-              <w:bottom w:type="dxa" w:w="0"/>
-              <w:right w:type="dxa" w:w="0"/>
-            </w:tcMar>
-            <w:vAlign w:val="center"/>
-          </w:tcPr>
-          <w:p>
-            <w:pPr>
-              <w:keepNext/>
-              <w:spacing w:after="0" w:line="120"/>
-            </w:pPr>
-          </w:p>
-        </w:tc>
-        <w:tc>
-          <w:tcPr>
-            <w:tcW w:type="dxa" w:w="2160"/>
-            <w:gridSpan w:val="2"/>
-            <w:tcBorders>
-              <w:top w:val="none" w:color="FFFFFF" w:sz="0"/>
-              <w:left w:val="none" w:color="FFFFFF" w:sz="0"/>
-              <w:bottom w:val="none" w:color="FFFFFF" w:sz="0"/>
-              <w:right w:val="none" w:color="FFFFFF" w:sz="0"/>
-            </w:tcBorders>
-            <w:tcMar>
-              <w:top w:type="dxa" w:w="0"/>
-              <w:left w:type="dxa" w:w="0"/>
-              <w:bottom w:type="dxa" w:w="0"/>
-              <w:right w:type="dxa" w:w="0"/>
-            </w:tcMar>
-            <w:vAlign w:val="center"/>
-          </w:tcPr>
-          <w:p>
-            <w:pPr>
-              <w:keepNext/>
-              <w:spacing w:after="0" w:line="120"/>
-            </w:pPr>
-          </w:p>
-        </w:tc>
-        <w:tc>
-          <w:tcPr>
-            <w:tcW w:type="dxa" w:w="332"/>
-            <w:gridSpan w:val="2"/>
-            <w:tcBorders>
-              <w:top w:val="none" w:color="FFFFFF" w:sz="0"/>
-              <w:left w:val="none" w:color="FFFFFF" w:sz="0"/>
-              <w:bottom w:val="none" w:color="FFFFFF" w:sz="0"/>
-              <w:right w:val="none" w:color="FFFFFF" w:sz="0"/>
-            </w:tcBorders>
-            <w:tcMar>
-              <w:top w:type="dxa" w:w="0"/>
-              <w:left w:type="dxa" w:w="0"/>
-              <w:bottom w:type="dxa" w:w="0"/>
-              <w:right w:type="dxa" w:w="0"/>
-            </w:tcMar>
-            <w:vAlign w:val="center"/>
-          </w:tcPr>
-          <w:p>
-            <w:pPr>
-              <w:keepNext/>
-              <w:spacing w:after="0" w:line="120"/>
-            </w:pPr>
-          </w:p>
-        </w:tc>
-        <w:tc>
-          <w:tcPr>
-            <w:tcW w:type="dxa" w:w="2160"/>
-            <w:gridSpan w:val="2"/>
-            <w:tcBorders>
-              <w:top w:val="none" w:color="FFFFFF" w:sz="0"/>
-              <w:left w:val="none" w:color="FFFFFF" w:sz="0"/>
-              <w:bottom w:val="none" w:color="FFFFFF" w:sz="0"/>
-              <w:right w:val="none" w:color="FFFFFF" w:sz="0"/>
-            </w:tcBorders>
-            <w:tcMar>
-              <w:top w:type="dxa" w:w="0"/>
-              <w:left w:type="dxa" w:w="0"/>
-              <w:bottom w:type="dxa" w:w="0"/>
-              <w:right w:type="dxa" w:w="0"/>
-            </w:tcMar>
-            <w:vAlign w:val="center"/>
-          </w:tcPr>
-          <w:p>
-            <w:pPr>
-              <w:keepNext/>
-              <w:spacing w:after="0" w:line="120"/>
-            </w:pPr>
-          </w:p>
-        </w:tc>
-        <w:tc>
-          <w:tcPr>
-            <w:tcW w:type="dxa" w:w="334"/>
-            <w:gridSpan w:val="1"/>
-            <w:tcBorders>
-              <w:top w:val="none" w:color="FFFFFF" w:sz="0"/>
-              <w:left w:val="none" w:color="FFFFFF" w:sz="0"/>
-              <w:bottom w:val="none" w:color="FFFFFF" w:sz="0"/>
-              <w:right w:val="none" w:color="FFFFFF" w:sz="0"/>
-            </w:tcBorders>
-            <w:tcMar>
-              <w:top w:type="dxa" w:w="0"/>
-              <w:left w:type="dxa" w:w="0"/>
-              <w:bottom w:type="dxa" w:w="0"/>
-              <w:right w:type="dxa" w:w="0"/>
-            </w:tcMar>
-            <w:vAlign w:val="center"/>
-          </w:tcPr>
-          <w:p>
-            <w:pPr>
-              <w:keepNext/>
-              <w:spacing w:after="0" w:line="120"/>
-            </w:pPr>
-          </w:p>
-        </w:tc>
-        <w:tc>
-          <w:tcPr>
-            <w:tcW w:type="dxa" w:w="2160"/>
-            <w:gridSpan w:val="2"/>
-            <w:tcBorders>
-              <w:top w:val="none" w:color="FFFFFF" w:sz="0"/>
-              <w:left w:val="none" w:color="FFFFFF" w:sz="0"/>
-              <w:bottom w:val="none" w:color="FFFFFF" w:sz="0"/>
-              <w:right w:val="none" w:color="FFFFFF" w:sz="0"/>
-            </w:tcBorders>
-            <w:tcMar>
-              <w:top w:type="dxa" w:w="0"/>
-              <w:left w:type="dxa" w:w="0"/>
-              <w:bottom w:type="dxa" w:w="0"/>
-              <w:right w:type="dxa" w:w="0"/>
-            </w:tcMar>
-            <w:vAlign w:val="center"/>
-          </w:tcPr>
-          <w:p>
-            <w:pPr>
-              <w:keepNext/>
-              <w:spacing w:after="0" w:line="120"/>
-            </w:pPr>
-          </w:p>
-        </w:tc>
-      </w:tr>
-      <w:tr>
-        <w:trPr>
-          <w:cantSplit/>
-        </w:trPr>
-        <w:tc>
-          <w:tcPr>
-            <w:tcW w:type="dxa" w:w="2160"/>
-            <w:gridSpan w:val="2"/>
-            <w:tcBorders>
-              <w:top w:val="single" w:color="C9D0D7" w:sz="6"/>
-              <w:left w:val="single" w:color="1F5FA8" w:sz="24"/>
-              <w:bottom w:val="single" w:color="C9D0D7" w:sz="6"/>
-              <w:right w:val="single" w:color="C9D0D7" w:sz="6"/>
-            </w:tcBorders>
-            <w:tcMar>
-              <w:top w:type="dxa" w:w="60"/>
-              <w:left w:type="dxa" w:w="100"/>
-              <w:bottom w:type="dxa" w:w="60"/>
-              <w:right w:type="dxa" w:w="60"/>
-            </w:tcMar>
-            <w:vAlign w:val="center"/>
-          </w:tcPr>
-          <w:p>
-            <w:pPr>
-              <w:keepNext/>
-              <w:spacing w:after="0" w:line="240"/>
-              <w:jc w:val="left"/>
-            </w:pPr>
-            <w:r>
-              <w:rPr>
-                <w:rFonts w:ascii="Arial" w:cs="Arial" w:eastAsia="Arial" w:hAnsi="Arial"/>
-                <w:b/>
-                <w:bCs/>
-                <w:color w:val="1B2229"/>
-                <w:sz w:val="17"/>
-                <w:szCs w:val="17"/>
-              </w:rPr>
-              <w:t xml:space="preserve">Специалист по охране труда</w:t>
-            </w:r>
-          </w:p>
-          <w:p>
-            <w:pPr>
-              <w:keepNext/>
-              <w:spacing w:after="0" w:line="240"/>
-              <w:jc w:val="left"/>
-            </w:pPr>
-            <w:r>
-              <w:rPr>
-                <w:rFonts w:ascii="Arial" w:cs="Arial" w:eastAsia="Arial" w:hAnsi="Arial"/>
-                <w:color w:val="5B6672"/>
-                <w:sz w:val="15"/>
-                <w:szCs w:val="15"/>
-              </w:rPr>
-              <w:t xml:space="preserve">обучение, СИЗ, медосмотры</w:t>
-            </w:r>
-          </w:p>
-        </w:tc>
-        <w:tc>
-          <w:tcPr>
-            <w:tcW w:type="dxa" w:w="332"/>
-            <w:gridSpan w:val="1"/>
-            <w:tcBorders>
-              <w:top w:val="none" w:color="FFFFFF" w:sz="0"/>
-              <w:left w:val="none" w:color="FFFFFF" w:sz="0"/>
-              <w:bottom w:val="none" w:color="FFFFFF" w:sz="0"/>
-              <w:right w:val="none" w:color="FFFFFF" w:sz="0"/>
-            </w:tcBorders>
-            <w:tcMar>
-              <w:top w:type="dxa" w:w="0"/>
-              <w:left w:type="dxa" w:w="0"/>
-              <w:bottom w:type="dxa" w:w="0"/>
-              <w:right w:type="dxa" w:w="0"/>
-            </w:tcMar>
-            <w:vAlign w:val="center"/>
-          </w:tcPr>
-          <w:p>
-            <w:pPr>
-              <w:keepNext/>
-              <w:spacing w:after="0" w:line="120"/>
-            </w:pPr>
-          </w:p>
-        </w:tc>
-        <w:tc>
-          <w:tcPr>
-            <w:tcW w:type="dxa" w:w="2160"/>
-            <w:gridSpan w:val="2"/>
-            <w:tcBorders>
-              <w:top w:val="none" w:color="FFFFFF" w:sz="0"/>
-              <w:left w:val="none" w:color="FFFFFF" w:sz="0"/>
-              <w:bottom w:val="none" w:color="FFFFFF" w:sz="0"/>
-              <w:right w:val="none" w:color="FFFFFF" w:sz="0"/>
-            </w:tcBorders>
-            <w:tcMar>
-              <w:top w:type="dxa" w:w="0"/>
-              <w:left w:type="dxa" w:w="0"/>
-              <w:bottom w:type="dxa" w:w="0"/>
-              <w:right w:type="dxa" w:w="0"/>
-            </w:tcMar>
-            <w:vAlign w:val="center"/>
-          </w:tcPr>
-          <w:p>
-            <w:pPr>
-              <w:keepNext/>
-              <w:spacing w:after="0" w:line="120"/>
-            </w:pPr>
-          </w:p>
-        </w:tc>
-        <w:tc>
-          <w:tcPr>
-            <w:tcW w:type="dxa" w:w="332"/>
-            <w:gridSpan w:val="2"/>
-            <w:tcBorders>
-              <w:top w:val="none" w:color="FFFFFF" w:sz="0"/>
-              <w:left w:val="none" w:color="FFFFFF" w:sz="0"/>
-              <w:bottom w:val="none" w:color="FFFFFF" w:sz="0"/>
-              <w:right w:val="none" w:color="FFFFFF" w:sz="0"/>
-            </w:tcBorders>
-            <w:tcMar>
-              <w:top w:type="dxa" w:w="0"/>
-              <w:left w:type="dxa" w:w="0"/>
-              <w:bottom w:type="dxa" w:w="0"/>
-              <w:right w:type="dxa" w:w="0"/>
-            </w:tcMar>
-            <w:vAlign w:val="center"/>
-          </w:tcPr>
-          <w:p>
-            <w:pPr>
-              <w:keepNext/>
-              <w:spacing w:after="0" w:line="120"/>
-            </w:pPr>
-          </w:p>
-        </w:tc>
-        <w:tc>
-          <w:tcPr>
-            <w:tcW w:type="dxa" w:w="2160"/>
-            <w:gridSpan w:val="2"/>
-            <w:tcBorders>
-              <w:top w:val="none" w:color="FFFFFF" w:sz="0"/>
-              <w:left w:val="none" w:color="FFFFFF" w:sz="0"/>
-              <w:bottom w:val="none" w:color="FFFFFF" w:sz="0"/>
-              <w:right w:val="none" w:color="FFFFFF" w:sz="0"/>
-            </w:tcBorders>
-            <w:tcMar>
-              <w:top w:type="dxa" w:w="0"/>
-              <w:left w:type="dxa" w:w="0"/>
-              <w:bottom w:type="dxa" w:w="0"/>
-              <w:right w:type="dxa" w:w="0"/>
-            </w:tcMar>
-            <w:vAlign w:val="center"/>
-          </w:tcPr>
-          <w:p>
-            <w:pPr>
-              <w:keepNext/>
-              <w:spacing w:after="0" w:line="120"/>
-            </w:pPr>
-          </w:p>
-        </w:tc>
-        <w:tc>
-          <w:tcPr>
-            <w:tcW w:type="dxa" w:w="334"/>
-            <w:gridSpan w:val="1"/>
-            <w:tcBorders>
-              <w:top w:val="none" w:color="FFFFFF" w:sz="0"/>
-              <w:left w:val="none" w:color="FFFFFF" w:sz="0"/>
-              <w:bottom w:val="none" w:color="FFFFFF" w:sz="0"/>
-              <w:right w:val="none" w:color="FFFFFF" w:sz="0"/>
-            </w:tcBorders>
-            <w:tcMar>
-              <w:top w:type="dxa" w:w="0"/>
-              <w:left w:type="dxa" w:w="0"/>
-              <w:bottom w:type="dxa" w:w="0"/>
-              <w:right w:type="dxa" w:w="0"/>
-            </w:tcMar>
-            <w:vAlign w:val="center"/>
-          </w:tcPr>
-          <w:p>
-            <w:pPr>
-              <w:keepNext/>
-              <w:spacing w:after="0" w:line="120"/>
-            </w:pPr>
-          </w:p>
-        </w:tc>
-        <w:tc>
-          <w:tcPr>
-            <w:tcW w:type="dxa" w:w="2160"/>
-            <w:gridSpan w:val="2"/>
-            <w:tcBorders>
-              <w:top w:val="none" w:color="FFFFFF" w:sz="0"/>
-              <w:left w:val="none" w:color="FFFFFF" w:sz="0"/>
-              <w:bottom w:val="none" w:color="FFFFFF" w:sz="0"/>
-              <w:right w:val="none" w:color="FFFFFF" w:sz="0"/>
-            </w:tcBorders>
-            <w:tcMar>
-              <w:top w:type="dxa" w:w="0"/>
-              <w:left w:type="dxa" w:w="0"/>
-              <w:bottom w:type="dxa" w:w="0"/>
-              <w:right w:type="dxa" w:w="0"/>
-            </w:tcMar>
-            <w:vAlign w:val="center"/>
-          </w:tcPr>
-          <w:p>
-            <w:pPr>
-              <w:keepNext/>
-              <w:spacing w:after="0" w:line="120"/>
-            </w:pPr>
-          </w:p>
-        </w:tc>
-      </w:tr>
-      <w:tr>
-        <w:trPr>
-          <w:cantSplit/>
-          <w:trHeight w:val="200" w:hRule="exact"/>
-        </w:trPr>
-        <w:tc>
-          <w:tcPr>
-            <w:tcW w:type="dxa" w:w="9638"/>
-            <w:gridSpan w:val="12"/>
-            <w:tcBorders>
-              <w:top w:val="none" w:color="FFFFFF" w:sz="0"/>
-              <w:left w:val="none" w:color="FFFFFF" w:sz="0"/>
-              <w:bottom w:val="none" w:color="FFFFFF" w:sz="0"/>
-              <w:right w:val="none" w:color="FFFFFF" w:sz="0"/>
-            </w:tcBorders>
-            <w:tcMar>
-              <w:top w:type="dxa" w:w="0"/>
-              <w:left w:type="dxa" w:w="0"/>
-              <w:bottom w:type="dxa" w:w="0"/>
-              <w:right w:type="dxa" w:w="0"/>
-            </w:tcMar>
-            <w:vAlign w:val="center"/>
-          </w:tcPr>
-          <w:p>
-            <w:pPr>
-              <w:keepNext/>
-              <w:spacing w:after="0" w:line="120"/>
-            </w:pPr>
-          </w:p>
-        </w:tc>
-      </w:tr>
-      <w:tr>
-        <w:trPr>
-          <w:cantSplit/>
-        </w:trPr>
-        <w:tc>
-          <w:tcPr>
-            <w:tcW w:type="dxa" w:w="9638"/>
-            <w:gridSpan w:val="12"/>
-            <w:tcBorders>
-              <w:top w:val="single" w:color="D9DEE3" w:sz="6"/>
-              <w:left w:val="single" w:color="D9DEE3" w:sz="6"/>
-              <w:bottom w:val="single" w:color="D9DEE3" w:sz="6"/>
-              <w:right w:val="single" w:color="D9DEE3" w:sz="6"/>
-            </w:tcBorders>
-            <w:shd w:fill="F3F5F7" w:color="auto" w:val="clear"/>
-            <w:tcMar>
-              <w:top w:type="dxa" w:w="80"/>
-              <w:left w:type="dxa" w:w="100"/>
-              <w:bottom w:type="dxa" w:w="80"/>
-              <w:right w:type="dxa" w:w="100"/>
-            </w:tcMar>
-            <w:vAlign w:val="center"/>
-          </w:tcPr>
-          <w:p>
-            <w:pPr>
-              <w:keepNext/>
-              <w:spacing w:after="0" w:line="240"/>
-              <w:jc w:val="center"/>
-            </w:pPr>
-            <w:r>
-              <w:rPr>
-                <w:rFonts w:ascii="Arial" w:cs="Arial" w:eastAsia="Arial" w:hAnsi="Arial"/>
-                <w:b/>
-                <w:bCs/>
-                <w:color w:val="1B2229"/>
-                <w:sz w:val="17"/>
-                <w:szCs w:val="17"/>
-              </w:rPr>
-              <w:t xml:space="preserve">Ответственные лица по приказу (вне штата отдела)</w:t>
-            </w:r>
-          </w:p>
-          <w:p>
-            <w:pPr>
-              <w:keepNext/>
-              <w:spacing w:after="0" w:line="240"/>
-              <w:jc w:val="center"/>
-            </w:pPr>
-            <w:r>
-              <w:rPr>
-                <w:rFonts w:ascii="Arial" w:cs="Arial" w:eastAsia="Arial" w:hAnsi="Arial"/>
-                <w:b w:val="false"/>
-                <w:bCs w:val="false"/>
-                <w:color w:val="5B6672"/>
-                <w:sz w:val="15"/>
-                <w:szCs w:val="15"/>
-              </w:rPr>
-              <w:t xml:space="preserve">Машково, Руднево: руководители участков · Внуково и регионы: старший группы, руководитель офиса</w:t>
-            </w:r>
-          </w:p>
-        </w:tc>
-      </w:tr>
-    </w:tbl>
-    <w:p>
-      <w:pPr>
-        <w:pStyle w:val="Heading1"/>
-        <w:keepNext/>
-        <w:spacing w:after="140" w:before="320"/>
-      </w:pPr>
-      <w:r>
-        <w:rPr>
-          <w:rFonts w:ascii="Arial" w:cs="Arial" w:eastAsia="Arial" w:hAnsi="Arial"/>
-          <w:b/>
-          <w:bCs/>
-          <w:color w:val="5B6672"/>
-          <w:sz w:val="26"/>
-          <w:szCs w:val="26"/>
-        </w:rPr>
-        <w:t xml:space="preserve">4.  </w:t>
       </w:r>
       <w:r>
         <w:rPr>
@@ -7643,7 +4789,7 @@
           <w:sz w:val="26"/>
           <w:szCs w:val="26"/>
         </w:rPr>
-        <w:t xml:space="preserve">5.  </w:t>
+        <w:t xml:space="preserve">4.  </w:t>
       </w:r>
       <w:r>
         <w:rPr>
@@ -7700,7 +4846,7 @@
           <w:sz w:val="21"/>
           <w:szCs w:val="21"/>
         </w:rPr>
-        <w:t xml:space="preserve">Численность в обоих вариантах не меняется. Специалист по охране труда и специалист по пожарной профилактике (вариант А) переходят с двух площадок на одну и работают там постоянно.</w:t>
+        <w:t xml:space="preserve">Численность не меняется. Специалист по охране труда переходит с двух площадок на одну и работает там постоянно.</w:t>
       </w:r>
     </w:p>
     <w:p>
@@ -7868,7 +5014,7 @@
           <w:sz w:val="26"/>
           <w:szCs w:val="26"/>
         </w:rPr>
-        <w:t xml:space="preserve">6.  </w:t>
+        <w:t xml:space="preserve">5.  </w:t>
       </w:r>
       <w:r>
         <w:rPr>
@@ -7896,11 +5042,10 @@
         <w:tblLayout w:type="fixed"/>
       </w:tblPr>
       <w:tblGrid>
-        <w:gridCol w:w="5240"/>
-        <w:gridCol w:w="1100"/>
-        <w:gridCol w:w="1100"/>
-        <w:gridCol w:w="1099"/>
-        <w:gridCol w:w="1099"/>
+        <w:gridCol w:w="5638"/>
+        <w:gridCol w:w="1000"/>
+        <w:gridCol w:w="1500"/>
+        <w:gridCol w:w="1500"/>
       </w:tblGrid>
       <w:tr>
         <w:trPr>
@@ -7908,7 +5053,7 @@
         </w:trPr>
         <w:tc>
           <w:tcPr>
-            <w:tcW w:type="dxa" w:w="5240"/>
+            <w:tcW w:type="dxa" w:w="5638"/>
             <w:tcBorders>
               <w:top w:val="single" w:color="D9DEE3" w:sz="4"/>
               <w:left w:val="single" w:color="D9DEE3" w:sz="4"/>
@@ -7944,7 +5089,7 @@
         </w:tc>
         <w:tc>
           <w:tcPr>
-            <w:tcW w:type="dxa" w:w="1100"/>
+            <w:tcW w:type="dxa" w:w="1000"/>
             <w:tcBorders>
               <w:top w:val="single" w:color="D9DEE3" w:sz="4"/>
               <w:left w:val="single" w:color="D9DEE3" w:sz="4"/>
@@ -7974,13 +5119,13 @@
                 <w:sz w:val="18"/>
                 <w:szCs w:val="18"/>
               </w:rPr>
-              <w:t xml:space="preserve">Доход А</w:t>
-            </w:r>
-          </w:p>
-        </w:tc>
-        <w:tc>
-          <w:tcPr>
-            <w:tcW w:type="dxa" w:w="1100"/>
+              <w:t xml:space="preserve">Ед.</w:t>
+            </w:r>
+          </w:p>
+        </w:tc>
+        <w:tc>
+          <w:tcPr>
+            <w:tcW w:type="dxa" w:w="1500"/>
             <w:tcBorders>
               <w:top w:val="single" w:color="D9DEE3" w:sz="4"/>
               <w:left w:val="single" w:color="D9DEE3" w:sz="4"/>
@@ -8010,13 +5155,13 @@
                 <w:sz w:val="18"/>
                 <w:szCs w:val="18"/>
               </w:rPr>
-              <w:t xml:space="preserve">Доход Б</w:t>
-            </w:r>
-          </w:p>
-        </w:tc>
-        <w:tc>
-          <w:tcPr>
-            <w:tcW w:type="dxa" w:w="1099"/>
+              <w:t xml:space="preserve">Доход</w:t>
+            </w:r>
+          </w:p>
+        </w:tc>
+        <w:tc>
+          <w:tcPr>
+            <w:tcW w:type="dxa" w:w="1500"/>
             <w:tcBorders>
               <w:top w:val="single" w:color="D9DEE3" w:sz="4"/>
               <w:left w:val="single" w:color="D9DEE3" w:sz="4"/>
@@ -8046,43 +5191,7 @@
                 <w:sz w:val="18"/>
                 <w:szCs w:val="18"/>
               </w:rPr>
-              <w:t xml:space="preserve">Ед. А</w:t>
-            </w:r>
-          </w:p>
-        </w:tc>
-        <w:tc>
-          <w:tcPr>
-            <w:tcW w:type="dxa" w:w="1099"/>
-            <w:tcBorders>
-              <w:top w:val="single" w:color="D9DEE3" w:sz="4"/>
-              <w:left w:val="single" w:color="D9DEE3" w:sz="4"/>
-              <w:bottom w:val="single" w:color="D9DEE3" w:sz="4"/>
-              <w:right w:val="single" w:color="D9DEE3" w:sz="4"/>
-            </w:tcBorders>
-            <w:shd w:fill="23415E" w:color="auto" w:val="clear"/>
-            <w:tcMar>
-              <w:top w:type="dxa" w:w="70"/>
-              <w:left w:type="dxa" w:w="110"/>
-              <w:bottom w:type="dxa" w:w="70"/>
-              <w:right w:type="dxa" w:w="110"/>
-            </w:tcMar>
-            <w:vAlign w:val="top"/>
-          </w:tcPr>
-          <w:p>
-            <w:pPr>
-              <w:spacing w:after="0" w:line="252"/>
-              <w:jc w:val="left"/>
-            </w:pPr>
-            <w:r>
-              <w:rPr>
-                <w:rFonts w:ascii="Arial" w:cs="Arial" w:eastAsia="Arial" w:hAnsi="Arial"/>
-                <w:b/>
-                <w:bCs/>
-                <w:color w:val="FFFFFF"/>
-                <w:sz w:val="18"/>
-                <w:szCs w:val="18"/>
-              </w:rPr>
-              <w:t xml:space="preserve">Ед. Б</w:t>
+              <w:t xml:space="preserve">ФОТ в месяц</w:t>
             </w:r>
           </w:p>
         </w:tc>
@@ -8093,7 +5202,7 @@
         </w:trPr>
         <w:tc>
           <w:tcPr>
-            <w:tcW w:type="dxa" w:w="5240"/>
+            <w:tcW w:type="dxa" w:w="5638"/>
             <w:tcBorders>
               <w:top w:val="single" w:color="D9DEE3" w:sz="4"/>
               <w:left w:val="single" w:color="D9DEE3" w:sz="4"/>
@@ -8126,7 +5235,7 @@
         </w:tc>
         <w:tc>
           <w:tcPr>
-            <w:tcW w:type="dxa" w:w="1100"/>
+            <w:tcW w:type="dxa" w:w="1000"/>
             <w:tcBorders>
               <w:top w:val="single" w:color="D9DEE3" w:sz="4"/>
               <w:left w:val="single" w:color="D9DEE3" w:sz="4"/>
@@ -8153,13 +5262,13 @@
                 <w:sz w:val="16"/>
                 <w:szCs w:val="16"/>
               </w:rPr>
-              <w:t xml:space="preserve">300</w:t>
-            </w:r>
-          </w:p>
-        </w:tc>
-        <w:tc>
-          <w:tcPr>
-            <w:tcW w:type="dxa" w:w="1100"/>
+              <w:t xml:space="preserve">1</w:t>
+            </w:r>
+          </w:p>
+        </w:tc>
+        <w:tc>
+          <w:tcPr>
+            <w:tcW w:type="dxa" w:w="1500"/>
             <w:tcBorders>
               <w:top w:val="single" w:color="D9DEE3" w:sz="4"/>
               <w:left w:val="single" w:color="D9DEE3" w:sz="4"/>
@@ -8192,7 +5301,7 @@
         </w:tc>
         <w:tc>
           <w:tcPr>
-            <w:tcW w:type="dxa" w:w="1099"/>
+            <w:tcW w:type="dxa" w:w="1500"/>
             <w:tcBorders>
               <w:top w:val="single" w:color="D9DEE3" w:sz="4"/>
               <w:left w:val="single" w:color="D9DEE3" w:sz="4"/>
@@ -8219,40 +5328,7 @@
                 <w:sz w:val="16"/>
                 <w:szCs w:val="16"/>
               </w:rPr>
-              <w:t xml:space="preserve">1</w:t>
-            </w:r>
-          </w:p>
-        </w:tc>
-        <w:tc>
-          <w:tcPr>
-            <w:tcW w:type="dxa" w:w="1099"/>
-            <w:tcBorders>
-              <w:top w:val="single" w:color="D9DEE3" w:sz="4"/>
-              <w:left w:val="single" w:color="D9DEE3" w:sz="4"/>
-              <w:bottom w:val="single" w:color="D9DEE3" w:sz="4"/>
-              <w:right w:val="single" w:color="D9DEE3" w:sz="4"/>
-            </w:tcBorders>
-            <w:tcMar>
-              <w:top w:type="dxa" w:w="70"/>
-              <w:left w:type="dxa" w:w="110"/>
-              <w:bottom w:type="dxa" w:w="70"/>
-              <w:right w:type="dxa" w:w="110"/>
-            </w:tcMar>
-            <w:vAlign w:val="top"/>
-          </w:tcPr>
-          <w:p>
-            <w:pPr>
-              <w:spacing w:after="0" w:line="252"/>
-              <w:jc w:val="right"/>
-            </w:pPr>
-            <w:r>
-              <w:rPr>
-                <w:rFonts w:ascii="Arial" w:cs="Arial" w:eastAsia="Arial" w:hAnsi="Arial"/>
-                <w:color w:val="1B2229"/>
-                <w:sz w:val="16"/>
-                <w:szCs w:val="16"/>
-              </w:rPr>
-              <w:t xml:space="preserve">1</w:t>
+              <w:t xml:space="preserve">300</w:t>
             </w:r>
           </w:p>
         </w:tc>
@@ -8263,7 +5339,7 @@
         </w:trPr>
         <w:tc>
           <w:tcPr>
-            <w:tcW w:type="dxa" w:w="5240"/>
+            <w:tcW w:type="dxa" w:w="5638"/>
             <w:tcBorders>
               <w:top w:val="single" w:color="D9DEE3" w:sz="4"/>
               <w:left w:val="single" w:color="D9DEE3" w:sz="4"/>
@@ -8296,7 +5372,7 @@
         </w:tc>
         <w:tc>
           <w:tcPr>
-            <w:tcW w:type="dxa" w:w="1100"/>
+            <w:tcW w:type="dxa" w:w="1000"/>
             <w:tcBorders>
               <w:top w:val="single" w:color="D9DEE3" w:sz="4"/>
               <w:left w:val="single" w:color="D9DEE3" w:sz="4"/>
@@ -8323,13 +5399,13 @@
                 <w:sz w:val="16"/>
                 <w:szCs w:val="16"/>
               </w:rPr>
-              <w:t xml:space="preserve">170</w:t>
-            </w:r>
-          </w:p>
-        </w:tc>
-        <w:tc>
-          <w:tcPr>
-            <w:tcW w:type="dxa" w:w="1100"/>
+              <w:t xml:space="preserve">1</w:t>
+            </w:r>
+          </w:p>
+        </w:tc>
+        <w:tc>
+          <w:tcPr>
+            <w:tcW w:type="dxa" w:w="1500"/>
             <w:tcBorders>
               <w:top w:val="single" w:color="D9DEE3" w:sz="4"/>
               <w:left w:val="single" w:color="D9DEE3" w:sz="4"/>
@@ -8362,7 +5438,7 @@
         </w:tc>
         <w:tc>
           <w:tcPr>
-            <w:tcW w:type="dxa" w:w="1099"/>
+            <w:tcW w:type="dxa" w:w="1500"/>
             <w:tcBorders>
               <w:top w:val="single" w:color="D9DEE3" w:sz="4"/>
               <w:left w:val="single" w:color="D9DEE3" w:sz="4"/>
@@ -8389,40 +5465,7 @@
                 <w:sz w:val="16"/>
                 <w:szCs w:val="16"/>
               </w:rPr>
-              <w:t xml:space="preserve">1</w:t>
-            </w:r>
-          </w:p>
-        </w:tc>
-        <w:tc>
-          <w:tcPr>
-            <w:tcW w:type="dxa" w:w="1099"/>
-            <w:tcBorders>
-              <w:top w:val="single" w:color="D9DEE3" w:sz="4"/>
-              <w:left w:val="single" w:color="D9DEE3" w:sz="4"/>
-              <w:bottom w:val="single" w:color="D9DEE3" w:sz="4"/>
-              <w:right w:val="single" w:color="D9DEE3" w:sz="4"/>
-            </w:tcBorders>
-            <w:tcMar>
-              <w:top w:type="dxa" w:w="70"/>
-              <w:left w:type="dxa" w:w="110"/>
-              <w:bottom w:type="dxa" w:w="70"/>
-              <w:right w:type="dxa" w:w="110"/>
-            </w:tcMar>
-            <w:vAlign w:val="top"/>
-          </w:tcPr>
-          <w:p>
-            <w:pPr>
-              <w:spacing w:after="0" w:line="252"/>
-              <w:jc w:val="right"/>
-            </w:pPr>
-            <w:r>
-              <w:rPr>
-                <w:rFonts w:ascii="Arial" w:cs="Arial" w:eastAsia="Arial" w:hAnsi="Arial"/>
-                <w:color w:val="1B2229"/>
-                <w:sz w:val="16"/>
-                <w:szCs w:val="16"/>
-              </w:rPr>
-              <w:t xml:space="preserve">1</w:t>
+              <w:t xml:space="preserve">170</w:t>
             </w:r>
           </w:p>
         </w:tc>
@@ -8433,7 +5476,7 @@
         </w:trPr>
         <w:tc>
           <w:tcPr>
-            <w:tcW w:type="dxa" w:w="5240"/>
+            <w:tcW w:type="dxa" w:w="5638"/>
             <w:tcBorders>
               <w:top w:val="single" w:color="D9DEE3" w:sz="4"/>
               <w:left w:val="single" w:color="D9DEE3" w:sz="4"/>
@@ -8466,7 +5509,7 @@
         </w:tc>
         <w:tc>
           <w:tcPr>
-            <w:tcW w:type="dxa" w:w="1100"/>
+            <w:tcW w:type="dxa" w:w="1000"/>
             <w:tcBorders>
               <w:top w:val="single" w:color="D9DEE3" w:sz="4"/>
               <w:left w:val="single" w:color="D9DEE3" w:sz="4"/>
@@ -8493,13 +5536,13 @@
                 <w:sz w:val="16"/>
                 <w:szCs w:val="16"/>
               </w:rPr>
-              <w:t xml:space="preserve">135</w:t>
-            </w:r>
-          </w:p>
-        </w:tc>
-        <w:tc>
-          <w:tcPr>
-            <w:tcW w:type="dxa" w:w="1100"/>
+              <w:t xml:space="preserve">1</w:t>
+            </w:r>
+          </w:p>
+        </w:tc>
+        <w:tc>
+          <w:tcPr>
+            <w:tcW w:type="dxa" w:w="1500"/>
             <w:tcBorders>
               <w:top w:val="single" w:color="D9DEE3" w:sz="4"/>
               <w:left w:val="single" w:color="D9DEE3" w:sz="4"/>
@@ -8532,7 +5575,7 @@
         </w:tc>
         <w:tc>
           <w:tcPr>
-            <w:tcW w:type="dxa" w:w="1099"/>
+            <w:tcW w:type="dxa" w:w="1500"/>
             <w:tcBorders>
               <w:top w:val="single" w:color="D9DEE3" w:sz="4"/>
               <w:left w:val="single" w:color="D9DEE3" w:sz="4"/>
@@ -8559,40 +5602,7 @@
                 <w:sz w:val="16"/>
                 <w:szCs w:val="16"/>
               </w:rPr>
-              <w:t xml:space="preserve">1</w:t>
-            </w:r>
-          </w:p>
-        </w:tc>
-        <w:tc>
-          <w:tcPr>
-            <w:tcW w:type="dxa" w:w="1099"/>
-            <w:tcBorders>
-              <w:top w:val="single" w:color="D9DEE3" w:sz="4"/>
-              <w:left w:val="single" w:color="D9DEE3" w:sz="4"/>
-              <w:bottom w:val="single" w:color="D9DEE3" w:sz="4"/>
-              <w:right w:val="single" w:color="D9DEE3" w:sz="4"/>
-            </w:tcBorders>
-            <w:tcMar>
-              <w:top w:type="dxa" w:w="70"/>
-              <w:left w:type="dxa" w:w="110"/>
-              <w:bottom w:type="dxa" w:w="70"/>
-              <w:right w:type="dxa" w:w="110"/>
-            </w:tcMar>
-            <w:vAlign w:val="top"/>
-          </w:tcPr>
-          <w:p>
-            <w:pPr>
-              <w:spacing w:after="0" w:line="252"/>
-              <w:jc w:val="right"/>
-            </w:pPr>
-            <w:r>
-              <w:rPr>
-                <w:rFonts w:ascii="Arial" w:cs="Arial" w:eastAsia="Arial" w:hAnsi="Arial"/>
-                <w:color w:val="1B2229"/>
-                <w:sz w:val="16"/>
-                <w:szCs w:val="16"/>
-              </w:rPr>
-              <w:t xml:space="preserve">1</w:t>
+              <w:t xml:space="preserve">135</w:t>
             </w:r>
           </w:p>
         </w:tc>
@@ -8603,7 +5613,7 @@
         </w:trPr>
         <w:tc>
           <w:tcPr>
-            <w:tcW w:type="dxa" w:w="5240"/>
+            <w:tcW w:type="dxa" w:w="5638"/>
             <w:tcBorders>
               <w:top w:val="single" w:color="D9DEE3" w:sz="4"/>
               <w:left w:val="single" w:color="D9DEE3" w:sz="4"/>
@@ -8636,7 +5646,7 @@
         </w:tc>
         <w:tc>
           <w:tcPr>
-            <w:tcW w:type="dxa" w:w="1100"/>
+            <w:tcW w:type="dxa" w:w="1000"/>
             <w:tcBorders>
               <w:top w:val="single" w:color="D9DEE3" w:sz="4"/>
               <w:left w:val="single" w:color="D9DEE3" w:sz="4"/>
@@ -8663,13 +5673,13 @@
                 <w:sz w:val="16"/>
                 <w:szCs w:val="16"/>
               </w:rPr>
-              <w:t xml:space="preserve">140</w:t>
-            </w:r>
-          </w:p>
-        </w:tc>
-        <w:tc>
-          <w:tcPr>
-            <w:tcW w:type="dxa" w:w="1100"/>
+              <w:t xml:space="preserve">1</w:t>
+            </w:r>
+          </w:p>
+        </w:tc>
+        <w:tc>
+          <w:tcPr>
+            <w:tcW w:type="dxa" w:w="1500"/>
             <w:tcBorders>
               <w:top w:val="single" w:color="D9DEE3" w:sz="4"/>
               <w:left w:val="single" w:color="D9DEE3" w:sz="4"/>
@@ -8702,7 +5712,7 @@
         </w:tc>
         <w:tc>
           <w:tcPr>
-            <w:tcW w:type="dxa" w:w="1099"/>
+            <w:tcW w:type="dxa" w:w="1500"/>
             <w:tcBorders>
               <w:top w:val="single" w:color="D9DEE3" w:sz="4"/>
               <w:left w:val="single" w:color="D9DEE3" w:sz="4"/>
@@ -8729,40 +5739,7 @@
                 <w:sz w:val="16"/>
                 <w:szCs w:val="16"/>
               </w:rPr>
-              <w:t xml:space="preserve">1</w:t>
-            </w:r>
-          </w:p>
-        </w:tc>
-        <w:tc>
-          <w:tcPr>
-            <w:tcW w:type="dxa" w:w="1099"/>
-            <w:tcBorders>
-              <w:top w:val="single" w:color="D9DEE3" w:sz="4"/>
-              <w:left w:val="single" w:color="D9DEE3" w:sz="4"/>
-              <w:bottom w:val="single" w:color="D9DEE3" w:sz="4"/>
-              <w:right w:val="single" w:color="D9DEE3" w:sz="4"/>
-            </w:tcBorders>
-            <w:tcMar>
-              <w:top w:type="dxa" w:w="70"/>
-              <w:left w:type="dxa" w:w="110"/>
-              <w:bottom w:type="dxa" w:w="70"/>
-              <w:right w:type="dxa" w:w="110"/>
-            </w:tcMar>
-            <w:vAlign w:val="top"/>
-          </w:tcPr>
-          <w:p>
-            <w:pPr>
-              <w:spacing w:after="0" w:line="252"/>
-              <w:jc w:val="right"/>
-            </w:pPr>
-            <w:r>
-              <w:rPr>
-                <w:rFonts w:ascii="Arial" w:cs="Arial" w:eastAsia="Arial" w:hAnsi="Arial"/>
-                <w:color w:val="1B2229"/>
-                <w:sz w:val="16"/>
-                <w:szCs w:val="16"/>
-              </w:rPr>
-              <w:t xml:space="preserve">1</w:t>
+              <w:t xml:space="preserve">140</w:t>
             </w:r>
           </w:p>
         </w:tc>
@@ -8773,7 +5750,7 @@
         </w:trPr>
         <w:tc>
           <w:tcPr>
-            <w:tcW w:type="dxa" w:w="5240"/>
+            <w:tcW w:type="dxa" w:w="5638"/>
             <w:tcBorders>
               <w:top w:val="single" w:color="D9DEE3" w:sz="4"/>
               <w:left w:val="single" w:color="D9DEE3" w:sz="4"/>
@@ -8806,7 +5783,7 @@
         </w:tc>
         <w:tc>
           <w:tcPr>
-            <w:tcW w:type="dxa" w:w="1100"/>
+            <w:tcW w:type="dxa" w:w="1000"/>
             <w:tcBorders>
               <w:top w:val="single" w:color="D9DEE3" w:sz="4"/>
               <w:left w:val="single" w:color="D9DEE3" w:sz="4"/>
@@ -8833,13 +5810,13 @@
                 <w:sz w:val="16"/>
                 <w:szCs w:val="16"/>
               </w:rPr>
-              <w:t xml:space="preserve">120</w:t>
-            </w:r>
-          </w:p>
-        </w:tc>
-        <w:tc>
-          <w:tcPr>
-            <w:tcW w:type="dxa" w:w="1100"/>
+              <w:t xml:space="preserve">1</w:t>
+            </w:r>
+          </w:p>
+        </w:tc>
+        <w:tc>
+          <w:tcPr>
+            <w:tcW w:type="dxa" w:w="1500"/>
             <w:tcBorders>
               <w:top w:val="single" w:color="D9DEE3" w:sz="4"/>
               <w:left w:val="single" w:color="D9DEE3" w:sz="4"/>
@@ -8872,7 +5849,7 @@
         </w:tc>
         <w:tc>
           <w:tcPr>
-            <w:tcW w:type="dxa" w:w="1099"/>
+            <w:tcW w:type="dxa" w:w="1500"/>
             <w:tcBorders>
               <w:top w:val="single" w:color="D9DEE3" w:sz="4"/>
               <w:left w:val="single" w:color="D9DEE3" w:sz="4"/>
@@ -8899,40 +5876,7 @@
                 <w:sz w:val="16"/>
                 <w:szCs w:val="16"/>
               </w:rPr>
-              <w:t xml:space="preserve">1</w:t>
-            </w:r>
-          </w:p>
-        </w:tc>
-        <w:tc>
-          <w:tcPr>
-            <w:tcW w:type="dxa" w:w="1099"/>
-            <w:tcBorders>
-              <w:top w:val="single" w:color="D9DEE3" w:sz="4"/>
-              <w:left w:val="single" w:color="D9DEE3" w:sz="4"/>
-              <w:bottom w:val="single" w:color="D9DEE3" w:sz="4"/>
-              <w:right w:val="single" w:color="D9DEE3" w:sz="4"/>
-            </w:tcBorders>
-            <w:tcMar>
-              <w:top w:type="dxa" w:w="70"/>
-              <w:left w:type="dxa" w:w="110"/>
-              <w:bottom w:type="dxa" w:w="70"/>
-              <w:right w:type="dxa" w:w="110"/>
-            </w:tcMar>
-            <w:vAlign w:val="top"/>
-          </w:tcPr>
-          <w:p>
-            <w:pPr>
-              <w:spacing w:after="0" w:line="252"/>
-              <w:jc w:val="right"/>
-            </w:pPr>
-            <w:r>
-              <w:rPr>
-                <w:rFonts w:ascii="Arial" w:cs="Arial" w:eastAsia="Arial" w:hAnsi="Arial"/>
-                <w:color w:val="1B2229"/>
-                <w:sz w:val="16"/>
-                <w:szCs w:val="16"/>
-              </w:rPr>
-              <w:t xml:space="preserve">1</w:t>
+              <w:t xml:space="preserve">120</w:t>
             </w:r>
           </w:p>
         </w:tc>
@@ -8943,7 +5887,7 @@
         </w:trPr>
         <w:tc>
           <w:tcPr>
-            <w:tcW w:type="dxa" w:w="5240"/>
+            <w:tcW w:type="dxa" w:w="5638"/>
             <w:tcBorders>
               <w:top w:val="single" w:color="D9DEE3" w:sz="4"/>
               <w:left w:val="single" w:color="D9DEE3" w:sz="4"/>
@@ -8976,7 +5920,7 @@
         </w:tc>
         <w:tc>
           <w:tcPr>
-            <w:tcW w:type="dxa" w:w="1100"/>
+            <w:tcW w:type="dxa" w:w="1000"/>
             <w:tcBorders>
               <w:top w:val="single" w:color="D9DEE3" w:sz="4"/>
               <w:left w:val="single" w:color="D9DEE3" w:sz="4"/>
@@ -9003,13 +5947,13 @@
                 <w:sz w:val="16"/>
                 <w:szCs w:val="16"/>
               </w:rPr>
-              <w:t xml:space="preserve">155</w:t>
-            </w:r>
-          </w:p>
-        </w:tc>
-        <w:tc>
-          <w:tcPr>
-            <w:tcW w:type="dxa" w:w="1100"/>
+              <w:t xml:space="preserve">1</w:t>
+            </w:r>
+          </w:p>
+        </w:tc>
+        <w:tc>
+          <w:tcPr>
+            <w:tcW w:type="dxa" w:w="1500"/>
             <w:tcBorders>
               <w:top w:val="single" w:color="D9DEE3" w:sz="4"/>
               <w:left w:val="single" w:color="D9DEE3" w:sz="4"/>
@@ -9042,7 +5986,7 @@
         </w:tc>
         <w:tc>
           <w:tcPr>
-            <w:tcW w:type="dxa" w:w="1099"/>
+            <w:tcW w:type="dxa" w:w="1500"/>
             <w:tcBorders>
               <w:top w:val="single" w:color="D9DEE3" w:sz="4"/>
               <w:left w:val="single" w:color="D9DEE3" w:sz="4"/>
@@ -9069,40 +6013,7 @@
                 <w:sz w:val="16"/>
                 <w:szCs w:val="16"/>
               </w:rPr>
-              <w:t xml:space="preserve">1</w:t>
-            </w:r>
-          </w:p>
-        </w:tc>
-        <w:tc>
-          <w:tcPr>
-            <w:tcW w:type="dxa" w:w="1099"/>
-            <w:tcBorders>
-              <w:top w:val="single" w:color="D9DEE3" w:sz="4"/>
-              <w:left w:val="single" w:color="D9DEE3" w:sz="4"/>
-              <w:bottom w:val="single" w:color="D9DEE3" w:sz="4"/>
-              <w:right w:val="single" w:color="D9DEE3" w:sz="4"/>
-            </w:tcBorders>
-            <w:tcMar>
-              <w:top w:type="dxa" w:w="70"/>
-              <w:left w:type="dxa" w:w="110"/>
-              <w:bottom w:type="dxa" w:w="70"/>
-              <w:right w:type="dxa" w:w="110"/>
-            </w:tcMar>
-            <w:vAlign w:val="top"/>
-          </w:tcPr>
-          <w:p>
-            <w:pPr>
-              <w:spacing w:after="0" w:line="252"/>
-              <w:jc w:val="right"/>
-            </w:pPr>
-            <w:r>
-              <w:rPr>
-                <w:rFonts w:ascii="Arial" w:cs="Arial" w:eastAsia="Arial" w:hAnsi="Arial"/>
-                <w:color w:val="1B2229"/>
-                <w:sz w:val="16"/>
-                <w:szCs w:val="16"/>
-              </w:rPr>
-              <w:t xml:space="preserve">1</w:t>
+              <w:t xml:space="preserve">160</w:t>
             </w:r>
           </w:p>
         </w:tc>
@@ -9113,7 +6024,7 @@
         </w:trPr>
         <w:tc>
           <w:tcPr>
-            <w:tcW w:type="dxa" w:w="5240"/>
+            <w:tcW w:type="dxa" w:w="5638"/>
             <w:tcBorders>
               <w:top w:val="single" w:color="D9DEE3" w:sz="4"/>
               <w:left w:val="single" w:color="D9DEE3" w:sz="4"/>
@@ -9140,13 +6051,13 @@
                 <w:sz w:val="16"/>
                 <w:szCs w:val="16"/>
               </w:rPr>
-              <w:t xml:space="preserve">Специалист по пожарной профилактике</w:t>
-            </w:r>
-          </w:p>
-        </w:tc>
-        <w:tc>
-          <w:tcPr>
-            <w:tcW w:type="dxa" w:w="1100"/>
+              <w:t xml:space="preserve">Специалист по ГО и ЧС</w:t>
+            </w:r>
+          </w:p>
+        </w:tc>
+        <w:tc>
+          <w:tcPr>
+            <w:tcW w:type="dxa" w:w="1000"/>
             <w:tcBorders>
               <w:top w:val="single" w:color="D9DEE3" w:sz="4"/>
               <w:left w:val="single" w:color="D9DEE3" w:sz="4"/>
@@ -9173,13 +6084,13 @@
                 <w:sz w:val="16"/>
                 <w:szCs w:val="16"/>
               </w:rPr>
-              <w:t xml:space="preserve">120</w:t>
-            </w:r>
-          </w:p>
-        </w:tc>
-        <w:tc>
-          <w:tcPr>
-            <w:tcW w:type="dxa" w:w="1100"/>
+              <w:t xml:space="preserve">1</w:t>
+            </w:r>
+          </w:p>
+        </w:tc>
+        <w:tc>
+          <w:tcPr>
+            <w:tcW w:type="dxa" w:w="1500"/>
             <w:tcBorders>
               <w:top w:val="single" w:color="D9DEE3" w:sz="4"/>
               <w:left w:val="single" w:color="D9DEE3" w:sz="4"/>
@@ -9206,13 +6117,13 @@
                 <w:sz w:val="16"/>
                 <w:szCs w:val="16"/>
               </w:rPr>
-              <w:t xml:space="preserve"/>
-            </w:r>
-          </w:p>
-        </w:tc>
-        <w:tc>
-          <w:tcPr>
-            <w:tcW w:type="dxa" w:w="1099"/>
+              <w:t xml:space="preserve">140</w:t>
+            </w:r>
+          </w:p>
+        </w:tc>
+        <w:tc>
+          <w:tcPr>
+            <w:tcW w:type="dxa" w:w="1500"/>
             <w:tcBorders>
               <w:top w:val="single" w:color="D9DEE3" w:sz="4"/>
               <w:left w:val="single" w:color="D9DEE3" w:sz="4"/>
@@ -9239,40 +6150,7 @@
                 <w:sz w:val="16"/>
                 <w:szCs w:val="16"/>
               </w:rPr>
-              <w:t xml:space="preserve">1</w:t>
-            </w:r>
-          </w:p>
-        </w:tc>
-        <w:tc>
-          <w:tcPr>
-            <w:tcW w:type="dxa" w:w="1099"/>
-            <w:tcBorders>
-              <w:top w:val="single" w:color="D9DEE3" w:sz="4"/>
-              <w:left w:val="single" w:color="D9DEE3" w:sz="4"/>
-              <w:bottom w:val="single" w:color="D9DEE3" w:sz="4"/>
-              <w:right w:val="single" w:color="D9DEE3" w:sz="4"/>
-            </w:tcBorders>
-            <w:tcMar>
-              <w:top w:type="dxa" w:w="70"/>
-              <w:left w:type="dxa" w:w="110"/>
-              <w:bottom w:type="dxa" w:w="70"/>
-              <w:right w:type="dxa" w:w="110"/>
-            </w:tcMar>
-            <w:vAlign w:val="top"/>
-          </w:tcPr>
-          <w:p>
-            <w:pPr>
-              <w:spacing w:after="0" w:line="252"/>
-              <w:jc w:val="right"/>
-            </w:pPr>
-            <w:r>
-              <w:rPr>
-                <w:rFonts w:ascii="Arial" w:cs="Arial" w:eastAsia="Arial" w:hAnsi="Arial"/>
-                <w:color w:val="1B2229"/>
-                <w:sz w:val="16"/>
-                <w:szCs w:val="16"/>
-              </w:rPr>
-              <w:t xml:space="preserve">0</w:t>
+              <w:t xml:space="preserve">140</w:t>
             </w:r>
           </w:p>
         </w:tc>
@@ -9283,7 +6161,7 @@
         </w:trPr>
         <w:tc>
           <w:tcPr>
-            <w:tcW w:type="dxa" w:w="5240"/>
+            <w:tcW w:type="dxa" w:w="5638"/>
             <w:tcBorders>
               <w:top w:val="single" w:color="D9DEE3" w:sz="4"/>
               <w:left w:val="single" w:color="D9DEE3" w:sz="4"/>
@@ -9310,13 +6188,13 @@
                 <w:sz w:val="16"/>
                 <w:szCs w:val="16"/>
               </w:rPr>
-              <w:t xml:space="preserve">Специалист по ГО и ЧС</w:t>
-            </w:r>
-          </w:p>
-        </w:tc>
-        <w:tc>
-          <w:tcPr>
-            <w:tcW w:type="dxa" w:w="1100"/>
+              <w:t xml:space="preserve">Ведущий инженер по промышленной безопасности</w:t>
+            </w:r>
+          </w:p>
+        </w:tc>
+        <w:tc>
+          <w:tcPr>
+            <w:tcW w:type="dxa" w:w="1000"/>
             <w:tcBorders>
               <w:top w:val="single" w:color="D9DEE3" w:sz="4"/>
               <w:left w:val="single" w:color="D9DEE3" w:sz="4"/>
@@ -9343,13 +6221,13 @@
                 <w:sz w:val="16"/>
                 <w:szCs w:val="16"/>
               </w:rPr>
-              <w:t xml:space="preserve">130</w:t>
-            </w:r>
-          </w:p>
-        </w:tc>
-        <w:tc>
-          <w:tcPr>
-            <w:tcW w:type="dxa" w:w="1100"/>
+              <w:t xml:space="preserve">1</w:t>
+            </w:r>
+          </w:p>
+        </w:tc>
+        <w:tc>
+          <w:tcPr>
+            <w:tcW w:type="dxa" w:w="1500"/>
             <w:tcBorders>
               <w:top w:val="single" w:color="D9DEE3" w:sz="4"/>
               <w:left w:val="single" w:color="D9DEE3" w:sz="4"/>
@@ -9376,13 +6254,13 @@
                 <w:sz w:val="16"/>
                 <w:szCs w:val="16"/>
               </w:rPr>
-              <w:t xml:space="preserve">140</w:t>
-            </w:r>
-          </w:p>
-        </w:tc>
-        <w:tc>
-          <w:tcPr>
-            <w:tcW w:type="dxa" w:w="1099"/>
+              <w:t xml:space="preserve">165</w:t>
+            </w:r>
+          </w:p>
+        </w:tc>
+        <w:tc>
+          <w:tcPr>
+            <w:tcW w:type="dxa" w:w="1500"/>
             <w:tcBorders>
               <w:top w:val="single" w:color="D9DEE3" w:sz="4"/>
               <w:left w:val="single" w:color="D9DEE3" w:sz="4"/>
@@ -9409,40 +6287,7 @@
                 <w:sz w:val="16"/>
                 <w:szCs w:val="16"/>
               </w:rPr>
-              <w:t xml:space="preserve">1</w:t>
-            </w:r>
-          </w:p>
-        </w:tc>
-        <w:tc>
-          <w:tcPr>
-            <w:tcW w:type="dxa" w:w="1099"/>
-            <w:tcBorders>
-              <w:top w:val="single" w:color="D9DEE3" w:sz="4"/>
-              <w:left w:val="single" w:color="D9DEE3" w:sz="4"/>
-              <w:bottom w:val="single" w:color="D9DEE3" w:sz="4"/>
-              <w:right w:val="single" w:color="D9DEE3" w:sz="4"/>
-            </w:tcBorders>
-            <w:tcMar>
-              <w:top w:type="dxa" w:w="70"/>
-              <w:left w:type="dxa" w:w="110"/>
-              <w:bottom w:type="dxa" w:w="70"/>
-              <w:right w:type="dxa" w:w="110"/>
-            </w:tcMar>
-            <w:vAlign w:val="top"/>
-          </w:tcPr>
-          <w:p>
-            <w:pPr>
-              <w:spacing w:after="0" w:line="252"/>
-              <w:jc w:val="right"/>
-            </w:pPr>
-            <w:r>
-              <w:rPr>
-                <w:rFonts w:ascii="Arial" w:cs="Arial" w:eastAsia="Arial" w:hAnsi="Arial"/>
-                <w:color w:val="1B2229"/>
-                <w:sz w:val="16"/>
-                <w:szCs w:val="16"/>
-              </w:rPr>
-              <w:t xml:space="preserve">1</w:t>
+              <w:t xml:space="preserve">165</w:t>
             </w:r>
           </w:p>
         </w:tc>
@@ -9453,7 +6298,7 @@
         </w:trPr>
         <w:tc>
           <w:tcPr>
-            <w:tcW w:type="dxa" w:w="5240"/>
+            <w:tcW w:type="dxa" w:w="5638"/>
             <w:tcBorders>
               <w:top w:val="single" w:color="D9DEE3" w:sz="4"/>
               <w:left w:val="single" w:color="D9DEE3" w:sz="4"/>
@@ -9480,13 +6325,13 @@
                 <w:sz w:val="16"/>
                 <w:szCs w:val="16"/>
               </w:rPr>
-              <w:t xml:space="preserve">Ведущий инженер по промышленной безопасности</w:t>
-            </w:r>
-          </w:p>
-        </w:tc>
-        <w:tc>
-          <w:tcPr>
-            <w:tcW w:type="dxa" w:w="1100"/>
+              <w:t xml:space="preserve">Ведущий инженер-эколог</w:t>
+            </w:r>
+          </w:p>
+        </w:tc>
+        <w:tc>
+          <w:tcPr>
+            <w:tcW w:type="dxa" w:w="1000"/>
             <w:tcBorders>
               <w:top w:val="single" w:color="D9DEE3" w:sz="4"/>
               <w:left w:val="single" w:color="D9DEE3" w:sz="4"/>
@@ -9513,13 +6358,13 @@
                 <w:sz w:val="16"/>
                 <w:szCs w:val="16"/>
               </w:rPr>
-              <w:t xml:space="preserve">165</w:t>
-            </w:r>
-          </w:p>
-        </w:tc>
-        <w:tc>
-          <w:tcPr>
-            <w:tcW w:type="dxa" w:w="1100"/>
+              <w:t xml:space="preserve">1</w:t>
+            </w:r>
+          </w:p>
+        </w:tc>
+        <w:tc>
+          <w:tcPr>
+            <w:tcW w:type="dxa" w:w="1500"/>
             <w:tcBorders>
               <w:top w:val="single" w:color="D9DEE3" w:sz="4"/>
               <w:left w:val="single" w:color="D9DEE3" w:sz="4"/>
@@ -9546,13 +6391,13 @@
                 <w:sz w:val="16"/>
                 <w:szCs w:val="16"/>
               </w:rPr>
-              <w:t xml:space="preserve">165</w:t>
-            </w:r>
-          </w:p>
-        </w:tc>
-        <w:tc>
-          <w:tcPr>
-            <w:tcW w:type="dxa" w:w="1099"/>
+              <w:t xml:space="preserve">160</w:t>
+            </w:r>
+          </w:p>
+        </w:tc>
+        <w:tc>
+          <w:tcPr>
+            <w:tcW w:type="dxa" w:w="1500"/>
             <w:tcBorders>
               <w:top w:val="single" w:color="D9DEE3" w:sz="4"/>
               <w:left w:val="single" w:color="D9DEE3" w:sz="4"/>
@@ -9579,40 +6424,7 @@
                 <w:sz w:val="16"/>
                 <w:szCs w:val="16"/>
               </w:rPr>
-              <w:t xml:space="preserve">1</w:t>
-            </w:r>
-          </w:p>
-        </w:tc>
-        <w:tc>
-          <w:tcPr>
-            <w:tcW w:type="dxa" w:w="1099"/>
-            <w:tcBorders>
-              <w:top w:val="single" w:color="D9DEE3" w:sz="4"/>
-              <w:left w:val="single" w:color="D9DEE3" w:sz="4"/>
-              <w:bottom w:val="single" w:color="D9DEE3" w:sz="4"/>
-              <w:right w:val="single" w:color="D9DEE3" w:sz="4"/>
-            </w:tcBorders>
-            <w:tcMar>
-              <w:top w:type="dxa" w:w="70"/>
-              <w:left w:type="dxa" w:w="110"/>
-              <w:bottom w:type="dxa" w:w="70"/>
-              <w:right w:type="dxa" w:w="110"/>
-            </w:tcMar>
-            <w:vAlign w:val="top"/>
-          </w:tcPr>
-          <w:p>
-            <w:pPr>
-              <w:spacing w:after="0" w:line="252"/>
-              <w:jc w:val="right"/>
-            </w:pPr>
-            <w:r>
-              <w:rPr>
-                <w:rFonts w:ascii="Arial" w:cs="Arial" w:eastAsia="Arial" w:hAnsi="Arial"/>
-                <w:color w:val="1B2229"/>
-                <w:sz w:val="16"/>
-                <w:szCs w:val="16"/>
-              </w:rPr>
-              <w:t xml:space="preserve">1</w:t>
+              <w:t xml:space="preserve">160</w:t>
             </w:r>
           </w:p>
         </w:tc>
@@ -9623,46 +6435,50 @@
         </w:trPr>
         <w:tc>
           <w:tcPr>
-            <w:tcW w:type="dxa" w:w="5240"/>
-            <w:tcBorders>
-              <w:top w:val="single" w:color="D9DEE3" w:sz="4"/>
-              <w:left w:val="single" w:color="D9DEE3" w:sz="4"/>
-              <w:bottom w:val="single" w:color="D9DEE3" w:sz="4"/>
-              <w:right w:val="single" w:color="D9DEE3" w:sz="4"/>
-            </w:tcBorders>
-            <w:tcMar>
-              <w:top w:type="dxa" w:w="70"/>
-              <w:left w:type="dxa" w:w="110"/>
-              <w:bottom w:type="dxa" w:w="70"/>
-              <w:right w:type="dxa" w:w="110"/>
-            </w:tcMar>
-            <w:vAlign w:val="top"/>
-          </w:tcPr>
-          <w:p>
-            <w:pPr>
-              <w:spacing w:after="0" w:line="252"/>
-              <w:jc w:val="left"/>
-            </w:pPr>
-            <w:r>
-              <w:rPr>
-                <w:rFonts w:ascii="Arial" w:cs="Arial" w:eastAsia="Arial" w:hAnsi="Arial"/>
+            <w:tcW w:type="dxa" w:w="5638"/>
+            <w:tcBorders>
+              <w:top w:val="single" w:color="D9DEE3" w:sz="4"/>
+              <w:left w:val="single" w:color="D9DEE3" w:sz="4"/>
+              <w:bottom w:val="single" w:color="D9DEE3" w:sz="4"/>
+              <w:right w:val="single" w:color="D9DEE3" w:sz="4"/>
+            </w:tcBorders>
+            <w:shd w:fill="F3F5F7" w:color="auto" w:val="clear"/>
+            <w:tcMar>
+              <w:top w:type="dxa" w:w="70"/>
+              <w:left w:type="dxa" w:w="110"/>
+              <w:bottom w:type="dxa" w:w="70"/>
+              <w:right w:type="dxa" w:w="110"/>
+            </w:tcMar>
+            <w:vAlign w:val="top"/>
+          </w:tcPr>
+          <w:p>
+            <w:pPr>
+              <w:spacing w:after="0" w:line="252"/>
+              <w:jc w:val="left"/>
+            </w:pPr>
+            <w:r>
+              <w:rPr>
+                <w:rFonts w:ascii="Arial" w:cs="Arial" w:eastAsia="Arial" w:hAnsi="Arial"/>
+                <w:b/>
+                <w:bCs/>
                 <w:color w:val="1B2229"/>
                 <w:sz w:val="16"/>
                 <w:szCs w:val="16"/>
               </w:rPr>
-              <w:t xml:space="preserve">Ведущий инженер-эколог</w:t>
-            </w:r>
-          </w:p>
-        </w:tc>
-        <w:tc>
-          <w:tcPr>
-            <w:tcW w:type="dxa" w:w="1100"/>
-            <w:tcBorders>
-              <w:top w:val="single" w:color="D9DEE3" w:sz="4"/>
-              <w:left w:val="single" w:color="D9DEE3" w:sz="4"/>
-              <w:bottom w:val="single" w:color="D9DEE3" w:sz="4"/>
-              <w:right w:val="single" w:color="D9DEE3" w:sz="4"/>
-            </w:tcBorders>
+              <w:t xml:space="preserve">Итого в месяц, тыс. ₽</w:t>
+            </w:r>
+          </w:p>
+        </w:tc>
+        <w:tc>
+          <w:tcPr>
+            <w:tcW w:type="dxa" w:w="1000"/>
+            <w:tcBorders>
+              <w:top w:val="single" w:color="D9DEE3" w:sz="4"/>
+              <w:left w:val="single" w:color="D9DEE3" w:sz="4"/>
+              <w:bottom w:val="single" w:color="D9DEE3" w:sz="4"/>
+              <w:right w:val="single" w:color="D9DEE3" w:sz="4"/>
+            </w:tcBorders>
+            <w:shd w:fill="F3F5F7" w:color="auto" w:val="clear"/>
             <w:tcMar>
               <w:top w:type="dxa" w:w="70"/>
               <w:left w:type="dxa" w:w="110"/>
@@ -9679,56 +6495,62 @@
             <w:r>
               <w:rPr>
                 <w:rFonts w:ascii="Arial" w:cs="Arial" w:eastAsia="Arial" w:hAnsi="Arial"/>
+                <w:b/>
+                <w:bCs/>
                 <w:color w:val="1B2229"/>
                 <w:sz w:val="16"/>
                 <w:szCs w:val="16"/>
               </w:rPr>
-              <w:t xml:space="preserve">160</w:t>
-            </w:r>
-          </w:p>
-        </w:tc>
-        <w:tc>
-          <w:tcPr>
-            <w:tcW w:type="dxa" w:w="1100"/>
-            <w:tcBorders>
-              <w:top w:val="single" w:color="D9DEE3" w:sz="4"/>
-              <w:left w:val="single" w:color="D9DEE3" w:sz="4"/>
-              <w:bottom w:val="single" w:color="D9DEE3" w:sz="4"/>
-              <w:right w:val="single" w:color="D9DEE3" w:sz="4"/>
-            </w:tcBorders>
-            <w:tcMar>
-              <w:top w:type="dxa" w:w="70"/>
-              <w:left w:type="dxa" w:w="110"/>
-              <w:bottom w:type="dxa" w:w="70"/>
-              <w:right w:type="dxa" w:w="110"/>
-            </w:tcMar>
-            <w:vAlign w:val="top"/>
-          </w:tcPr>
-          <w:p>
-            <w:pPr>
-              <w:spacing w:after="0" w:line="252"/>
-              <w:jc w:val="right"/>
-            </w:pPr>
-            <w:r>
-              <w:rPr>
-                <w:rFonts w:ascii="Arial" w:cs="Arial" w:eastAsia="Arial" w:hAnsi="Arial"/>
+              <w:t xml:space="preserve">9</w:t>
+            </w:r>
+          </w:p>
+        </w:tc>
+        <w:tc>
+          <w:tcPr>
+            <w:tcW w:type="dxa" w:w="1500"/>
+            <w:tcBorders>
+              <w:top w:val="single" w:color="D9DEE3" w:sz="4"/>
+              <w:left w:val="single" w:color="D9DEE3" w:sz="4"/>
+              <w:bottom w:val="single" w:color="D9DEE3" w:sz="4"/>
+              <w:right w:val="single" w:color="D9DEE3" w:sz="4"/>
+            </w:tcBorders>
+            <w:shd w:fill="F3F5F7" w:color="auto" w:val="clear"/>
+            <w:tcMar>
+              <w:top w:type="dxa" w:w="70"/>
+              <w:left w:type="dxa" w:w="110"/>
+              <w:bottom w:type="dxa" w:w="70"/>
+              <w:right w:type="dxa" w:w="110"/>
+            </w:tcMar>
+            <w:vAlign w:val="top"/>
+          </w:tcPr>
+          <w:p>
+            <w:pPr>
+              <w:spacing w:after="0" w:line="252"/>
+              <w:jc w:val="left"/>
+            </w:pPr>
+            <w:r>
+              <w:rPr>
+                <w:rFonts w:ascii="Arial" w:cs="Arial" w:eastAsia="Arial" w:hAnsi="Arial"/>
+                <w:b/>
+                <w:bCs/>
                 <w:color w:val="1B2229"/>
                 <w:sz w:val="16"/>
                 <w:szCs w:val="16"/>
               </w:rPr>
-              <w:t xml:space="preserve">160</w:t>
-            </w:r>
-          </w:p>
-        </w:tc>
-        <w:tc>
-          <w:tcPr>
-            <w:tcW w:type="dxa" w:w="1099"/>
-            <w:tcBorders>
-              <w:top w:val="single" w:color="D9DEE3" w:sz="4"/>
-              <w:left w:val="single" w:color="D9DEE3" w:sz="4"/>
-              <w:bottom w:val="single" w:color="D9DEE3" w:sz="4"/>
-              <w:right w:val="single" w:color="D9DEE3" w:sz="4"/>
-            </w:tcBorders>
+              <w:t xml:space="preserve"/>
+            </w:r>
+          </w:p>
+        </w:tc>
+        <w:tc>
+          <w:tcPr>
+            <w:tcW w:type="dxa" w:w="1500"/>
+            <w:tcBorders>
+              <w:top w:val="single" w:color="D9DEE3" w:sz="4"/>
+              <w:left w:val="single" w:color="D9DEE3" w:sz="4"/>
+              <w:bottom w:val="single" w:color="D9DEE3" w:sz="4"/>
+              <w:right w:val="single" w:color="D9DEE3" w:sz="4"/>
+            </w:tcBorders>
+            <w:shd w:fill="F3F5F7" w:color="auto" w:val="clear"/>
             <w:tcMar>
               <w:top w:type="dxa" w:w="70"/>
               <w:left w:type="dxa" w:w="110"/>
@@ -9745,44 +6567,13 @@
             <w:r>
               <w:rPr>
                 <w:rFonts w:ascii="Arial" w:cs="Arial" w:eastAsia="Arial" w:hAnsi="Arial"/>
+                <w:b/>
+                <w:bCs/>
                 <w:color w:val="1B2229"/>
                 <w:sz w:val="16"/>
                 <w:szCs w:val="16"/>
               </w:rPr>
-              <w:t xml:space="preserve">1</w:t>
-            </w:r>
-          </w:p>
-        </w:tc>
-        <w:tc>
-          <w:tcPr>
-            <w:tcW w:type="dxa" w:w="1099"/>
-            <w:tcBorders>
-              <w:top w:val="single" w:color="D9DEE3" w:sz="4"/>
-              <w:left w:val="single" w:color="D9DEE3" w:sz="4"/>
-              <w:bottom w:val="single" w:color="D9DEE3" w:sz="4"/>
-              <w:right w:val="single" w:color="D9DEE3" w:sz="4"/>
-            </w:tcBorders>
-            <w:tcMar>
-              <w:top w:type="dxa" w:w="70"/>
-              <w:left w:type="dxa" w:w="110"/>
-              <w:bottom w:type="dxa" w:w="70"/>
-              <w:right w:type="dxa" w:w="110"/>
-            </w:tcMar>
-            <w:vAlign w:val="top"/>
-          </w:tcPr>
-          <w:p>
-            <w:pPr>
-              <w:spacing w:after="0" w:line="252"/>
-              <w:jc w:val="right"/>
-            </w:pPr>
-            <w:r>
-              <w:rPr>
-                <w:rFonts w:ascii="Arial" w:cs="Arial" w:eastAsia="Arial" w:hAnsi="Arial"/>
-                <w:color w:val="1B2229"/>
-                <w:sz w:val="16"/>
-                <w:szCs w:val="16"/>
-              </w:rPr>
-              <w:t xml:space="preserve">1</w:t>
+              <w:t xml:space="preserve">1 490</w:t>
             </w:r>
           </w:p>
         </w:tc>
@@ -9793,7 +6584,7 @@
         </w:trPr>
         <w:tc>
           <w:tcPr>
-            <w:tcW w:type="dxa" w:w="5240"/>
+            <w:tcW w:type="dxa" w:w="5638"/>
             <w:tcBorders>
               <w:top w:val="single" w:color="D9DEE3" w:sz="4"/>
               <w:left w:val="single" w:color="D9DEE3" w:sz="4"/>
@@ -9817,19 +6608,17 @@
             <w:r>
               <w:rPr>
                 <w:rFonts w:ascii="Arial" w:cs="Arial" w:eastAsia="Arial" w:hAnsi="Arial"/>
-                <w:b/>
-                <w:bCs/>
                 <w:color w:val="1B2229"/>
                 <w:sz w:val="16"/>
                 <w:szCs w:val="16"/>
               </w:rPr>
-              <w:t xml:space="preserve">Штатных единиц</w:t>
-            </w:r>
-          </w:p>
-        </w:tc>
-        <w:tc>
-          <w:tcPr>
-            <w:tcW w:type="dxa" w:w="1100"/>
+              <w:t xml:space="preserve">ФОТ в год, тыс. ₽</w:t>
+            </w:r>
+          </w:p>
+        </w:tc>
+        <w:tc>
+          <w:tcPr>
+            <w:tcW w:type="dxa" w:w="1000"/>
             <w:tcBorders>
               <w:top w:val="single" w:color="D9DEE3" w:sz="4"/>
               <w:left w:val="single" w:color="D9DEE3" w:sz="4"/>
@@ -9848,13 +6637,11 @@
           <w:p>
             <w:pPr>
               <w:spacing w:after="0" w:line="252"/>
-              <w:jc w:val="left"/>
-            </w:pPr>
-            <w:r>
-              <w:rPr>
-                <w:rFonts w:ascii="Arial" w:cs="Arial" w:eastAsia="Arial" w:hAnsi="Arial"/>
-                <w:b/>
-                <w:bCs/>
+              <w:jc w:val="right"/>
+            </w:pPr>
+            <w:r>
+              <w:rPr>
+                <w:rFonts w:ascii="Arial" w:cs="Arial" w:eastAsia="Arial" w:hAnsi="Arial"/>
                 <w:color w:val="1B2229"/>
                 <w:sz w:val="16"/>
                 <w:szCs w:val="16"/>
@@ -9865,7 +6652,7 @@
         </w:tc>
         <w:tc>
           <w:tcPr>
-            <w:tcW w:type="dxa" w:w="1100"/>
+            <w:tcW w:type="dxa" w:w="1500"/>
             <w:tcBorders>
               <w:top w:val="single" w:color="D9DEE3" w:sz="4"/>
               <w:left w:val="single" w:color="D9DEE3" w:sz="4"/>
@@ -9889,8 +6676,6 @@
             <w:r>
               <w:rPr>
                 <w:rFonts w:ascii="Arial" w:cs="Arial" w:eastAsia="Arial" w:hAnsi="Arial"/>
-                <w:b/>
-                <w:bCs/>
                 <w:color w:val="1B2229"/>
                 <w:sz w:val="16"/>
                 <w:szCs w:val="16"/>
@@ -9901,7 +6686,7 @@
         </w:tc>
         <w:tc>
           <w:tcPr>
-            <w:tcW w:type="dxa" w:w="1099"/>
+            <w:tcW w:type="dxa" w:w="1500"/>
             <w:tcBorders>
               <w:top w:val="single" w:color="D9DEE3" w:sz="4"/>
               <w:left w:val="single" w:color="D9DEE3" w:sz="4"/>
@@ -9925,49 +6710,11 @@
             <w:r>
               <w:rPr>
                 <w:rFonts w:ascii="Arial" w:cs="Arial" w:eastAsia="Arial" w:hAnsi="Arial"/>
-                <w:b/>
-                <w:bCs/>
                 <w:color w:val="1B2229"/>
                 <w:sz w:val="16"/>
                 <w:szCs w:val="16"/>
               </w:rPr>
-              <w:t xml:space="preserve">10</w:t>
-            </w:r>
-          </w:p>
-        </w:tc>
-        <w:tc>
-          <w:tcPr>
-            <w:tcW w:type="dxa" w:w="1099"/>
-            <w:tcBorders>
-              <w:top w:val="single" w:color="D9DEE3" w:sz="4"/>
-              <w:left w:val="single" w:color="D9DEE3" w:sz="4"/>
-              <w:bottom w:val="single" w:color="D9DEE3" w:sz="4"/>
-              <w:right w:val="single" w:color="D9DEE3" w:sz="4"/>
-            </w:tcBorders>
-            <w:shd w:fill="F3F5F7" w:color="auto" w:val="clear"/>
-            <w:tcMar>
-              <w:top w:type="dxa" w:w="70"/>
-              <w:left w:type="dxa" w:w="110"/>
-              <w:bottom w:type="dxa" w:w="70"/>
-              <w:right w:type="dxa" w:w="110"/>
-            </w:tcMar>
-            <w:vAlign w:val="top"/>
-          </w:tcPr>
-          <w:p>
-            <w:pPr>
-              <w:spacing w:after="0" w:line="252"/>
-              <w:jc w:val="right"/>
-            </w:pPr>
-            <w:r>
-              <w:rPr>
-                <w:rFonts w:ascii="Arial" w:cs="Arial" w:eastAsia="Arial" w:hAnsi="Arial"/>
-                <w:b/>
-                <w:bCs/>
-                <w:color w:val="1B2229"/>
-                <w:sz w:val="16"/>
-                <w:szCs w:val="16"/>
-              </w:rPr>
-              <w:t xml:space="preserve">9</w:t>
+              <w:t xml:space="preserve">17 880</w:t>
             </w:r>
           </w:p>
         </w:tc>
@@ -9978,7 +6725,7 @@
         </w:trPr>
         <w:tc>
           <w:tcPr>
-            <w:tcW w:type="dxa" w:w="5240"/>
+            <w:tcW w:type="dxa" w:w="5638"/>
             <w:tcBorders>
               <w:top w:val="single" w:color="D9DEE3" w:sz="4"/>
               <w:left w:val="single" w:color="D9DEE3" w:sz="4"/>
@@ -10002,19 +6749,17 @@
             <w:r>
               <w:rPr>
                 <w:rFonts w:ascii="Arial" w:cs="Arial" w:eastAsia="Arial" w:hAnsi="Arial"/>
-                <w:b/>
-                <w:bCs/>
                 <w:color w:val="1B2229"/>
                 <w:sz w:val="16"/>
                 <w:szCs w:val="16"/>
               </w:rPr>
-              <w:t xml:space="preserve">ФОТ в месяц, тыс. ₽</w:t>
-            </w:r>
-          </w:p>
-        </w:tc>
-        <w:tc>
-          <w:tcPr>
-            <w:tcW w:type="dxa" w:w="1100"/>
+              <w:t xml:space="preserve">Страховые взносы в год, ≈ тыс. ₽</w:t>
+            </w:r>
+          </w:p>
+        </w:tc>
+        <w:tc>
+          <w:tcPr>
+            <w:tcW w:type="dxa" w:w="1000"/>
             <w:tcBorders>
               <w:top w:val="single" w:color="D9DEE3" w:sz="4"/>
               <w:left w:val="single" w:color="D9DEE3" w:sz="4"/>
@@ -10033,13 +6778,11 @@
           <w:p>
             <w:pPr>
               <w:spacing w:after="0" w:line="252"/>
-              <w:jc w:val="left"/>
-            </w:pPr>
-            <w:r>
-              <w:rPr>
-                <w:rFonts w:ascii="Arial" w:cs="Arial" w:eastAsia="Arial" w:hAnsi="Arial"/>
-                <w:b/>
-                <w:bCs/>
+              <w:jc w:val="right"/>
+            </w:pPr>
+            <w:r>
+              <w:rPr>
+                <w:rFonts w:ascii="Arial" w:cs="Arial" w:eastAsia="Arial" w:hAnsi="Arial"/>
                 <w:color w:val="1B2229"/>
                 <w:sz w:val="16"/>
                 <w:szCs w:val="16"/>
@@ -10050,7 +6793,7 @@
         </w:tc>
         <w:tc>
           <w:tcPr>
-            <w:tcW w:type="dxa" w:w="1100"/>
+            <w:tcW w:type="dxa" w:w="1500"/>
             <w:tcBorders>
               <w:top w:val="single" w:color="D9DEE3" w:sz="4"/>
               <w:left w:val="single" w:color="D9DEE3" w:sz="4"/>
@@ -10074,8 +6817,6 @@
             <w:r>
               <w:rPr>
                 <w:rFonts w:ascii="Arial" w:cs="Arial" w:eastAsia="Arial" w:hAnsi="Arial"/>
-                <w:b/>
-                <w:bCs/>
                 <w:color w:val="1B2229"/>
                 <w:sz w:val="16"/>
                 <w:szCs w:val="16"/>
@@ -10086,7 +6827,7 @@
         </w:tc>
         <w:tc>
           <w:tcPr>
-            <w:tcW w:type="dxa" w:w="1099"/>
+            <w:tcW w:type="dxa" w:w="1500"/>
             <w:tcBorders>
               <w:top w:val="single" w:color="D9DEE3" w:sz="4"/>
               <w:left w:val="single" w:color="D9DEE3" w:sz="4"/>
@@ -10110,49 +6851,11 @@
             <w:r>
               <w:rPr>
                 <w:rFonts w:ascii="Arial" w:cs="Arial" w:eastAsia="Arial" w:hAnsi="Arial"/>
-                <w:b/>
-                <w:bCs/>
                 <w:color w:val="1B2229"/>
                 <w:sz w:val="16"/>
                 <w:szCs w:val="16"/>
               </w:rPr>
-              <w:t xml:space="preserve">1 595</w:t>
-            </w:r>
-          </w:p>
-        </w:tc>
-        <w:tc>
-          <w:tcPr>
-            <w:tcW w:type="dxa" w:w="1099"/>
-            <w:tcBorders>
-              <w:top w:val="single" w:color="D9DEE3" w:sz="4"/>
-              <w:left w:val="single" w:color="D9DEE3" w:sz="4"/>
-              <w:bottom w:val="single" w:color="D9DEE3" w:sz="4"/>
-              <w:right w:val="single" w:color="D9DEE3" w:sz="4"/>
-            </w:tcBorders>
-            <w:shd w:fill="F3F5F7" w:color="auto" w:val="clear"/>
-            <w:tcMar>
-              <w:top w:type="dxa" w:w="70"/>
-              <w:left w:type="dxa" w:w="110"/>
-              <w:bottom w:type="dxa" w:w="70"/>
-              <w:right w:type="dxa" w:w="110"/>
-            </w:tcMar>
-            <w:vAlign w:val="top"/>
-          </w:tcPr>
-          <w:p>
-            <w:pPr>
-              <w:spacing w:after="0" w:line="252"/>
-              <w:jc w:val="right"/>
-            </w:pPr>
-            <w:r>
-              <w:rPr>
-                <w:rFonts w:ascii="Arial" w:cs="Arial" w:eastAsia="Arial" w:hAnsi="Arial"/>
-                <w:b/>
-                <w:bCs/>
-                <w:color w:val="1B2229"/>
-                <w:sz w:val="16"/>
-                <w:szCs w:val="16"/>
-              </w:rPr>
-              <w:t xml:space="preserve">1 490</w:t>
+              <w:t xml:space="preserve">5 270</w:t>
             </w:r>
           </w:p>
         </w:tc>
@@ -10163,7 +6866,7 @@
         </w:trPr>
         <w:tc>
           <w:tcPr>
-            <w:tcW w:type="dxa" w:w="5240"/>
+            <w:tcW w:type="dxa" w:w="5638"/>
             <w:tcBorders>
               <w:top w:val="single" w:color="D9DEE3" w:sz="4"/>
               <w:left w:val="single" w:color="D9DEE3" w:sz="4"/>
@@ -10187,17 +6890,19 @@
             <w:r>
               <w:rPr>
                 <w:rFonts w:ascii="Arial" w:cs="Arial" w:eastAsia="Arial" w:hAnsi="Arial"/>
+                <w:b/>
+                <w:bCs/>
                 <w:color w:val="1B2229"/>
                 <w:sz w:val="16"/>
                 <w:szCs w:val="16"/>
               </w:rPr>
-              <w:t xml:space="preserve">ФОТ в год, тыс. ₽</w:t>
-            </w:r>
-          </w:p>
-        </w:tc>
-        <w:tc>
-          <w:tcPr>
-            <w:tcW w:type="dxa" w:w="1100"/>
+              <w:t xml:space="preserve">Всего расходов в год, ≈ тыс. ₽</w:t>
+            </w:r>
+          </w:p>
+        </w:tc>
+        <w:tc>
+          <w:tcPr>
+            <w:tcW w:type="dxa" w:w="1000"/>
             <w:tcBorders>
               <w:top w:val="single" w:color="D9DEE3" w:sz="4"/>
               <w:left w:val="single" w:color="D9DEE3" w:sz="4"/>
@@ -10216,11 +6921,13 @@
           <w:p>
             <w:pPr>
               <w:spacing w:after="0" w:line="252"/>
-              <w:jc w:val="left"/>
-            </w:pPr>
-            <w:r>
-              <w:rPr>
-                <w:rFonts w:ascii="Arial" w:cs="Arial" w:eastAsia="Arial" w:hAnsi="Arial"/>
+              <w:jc w:val="right"/>
+            </w:pPr>
+            <w:r>
+              <w:rPr>
+                <w:rFonts w:ascii="Arial" w:cs="Arial" w:eastAsia="Arial" w:hAnsi="Arial"/>
+                <w:b/>
+                <w:bCs/>
                 <w:color w:val="1B2229"/>
                 <w:sz w:val="16"/>
                 <w:szCs w:val="16"/>
@@ -10231,7 +6938,7 @@
         </w:tc>
         <w:tc>
           <w:tcPr>
-            <w:tcW w:type="dxa" w:w="1100"/>
+            <w:tcW w:type="dxa" w:w="1500"/>
             <w:tcBorders>
               <w:top w:val="single" w:color="D9DEE3" w:sz="4"/>
               <w:left w:val="single" w:color="D9DEE3" w:sz="4"/>
@@ -10255,6 +6962,8 @@
             <w:r>
               <w:rPr>
                 <w:rFonts w:ascii="Arial" w:cs="Arial" w:eastAsia="Arial" w:hAnsi="Arial"/>
+                <w:b/>
+                <w:bCs/>
                 <w:color w:val="1B2229"/>
                 <w:sz w:val="16"/>
                 <w:szCs w:val="16"/>
@@ -10265,399 +6974,7 @@
         </w:tc>
         <w:tc>
           <w:tcPr>
-            <w:tcW w:type="dxa" w:w="1099"/>
-            <w:tcBorders>
-              <w:top w:val="single" w:color="D9DEE3" w:sz="4"/>
-              <w:left w:val="single" w:color="D9DEE3" w:sz="4"/>
-              <w:bottom w:val="single" w:color="D9DEE3" w:sz="4"/>
-              <w:right w:val="single" w:color="D9DEE3" w:sz="4"/>
-            </w:tcBorders>
-            <w:shd w:fill="F3F5F7" w:color="auto" w:val="clear"/>
-            <w:tcMar>
-              <w:top w:type="dxa" w:w="70"/>
-              <w:left w:type="dxa" w:w="110"/>
-              <w:bottom w:type="dxa" w:w="70"/>
-              <w:right w:type="dxa" w:w="110"/>
-            </w:tcMar>
-            <w:vAlign w:val="top"/>
-          </w:tcPr>
-          <w:p>
-            <w:pPr>
-              <w:spacing w:after="0" w:line="252"/>
-              <w:jc w:val="right"/>
-            </w:pPr>
-            <w:r>
-              <w:rPr>
-                <w:rFonts w:ascii="Arial" w:cs="Arial" w:eastAsia="Arial" w:hAnsi="Arial"/>
-                <w:color w:val="1B2229"/>
-                <w:sz w:val="16"/>
-                <w:szCs w:val="16"/>
-              </w:rPr>
-              <w:t xml:space="preserve">19 140</w:t>
-            </w:r>
-          </w:p>
-        </w:tc>
-        <w:tc>
-          <w:tcPr>
-            <w:tcW w:type="dxa" w:w="1099"/>
-            <w:tcBorders>
-              <w:top w:val="single" w:color="D9DEE3" w:sz="4"/>
-              <w:left w:val="single" w:color="D9DEE3" w:sz="4"/>
-              <w:bottom w:val="single" w:color="D9DEE3" w:sz="4"/>
-              <w:right w:val="single" w:color="D9DEE3" w:sz="4"/>
-            </w:tcBorders>
-            <w:shd w:fill="F3F5F7" w:color="auto" w:val="clear"/>
-            <w:tcMar>
-              <w:top w:type="dxa" w:w="70"/>
-              <w:left w:type="dxa" w:w="110"/>
-              <w:bottom w:type="dxa" w:w="70"/>
-              <w:right w:type="dxa" w:w="110"/>
-            </w:tcMar>
-            <w:vAlign w:val="top"/>
-          </w:tcPr>
-          <w:p>
-            <w:pPr>
-              <w:spacing w:after="0" w:line="252"/>
-              <w:jc w:val="right"/>
-            </w:pPr>
-            <w:r>
-              <w:rPr>
-                <w:rFonts w:ascii="Arial" w:cs="Arial" w:eastAsia="Arial" w:hAnsi="Arial"/>
-                <w:color w:val="1B2229"/>
-                <w:sz w:val="16"/>
-                <w:szCs w:val="16"/>
-              </w:rPr>
-              <w:t xml:space="preserve">17 880</w:t>
-            </w:r>
-          </w:p>
-        </w:tc>
-      </w:tr>
-      <w:tr>
-        <w:trPr>
-          <w:cantSplit/>
-        </w:trPr>
-        <w:tc>
-          <w:tcPr>
-            <w:tcW w:type="dxa" w:w="5240"/>
-            <w:tcBorders>
-              <w:top w:val="single" w:color="D9DEE3" w:sz="4"/>
-              <w:left w:val="single" w:color="D9DEE3" w:sz="4"/>
-              <w:bottom w:val="single" w:color="D9DEE3" w:sz="4"/>
-              <w:right w:val="single" w:color="D9DEE3" w:sz="4"/>
-            </w:tcBorders>
-            <w:shd w:fill="F3F5F7" w:color="auto" w:val="clear"/>
-            <w:tcMar>
-              <w:top w:type="dxa" w:w="70"/>
-              <w:left w:type="dxa" w:w="110"/>
-              <w:bottom w:type="dxa" w:w="70"/>
-              <w:right w:type="dxa" w:w="110"/>
-            </w:tcMar>
-            <w:vAlign w:val="top"/>
-          </w:tcPr>
-          <w:p>
-            <w:pPr>
-              <w:spacing w:after="0" w:line="252"/>
-              <w:jc w:val="left"/>
-            </w:pPr>
-            <w:r>
-              <w:rPr>
-                <w:rFonts w:ascii="Arial" w:cs="Arial" w:eastAsia="Arial" w:hAnsi="Arial"/>
-                <w:color w:val="1B2229"/>
-                <w:sz w:val="16"/>
-                <w:szCs w:val="16"/>
-              </w:rPr>
-              <w:t xml:space="preserve">Страховые взносы в год, ≈ тыс. ₽</w:t>
-            </w:r>
-          </w:p>
-        </w:tc>
-        <w:tc>
-          <w:tcPr>
-            <w:tcW w:type="dxa" w:w="1100"/>
-            <w:tcBorders>
-              <w:top w:val="single" w:color="D9DEE3" w:sz="4"/>
-              <w:left w:val="single" w:color="D9DEE3" w:sz="4"/>
-              <w:bottom w:val="single" w:color="D9DEE3" w:sz="4"/>
-              <w:right w:val="single" w:color="D9DEE3" w:sz="4"/>
-            </w:tcBorders>
-            <w:shd w:fill="F3F5F7" w:color="auto" w:val="clear"/>
-            <w:tcMar>
-              <w:top w:type="dxa" w:w="70"/>
-              <w:left w:type="dxa" w:w="110"/>
-              <w:bottom w:type="dxa" w:w="70"/>
-              <w:right w:type="dxa" w:w="110"/>
-            </w:tcMar>
-            <w:vAlign w:val="top"/>
-          </w:tcPr>
-          <w:p>
-            <w:pPr>
-              <w:spacing w:after="0" w:line="252"/>
-              <w:jc w:val="left"/>
-            </w:pPr>
-            <w:r>
-              <w:rPr>
-                <w:rFonts w:ascii="Arial" w:cs="Arial" w:eastAsia="Arial" w:hAnsi="Arial"/>
-                <w:color w:val="1B2229"/>
-                <w:sz w:val="16"/>
-                <w:szCs w:val="16"/>
-              </w:rPr>
-              <w:t xml:space="preserve"/>
-            </w:r>
-          </w:p>
-        </w:tc>
-        <w:tc>
-          <w:tcPr>
-            <w:tcW w:type="dxa" w:w="1100"/>
-            <w:tcBorders>
-              <w:top w:val="single" w:color="D9DEE3" w:sz="4"/>
-              <w:left w:val="single" w:color="D9DEE3" w:sz="4"/>
-              <w:bottom w:val="single" w:color="D9DEE3" w:sz="4"/>
-              <w:right w:val="single" w:color="D9DEE3" w:sz="4"/>
-            </w:tcBorders>
-            <w:shd w:fill="F3F5F7" w:color="auto" w:val="clear"/>
-            <w:tcMar>
-              <w:top w:type="dxa" w:w="70"/>
-              <w:left w:type="dxa" w:w="110"/>
-              <w:bottom w:type="dxa" w:w="70"/>
-              <w:right w:type="dxa" w:w="110"/>
-            </w:tcMar>
-            <w:vAlign w:val="top"/>
-          </w:tcPr>
-          <w:p>
-            <w:pPr>
-              <w:spacing w:after="0" w:line="252"/>
-              <w:jc w:val="left"/>
-            </w:pPr>
-            <w:r>
-              <w:rPr>
-                <w:rFonts w:ascii="Arial" w:cs="Arial" w:eastAsia="Arial" w:hAnsi="Arial"/>
-                <w:color w:val="1B2229"/>
-                <w:sz w:val="16"/>
-                <w:szCs w:val="16"/>
-              </w:rPr>
-              <w:t xml:space="preserve"/>
-            </w:r>
-          </w:p>
-        </w:tc>
-        <w:tc>
-          <w:tcPr>
-            <w:tcW w:type="dxa" w:w="1099"/>
-            <w:tcBorders>
-              <w:top w:val="single" w:color="D9DEE3" w:sz="4"/>
-              <w:left w:val="single" w:color="D9DEE3" w:sz="4"/>
-              <w:bottom w:val="single" w:color="D9DEE3" w:sz="4"/>
-              <w:right w:val="single" w:color="D9DEE3" w:sz="4"/>
-            </w:tcBorders>
-            <w:shd w:fill="F3F5F7" w:color="auto" w:val="clear"/>
-            <w:tcMar>
-              <w:top w:type="dxa" w:w="70"/>
-              <w:left w:type="dxa" w:w="110"/>
-              <w:bottom w:type="dxa" w:w="70"/>
-              <w:right w:type="dxa" w:w="110"/>
-            </w:tcMar>
-            <w:vAlign w:val="top"/>
-          </w:tcPr>
-          <w:p>
-            <w:pPr>
-              <w:spacing w:after="0" w:line="252"/>
-              <w:jc w:val="right"/>
-            </w:pPr>
-            <w:r>
-              <w:rPr>
-                <w:rFonts w:ascii="Arial" w:cs="Arial" w:eastAsia="Arial" w:hAnsi="Arial"/>
-                <w:color w:val="1B2229"/>
-                <w:sz w:val="16"/>
-                <w:szCs w:val="16"/>
-              </w:rPr>
-              <w:t xml:space="preserve">5 650</w:t>
-            </w:r>
-          </w:p>
-        </w:tc>
-        <w:tc>
-          <w:tcPr>
-            <w:tcW w:type="dxa" w:w="1099"/>
-            <w:tcBorders>
-              <w:top w:val="single" w:color="D9DEE3" w:sz="4"/>
-              <w:left w:val="single" w:color="D9DEE3" w:sz="4"/>
-              <w:bottom w:val="single" w:color="D9DEE3" w:sz="4"/>
-              <w:right w:val="single" w:color="D9DEE3" w:sz="4"/>
-            </w:tcBorders>
-            <w:shd w:fill="F3F5F7" w:color="auto" w:val="clear"/>
-            <w:tcMar>
-              <w:top w:type="dxa" w:w="70"/>
-              <w:left w:type="dxa" w:w="110"/>
-              <w:bottom w:type="dxa" w:w="70"/>
-              <w:right w:type="dxa" w:w="110"/>
-            </w:tcMar>
-            <w:vAlign w:val="top"/>
-          </w:tcPr>
-          <w:p>
-            <w:pPr>
-              <w:spacing w:after="0" w:line="252"/>
-              <w:jc w:val="right"/>
-            </w:pPr>
-            <w:r>
-              <w:rPr>
-                <w:rFonts w:ascii="Arial" w:cs="Arial" w:eastAsia="Arial" w:hAnsi="Arial"/>
-                <w:color w:val="1B2229"/>
-                <w:sz w:val="16"/>
-                <w:szCs w:val="16"/>
-              </w:rPr>
-              <w:t xml:space="preserve">5 270</w:t>
-            </w:r>
-          </w:p>
-        </w:tc>
-      </w:tr>
-      <w:tr>
-        <w:trPr>
-          <w:cantSplit/>
-        </w:trPr>
-        <w:tc>
-          <w:tcPr>
-            <w:tcW w:type="dxa" w:w="5240"/>
-            <w:tcBorders>
-              <w:top w:val="single" w:color="D9DEE3" w:sz="4"/>
-              <w:left w:val="single" w:color="D9DEE3" w:sz="4"/>
-              <w:bottom w:val="single" w:color="D9DEE3" w:sz="4"/>
-              <w:right w:val="single" w:color="D9DEE3" w:sz="4"/>
-            </w:tcBorders>
-            <w:shd w:fill="F3F5F7" w:color="auto" w:val="clear"/>
-            <w:tcMar>
-              <w:top w:type="dxa" w:w="70"/>
-              <w:left w:type="dxa" w:w="110"/>
-              <w:bottom w:type="dxa" w:w="70"/>
-              <w:right w:type="dxa" w:w="110"/>
-            </w:tcMar>
-            <w:vAlign w:val="top"/>
-          </w:tcPr>
-          <w:p>
-            <w:pPr>
-              <w:spacing w:after="0" w:line="252"/>
-              <w:jc w:val="left"/>
-            </w:pPr>
-            <w:r>
-              <w:rPr>
-                <w:rFonts w:ascii="Arial" w:cs="Arial" w:eastAsia="Arial" w:hAnsi="Arial"/>
-                <w:b/>
-                <w:bCs/>
-                <w:color w:val="1B2229"/>
-                <w:sz w:val="16"/>
-                <w:szCs w:val="16"/>
-              </w:rPr>
-              <w:t xml:space="preserve">Всего расходов в год, ≈ тыс. ₽</w:t>
-            </w:r>
-          </w:p>
-        </w:tc>
-        <w:tc>
-          <w:tcPr>
-            <w:tcW w:type="dxa" w:w="1100"/>
-            <w:tcBorders>
-              <w:top w:val="single" w:color="D9DEE3" w:sz="4"/>
-              <w:left w:val="single" w:color="D9DEE3" w:sz="4"/>
-              <w:bottom w:val="single" w:color="D9DEE3" w:sz="4"/>
-              <w:right w:val="single" w:color="D9DEE3" w:sz="4"/>
-            </w:tcBorders>
-            <w:shd w:fill="F3F5F7" w:color="auto" w:val="clear"/>
-            <w:tcMar>
-              <w:top w:type="dxa" w:w="70"/>
-              <w:left w:type="dxa" w:w="110"/>
-              <w:bottom w:type="dxa" w:w="70"/>
-              <w:right w:type="dxa" w:w="110"/>
-            </w:tcMar>
-            <w:vAlign w:val="top"/>
-          </w:tcPr>
-          <w:p>
-            <w:pPr>
-              <w:spacing w:after="0" w:line="252"/>
-              <w:jc w:val="left"/>
-            </w:pPr>
-            <w:r>
-              <w:rPr>
-                <w:rFonts w:ascii="Arial" w:cs="Arial" w:eastAsia="Arial" w:hAnsi="Arial"/>
-                <w:b/>
-                <w:bCs/>
-                <w:color w:val="1B2229"/>
-                <w:sz w:val="16"/>
-                <w:szCs w:val="16"/>
-              </w:rPr>
-              <w:t xml:space="preserve"/>
-            </w:r>
-          </w:p>
-        </w:tc>
-        <w:tc>
-          <w:tcPr>
-            <w:tcW w:type="dxa" w:w="1100"/>
-            <w:tcBorders>
-              <w:top w:val="single" w:color="D9DEE3" w:sz="4"/>
-              <w:left w:val="single" w:color="D9DEE3" w:sz="4"/>
-              <w:bottom w:val="single" w:color="D9DEE3" w:sz="4"/>
-              <w:right w:val="single" w:color="D9DEE3" w:sz="4"/>
-            </w:tcBorders>
-            <w:shd w:fill="F3F5F7" w:color="auto" w:val="clear"/>
-            <w:tcMar>
-              <w:top w:type="dxa" w:w="70"/>
-              <w:left w:type="dxa" w:w="110"/>
-              <w:bottom w:type="dxa" w:w="70"/>
-              <w:right w:type="dxa" w:w="110"/>
-            </w:tcMar>
-            <w:vAlign w:val="top"/>
-          </w:tcPr>
-          <w:p>
-            <w:pPr>
-              <w:spacing w:after="0" w:line="252"/>
-              <w:jc w:val="left"/>
-            </w:pPr>
-            <w:r>
-              <w:rPr>
-                <w:rFonts w:ascii="Arial" w:cs="Arial" w:eastAsia="Arial" w:hAnsi="Arial"/>
-                <w:b/>
-                <w:bCs/>
-                <w:color w:val="1B2229"/>
-                <w:sz w:val="16"/>
-                <w:szCs w:val="16"/>
-              </w:rPr>
-              <w:t xml:space="preserve"/>
-            </w:r>
-          </w:p>
-        </w:tc>
-        <w:tc>
-          <w:tcPr>
-            <w:tcW w:type="dxa" w:w="1099"/>
-            <w:tcBorders>
-              <w:top w:val="single" w:color="D9DEE3" w:sz="4"/>
-              <w:left w:val="single" w:color="D9DEE3" w:sz="4"/>
-              <w:bottom w:val="single" w:color="D9DEE3" w:sz="4"/>
-              <w:right w:val="single" w:color="D9DEE3" w:sz="4"/>
-            </w:tcBorders>
-            <w:shd w:fill="F3F5F7" w:color="auto" w:val="clear"/>
-            <w:tcMar>
-              <w:top w:type="dxa" w:w="70"/>
-              <w:left w:type="dxa" w:w="110"/>
-              <w:bottom w:type="dxa" w:w="70"/>
-              <w:right w:type="dxa" w:w="110"/>
-            </w:tcMar>
-            <w:vAlign w:val="top"/>
-          </w:tcPr>
-          <w:p>
-            <w:pPr>
-              <w:spacing w:after="0" w:line="252"/>
-              <w:jc w:val="right"/>
-            </w:pPr>
-            <w:r>
-              <w:rPr>
-                <w:rFonts w:ascii="Arial" w:cs="Arial" w:eastAsia="Arial" w:hAnsi="Arial"/>
-                <w:b/>
-                <w:bCs/>
-                <w:color w:val="1B2229"/>
-                <w:sz w:val="16"/>
-                <w:szCs w:val="16"/>
-              </w:rPr>
-              <w:t xml:space="preserve">24 790</w:t>
-            </w:r>
-          </w:p>
-        </w:tc>
-        <w:tc>
-          <w:tcPr>
-            <w:tcW w:type="dxa" w:w="1099"/>
+            <w:tcW w:type="dxa" w:w="1500"/>
             <w:tcBorders>
               <w:top w:val="single" w:color="D9DEE3" w:sz="4"/>
               <w:left w:val="single" w:color="D9DEE3" w:sz="4"/>
@@ -10705,24 +7022,7 @@
           <w:sz w:val="17"/>
           <w:szCs w:val="17"/>
         </w:rPr>
-        <w:t xml:space="preserve">Доход: тыс. ₽ в месяц до НДФЛ, рынок Москвы 2026 г. Взносы: 30% до предельной базы, 15,1% сверх. Отдельно учитываются командировки (≈ 0,5 млн ₽ в год) и доплаты ответственным.</w:t>
-      </w:r>
-    </w:p>
-    <w:p>
-      <w:pPr>
-        <w:spacing w:after="100" w:before="0" w:line="276"/>
-        <w:jc w:val="both"/>
-      </w:pPr>
-      <w:r>
-        <w:rPr>
-          <w:rFonts w:ascii="Arial" w:cs="Arial" w:eastAsia="Arial" w:hAnsi="Arial"/>
-          <w:b/>
-          <w:bCs/>
-          <w:color w:val="1B2229"/>
-          <w:sz w:val="21"/>
-          <w:szCs w:val="21"/>
-        </w:rPr>
-        <w:t xml:space="preserve">Разница между вариантами: один специалист по пожарной профилактике, 105 тыс. ₽ в месяц, ≈ 1,6 млн ₽ в год.</w:t>
+        <w:t xml:space="preserve">Доход: тыс. ₽ в месяц до НДФЛ (оклад и премия), рынок Москвы 2026 г. Взносы: 30% до предельной базы, 15,1% сверх неё. Отдельно учитываются командировки (≈ 0,5 млн ₽ в год) и доплаты ответственным на точках.</w:t>
       </w:r>
     </w:p>
     <w:p>
@@ -10740,7 +7040,7 @@
           <w:sz w:val="26"/>
           <w:szCs w:val="26"/>
         </w:rPr>
-        <w:t xml:space="preserve">7.  </w:t>
+        <w:t xml:space="preserve">6.  </w:t>
       </w:r>
       <w:r>
         <w:rPr>
@@ -11236,7 +7536,7 @@
                 <w:sz w:val="16"/>
                 <w:szCs w:val="16"/>
               </w:rPr>
-              <w:t xml:space="preserve">Ведущий специалист и специалист по пожарной профилактике</w:t>
+              <w:t xml:space="preserve">Ведущий специалист по пожарной профилактике</w:t>
             </w:r>
           </w:p>
         </w:tc>
@@ -11269,7 +7569,7 @@
                 <w:sz w:val="16"/>
                 <w:szCs w:val="16"/>
               </w:rPr>
-              <w:t xml:space="preserve">Противопожарный режим и инструкции по всем точкам, категорирование помещений, подрядчики по АПС, СОУЭ, АУПТ, тренировки, проверки МЧС</w:t>
+              <w:t xml:space="preserve">Производственные площадки, противопожарный режим и инструкции по всем точкам, категорирование помещений, подрядчики по АПС, СОУЭ, АУПТ, тренировки, проверки МЧС</w:t>
             </w:r>
           </w:p>
         </w:tc>
@@ -11340,7 +7640,7 @@
                 <w:sz w:val="16"/>
                 <w:szCs w:val="16"/>
               </w:rPr>
-              <w:t xml:space="preserve">План действий при ЧС, КЧС и ОПБ, обучение по ГО; в варианте Б также ПБ в офисах</w:t>
+              <w:t xml:space="preserve">План действий при ЧС, КЧС и ОПБ, обучение по ГО, пожарная безопасность в офисах</w:t>
             </w:r>
           </w:p>
         </w:tc>

--- a/documents/Struktura_otdela_2026/Структура_отдела_ПБЭ.docx
+++ b/documents/Struktura_otdela_2026/Структура_отдела_ПБЭ.docx
@@ -1685,7 +1685,7 @@
           <w:sz w:val="26"/>
           <w:szCs w:val="26"/>
         </w:rPr>
-        <w:t xml:space="preserve">Структура отдела: 9 шт. ед.</w:t>
+        <w:t xml:space="preserve">Структура отдела: 8 шт. ед.</w:t>
       </w:r>
     </w:p>
     <w:tbl>
@@ -2490,7 +2490,7 @@
                 <w:sz w:val="16"/>
                 <w:szCs w:val="16"/>
               </w:rPr>
-              <w:t xml:space="preserve">4 шт. ед.</w:t>
+              <w:t xml:space="preserve">3 шт. ед.</w:t>
             </w:r>
           </w:p>
         </w:tc>
@@ -2966,7 +2966,7 @@
                 <w:sz w:val="15"/>
                 <w:szCs w:val="15"/>
               </w:rPr>
-              <w:t xml:space="preserve">зам. начальника, офисы</w:t>
+              <w:t xml:space="preserve">зам. начальника, офисы, обучение</w:t>
             </w:r>
           </w:p>
         </w:tc>
@@ -3439,7 +3439,7 @@
                 <w:sz w:val="15"/>
                 <w:szCs w:val="15"/>
               </w:rPr>
-              <w:t xml:space="preserve">Машково и Руднево, с 2027 г. единая площадка</w:t>
+              <w:t xml:space="preserve">Машково и Руднево, СИЗ</w:t>
             </w:r>
           </w:p>
         </w:tc>
@@ -3856,396 +3856,7 @@
                 <w:sz w:val="15"/>
                 <w:szCs w:val="15"/>
               </w:rPr>
-              <w:t xml:space="preserve">Внуково и регионы</w:t>
-            </w:r>
-          </w:p>
-        </w:tc>
-        <w:tc>
-          <w:tcPr>
-            <w:tcW w:type="dxa" w:w="332"/>
-            <w:gridSpan w:val="1"/>
-            <w:tcBorders>
-              <w:top w:val="none" w:color="FFFFFF" w:sz="0"/>
-              <w:left w:val="none" w:color="FFFFFF" w:sz="0"/>
-              <w:bottom w:val="none" w:color="FFFFFF" w:sz="0"/>
-              <w:right w:val="none" w:color="FFFFFF" w:sz="0"/>
-            </w:tcBorders>
-            <w:tcMar>
-              <w:top w:type="dxa" w:w="0"/>
-              <w:left w:type="dxa" w:w="0"/>
-              <w:bottom w:type="dxa" w:w="0"/>
-              <w:right w:type="dxa" w:w="0"/>
-            </w:tcMar>
-            <w:vAlign w:val="center"/>
-          </w:tcPr>
-          <w:p>
-            <w:pPr>
-              <w:keepNext/>
-              <w:spacing w:after="0" w:line="120"/>
-            </w:pPr>
-          </w:p>
-        </w:tc>
-        <w:tc>
-          <w:tcPr>
-            <w:tcW w:type="dxa" w:w="2160"/>
-            <w:gridSpan w:val="2"/>
-            <w:tcBorders>
-              <w:top w:val="none" w:color="FFFFFF" w:sz="0"/>
-              <w:left w:val="none" w:color="FFFFFF" w:sz="0"/>
-              <w:bottom w:val="none" w:color="FFFFFF" w:sz="0"/>
-              <w:right w:val="none" w:color="FFFFFF" w:sz="0"/>
-            </w:tcBorders>
-            <w:tcMar>
-              <w:top w:type="dxa" w:w="0"/>
-              <w:left w:type="dxa" w:w="0"/>
-              <w:bottom w:type="dxa" w:w="0"/>
-              <w:right w:type="dxa" w:w="0"/>
-            </w:tcMar>
-            <w:vAlign w:val="center"/>
-          </w:tcPr>
-          <w:p>
-            <w:pPr>
-              <w:keepNext/>
-              <w:spacing w:after="0" w:line="120"/>
-            </w:pPr>
-          </w:p>
-        </w:tc>
-        <w:tc>
-          <w:tcPr>
-            <w:tcW w:type="dxa" w:w="332"/>
-            <w:gridSpan w:val="2"/>
-            <w:tcBorders>
-              <w:top w:val="none" w:color="FFFFFF" w:sz="0"/>
-              <w:left w:val="none" w:color="FFFFFF" w:sz="0"/>
-              <w:bottom w:val="none" w:color="FFFFFF" w:sz="0"/>
-              <w:right w:val="none" w:color="FFFFFF" w:sz="0"/>
-            </w:tcBorders>
-            <w:tcMar>
-              <w:top w:type="dxa" w:w="0"/>
-              <w:left w:type="dxa" w:w="0"/>
-              <w:bottom w:type="dxa" w:w="0"/>
-              <w:right w:type="dxa" w:w="0"/>
-            </w:tcMar>
-            <w:vAlign w:val="center"/>
-          </w:tcPr>
-          <w:p>
-            <w:pPr>
-              <w:keepNext/>
-              <w:spacing w:after="0" w:line="120"/>
-            </w:pPr>
-          </w:p>
-        </w:tc>
-        <w:tc>
-          <w:tcPr>
-            <w:tcW w:type="dxa" w:w="2160"/>
-            <w:gridSpan w:val="2"/>
-            <w:tcBorders>
-              <w:top w:val="none" w:color="FFFFFF" w:sz="0"/>
-              <w:left w:val="none" w:color="FFFFFF" w:sz="0"/>
-              <w:bottom w:val="none" w:color="FFFFFF" w:sz="0"/>
-              <w:right w:val="none" w:color="FFFFFF" w:sz="0"/>
-            </w:tcBorders>
-            <w:tcMar>
-              <w:top w:type="dxa" w:w="0"/>
-              <w:left w:type="dxa" w:w="0"/>
-              <w:bottom w:type="dxa" w:w="0"/>
-              <w:right w:type="dxa" w:w="0"/>
-            </w:tcMar>
-            <w:vAlign w:val="center"/>
-          </w:tcPr>
-          <w:p>
-            <w:pPr>
-              <w:keepNext/>
-              <w:spacing w:after="0" w:line="120"/>
-            </w:pPr>
-          </w:p>
-        </w:tc>
-        <w:tc>
-          <w:tcPr>
-            <w:tcW w:type="dxa" w:w="334"/>
-            <w:gridSpan w:val="1"/>
-            <w:tcBorders>
-              <w:top w:val="none" w:color="FFFFFF" w:sz="0"/>
-              <w:left w:val="none" w:color="FFFFFF" w:sz="0"/>
-              <w:bottom w:val="none" w:color="FFFFFF" w:sz="0"/>
-              <w:right w:val="none" w:color="FFFFFF" w:sz="0"/>
-            </w:tcBorders>
-            <w:tcMar>
-              <w:top w:type="dxa" w:w="0"/>
-              <w:left w:type="dxa" w:w="0"/>
-              <w:bottom w:type="dxa" w:w="0"/>
-              <w:right w:type="dxa" w:w="0"/>
-            </w:tcMar>
-            <w:vAlign w:val="center"/>
-          </w:tcPr>
-          <w:p>
-            <w:pPr>
-              <w:keepNext/>
-              <w:spacing w:after="0" w:line="120"/>
-            </w:pPr>
-          </w:p>
-        </w:tc>
-        <w:tc>
-          <w:tcPr>
-            <w:tcW w:type="dxa" w:w="2160"/>
-            <w:gridSpan w:val="2"/>
-            <w:tcBorders>
-              <w:top w:val="none" w:color="FFFFFF" w:sz="0"/>
-              <w:left w:val="none" w:color="FFFFFF" w:sz="0"/>
-              <w:bottom w:val="none" w:color="FFFFFF" w:sz="0"/>
-              <w:right w:val="none" w:color="FFFFFF" w:sz="0"/>
-            </w:tcBorders>
-            <w:tcMar>
-              <w:top w:type="dxa" w:w="0"/>
-              <w:left w:type="dxa" w:w="0"/>
-              <w:bottom w:type="dxa" w:w="0"/>
-              <w:right w:type="dxa" w:w="0"/>
-            </w:tcMar>
-            <w:vAlign w:val="center"/>
-          </w:tcPr>
-          <w:p>
-            <w:pPr>
-              <w:keepNext/>
-              <w:spacing w:after="0" w:line="120"/>
-            </w:pPr>
-          </w:p>
-        </w:tc>
-      </w:tr>
-      <w:tr>
-        <w:trPr>
-          <w:cantSplit/>
-          <w:trHeight w:val="110" w:hRule="exact"/>
-        </w:trPr>
-        <w:tc>
-          <w:tcPr>
-            <w:tcW w:type="dxa" w:w="2160"/>
-            <w:gridSpan w:val="2"/>
-            <w:tcBorders>
-              <w:top w:val="none" w:color="FFFFFF" w:sz="0"/>
-              <w:left w:val="none" w:color="FFFFFF" w:sz="0"/>
-              <w:bottom w:val="none" w:color="FFFFFF" w:sz="0"/>
-              <w:right w:val="none" w:color="FFFFFF" w:sz="0"/>
-            </w:tcBorders>
-            <w:tcMar>
-              <w:top w:type="dxa" w:w="0"/>
-              <w:left w:type="dxa" w:w="0"/>
-              <w:bottom w:type="dxa" w:w="0"/>
-              <w:right w:type="dxa" w:w="0"/>
-            </w:tcMar>
-            <w:vAlign w:val="center"/>
-          </w:tcPr>
-          <w:p>
-            <w:pPr>
-              <w:keepNext/>
-              <w:spacing w:after="0" w:line="120"/>
-            </w:pPr>
-          </w:p>
-        </w:tc>
-        <w:tc>
-          <w:tcPr>
-            <w:tcW w:type="dxa" w:w="332"/>
-            <w:gridSpan w:val="1"/>
-            <w:tcBorders>
-              <w:top w:val="none" w:color="FFFFFF" w:sz="0"/>
-              <w:left w:val="none" w:color="FFFFFF" w:sz="0"/>
-              <w:bottom w:val="none" w:color="FFFFFF" w:sz="0"/>
-              <w:right w:val="none" w:color="FFFFFF" w:sz="0"/>
-            </w:tcBorders>
-            <w:tcMar>
-              <w:top w:type="dxa" w:w="0"/>
-              <w:left w:type="dxa" w:w="0"/>
-              <w:bottom w:type="dxa" w:w="0"/>
-              <w:right w:type="dxa" w:w="0"/>
-            </w:tcMar>
-            <w:vAlign w:val="center"/>
-          </w:tcPr>
-          <w:p>
-            <w:pPr>
-              <w:keepNext/>
-              <w:spacing w:after="0" w:line="120"/>
-            </w:pPr>
-          </w:p>
-        </w:tc>
-        <w:tc>
-          <w:tcPr>
-            <w:tcW w:type="dxa" w:w="2160"/>
-            <w:gridSpan w:val="2"/>
-            <w:tcBorders>
-              <w:top w:val="none" w:color="FFFFFF" w:sz="0"/>
-              <w:left w:val="none" w:color="FFFFFF" w:sz="0"/>
-              <w:bottom w:val="none" w:color="FFFFFF" w:sz="0"/>
-              <w:right w:val="none" w:color="FFFFFF" w:sz="0"/>
-            </w:tcBorders>
-            <w:tcMar>
-              <w:top w:type="dxa" w:w="0"/>
-              <w:left w:type="dxa" w:w="0"/>
-              <w:bottom w:type="dxa" w:w="0"/>
-              <w:right w:type="dxa" w:w="0"/>
-            </w:tcMar>
-            <w:vAlign w:val="center"/>
-          </w:tcPr>
-          <w:p>
-            <w:pPr>
-              <w:keepNext/>
-              <w:spacing w:after="0" w:line="120"/>
-            </w:pPr>
-          </w:p>
-        </w:tc>
-        <w:tc>
-          <w:tcPr>
-            <w:tcW w:type="dxa" w:w="332"/>
-            <w:gridSpan w:val="2"/>
-            <w:tcBorders>
-              <w:top w:val="none" w:color="FFFFFF" w:sz="0"/>
-              <w:left w:val="none" w:color="FFFFFF" w:sz="0"/>
-              <w:bottom w:val="none" w:color="FFFFFF" w:sz="0"/>
-              <w:right w:val="none" w:color="FFFFFF" w:sz="0"/>
-            </w:tcBorders>
-            <w:tcMar>
-              <w:top w:type="dxa" w:w="0"/>
-              <w:left w:type="dxa" w:w="0"/>
-              <w:bottom w:type="dxa" w:w="0"/>
-              <w:right w:type="dxa" w:w="0"/>
-            </w:tcMar>
-            <w:vAlign w:val="center"/>
-          </w:tcPr>
-          <w:p>
-            <w:pPr>
-              <w:keepNext/>
-              <w:spacing w:after="0" w:line="120"/>
-            </w:pPr>
-          </w:p>
-        </w:tc>
-        <w:tc>
-          <w:tcPr>
-            <w:tcW w:type="dxa" w:w="2160"/>
-            <w:gridSpan w:val="2"/>
-            <w:tcBorders>
-              <w:top w:val="none" w:color="FFFFFF" w:sz="0"/>
-              <w:left w:val="none" w:color="FFFFFF" w:sz="0"/>
-              <w:bottom w:val="none" w:color="FFFFFF" w:sz="0"/>
-              <w:right w:val="none" w:color="FFFFFF" w:sz="0"/>
-            </w:tcBorders>
-            <w:tcMar>
-              <w:top w:type="dxa" w:w="0"/>
-              <w:left w:type="dxa" w:w="0"/>
-              <w:bottom w:type="dxa" w:w="0"/>
-              <w:right w:type="dxa" w:w="0"/>
-            </w:tcMar>
-            <w:vAlign w:val="center"/>
-          </w:tcPr>
-          <w:p>
-            <w:pPr>
-              <w:keepNext/>
-              <w:spacing w:after="0" w:line="120"/>
-            </w:pPr>
-          </w:p>
-        </w:tc>
-        <w:tc>
-          <w:tcPr>
-            <w:tcW w:type="dxa" w:w="334"/>
-            <w:gridSpan w:val="1"/>
-            <w:tcBorders>
-              <w:top w:val="none" w:color="FFFFFF" w:sz="0"/>
-              <w:left w:val="none" w:color="FFFFFF" w:sz="0"/>
-              <w:bottom w:val="none" w:color="FFFFFF" w:sz="0"/>
-              <w:right w:val="none" w:color="FFFFFF" w:sz="0"/>
-            </w:tcBorders>
-            <w:tcMar>
-              <w:top w:type="dxa" w:w="0"/>
-              <w:left w:type="dxa" w:w="0"/>
-              <w:bottom w:type="dxa" w:w="0"/>
-              <w:right w:type="dxa" w:w="0"/>
-            </w:tcMar>
-            <w:vAlign w:val="center"/>
-          </w:tcPr>
-          <w:p>
-            <w:pPr>
-              <w:keepNext/>
-              <w:spacing w:after="0" w:line="120"/>
-            </w:pPr>
-          </w:p>
-        </w:tc>
-        <w:tc>
-          <w:tcPr>
-            <w:tcW w:type="dxa" w:w="2160"/>
-            <w:gridSpan w:val="2"/>
-            <w:tcBorders>
-              <w:top w:val="none" w:color="FFFFFF" w:sz="0"/>
-              <w:left w:val="none" w:color="FFFFFF" w:sz="0"/>
-              <w:bottom w:val="none" w:color="FFFFFF" w:sz="0"/>
-              <w:right w:val="none" w:color="FFFFFF" w:sz="0"/>
-            </w:tcBorders>
-            <w:tcMar>
-              <w:top w:type="dxa" w:w="0"/>
-              <w:left w:type="dxa" w:w="0"/>
-              <w:bottom w:type="dxa" w:w="0"/>
-              <w:right w:type="dxa" w:w="0"/>
-            </w:tcMar>
-            <w:vAlign w:val="center"/>
-          </w:tcPr>
-          <w:p>
-            <w:pPr>
-              <w:keepNext/>
-              <w:spacing w:after="0" w:line="120"/>
-            </w:pPr>
-          </w:p>
-        </w:tc>
-      </w:tr>
-      <w:tr>
-        <w:trPr>
-          <w:cantSplit/>
-        </w:trPr>
-        <w:tc>
-          <w:tcPr>
-            <w:tcW w:type="dxa" w:w="2160"/>
-            <w:gridSpan w:val="2"/>
-            <w:tcBorders>
-              <w:top w:val="single" w:color="C9D0D7" w:sz="6"/>
-              <w:left w:val="single" w:color="1F5FA8" w:sz="24"/>
-              <w:bottom w:val="single" w:color="C9D0D7" w:sz="6"/>
-              <w:right w:val="single" w:color="C9D0D7" w:sz="6"/>
-            </w:tcBorders>
-            <w:tcMar>
-              <w:top w:type="dxa" w:w="60"/>
-              <w:left w:type="dxa" w:w="100"/>
-              <w:bottom w:type="dxa" w:w="60"/>
-              <w:right w:type="dxa" w:w="60"/>
-            </w:tcMar>
-            <w:vAlign w:val="center"/>
-          </w:tcPr>
-          <w:p>
-            <w:pPr>
-              <w:keepNext/>
-              <w:spacing w:after="0" w:line="240"/>
-              <w:jc w:val="left"/>
-            </w:pPr>
-            <w:r>
-              <w:rPr>
-                <w:rFonts w:ascii="Arial" w:cs="Arial" w:eastAsia="Arial" w:hAnsi="Arial"/>
-                <w:b/>
-                <w:bCs/>
-                <w:color w:val="1B2229"/>
-                <w:sz w:val="17"/>
-                <w:szCs w:val="17"/>
-              </w:rPr>
-              <w:t xml:space="preserve">Специалист по охране труда</w:t>
-            </w:r>
-          </w:p>
-          <w:p>
-            <w:pPr>
-              <w:keepNext/>
-              <w:spacing w:after="0" w:line="240"/>
-              <w:jc w:val="left"/>
-            </w:pPr>
-            <w:r>
-              <w:rPr>
-                <w:rFonts w:ascii="Arial" w:cs="Arial" w:eastAsia="Arial" w:hAnsi="Arial"/>
-                <w:color w:val="5B6672"/>
-                <w:sz w:val="15"/>
-                <w:szCs w:val="15"/>
-              </w:rPr>
-              <w:t xml:space="preserve">обучение, СИЗ, медосмотры</w:t>
+              <w:t xml:space="preserve">Внуково и регионы, медосмотры</w:t>
             </w:r>
           </w:p>
         </w:tc>
@@ -4509,7 +4120,7 @@
           <w:sz w:val="21"/>
           <w:szCs w:val="21"/>
         </w:rPr>
-        <w:t xml:space="preserve">Охрана труда: ведущий специалист (замещает начальника, ведёт офисы) и три специалиста: Машково и Руднево, Внуково и регионы, обучение, СИЗ и медосмотры.</w:t>
+        <w:t xml:space="preserve">Охрана труда: ведущий специалист и два специалиста. Ведущий замещает начальника, ведёт офисы, обучение, СОУТ и расследование несчастных случаев. Первый специалист ведёт Машково и Руднево (с 2027 г. единая площадка) и обеспечение СИЗ, второй ведёт Внуково и регионы и медосмотры.</w:t>
       </w:r>
     </w:p>
     <w:p>
@@ -5042,10 +4653,9 @@
         <w:tblLayout w:type="fixed"/>
       </w:tblPr>
       <w:tblGrid>
-        <w:gridCol w:w="5638"/>
-        <w:gridCol w:w="1000"/>
-        <w:gridCol w:w="1500"/>
-        <w:gridCol w:w="1500"/>
+        <w:gridCol w:w="6638"/>
+        <w:gridCol w:w="1200"/>
+        <w:gridCol w:w="1800"/>
       </w:tblGrid>
       <w:tr>
         <w:trPr>
@@ -5053,7 +4663,7 @@
         </w:trPr>
         <w:tc>
           <w:tcPr>
-            <w:tcW w:type="dxa" w:w="5638"/>
+            <w:tcW w:type="dxa" w:w="6638"/>
             <w:tcBorders>
               <w:top w:val="single" w:color="D9DEE3" w:sz="4"/>
               <w:left w:val="single" w:color="D9DEE3" w:sz="4"/>
@@ -5089,7 +4699,7 @@
         </w:tc>
         <w:tc>
           <w:tcPr>
-            <w:tcW w:type="dxa" w:w="1000"/>
+            <w:tcW w:type="dxa" w:w="1200"/>
             <w:tcBorders>
               <w:top w:val="single" w:color="D9DEE3" w:sz="4"/>
               <w:left w:val="single" w:color="D9DEE3" w:sz="4"/>
@@ -5125,7 +4735,7 @@
         </w:tc>
         <w:tc>
           <w:tcPr>
-            <w:tcW w:type="dxa" w:w="1500"/>
+            <w:tcW w:type="dxa" w:w="1800"/>
             <w:tcBorders>
               <w:top w:val="single" w:color="D9DEE3" w:sz="4"/>
               <w:left w:val="single" w:color="D9DEE3" w:sz="4"/>
@@ -5155,43 +4765,7 @@
                 <w:sz w:val="18"/>
                 <w:szCs w:val="18"/>
               </w:rPr>
-              <w:t xml:space="preserve">Доход</w:t>
-            </w:r>
-          </w:p>
-        </w:tc>
-        <w:tc>
-          <w:tcPr>
-            <w:tcW w:type="dxa" w:w="1500"/>
-            <w:tcBorders>
-              <w:top w:val="single" w:color="D9DEE3" w:sz="4"/>
-              <w:left w:val="single" w:color="D9DEE3" w:sz="4"/>
-              <w:bottom w:val="single" w:color="D9DEE3" w:sz="4"/>
-              <w:right w:val="single" w:color="D9DEE3" w:sz="4"/>
-            </w:tcBorders>
-            <w:shd w:fill="23415E" w:color="auto" w:val="clear"/>
-            <w:tcMar>
-              <w:top w:type="dxa" w:w="70"/>
-              <w:left w:type="dxa" w:w="110"/>
-              <w:bottom w:type="dxa" w:w="70"/>
-              <w:right w:type="dxa" w:w="110"/>
-            </w:tcMar>
-            <w:vAlign w:val="top"/>
-          </w:tcPr>
-          <w:p>
-            <w:pPr>
-              <w:spacing w:after="0" w:line="252"/>
-              <w:jc w:val="left"/>
-            </w:pPr>
-            <w:r>
-              <w:rPr>
-                <w:rFonts w:ascii="Arial" w:cs="Arial" w:eastAsia="Arial" w:hAnsi="Arial"/>
-                <w:b/>
-                <w:bCs/>
-                <w:color w:val="FFFFFF"/>
-                <w:sz w:val="18"/>
-                <w:szCs w:val="18"/>
-              </w:rPr>
-              <w:t xml:space="preserve">ФОТ в месяц</w:t>
+              <w:t xml:space="preserve">Доход, тыс. ₽</w:t>
             </w:r>
           </w:p>
         </w:tc>
@@ -5202,7 +4776,7 @@
         </w:trPr>
         <w:tc>
           <w:tcPr>
-            <w:tcW w:type="dxa" w:w="5638"/>
+            <w:tcW w:type="dxa" w:w="6638"/>
             <w:tcBorders>
               <w:top w:val="single" w:color="D9DEE3" w:sz="4"/>
               <w:left w:val="single" w:color="D9DEE3" w:sz="4"/>
@@ -5235,7 +4809,7 @@
         </w:tc>
         <w:tc>
           <w:tcPr>
-            <w:tcW w:type="dxa" w:w="1000"/>
+            <w:tcW w:type="dxa" w:w="1200"/>
             <w:tcBorders>
               <w:top w:val="single" w:color="D9DEE3" w:sz="4"/>
               <w:left w:val="single" w:color="D9DEE3" w:sz="4"/>
@@ -5268,40 +4842,7 @@
         </w:tc>
         <w:tc>
           <w:tcPr>
-            <w:tcW w:type="dxa" w:w="1500"/>
-            <w:tcBorders>
-              <w:top w:val="single" w:color="D9DEE3" w:sz="4"/>
-              <w:left w:val="single" w:color="D9DEE3" w:sz="4"/>
-              <w:bottom w:val="single" w:color="D9DEE3" w:sz="4"/>
-              <w:right w:val="single" w:color="D9DEE3" w:sz="4"/>
-            </w:tcBorders>
-            <w:tcMar>
-              <w:top w:type="dxa" w:w="70"/>
-              <w:left w:type="dxa" w:w="110"/>
-              <w:bottom w:type="dxa" w:w="70"/>
-              <w:right w:type="dxa" w:w="110"/>
-            </w:tcMar>
-            <w:vAlign w:val="top"/>
-          </w:tcPr>
-          <w:p>
-            <w:pPr>
-              <w:spacing w:after="0" w:line="252"/>
-              <w:jc w:val="right"/>
-            </w:pPr>
-            <w:r>
-              <w:rPr>
-                <w:rFonts w:ascii="Arial" w:cs="Arial" w:eastAsia="Arial" w:hAnsi="Arial"/>
-                <w:color w:val="1B2229"/>
-                <w:sz w:val="16"/>
-                <w:szCs w:val="16"/>
-              </w:rPr>
-              <w:t xml:space="preserve">300</w:t>
-            </w:r>
-          </w:p>
-        </w:tc>
-        <w:tc>
-          <w:tcPr>
-            <w:tcW w:type="dxa" w:w="1500"/>
+            <w:tcW w:type="dxa" w:w="1800"/>
             <w:tcBorders>
               <w:top w:val="single" w:color="D9DEE3" w:sz="4"/>
               <w:left w:val="single" w:color="D9DEE3" w:sz="4"/>
@@ -5339,7 +4880,7 @@
         </w:trPr>
         <w:tc>
           <w:tcPr>
-            <w:tcW w:type="dxa" w:w="5638"/>
+            <w:tcW w:type="dxa" w:w="6638"/>
             <w:tcBorders>
               <w:top w:val="single" w:color="D9DEE3" w:sz="4"/>
               <w:left w:val="single" w:color="D9DEE3" w:sz="4"/>
@@ -5372,7 +4913,7 @@
         </w:tc>
         <w:tc>
           <w:tcPr>
-            <w:tcW w:type="dxa" w:w="1000"/>
+            <w:tcW w:type="dxa" w:w="1200"/>
             <w:tcBorders>
               <w:top w:val="single" w:color="D9DEE3" w:sz="4"/>
               <w:left w:val="single" w:color="D9DEE3" w:sz="4"/>
@@ -5405,7 +4946,7 @@
         </w:tc>
         <w:tc>
           <w:tcPr>
-            <w:tcW w:type="dxa" w:w="1500"/>
+            <w:tcW w:type="dxa" w:w="1800"/>
             <w:tcBorders>
               <w:top w:val="single" w:color="D9DEE3" w:sz="4"/>
               <w:left w:val="single" w:color="D9DEE3" w:sz="4"/>
@@ -5432,40 +4973,7 @@
                 <w:sz w:val="16"/>
                 <w:szCs w:val="16"/>
               </w:rPr>
-              <w:t xml:space="preserve">170</w:t>
-            </w:r>
-          </w:p>
-        </w:tc>
-        <w:tc>
-          <w:tcPr>
-            <w:tcW w:type="dxa" w:w="1500"/>
-            <w:tcBorders>
-              <w:top w:val="single" w:color="D9DEE3" w:sz="4"/>
-              <w:left w:val="single" w:color="D9DEE3" w:sz="4"/>
-              <w:bottom w:val="single" w:color="D9DEE3" w:sz="4"/>
-              <w:right w:val="single" w:color="D9DEE3" w:sz="4"/>
-            </w:tcBorders>
-            <w:tcMar>
-              <w:top w:type="dxa" w:w="70"/>
-              <w:left w:type="dxa" w:w="110"/>
-              <w:bottom w:type="dxa" w:w="70"/>
-              <w:right w:type="dxa" w:w="110"/>
-            </w:tcMar>
-            <w:vAlign w:val="top"/>
-          </w:tcPr>
-          <w:p>
-            <w:pPr>
-              <w:spacing w:after="0" w:line="252"/>
-              <w:jc w:val="right"/>
-            </w:pPr>
-            <w:r>
-              <w:rPr>
-                <w:rFonts w:ascii="Arial" w:cs="Arial" w:eastAsia="Arial" w:hAnsi="Arial"/>
-                <w:color w:val="1B2229"/>
-                <w:sz w:val="16"/>
-                <w:szCs w:val="16"/>
-              </w:rPr>
-              <w:t xml:space="preserve">170</w:t>
+              <w:t xml:space="preserve">180</w:t>
             </w:r>
           </w:p>
         </w:tc>
@@ -5476,7 +4984,7 @@
         </w:trPr>
         <w:tc>
           <w:tcPr>
-            <w:tcW w:type="dxa" w:w="5638"/>
+            <w:tcW w:type="dxa" w:w="6638"/>
             <w:tcBorders>
               <w:top w:val="single" w:color="D9DEE3" w:sz="4"/>
               <w:left w:val="single" w:color="D9DEE3" w:sz="4"/>
@@ -5503,13 +5011,13 @@
                 <w:sz w:val="16"/>
                 <w:szCs w:val="16"/>
               </w:rPr>
-              <w:t xml:space="preserve">Специалист по охране труда, Машково и Руднево</w:t>
-            </w:r>
-          </w:p>
-        </w:tc>
-        <w:tc>
-          <w:tcPr>
-            <w:tcW w:type="dxa" w:w="1000"/>
+              <w:t xml:space="preserve">Специалист по охране труда, Машково и Руднево, СИЗ</w:t>
+            </w:r>
+          </w:p>
+        </w:tc>
+        <w:tc>
+          <w:tcPr>
+            <w:tcW w:type="dxa" w:w="1200"/>
             <w:tcBorders>
               <w:top w:val="single" w:color="D9DEE3" w:sz="4"/>
               <w:left w:val="single" w:color="D9DEE3" w:sz="4"/>
@@ -5542,7 +5050,7 @@
         </w:tc>
         <w:tc>
           <w:tcPr>
-            <w:tcW w:type="dxa" w:w="1500"/>
+            <w:tcW w:type="dxa" w:w="1800"/>
             <w:tcBorders>
               <w:top w:val="single" w:color="D9DEE3" w:sz="4"/>
               <w:left w:val="single" w:color="D9DEE3" w:sz="4"/>
@@ -5569,40 +5077,7 @@
                 <w:sz w:val="16"/>
                 <w:szCs w:val="16"/>
               </w:rPr>
-              <w:t xml:space="preserve">135</w:t>
-            </w:r>
-          </w:p>
-        </w:tc>
-        <w:tc>
-          <w:tcPr>
-            <w:tcW w:type="dxa" w:w="1500"/>
-            <w:tcBorders>
-              <w:top w:val="single" w:color="D9DEE3" w:sz="4"/>
-              <w:left w:val="single" w:color="D9DEE3" w:sz="4"/>
-              <w:bottom w:val="single" w:color="D9DEE3" w:sz="4"/>
-              <w:right w:val="single" w:color="D9DEE3" w:sz="4"/>
-            </w:tcBorders>
-            <w:tcMar>
-              <w:top w:type="dxa" w:w="70"/>
-              <w:left w:type="dxa" w:w="110"/>
-              <w:bottom w:type="dxa" w:w="70"/>
-              <w:right w:type="dxa" w:w="110"/>
-            </w:tcMar>
-            <w:vAlign w:val="top"/>
-          </w:tcPr>
-          <w:p>
-            <w:pPr>
-              <w:spacing w:after="0" w:line="252"/>
-              <w:jc w:val="right"/>
-            </w:pPr>
-            <w:r>
-              <w:rPr>
-                <w:rFonts w:ascii="Arial" w:cs="Arial" w:eastAsia="Arial" w:hAnsi="Arial"/>
-                <w:color w:val="1B2229"/>
-                <w:sz w:val="16"/>
-                <w:szCs w:val="16"/>
-              </w:rPr>
-              <w:t xml:space="preserve">135</w:t>
+              <w:t xml:space="preserve">140</w:t>
             </w:r>
           </w:p>
         </w:tc>
@@ -5613,7 +5088,7 @@
         </w:trPr>
         <w:tc>
           <w:tcPr>
-            <w:tcW w:type="dxa" w:w="5638"/>
+            <w:tcW w:type="dxa" w:w="6638"/>
             <w:tcBorders>
               <w:top w:val="single" w:color="D9DEE3" w:sz="4"/>
               <w:left w:val="single" w:color="D9DEE3" w:sz="4"/>
@@ -5640,13 +5115,13 @@
                 <w:sz w:val="16"/>
                 <w:szCs w:val="16"/>
               </w:rPr>
-              <w:t xml:space="preserve">Специалист по охране труда, Внуково и регионы</w:t>
-            </w:r>
-          </w:p>
-        </w:tc>
-        <w:tc>
-          <w:tcPr>
-            <w:tcW w:type="dxa" w:w="1000"/>
+              <w:t xml:space="preserve">Специалист по охране труда, Внуково и регионы, медосмотры</w:t>
+            </w:r>
+          </w:p>
+        </w:tc>
+        <w:tc>
+          <w:tcPr>
+            <w:tcW w:type="dxa" w:w="1200"/>
             <w:tcBorders>
               <w:top w:val="single" w:color="D9DEE3" w:sz="4"/>
               <w:left w:val="single" w:color="D9DEE3" w:sz="4"/>
@@ -5679,7 +5154,7 @@
         </w:tc>
         <w:tc>
           <w:tcPr>
-            <w:tcW w:type="dxa" w:w="1500"/>
+            <w:tcW w:type="dxa" w:w="1800"/>
             <w:tcBorders>
               <w:top w:val="single" w:color="D9DEE3" w:sz="4"/>
               <w:left w:val="single" w:color="D9DEE3" w:sz="4"/>
@@ -5706,40 +5181,7 @@
                 <w:sz w:val="16"/>
                 <w:szCs w:val="16"/>
               </w:rPr>
-              <w:t xml:space="preserve">140</w:t>
-            </w:r>
-          </w:p>
-        </w:tc>
-        <w:tc>
-          <w:tcPr>
-            <w:tcW w:type="dxa" w:w="1500"/>
-            <w:tcBorders>
-              <w:top w:val="single" w:color="D9DEE3" w:sz="4"/>
-              <w:left w:val="single" w:color="D9DEE3" w:sz="4"/>
-              <w:bottom w:val="single" w:color="D9DEE3" w:sz="4"/>
-              <w:right w:val="single" w:color="D9DEE3" w:sz="4"/>
-            </w:tcBorders>
-            <w:tcMar>
-              <w:top w:type="dxa" w:w="70"/>
-              <w:left w:type="dxa" w:w="110"/>
-              <w:bottom w:type="dxa" w:w="70"/>
-              <w:right w:type="dxa" w:w="110"/>
-            </w:tcMar>
-            <w:vAlign w:val="top"/>
-          </w:tcPr>
-          <w:p>
-            <w:pPr>
-              <w:spacing w:after="0" w:line="252"/>
-              <w:jc w:val="right"/>
-            </w:pPr>
-            <w:r>
-              <w:rPr>
-                <w:rFonts w:ascii="Arial" w:cs="Arial" w:eastAsia="Arial" w:hAnsi="Arial"/>
-                <w:color w:val="1B2229"/>
-                <w:sz w:val="16"/>
-                <w:szCs w:val="16"/>
-              </w:rPr>
-              <w:t xml:space="preserve">140</w:t>
+              <w:t xml:space="preserve">145</w:t>
             </w:r>
           </w:p>
         </w:tc>
@@ -5750,7 +5192,7 @@
         </w:trPr>
         <w:tc>
           <w:tcPr>
-            <w:tcW w:type="dxa" w:w="5638"/>
+            <w:tcW w:type="dxa" w:w="6638"/>
             <w:tcBorders>
               <w:top w:val="single" w:color="D9DEE3" w:sz="4"/>
               <w:left w:val="single" w:color="D9DEE3" w:sz="4"/>
@@ -5777,13 +5219,13 @@
                 <w:sz w:val="16"/>
                 <w:szCs w:val="16"/>
               </w:rPr>
-              <w:t xml:space="preserve">Специалист по охране труда, обучение, СИЗ, медосмотры</w:t>
-            </w:r>
-          </w:p>
-        </w:tc>
-        <w:tc>
-          <w:tcPr>
-            <w:tcW w:type="dxa" w:w="1000"/>
+              <w:t xml:space="preserve">Ведущий специалист по пожарной профилактике</w:t>
+            </w:r>
+          </w:p>
+        </w:tc>
+        <w:tc>
+          <w:tcPr>
+            <w:tcW w:type="dxa" w:w="1200"/>
             <w:tcBorders>
               <w:top w:val="single" w:color="D9DEE3" w:sz="4"/>
               <w:left w:val="single" w:color="D9DEE3" w:sz="4"/>
@@ -5816,7 +5258,7 @@
         </w:tc>
         <w:tc>
           <w:tcPr>
-            <w:tcW w:type="dxa" w:w="1500"/>
+            <w:tcW w:type="dxa" w:w="1800"/>
             <w:tcBorders>
               <w:top w:val="single" w:color="D9DEE3" w:sz="4"/>
               <w:left w:val="single" w:color="D9DEE3" w:sz="4"/>
@@ -5843,40 +5285,7 @@
                 <w:sz w:val="16"/>
                 <w:szCs w:val="16"/>
               </w:rPr>
-              <w:t xml:space="preserve">120</w:t>
-            </w:r>
-          </w:p>
-        </w:tc>
-        <w:tc>
-          <w:tcPr>
-            <w:tcW w:type="dxa" w:w="1500"/>
-            <w:tcBorders>
-              <w:top w:val="single" w:color="D9DEE3" w:sz="4"/>
-              <w:left w:val="single" w:color="D9DEE3" w:sz="4"/>
-              <w:bottom w:val="single" w:color="D9DEE3" w:sz="4"/>
-              <w:right w:val="single" w:color="D9DEE3" w:sz="4"/>
-            </w:tcBorders>
-            <w:tcMar>
-              <w:top w:type="dxa" w:w="70"/>
-              <w:left w:type="dxa" w:w="110"/>
-              <w:bottom w:type="dxa" w:w="70"/>
-              <w:right w:type="dxa" w:w="110"/>
-            </w:tcMar>
-            <w:vAlign w:val="top"/>
-          </w:tcPr>
-          <w:p>
-            <w:pPr>
-              <w:spacing w:after="0" w:line="252"/>
-              <w:jc w:val="right"/>
-            </w:pPr>
-            <w:r>
-              <w:rPr>
-                <w:rFonts w:ascii="Arial" w:cs="Arial" w:eastAsia="Arial" w:hAnsi="Arial"/>
-                <w:color w:val="1B2229"/>
-                <w:sz w:val="16"/>
-                <w:szCs w:val="16"/>
-              </w:rPr>
-              <w:t xml:space="preserve">120</w:t>
+              <w:t xml:space="preserve">160</w:t>
             </w:r>
           </w:p>
         </w:tc>
@@ -5887,7 +5296,7 @@
         </w:trPr>
         <w:tc>
           <w:tcPr>
-            <w:tcW w:type="dxa" w:w="5638"/>
+            <w:tcW w:type="dxa" w:w="6638"/>
             <w:tcBorders>
               <w:top w:val="single" w:color="D9DEE3" w:sz="4"/>
               <w:left w:val="single" w:color="D9DEE3" w:sz="4"/>
@@ -5914,13 +5323,13 @@
                 <w:sz w:val="16"/>
                 <w:szCs w:val="16"/>
               </w:rPr>
-              <w:t xml:space="preserve">Ведущий специалист по пожарной профилактике</w:t>
-            </w:r>
-          </w:p>
-        </w:tc>
-        <w:tc>
-          <w:tcPr>
-            <w:tcW w:type="dxa" w:w="1000"/>
+              <w:t xml:space="preserve">Специалист по ГО и ЧС</w:t>
+            </w:r>
+          </w:p>
+        </w:tc>
+        <w:tc>
+          <w:tcPr>
+            <w:tcW w:type="dxa" w:w="1200"/>
             <w:tcBorders>
               <w:top w:val="single" w:color="D9DEE3" w:sz="4"/>
               <w:left w:val="single" w:color="D9DEE3" w:sz="4"/>
@@ -5953,7 +5362,7 @@
         </w:tc>
         <w:tc>
           <w:tcPr>
-            <w:tcW w:type="dxa" w:w="1500"/>
+            <w:tcW w:type="dxa" w:w="1800"/>
             <w:tcBorders>
               <w:top w:val="single" w:color="D9DEE3" w:sz="4"/>
               <w:left w:val="single" w:color="D9DEE3" w:sz="4"/>
@@ -5980,40 +5389,7 @@
                 <w:sz w:val="16"/>
                 <w:szCs w:val="16"/>
               </w:rPr>
-              <w:t xml:space="preserve">160</w:t>
-            </w:r>
-          </w:p>
-        </w:tc>
-        <w:tc>
-          <w:tcPr>
-            <w:tcW w:type="dxa" w:w="1500"/>
-            <w:tcBorders>
-              <w:top w:val="single" w:color="D9DEE3" w:sz="4"/>
-              <w:left w:val="single" w:color="D9DEE3" w:sz="4"/>
-              <w:bottom w:val="single" w:color="D9DEE3" w:sz="4"/>
-              <w:right w:val="single" w:color="D9DEE3" w:sz="4"/>
-            </w:tcBorders>
-            <w:tcMar>
-              <w:top w:type="dxa" w:w="70"/>
-              <w:left w:type="dxa" w:w="110"/>
-              <w:bottom w:type="dxa" w:w="70"/>
-              <w:right w:type="dxa" w:w="110"/>
-            </w:tcMar>
-            <w:vAlign w:val="top"/>
-          </w:tcPr>
-          <w:p>
-            <w:pPr>
-              <w:spacing w:after="0" w:line="252"/>
-              <w:jc w:val="right"/>
-            </w:pPr>
-            <w:r>
-              <w:rPr>
-                <w:rFonts w:ascii="Arial" w:cs="Arial" w:eastAsia="Arial" w:hAnsi="Arial"/>
-                <w:color w:val="1B2229"/>
-                <w:sz w:val="16"/>
-                <w:szCs w:val="16"/>
-              </w:rPr>
-              <w:t xml:space="preserve">160</w:t>
+              <w:t xml:space="preserve">140</w:t>
             </w:r>
           </w:p>
         </w:tc>
@@ -6024,7 +5400,7 @@
         </w:trPr>
         <w:tc>
           <w:tcPr>
-            <w:tcW w:type="dxa" w:w="5638"/>
+            <w:tcW w:type="dxa" w:w="6638"/>
             <w:tcBorders>
               <w:top w:val="single" w:color="D9DEE3" w:sz="4"/>
               <w:left w:val="single" w:color="D9DEE3" w:sz="4"/>
@@ -6051,13 +5427,13 @@
                 <w:sz w:val="16"/>
                 <w:szCs w:val="16"/>
               </w:rPr>
-              <w:t xml:space="preserve">Специалист по ГО и ЧС</w:t>
-            </w:r>
-          </w:p>
-        </w:tc>
-        <w:tc>
-          <w:tcPr>
-            <w:tcW w:type="dxa" w:w="1000"/>
+              <w:t xml:space="preserve">Ведущий инженер по промышленной безопасности</w:t>
+            </w:r>
+          </w:p>
+        </w:tc>
+        <w:tc>
+          <w:tcPr>
+            <w:tcW w:type="dxa" w:w="1200"/>
             <w:tcBorders>
               <w:top w:val="single" w:color="D9DEE3" w:sz="4"/>
               <w:left w:val="single" w:color="D9DEE3" w:sz="4"/>
@@ -6090,7 +5466,7 @@
         </w:tc>
         <w:tc>
           <w:tcPr>
-            <w:tcW w:type="dxa" w:w="1500"/>
+            <w:tcW w:type="dxa" w:w="1800"/>
             <w:tcBorders>
               <w:top w:val="single" w:color="D9DEE3" w:sz="4"/>
               <w:left w:val="single" w:color="D9DEE3" w:sz="4"/>
@@ -6117,40 +5493,7 @@
                 <w:sz w:val="16"/>
                 <w:szCs w:val="16"/>
               </w:rPr>
-              <w:t xml:space="preserve">140</w:t>
-            </w:r>
-          </w:p>
-        </w:tc>
-        <w:tc>
-          <w:tcPr>
-            <w:tcW w:type="dxa" w:w="1500"/>
-            <w:tcBorders>
-              <w:top w:val="single" w:color="D9DEE3" w:sz="4"/>
-              <w:left w:val="single" w:color="D9DEE3" w:sz="4"/>
-              <w:bottom w:val="single" w:color="D9DEE3" w:sz="4"/>
-              <w:right w:val="single" w:color="D9DEE3" w:sz="4"/>
-            </w:tcBorders>
-            <w:tcMar>
-              <w:top w:type="dxa" w:w="70"/>
-              <w:left w:type="dxa" w:w="110"/>
-              <w:bottom w:type="dxa" w:w="70"/>
-              <w:right w:type="dxa" w:w="110"/>
-            </w:tcMar>
-            <w:vAlign w:val="top"/>
-          </w:tcPr>
-          <w:p>
-            <w:pPr>
-              <w:spacing w:after="0" w:line="252"/>
-              <w:jc w:val="right"/>
-            </w:pPr>
-            <w:r>
-              <w:rPr>
-                <w:rFonts w:ascii="Arial" w:cs="Arial" w:eastAsia="Arial" w:hAnsi="Arial"/>
-                <w:color w:val="1B2229"/>
-                <w:sz w:val="16"/>
-                <w:szCs w:val="16"/>
-              </w:rPr>
-              <w:t xml:space="preserve">140</w:t>
+              <w:t xml:space="preserve">165</w:t>
             </w:r>
           </w:p>
         </w:tc>
@@ -6161,7 +5504,7 @@
         </w:trPr>
         <w:tc>
           <w:tcPr>
-            <w:tcW w:type="dxa" w:w="5638"/>
+            <w:tcW w:type="dxa" w:w="6638"/>
             <w:tcBorders>
               <w:top w:val="single" w:color="D9DEE3" w:sz="4"/>
               <w:left w:val="single" w:color="D9DEE3" w:sz="4"/>
@@ -6188,13 +5531,13 @@
                 <w:sz w:val="16"/>
                 <w:szCs w:val="16"/>
               </w:rPr>
-              <w:t xml:space="preserve">Ведущий инженер по промышленной безопасности</w:t>
-            </w:r>
-          </w:p>
-        </w:tc>
-        <w:tc>
-          <w:tcPr>
-            <w:tcW w:type="dxa" w:w="1000"/>
+              <w:t xml:space="preserve">Ведущий инженер-эколог</w:t>
+            </w:r>
+          </w:p>
+        </w:tc>
+        <w:tc>
+          <w:tcPr>
+            <w:tcW w:type="dxa" w:w="1200"/>
             <w:tcBorders>
               <w:top w:val="single" w:color="D9DEE3" w:sz="4"/>
               <w:left w:val="single" w:color="D9DEE3" w:sz="4"/>
@@ -6227,7 +5570,7 @@
         </w:tc>
         <w:tc>
           <w:tcPr>
-            <w:tcW w:type="dxa" w:w="1500"/>
+            <w:tcW w:type="dxa" w:w="1800"/>
             <w:tcBorders>
               <w:top w:val="single" w:color="D9DEE3" w:sz="4"/>
               <w:left w:val="single" w:color="D9DEE3" w:sz="4"/>
@@ -6254,40 +5597,7 @@
                 <w:sz w:val="16"/>
                 <w:szCs w:val="16"/>
               </w:rPr>
-              <w:t xml:space="preserve">165</w:t>
-            </w:r>
-          </w:p>
-        </w:tc>
-        <w:tc>
-          <w:tcPr>
-            <w:tcW w:type="dxa" w:w="1500"/>
-            <w:tcBorders>
-              <w:top w:val="single" w:color="D9DEE3" w:sz="4"/>
-              <w:left w:val="single" w:color="D9DEE3" w:sz="4"/>
-              <w:bottom w:val="single" w:color="D9DEE3" w:sz="4"/>
-              <w:right w:val="single" w:color="D9DEE3" w:sz="4"/>
-            </w:tcBorders>
-            <w:tcMar>
-              <w:top w:type="dxa" w:w="70"/>
-              <w:left w:type="dxa" w:w="110"/>
-              <w:bottom w:type="dxa" w:w="70"/>
-              <w:right w:type="dxa" w:w="110"/>
-            </w:tcMar>
-            <w:vAlign w:val="top"/>
-          </w:tcPr>
-          <w:p>
-            <w:pPr>
-              <w:spacing w:after="0" w:line="252"/>
-              <w:jc w:val="right"/>
-            </w:pPr>
-            <w:r>
-              <w:rPr>
-                <w:rFonts w:ascii="Arial" w:cs="Arial" w:eastAsia="Arial" w:hAnsi="Arial"/>
-                <w:color w:val="1B2229"/>
-                <w:sz w:val="16"/>
-                <w:szCs w:val="16"/>
-              </w:rPr>
-              <w:t xml:space="preserve">165</w:t>
+              <w:t xml:space="preserve">160</w:t>
             </w:r>
           </w:p>
         </w:tc>
@@ -6298,46 +5608,50 @@
         </w:trPr>
         <w:tc>
           <w:tcPr>
-            <w:tcW w:type="dxa" w:w="5638"/>
-            <w:tcBorders>
-              <w:top w:val="single" w:color="D9DEE3" w:sz="4"/>
-              <w:left w:val="single" w:color="D9DEE3" w:sz="4"/>
-              <w:bottom w:val="single" w:color="D9DEE3" w:sz="4"/>
-              <w:right w:val="single" w:color="D9DEE3" w:sz="4"/>
-            </w:tcBorders>
-            <w:tcMar>
-              <w:top w:type="dxa" w:w="70"/>
-              <w:left w:type="dxa" w:w="110"/>
-              <w:bottom w:type="dxa" w:w="70"/>
-              <w:right w:type="dxa" w:w="110"/>
-            </w:tcMar>
-            <w:vAlign w:val="top"/>
-          </w:tcPr>
-          <w:p>
-            <w:pPr>
-              <w:spacing w:after="0" w:line="252"/>
-              <w:jc w:val="left"/>
-            </w:pPr>
-            <w:r>
-              <w:rPr>
-                <w:rFonts w:ascii="Arial" w:cs="Arial" w:eastAsia="Arial" w:hAnsi="Arial"/>
+            <w:tcW w:type="dxa" w:w="6638"/>
+            <w:tcBorders>
+              <w:top w:val="single" w:color="D9DEE3" w:sz="4"/>
+              <w:left w:val="single" w:color="D9DEE3" w:sz="4"/>
+              <w:bottom w:val="single" w:color="D9DEE3" w:sz="4"/>
+              <w:right w:val="single" w:color="D9DEE3" w:sz="4"/>
+            </w:tcBorders>
+            <w:shd w:fill="F3F5F7" w:color="auto" w:val="clear"/>
+            <w:tcMar>
+              <w:top w:type="dxa" w:w="70"/>
+              <w:left w:type="dxa" w:w="110"/>
+              <w:bottom w:type="dxa" w:w="70"/>
+              <w:right w:type="dxa" w:w="110"/>
+            </w:tcMar>
+            <w:vAlign w:val="top"/>
+          </w:tcPr>
+          <w:p>
+            <w:pPr>
+              <w:spacing w:after="0" w:line="252"/>
+              <w:jc w:val="left"/>
+            </w:pPr>
+            <w:r>
+              <w:rPr>
+                <w:rFonts w:ascii="Arial" w:cs="Arial" w:eastAsia="Arial" w:hAnsi="Arial"/>
+                <w:b/>
+                <w:bCs/>
                 <w:color w:val="1B2229"/>
                 <w:sz w:val="16"/>
                 <w:szCs w:val="16"/>
               </w:rPr>
-              <w:t xml:space="preserve">Ведущий инженер-эколог</w:t>
-            </w:r>
-          </w:p>
-        </w:tc>
-        <w:tc>
-          <w:tcPr>
-            <w:tcW w:type="dxa" w:w="1000"/>
-            <w:tcBorders>
-              <w:top w:val="single" w:color="D9DEE3" w:sz="4"/>
-              <w:left w:val="single" w:color="D9DEE3" w:sz="4"/>
-              <w:bottom w:val="single" w:color="D9DEE3" w:sz="4"/>
-              <w:right w:val="single" w:color="D9DEE3" w:sz="4"/>
-            </w:tcBorders>
+              <w:t xml:space="preserve">Итого</w:t>
+            </w:r>
+          </w:p>
+        </w:tc>
+        <w:tc>
+          <w:tcPr>
+            <w:tcW w:type="dxa" w:w="1200"/>
+            <w:tcBorders>
+              <w:top w:val="single" w:color="D9DEE3" w:sz="4"/>
+              <w:left w:val="single" w:color="D9DEE3" w:sz="4"/>
+              <w:bottom w:val="single" w:color="D9DEE3" w:sz="4"/>
+              <w:right w:val="single" w:color="D9DEE3" w:sz="4"/>
+            </w:tcBorders>
+            <w:shd w:fill="F3F5F7" w:color="auto" w:val="clear"/>
             <w:tcMar>
               <w:top w:type="dxa" w:w="70"/>
               <w:left w:type="dxa" w:w="110"/>
@@ -6354,23 +5668,26 @@
             <w:r>
               <w:rPr>
                 <w:rFonts w:ascii="Arial" w:cs="Arial" w:eastAsia="Arial" w:hAnsi="Arial"/>
+                <w:b/>
+                <w:bCs/>
                 <w:color w:val="1B2229"/>
                 <w:sz w:val="16"/>
                 <w:szCs w:val="16"/>
               </w:rPr>
-              <w:t xml:space="preserve">1</w:t>
-            </w:r>
-          </w:p>
-        </w:tc>
-        <w:tc>
-          <w:tcPr>
-            <w:tcW w:type="dxa" w:w="1500"/>
-            <w:tcBorders>
-              <w:top w:val="single" w:color="D9DEE3" w:sz="4"/>
-              <w:left w:val="single" w:color="D9DEE3" w:sz="4"/>
-              <w:bottom w:val="single" w:color="D9DEE3" w:sz="4"/>
-              <w:right w:val="single" w:color="D9DEE3" w:sz="4"/>
-            </w:tcBorders>
+              <w:t xml:space="preserve">8</w:t>
+            </w:r>
+          </w:p>
+        </w:tc>
+        <w:tc>
+          <w:tcPr>
+            <w:tcW w:type="dxa" w:w="1800"/>
+            <w:tcBorders>
+              <w:top w:val="single" w:color="D9DEE3" w:sz="4"/>
+              <w:left w:val="single" w:color="D9DEE3" w:sz="4"/>
+              <w:bottom w:val="single" w:color="D9DEE3" w:sz="4"/>
+              <w:right w:val="single" w:color="D9DEE3" w:sz="4"/>
+            </w:tcBorders>
+            <w:shd w:fill="F3F5F7" w:color="auto" w:val="clear"/>
             <w:tcMar>
               <w:top w:type="dxa" w:w="70"/>
               <w:left w:type="dxa" w:w="110"/>
@@ -6387,624 +5704,13 @@
             <w:r>
               <w:rPr>
                 <w:rFonts w:ascii="Arial" w:cs="Arial" w:eastAsia="Arial" w:hAnsi="Arial"/>
+                <w:b/>
+                <w:bCs/>
                 <w:color w:val="1B2229"/>
                 <w:sz w:val="16"/>
                 <w:szCs w:val="16"/>
               </w:rPr>
-              <w:t xml:space="preserve">160</w:t>
-            </w:r>
-          </w:p>
-        </w:tc>
-        <w:tc>
-          <w:tcPr>
-            <w:tcW w:type="dxa" w:w="1500"/>
-            <w:tcBorders>
-              <w:top w:val="single" w:color="D9DEE3" w:sz="4"/>
-              <w:left w:val="single" w:color="D9DEE3" w:sz="4"/>
-              <w:bottom w:val="single" w:color="D9DEE3" w:sz="4"/>
-              <w:right w:val="single" w:color="D9DEE3" w:sz="4"/>
-            </w:tcBorders>
-            <w:tcMar>
-              <w:top w:type="dxa" w:w="70"/>
-              <w:left w:type="dxa" w:w="110"/>
-              <w:bottom w:type="dxa" w:w="70"/>
-              <w:right w:type="dxa" w:w="110"/>
-            </w:tcMar>
-            <w:vAlign w:val="top"/>
-          </w:tcPr>
-          <w:p>
-            <w:pPr>
-              <w:spacing w:after="0" w:line="252"/>
-              <w:jc w:val="right"/>
-            </w:pPr>
-            <w:r>
-              <w:rPr>
-                <w:rFonts w:ascii="Arial" w:cs="Arial" w:eastAsia="Arial" w:hAnsi="Arial"/>
-                <w:color w:val="1B2229"/>
-                <w:sz w:val="16"/>
-                <w:szCs w:val="16"/>
-              </w:rPr>
-              <w:t xml:space="preserve">160</w:t>
-            </w:r>
-          </w:p>
-        </w:tc>
-      </w:tr>
-      <w:tr>
-        <w:trPr>
-          <w:cantSplit/>
-        </w:trPr>
-        <w:tc>
-          <w:tcPr>
-            <w:tcW w:type="dxa" w:w="5638"/>
-            <w:tcBorders>
-              <w:top w:val="single" w:color="D9DEE3" w:sz="4"/>
-              <w:left w:val="single" w:color="D9DEE3" w:sz="4"/>
-              <w:bottom w:val="single" w:color="D9DEE3" w:sz="4"/>
-              <w:right w:val="single" w:color="D9DEE3" w:sz="4"/>
-            </w:tcBorders>
-            <w:shd w:fill="F3F5F7" w:color="auto" w:val="clear"/>
-            <w:tcMar>
-              <w:top w:type="dxa" w:w="70"/>
-              <w:left w:type="dxa" w:w="110"/>
-              <w:bottom w:type="dxa" w:w="70"/>
-              <w:right w:type="dxa" w:w="110"/>
-            </w:tcMar>
-            <w:vAlign w:val="top"/>
-          </w:tcPr>
-          <w:p>
-            <w:pPr>
-              <w:spacing w:after="0" w:line="252"/>
-              <w:jc w:val="left"/>
-            </w:pPr>
-            <w:r>
-              <w:rPr>
-                <w:rFonts w:ascii="Arial" w:cs="Arial" w:eastAsia="Arial" w:hAnsi="Arial"/>
-                <w:b/>
-                <w:bCs/>
-                <w:color w:val="1B2229"/>
-                <w:sz w:val="16"/>
-                <w:szCs w:val="16"/>
-              </w:rPr>
-              <w:t xml:space="preserve">Итого в месяц, тыс. ₽</w:t>
-            </w:r>
-          </w:p>
-        </w:tc>
-        <w:tc>
-          <w:tcPr>
-            <w:tcW w:type="dxa" w:w="1000"/>
-            <w:tcBorders>
-              <w:top w:val="single" w:color="D9DEE3" w:sz="4"/>
-              <w:left w:val="single" w:color="D9DEE3" w:sz="4"/>
-              <w:bottom w:val="single" w:color="D9DEE3" w:sz="4"/>
-              <w:right w:val="single" w:color="D9DEE3" w:sz="4"/>
-            </w:tcBorders>
-            <w:shd w:fill="F3F5F7" w:color="auto" w:val="clear"/>
-            <w:tcMar>
-              <w:top w:type="dxa" w:w="70"/>
-              <w:left w:type="dxa" w:w="110"/>
-              <w:bottom w:type="dxa" w:w="70"/>
-              <w:right w:type="dxa" w:w="110"/>
-            </w:tcMar>
-            <w:vAlign w:val="top"/>
-          </w:tcPr>
-          <w:p>
-            <w:pPr>
-              <w:spacing w:after="0" w:line="252"/>
-              <w:jc w:val="right"/>
-            </w:pPr>
-            <w:r>
-              <w:rPr>
-                <w:rFonts w:ascii="Arial" w:cs="Arial" w:eastAsia="Arial" w:hAnsi="Arial"/>
-                <w:b/>
-                <w:bCs/>
-                <w:color w:val="1B2229"/>
-                <w:sz w:val="16"/>
-                <w:szCs w:val="16"/>
-              </w:rPr>
-              <w:t xml:space="preserve">9</w:t>
-            </w:r>
-          </w:p>
-        </w:tc>
-        <w:tc>
-          <w:tcPr>
-            <w:tcW w:type="dxa" w:w="1500"/>
-            <w:tcBorders>
-              <w:top w:val="single" w:color="D9DEE3" w:sz="4"/>
-              <w:left w:val="single" w:color="D9DEE3" w:sz="4"/>
-              <w:bottom w:val="single" w:color="D9DEE3" w:sz="4"/>
-              <w:right w:val="single" w:color="D9DEE3" w:sz="4"/>
-            </w:tcBorders>
-            <w:shd w:fill="F3F5F7" w:color="auto" w:val="clear"/>
-            <w:tcMar>
-              <w:top w:type="dxa" w:w="70"/>
-              <w:left w:type="dxa" w:w="110"/>
-              <w:bottom w:type="dxa" w:w="70"/>
-              <w:right w:type="dxa" w:w="110"/>
-            </w:tcMar>
-            <w:vAlign w:val="top"/>
-          </w:tcPr>
-          <w:p>
-            <w:pPr>
-              <w:spacing w:after="0" w:line="252"/>
-              <w:jc w:val="left"/>
-            </w:pPr>
-            <w:r>
-              <w:rPr>
-                <w:rFonts w:ascii="Arial" w:cs="Arial" w:eastAsia="Arial" w:hAnsi="Arial"/>
-                <w:b/>
-                <w:bCs/>
-                <w:color w:val="1B2229"/>
-                <w:sz w:val="16"/>
-                <w:szCs w:val="16"/>
-              </w:rPr>
-              <w:t xml:space="preserve"/>
-            </w:r>
-          </w:p>
-        </w:tc>
-        <w:tc>
-          <w:tcPr>
-            <w:tcW w:type="dxa" w:w="1500"/>
-            <w:tcBorders>
-              <w:top w:val="single" w:color="D9DEE3" w:sz="4"/>
-              <w:left w:val="single" w:color="D9DEE3" w:sz="4"/>
-              <w:bottom w:val="single" w:color="D9DEE3" w:sz="4"/>
-              <w:right w:val="single" w:color="D9DEE3" w:sz="4"/>
-            </w:tcBorders>
-            <w:shd w:fill="F3F5F7" w:color="auto" w:val="clear"/>
-            <w:tcMar>
-              <w:top w:type="dxa" w:w="70"/>
-              <w:left w:type="dxa" w:w="110"/>
-              <w:bottom w:type="dxa" w:w="70"/>
-              <w:right w:type="dxa" w:w="110"/>
-            </w:tcMar>
-            <w:vAlign w:val="top"/>
-          </w:tcPr>
-          <w:p>
-            <w:pPr>
-              <w:spacing w:after="0" w:line="252"/>
-              <w:jc w:val="right"/>
-            </w:pPr>
-            <w:r>
-              <w:rPr>
-                <w:rFonts w:ascii="Arial" w:cs="Arial" w:eastAsia="Arial" w:hAnsi="Arial"/>
-                <w:b/>
-                <w:bCs/>
-                <w:color w:val="1B2229"/>
-                <w:sz w:val="16"/>
-                <w:szCs w:val="16"/>
-              </w:rPr>
-              <w:t xml:space="preserve">1 490</w:t>
-            </w:r>
-          </w:p>
-        </w:tc>
-      </w:tr>
-      <w:tr>
-        <w:trPr>
-          <w:cantSplit/>
-        </w:trPr>
-        <w:tc>
-          <w:tcPr>
-            <w:tcW w:type="dxa" w:w="5638"/>
-            <w:tcBorders>
-              <w:top w:val="single" w:color="D9DEE3" w:sz="4"/>
-              <w:left w:val="single" w:color="D9DEE3" w:sz="4"/>
-              <w:bottom w:val="single" w:color="D9DEE3" w:sz="4"/>
-              <w:right w:val="single" w:color="D9DEE3" w:sz="4"/>
-            </w:tcBorders>
-            <w:shd w:fill="F3F5F7" w:color="auto" w:val="clear"/>
-            <w:tcMar>
-              <w:top w:type="dxa" w:w="70"/>
-              <w:left w:type="dxa" w:w="110"/>
-              <w:bottom w:type="dxa" w:w="70"/>
-              <w:right w:type="dxa" w:w="110"/>
-            </w:tcMar>
-            <w:vAlign w:val="top"/>
-          </w:tcPr>
-          <w:p>
-            <w:pPr>
-              <w:spacing w:after="0" w:line="252"/>
-              <w:jc w:val="left"/>
-            </w:pPr>
-            <w:r>
-              <w:rPr>
-                <w:rFonts w:ascii="Arial" w:cs="Arial" w:eastAsia="Arial" w:hAnsi="Arial"/>
-                <w:color w:val="1B2229"/>
-                <w:sz w:val="16"/>
-                <w:szCs w:val="16"/>
-              </w:rPr>
-              <w:t xml:space="preserve">ФОТ в год, тыс. ₽</w:t>
-            </w:r>
-          </w:p>
-        </w:tc>
-        <w:tc>
-          <w:tcPr>
-            <w:tcW w:type="dxa" w:w="1000"/>
-            <w:tcBorders>
-              <w:top w:val="single" w:color="D9DEE3" w:sz="4"/>
-              <w:left w:val="single" w:color="D9DEE3" w:sz="4"/>
-              <w:bottom w:val="single" w:color="D9DEE3" w:sz="4"/>
-              <w:right w:val="single" w:color="D9DEE3" w:sz="4"/>
-            </w:tcBorders>
-            <w:shd w:fill="F3F5F7" w:color="auto" w:val="clear"/>
-            <w:tcMar>
-              <w:top w:type="dxa" w:w="70"/>
-              <w:left w:type="dxa" w:w="110"/>
-              <w:bottom w:type="dxa" w:w="70"/>
-              <w:right w:type="dxa" w:w="110"/>
-            </w:tcMar>
-            <w:vAlign w:val="top"/>
-          </w:tcPr>
-          <w:p>
-            <w:pPr>
-              <w:spacing w:after="0" w:line="252"/>
-              <w:jc w:val="right"/>
-            </w:pPr>
-            <w:r>
-              <w:rPr>
-                <w:rFonts w:ascii="Arial" w:cs="Arial" w:eastAsia="Arial" w:hAnsi="Arial"/>
-                <w:color w:val="1B2229"/>
-                <w:sz w:val="16"/>
-                <w:szCs w:val="16"/>
-              </w:rPr>
-              <w:t xml:space="preserve"/>
-            </w:r>
-          </w:p>
-        </w:tc>
-        <w:tc>
-          <w:tcPr>
-            <w:tcW w:type="dxa" w:w="1500"/>
-            <w:tcBorders>
-              <w:top w:val="single" w:color="D9DEE3" w:sz="4"/>
-              <w:left w:val="single" w:color="D9DEE3" w:sz="4"/>
-              <w:bottom w:val="single" w:color="D9DEE3" w:sz="4"/>
-              <w:right w:val="single" w:color="D9DEE3" w:sz="4"/>
-            </w:tcBorders>
-            <w:shd w:fill="F3F5F7" w:color="auto" w:val="clear"/>
-            <w:tcMar>
-              <w:top w:type="dxa" w:w="70"/>
-              <w:left w:type="dxa" w:w="110"/>
-              <w:bottom w:type="dxa" w:w="70"/>
-              <w:right w:type="dxa" w:w="110"/>
-            </w:tcMar>
-            <w:vAlign w:val="top"/>
-          </w:tcPr>
-          <w:p>
-            <w:pPr>
-              <w:spacing w:after="0" w:line="252"/>
-              <w:jc w:val="left"/>
-            </w:pPr>
-            <w:r>
-              <w:rPr>
-                <w:rFonts w:ascii="Arial" w:cs="Arial" w:eastAsia="Arial" w:hAnsi="Arial"/>
-                <w:color w:val="1B2229"/>
-                <w:sz w:val="16"/>
-                <w:szCs w:val="16"/>
-              </w:rPr>
-              <w:t xml:space="preserve"/>
-            </w:r>
-          </w:p>
-        </w:tc>
-        <w:tc>
-          <w:tcPr>
-            <w:tcW w:type="dxa" w:w="1500"/>
-            <w:tcBorders>
-              <w:top w:val="single" w:color="D9DEE3" w:sz="4"/>
-              <w:left w:val="single" w:color="D9DEE3" w:sz="4"/>
-              <w:bottom w:val="single" w:color="D9DEE3" w:sz="4"/>
-              <w:right w:val="single" w:color="D9DEE3" w:sz="4"/>
-            </w:tcBorders>
-            <w:shd w:fill="F3F5F7" w:color="auto" w:val="clear"/>
-            <w:tcMar>
-              <w:top w:type="dxa" w:w="70"/>
-              <w:left w:type="dxa" w:w="110"/>
-              <w:bottom w:type="dxa" w:w="70"/>
-              <w:right w:type="dxa" w:w="110"/>
-            </w:tcMar>
-            <w:vAlign w:val="top"/>
-          </w:tcPr>
-          <w:p>
-            <w:pPr>
-              <w:spacing w:after="0" w:line="252"/>
-              <w:jc w:val="right"/>
-            </w:pPr>
-            <w:r>
-              <w:rPr>
-                <w:rFonts w:ascii="Arial" w:cs="Arial" w:eastAsia="Arial" w:hAnsi="Arial"/>
-                <w:color w:val="1B2229"/>
-                <w:sz w:val="16"/>
-                <w:szCs w:val="16"/>
-              </w:rPr>
-              <w:t xml:space="preserve">17 880</w:t>
-            </w:r>
-          </w:p>
-        </w:tc>
-      </w:tr>
-      <w:tr>
-        <w:trPr>
-          <w:cantSplit/>
-        </w:trPr>
-        <w:tc>
-          <w:tcPr>
-            <w:tcW w:type="dxa" w:w="5638"/>
-            <w:tcBorders>
-              <w:top w:val="single" w:color="D9DEE3" w:sz="4"/>
-              <w:left w:val="single" w:color="D9DEE3" w:sz="4"/>
-              <w:bottom w:val="single" w:color="D9DEE3" w:sz="4"/>
-              <w:right w:val="single" w:color="D9DEE3" w:sz="4"/>
-            </w:tcBorders>
-            <w:shd w:fill="F3F5F7" w:color="auto" w:val="clear"/>
-            <w:tcMar>
-              <w:top w:type="dxa" w:w="70"/>
-              <w:left w:type="dxa" w:w="110"/>
-              <w:bottom w:type="dxa" w:w="70"/>
-              <w:right w:type="dxa" w:w="110"/>
-            </w:tcMar>
-            <w:vAlign w:val="top"/>
-          </w:tcPr>
-          <w:p>
-            <w:pPr>
-              <w:spacing w:after="0" w:line="252"/>
-              <w:jc w:val="left"/>
-            </w:pPr>
-            <w:r>
-              <w:rPr>
-                <w:rFonts w:ascii="Arial" w:cs="Arial" w:eastAsia="Arial" w:hAnsi="Arial"/>
-                <w:color w:val="1B2229"/>
-                <w:sz w:val="16"/>
-                <w:szCs w:val="16"/>
-              </w:rPr>
-              <w:t xml:space="preserve">Страховые взносы в год, ≈ тыс. ₽</w:t>
-            </w:r>
-          </w:p>
-        </w:tc>
-        <w:tc>
-          <w:tcPr>
-            <w:tcW w:type="dxa" w:w="1000"/>
-            <w:tcBorders>
-              <w:top w:val="single" w:color="D9DEE3" w:sz="4"/>
-              <w:left w:val="single" w:color="D9DEE3" w:sz="4"/>
-              <w:bottom w:val="single" w:color="D9DEE3" w:sz="4"/>
-              <w:right w:val="single" w:color="D9DEE3" w:sz="4"/>
-            </w:tcBorders>
-            <w:shd w:fill="F3F5F7" w:color="auto" w:val="clear"/>
-            <w:tcMar>
-              <w:top w:type="dxa" w:w="70"/>
-              <w:left w:type="dxa" w:w="110"/>
-              <w:bottom w:type="dxa" w:w="70"/>
-              <w:right w:type="dxa" w:w="110"/>
-            </w:tcMar>
-            <w:vAlign w:val="top"/>
-          </w:tcPr>
-          <w:p>
-            <w:pPr>
-              <w:spacing w:after="0" w:line="252"/>
-              <w:jc w:val="right"/>
-            </w:pPr>
-            <w:r>
-              <w:rPr>
-                <w:rFonts w:ascii="Arial" w:cs="Arial" w:eastAsia="Arial" w:hAnsi="Arial"/>
-                <w:color w:val="1B2229"/>
-                <w:sz w:val="16"/>
-                <w:szCs w:val="16"/>
-              </w:rPr>
-              <w:t xml:space="preserve"/>
-            </w:r>
-          </w:p>
-        </w:tc>
-        <w:tc>
-          <w:tcPr>
-            <w:tcW w:type="dxa" w:w="1500"/>
-            <w:tcBorders>
-              <w:top w:val="single" w:color="D9DEE3" w:sz="4"/>
-              <w:left w:val="single" w:color="D9DEE3" w:sz="4"/>
-              <w:bottom w:val="single" w:color="D9DEE3" w:sz="4"/>
-              <w:right w:val="single" w:color="D9DEE3" w:sz="4"/>
-            </w:tcBorders>
-            <w:shd w:fill="F3F5F7" w:color="auto" w:val="clear"/>
-            <w:tcMar>
-              <w:top w:type="dxa" w:w="70"/>
-              <w:left w:type="dxa" w:w="110"/>
-              <w:bottom w:type="dxa" w:w="70"/>
-              <w:right w:type="dxa" w:w="110"/>
-            </w:tcMar>
-            <w:vAlign w:val="top"/>
-          </w:tcPr>
-          <w:p>
-            <w:pPr>
-              <w:spacing w:after="0" w:line="252"/>
-              <w:jc w:val="left"/>
-            </w:pPr>
-            <w:r>
-              <w:rPr>
-                <w:rFonts w:ascii="Arial" w:cs="Arial" w:eastAsia="Arial" w:hAnsi="Arial"/>
-                <w:color w:val="1B2229"/>
-                <w:sz w:val="16"/>
-                <w:szCs w:val="16"/>
-              </w:rPr>
-              <w:t xml:space="preserve"/>
-            </w:r>
-          </w:p>
-        </w:tc>
-        <w:tc>
-          <w:tcPr>
-            <w:tcW w:type="dxa" w:w="1500"/>
-            <w:tcBorders>
-              <w:top w:val="single" w:color="D9DEE3" w:sz="4"/>
-              <w:left w:val="single" w:color="D9DEE3" w:sz="4"/>
-              <w:bottom w:val="single" w:color="D9DEE3" w:sz="4"/>
-              <w:right w:val="single" w:color="D9DEE3" w:sz="4"/>
-            </w:tcBorders>
-            <w:shd w:fill="F3F5F7" w:color="auto" w:val="clear"/>
-            <w:tcMar>
-              <w:top w:type="dxa" w:w="70"/>
-              <w:left w:type="dxa" w:w="110"/>
-              <w:bottom w:type="dxa" w:w="70"/>
-              <w:right w:type="dxa" w:w="110"/>
-            </w:tcMar>
-            <w:vAlign w:val="top"/>
-          </w:tcPr>
-          <w:p>
-            <w:pPr>
-              <w:spacing w:after="0" w:line="252"/>
-              <w:jc w:val="right"/>
-            </w:pPr>
-            <w:r>
-              <w:rPr>
-                <w:rFonts w:ascii="Arial" w:cs="Arial" w:eastAsia="Arial" w:hAnsi="Arial"/>
-                <w:color w:val="1B2229"/>
-                <w:sz w:val="16"/>
-                <w:szCs w:val="16"/>
-              </w:rPr>
-              <w:t xml:space="preserve">5 270</w:t>
-            </w:r>
-          </w:p>
-        </w:tc>
-      </w:tr>
-      <w:tr>
-        <w:trPr>
-          <w:cantSplit/>
-        </w:trPr>
-        <w:tc>
-          <w:tcPr>
-            <w:tcW w:type="dxa" w:w="5638"/>
-            <w:tcBorders>
-              <w:top w:val="single" w:color="D9DEE3" w:sz="4"/>
-              <w:left w:val="single" w:color="D9DEE3" w:sz="4"/>
-              <w:bottom w:val="single" w:color="D9DEE3" w:sz="4"/>
-              <w:right w:val="single" w:color="D9DEE3" w:sz="4"/>
-            </w:tcBorders>
-            <w:shd w:fill="F3F5F7" w:color="auto" w:val="clear"/>
-            <w:tcMar>
-              <w:top w:type="dxa" w:w="70"/>
-              <w:left w:type="dxa" w:w="110"/>
-              <w:bottom w:type="dxa" w:w="70"/>
-              <w:right w:type="dxa" w:w="110"/>
-            </w:tcMar>
-            <w:vAlign w:val="top"/>
-          </w:tcPr>
-          <w:p>
-            <w:pPr>
-              <w:spacing w:after="0" w:line="252"/>
-              <w:jc w:val="left"/>
-            </w:pPr>
-            <w:r>
-              <w:rPr>
-                <w:rFonts w:ascii="Arial" w:cs="Arial" w:eastAsia="Arial" w:hAnsi="Arial"/>
-                <w:b/>
-                <w:bCs/>
-                <w:color w:val="1B2229"/>
-                <w:sz w:val="16"/>
-                <w:szCs w:val="16"/>
-              </w:rPr>
-              <w:t xml:space="preserve">Всего расходов в год, ≈ тыс. ₽</w:t>
-            </w:r>
-          </w:p>
-        </w:tc>
-        <w:tc>
-          <w:tcPr>
-            <w:tcW w:type="dxa" w:w="1000"/>
-            <w:tcBorders>
-              <w:top w:val="single" w:color="D9DEE3" w:sz="4"/>
-              <w:left w:val="single" w:color="D9DEE3" w:sz="4"/>
-              <w:bottom w:val="single" w:color="D9DEE3" w:sz="4"/>
-              <w:right w:val="single" w:color="D9DEE3" w:sz="4"/>
-            </w:tcBorders>
-            <w:shd w:fill="F3F5F7" w:color="auto" w:val="clear"/>
-            <w:tcMar>
-              <w:top w:type="dxa" w:w="70"/>
-              <w:left w:type="dxa" w:w="110"/>
-              <w:bottom w:type="dxa" w:w="70"/>
-              <w:right w:type="dxa" w:w="110"/>
-            </w:tcMar>
-            <w:vAlign w:val="top"/>
-          </w:tcPr>
-          <w:p>
-            <w:pPr>
-              <w:spacing w:after="0" w:line="252"/>
-              <w:jc w:val="right"/>
-            </w:pPr>
-            <w:r>
-              <w:rPr>
-                <w:rFonts w:ascii="Arial" w:cs="Arial" w:eastAsia="Arial" w:hAnsi="Arial"/>
-                <w:b/>
-                <w:bCs/>
-                <w:color w:val="1B2229"/>
-                <w:sz w:val="16"/>
-                <w:szCs w:val="16"/>
-              </w:rPr>
-              <w:t xml:space="preserve"/>
-            </w:r>
-          </w:p>
-        </w:tc>
-        <w:tc>
-          <w:tcPr>
-            <w:tcW w:type="dxa" w:w="1500"/>
-            <w:tcBorders>
-              <w:top w:val="single" w:color="D9DEE3" w:sz="4"/>
-              <w:left w:val="single" w:color="D9DEE3" w:sz="4"/>
-              <w:bottom w:val="single" w:color="D9DEE3" w:sz="4"/>
-              <w:right w:val="single" w:color="D9DEE3" w:sz="4"/>
-            </w:tcBorders>
-            <w:shd w:fill="F3F5F7" w:color="auto" w:val="clear"/>
-            <w:tcMar>
-              <w:top w:type="dxa" w:w="70"/>
-              <w:left w:type="dxa" w:w="110"/>
-              <w:bottom w:type="dxa" w:w="70"/>
-              <w:right w:type="dxa" w:w="110"/>
-            </w:tcMar>
-            <w:vAlign w:val="top"/>
-          </w:tcPr>
-          <w:p>
-            <w:pPr>
-              <w:spacing w:after="0" w:line="252"/>
-              <w:jc w:val="left"/>
-            </w:pPr>
-            <w:r>
-              <w:rPr>
-                <w:rFonts w:ascii="Arial" w:cs="Arial" w:eastAsia="Arial" w:hAnsi="Arial"/>
-                <w:b/>
-                <w:bCs/>
-                <w:color w:val="1B2229"/>
-                <w:sz w:val="16"/>
-                <w:szCs w:val="16"/>
-              </w:rPr>
-              <w:t xml:space="preserve"/>
-            </w:r>
-          </w:p>
-        </w:tc>
-        <w:tc>
-          <w:tcPr>
-            <w:tcW w:type="dxa" w:w="1500"/>
-            <w:tcBorders>
-              <w:top w:val="single" w:color="D9DEE3" w:sz="4"/>
-              <w:left w:val="single" w:color="D9DEE3" w:sz="4"/>
-              <w:bottom w:val="single" w:color="D9DEE3" w:sz="4"/>
-              <w:right w:val="single" w:color="D9DEE3" w:sz="4"/>
-            </w:tcBorders>
-            <w:shd w:fill="F3F5F7" w:color="auto" w:val="clear"/>
-            <w:tcMar>
-              <w:top w:type="dxa" w:w="70"/>
-              <w:left w:type="dxa" w:w="110"/>
-              <w:bottom w:type="dxa" w:w="70"/>
-              <w:right w:type="dxa" w:w="110"/>
-            </w:tcMar>
-            <w:vAlign w:val="top"/>
-          </w:tcPr>
-          <w:p>
-            <w:pPr>
-              <w:spacing w:after="0" w:line="252"/>
-              <w:jc w:val="right"/>
-            </w:pPr>
-            <w:r>
-              <w:rPr>
-                <w:rFonts w:ascii="Arial" w:cs="Arial" w:eastAsia="Arial" w:hAnsi="Arial"/>
-                <w:b/>
-                <w:bCs/>
-                <w:color w:val="1B2229"/>
-                <w:sz w:val="16"/>
-                <w:szCs w:val="16"/>
-              </w:rPr>
-              <w:t xml:space="preserve">23 150</w:t>
+              <w:t xml:space="preserve">1 390</w:t>
             </w:r>
           </w:p>
         </w:tc>
@@ -7022,7 +5728,7 @@
           <w:sz w:val="17"/>
           <w:szCs w:val="17"/>
         </w:rPr>
-        <w:t xml:space="preserve">Доход: тыс. ₽ в месяц до НДФЛ (оклад и премия), рынок Москвы 2026 г. Взносы: 30% до предельной базы, 15,1% сверх неё. Отдельно учитываются командировки (≈ 0,5 млн ₽ в год) и доплаты ответственным на точках.</w:t>
+        <w:t xml:space="preserve">Доход: в месяц до НДФЛ (оклад и премия), рынок Москвы 2026 г. Отдельно учитываются командировки (≈ 0,5 млн ₽ в год) и доплаты ответственным на точках.</w:t>
       </w:r>
     </w:p>
     <w:p>
@@ -7285,7 +5991,7 @@
                 <w:sz w:val="16"/>
                 <w:szCs w:val="16"/>
               </w:rPr>
-              <w:t xml:space="preserve">Замещение начальника, профриски, СОУТ, расследование НС, офисы</w:t>
+              <w:t xml:space="preserve">Замещение начальника, профриски, СОУТ, расследование НС, обучение по Пост. № 2464, офисы</w:t>
             </w:r>
           </w:p>
         </w:tc>
@@ -7356,7 +6062,7 @@
                 <w:sz w:val="16"/>
                 <w:szCs w:val="16"/>
               </w:rPr>
-              <w:t xml:space="preserve">С 2027 г. единая площадка: обходы, предписания, наряды-допуски, контроль СИЗ, ИОТ</w:t>
+              <w:t xml:space="preserve">С 2027 г. единая площадка: обходы, предписания, наряды-допуски, ИОТ; нормы и выдача СИЗ по всей компании</w:t>
             </w:r>
           </w:p>
         </w:tc>
@@ -7427,78 +6133,7 @@
                 <w:sz w:val="16"/>
                 <w:szCs w:val="16"/>
               </w:rPr>
-              <w:t xml:space="preserve">Соглашения с аэропортом и заводами, работа с ответственными, выезды</w:t>
-            </w:r>
-          </w:p>
-        </w:tc>
-      </w:tr>
-      <w:tr>
-        <w:trPr>
-          <w:cantSplit/>
-        </w:trPr>
-        <w:tc>
-          <w:tcPr>
-            <w:tcW w:type="dxa" w:w="3900"/>
-            <w:tcBorders>
-              <w:top w:val="single" w:color="D9DEE3" w:sz="4"/>
-              <w:left w:val="single" w:color="D9DEE3" w:sz="4"/>
-              <w:bottom w:val="single" w:color="D9DEE3" w:sz="4"/>
-              <w:right w:val="single" w:color="D9DEE3" w:sz="4"/>
-            </w:tcBorders>
-            <w:tcMar>
-              <w:top w:type="dxa" w:w="70"/>
-              <w:left w:type="dxa" w:w="110"/>
-              <w:bottom w:type="dxa" w:w="70"/>
-              <w:right w:type="dxa" w:w="110"/>
-            </w:tcMar>
-            <w:vAlign w:val="top"/>
-          </w:tcPr>
-          <w:p>
-            <w:pPr>
-              <w:spacing w:after="0" w:line="252"/>
-              <w:jc w:val="left"/>
-            </w:pPr>
-            <w:r>
-              <w:rPr>
-                <w:rFonts w:ascii="Arial" w:cs="Arial" w:eastAsia="Arial" w:hAnsi="Arial"/>
-                <w:color w:val="1B2229"/>
-                <w:sz w:val="16"/>
-                <w:szCs w:val="16"/>
-              </w:rPr>
-              <w:t xml:space="preserve">Специалист по охране труда, обучение, СИЗ, медосмотры</w:t>
-            </w:r>
-          </w:p>
-        </w:tc>
-        <w:tc>
-          <w:tcPr>
-            <w:tcW w:type="dxa" w:w="5738"/>
-            <w:tcBorders>
-              <w:top w:val="single" w:color="D9DEE3" w:sz="4"/>
-              <w:left w:val="single" w:color="D9DEE3" w:sz="4"/>
-              <w:bottom w:val="single" w:color="D9DEE3" w:sz="4"/>
-              <w:right w:val="single" w:color="D9DEE3" w:sz="4"/>
-            </w:tcBorders>
-            <w:tcMar>
-              <w:top w:type="dxa" w:w="70"/>
-              <w:left w:type="dxa" w:w="110"/>
-              <w:bottom w:type="dxa" w:w="70"/>
-              <w:right w:type="dxa" w:w="110"/>
-            </w:tcMar>
-            <w:vAlign w:val="top"/>
-          </w:tcPr>
-          <w:p>
-            <w:pPr>
-              <w:spacing w:after="0" w:line="252"/>
-              <w:jc w:val="left"/>
-            </w:pPr>
-            <w:r>
-              <w:rPr>
-                <w:rFonts w:ascii="Arial" w:cs="Arial" w:eastAsia="Arial" w:hAnsi="Arial"/>
-                <w:color w:val="1B2229"/>
-                <w:sz w:val="16"/>
-                <w:szCs w:val="16"/>
-              </w:rPr>
-              <w:t xml:space="preserve">Обучение по Пост. № 2464, нормы и выдача СИЗ, медосмотры по приказу № 29н, отстранение по ст. 76 ТК РФ</w:t>
+              <w:t xml:space="preserve">Соглашения с аэропортом и заводами, работа с ответственными, выезды; медосмотры по приказу № 29н, отстранение по ст. 76 ТК РФ</w:t>
             </w:r>
           </w:p>
         </w:tc>
